--- a/thesis_package/output/chapters/CHAPTER_5.docx
+++ b/thesis_package/output/chapters/CHAPTER_5.docx
@@ -2634,25 +2634,7 @@
           <w:i w:val="0"/>
           <w:u w:val="none"/>
         </w:rPr>
-        <w:t xml:space="preserve">Table 5.3 summarises the main public SPK v1 evidence (full ledger: </w:t>
-      </w:r>
-      <w:r>
-        <w:rPr>
-          <w:rFonts w:ascii="Courier New" w:hAnsi="Courier New"/>
-          <w:b w:val="0"/>
-          <w:i w:val="0"/>
-          <w:sz w:val="21"/>
-          <w:u w:val="none"/>
-        </w:rPr>
-        <w:t>thesis_package/SPK_V1_EVIDENCE.md</w:t>
-      </w:r>
-      <w:r>
-        <w:rPr>
-          <w:b w:val="0"/>
-          <w:i w:val="0"/>
-          <w:u w:val="none"/>
-        </w:rPr>
-        <w:t>).</w:t>
+        <w:t>Table 5.3 summarises the main public SPK v1 evidence (Table 5.4 and §5.10.1–5.10.3 below; regenerated on each thesis build).</w:t>
       </w:r>
     </w:p>
     <w:tbl>
@@ -3029,6 +3011,4104 @@
           <w:u w:val="none"/>
         </w:rPr>
         <w:t xml:space="preserve"> for this chapter is now the SPK v1 runtime and its on-chain payment history.</w:t>
+      </w:r>
+    </w:p>
+    <w:p>
+      <w:r>
+        <w:rPr>
+          <w:b w:val="0"/>
+          <w:i/>
+          <w:u w:val="none"/>
+        </w:rPr>
+        <w:t xml:space="preserve">The following blocks are exported from </w:t>
+      </w:r>
+      <w:r>
+        <w:rPr>
+          <w:rFonts w:ascii="Courier New" w:hAnsi="Courier New"/>
+          <w:b w:val="0"/>
+          <w:i/>
+          <w:sz w:val="21"/>
+          <w:u w:val="none"/>
+        </w:rPr>
+        <w:t>state/runtime/spk_v1.json</w:t>
+      </w:r>
+      <w:r>
+        <w:rPr>
+          <w:b w:val="0"/>
+          <w:i/>
+          <w:u w:val="none"/>
+        </w:rPr>
+        <w:t xml:space="preserve"> after Sepolia sync (Generated:** 2026-06-09T09:53:51.664666+00:00).</w:t>
+      </w:r>
+    </w:p>
+    <w:p>
+      <w:pPr>
+        <w:pStyle w:val="Heading2"/>
+      </w:pPr>
+      <w:r>
+        <w:t>5.10.1 Canonical contracts and live metrics</w:t>
+      </w:r>
+    </w:p>
+    <w:tbl>
+      <w:tblPr>
+        <w:tblStyle w:val="TableGrid"/>
+        <w:tblW w:type="auto" w:w="0"/>
+        <w:tblLook w:firstColumn="1" w:firstRow="1" w:lastColumn="0" w:lastRow="0" w:noHBand="0" w:noVBand="1" w:val="04A0"/>
+      </w:tblPr>
+      <w:tblGrid>
+        <w:gridCol w:w="4680"/>
+        <w:gridCol w:w="4680"/>
+      </w:tblGrid>
+      <w:tr>
+        <w:tc>
+          <w:tcPr>
+            <w:tcW w:type="dxa" w:w="4680"/>
+          </w:tcPr>
+          <w:p>
+            <w:pPr>
+              <w:jc w:val="center"/>
+            </w:pPr>
+            <w:r/>
+            <w:r>
+              <w:rPr>
+                <w:b/>
+                <w:i w:val="0"/>
+                <w:u w:val="none"/>
+              </w:rPr>
+              <w:t>Contract</w:t>
+            </w:r>
+          </w:p>
+        </w:tc>
+        <w:tc>
+          <w:tcPr>
+            <w:tcW w:type="dxa" w:w="4680"/>
+          </w:tcPr>
+          <w:p>
+            <w:pPr>
+              <w:jc w:val="center"/>
+            </w:pPr>
+            <w:r/>
+            <w:r>
+              <w:rPr>
+                <w:b/>
+                <w:i w:val="0"/>
+                <w:u w:val="none"/>
+              </w:rPr>
+              <w:t>Address</w:t>
+            </w:r>
+          </w:p>
+        </w:tc>
+      </w:tr>
+      <w:tr>
+        <w:tc>
+          <w:tcPr>
+            <w:tcW w:type="dxa" w:w="4680"/>
+          </w:tcPr>
+          <w:p>
+            <w:r/>
+            <w:r>
+              <w:rPr>
+                <w:b w:val="0"/>
+                <w:i w:val="0"/>
+                <w:u w:val="none"/>
+              </w:rPr>
+              <w:t>mock_usdc</w:t>
+            </w:r>
+          </w:p>
+        </w:tc>
+        <w:tc>
+          <w:tcPr>
+            <w:tcW w:type="dxa" w:w="4680"/>
+          </w:tcPr>
+          <w:p>
+            <w:r/>
+            <w:r>
+              <w:rPr>
+                <w:rFonts w:ascii="Courier New" w:hAnsi="Courier New"/>
+                <w:b w:val="0"/>
+                <w:i w:val="0"/>
+                <w:sz w:val="21"/>
+                <w:u w:val="none"/>
+              </w:rPr>
+              <w:t>0xaD2A7169CfFBA9Bef8C45515fc85178DbBfEc2C9</w:t>
+            </w:r>
+          </w:p>
+        </w:tc>
+      </w:tr>
+      <w:tr>
+        <w:tc>
+          <w:tcPr>
+            <w:tcW w:type="dxa" w:w="4680"/>
+          </w:tcPr>
+          <w:p>
+            <w:r/>
+            <w:r>
+              <w:rPr>
+                <w:b w:val="0"/>
+                <w:i w:val="0"/>
+                <w:u w:val="none"/>
+              </w:rPr>
+              <w:t>solar_punk_coin</w:t>
+            </w:r>
+          </w:p>
+        </w:tc>
+        <w:tc>
+          <w:tcPr>
+            <w:tcW w:type="dxa" w:w="4680"/>
+          </w:tcPr>
+          <w:p>
+            <w:r/>
+            <w:r>
+              <w:rPr>
+                <w:rFonts w:ascii="Courier New" w:hAnsi="Courier New"/>
+                <w:b w:val="0"/>
+                <w:i w:val="0"/>
+                <w:sz w:val="21"/>
+                <w:u w:val="none"/>
+              </w:rPr>
+              <w:t>0x8e189002228Fd4C6fA7611bA49FBe1d9C3412128</w:t>
+            </w:r>
+          </w:p>
+        </w:tc>
+      </w:tr>
+      <w:tr>
+        <w:tc>
+          <w:tcPr>
+            <w:tcW w:type="dxa" w:w="4680"/>
+          </w:tcPr>
+          <w:p>
+            <w:r/>
+            <w:r>
+              <w:rPr>
+                <w:b w:val="0"/>
+                <w:i w:val="0"/>
+                <w:u w:val="none"/>
+              </w:rPr>
+              <w:t>currency_system</w:t>
+            </w:r>
+          </w:p>
+        </w:tc>
+        <w:tc>
+          <w:tcPr>
+            <w:tcW w:type="dxa" w:w="4680"/>
+          </w:tcPr>
+          <w:p>
+            <w:r/>
+            <w:r>
+              <w:rPr>
+                <w:rFonts w:ascii="Courier New" w:hAnsi="Courier New"/>
+                <w:b w:val="0"/>
+                <w:i w:val="0"/>
+                <w:sz w:val="21"/>
+                <w:u w:val="none"/>
+              </w:rPr>
+              <w:t>0x520162252F9B94824417678525FFd69145014970</w:t>
+            </w:r>
+          </w:p>
+        </w:tc>
+      </w:tr>
+    </w:tbl>
+    <w:p/>
+    <w:p>
+      <w:pPr>
+        <w:pStyle w:val="ListBullet"/>
+        <w:ind w:left="0" w:firstLine="0"/>
+      </w:pPr>
+      <w:r>
+        <w:rPr>
+          <w:b w:val="0"/>
+          <w:i w:val="0"/>
+          <w:u w:val="none"/>
+        </w:rPr>
+        <w:t xml:space="preserve">Total supply: </w:t>
+      </w:r>
+      <w:r>
+        <w:rPr>
+          <w:b/>
+          <w:i w:val="0"/>
+          <w:u w:val="none"/>
+        </w:rPr>
+        <w:t>5499.015 SPK</w:t>
+      </w:r>
+    </w:p>
+    <w:p>
+      <w:pPr>
+        <w:pStyle w:val="ListBullet"/>
+        <w:ind w:left="0" w:firstLine="0"/>
+      </w:pPr>
+      <w:r>
+        <w:rPr>
+          <w:b w:val="0"/>
+          <w:i w:val="0"/>
+          <w:u w:val="none"/>
+        </w:rPr>
+        <w:t xml:space="preserve">Settled: </w:t>
+      </w:r>
+      <w:r>
+        <w:rPr>
+          <w:b/>
+          <w:i w:val="0"/>
+          <w:u w:val="none"/>
+        </w:rPr>
+        <w:t>442.0 SPK</w:t>
+      </w:r>
+    </w:p>
+    <w:p>
+      <w:pPr>
+        <w:pStyle w:val="ListBullet"/>
+        <w:ind w:left="0" w:firstLine="0"/>
+      </w:pPr>
+      <w:r>
+        <w:rPr>
+          <w:b w:val="0"/>
+          <w:i w:val="0"/>
+          <w:u w:val="none"/>
+        </w:rPr>
+        <w:t xml:space="preserve">Network payments: </w:t>
+      </w:r>
+      <w:r>
+        <w:rPr>
+          <w:b/>
+          <w:i w:val="0"/>
+          <w:u w:val="none"/>
+        </w:rPr>
+        <w:t>21</w:t>
+      </w:r>
+    </w:p>
+    <w:p>
+      <w:pPr>
+        <w:pStyle w:val="ListBullet"/>
+        <w:ind w:left="0" w:firstLine="0"/>
+      </w:pPr>
+      <w:r>
+        <w:rPr>
+          <w:b w:val="0"/>
+          <w:i w:val="0"/>
+          <w:u w:val="none"/>
+        </w:rPr>
+        <w:t xml:space="preserve">Circulation share: </w:t>
+      </w:r>
+      <w:r>
+        <w:rPr>
+          <w:b/>
+          <w:i w:val="0"/>
+          <w:u w:val="none"/>
+        </w:rPr>
+        <w:t>96.71%</w:t>
+      </w:r>
+    </w:p>
+    <w:p>
+      <w:pPr>
+        <w:pStyle w:val="Heading2"/>
+      </w:pPr>
+      <w:r>
+        <w:t>5.10.2 Indexed payment ledger (Table 5.4)</w:t>
+      </w:r>
+    </w:p>
+    <w:p>
+      <w:pPr>
+        <w:ind w:firstLine="0"/>
+        <w:jc w:val="center"/>
+      </w:pPr>
+      <w:r>
+        <w:rPr>
+          <w:b w:val="0"/>
+          <w:i w:val="0"/>
+          <w:u w:val="none"/>
+        </w:rPr>
+        <w:t xml:space="preserve">Table 5.4 lists all indexed </w:t>
+      </w:r>
+      <w:r>
+        <w:rPr>
+          <w:rFonts w:ascii="Courier New" w:hAnsi="Courier New"/>
+          <w:b w:val="0"/>
+          <w:i w:val="0"/>
+          <w:sz w:val="21"/>
+          <w:u w:val="none"/>
+        </w:rPr>
+        <w:t>settleNetworkPayment</w:t>
+      </w:r>
+      <w:r>
+        <w:rPr>
+          <w:b w:val="0"/>
+          <w:i w:val="0"/>
+          <w:u w:val="none"/>
+        </w:rPr>
+        <w:t xml:space="preserve"> events. Payment </w:t>
+      </w:r>
+      <w:r>
+        <w:rPr>
+          <w:b/>
+          <w:i w:val="0"/>
+          <w:u w:val="none"/>
+        </w:rPr>
+        <w:t>#15</w:t>
+      </w:r>
+      <w:r>
+        <w:rPr>
+          <w:b w:val="0"/>
+          <w:i w:val="0"/>
+          <w:u w:val="none"/>
+        </w:rPr>
+        <w:t xml:space="preserve"> is the wallet-initiated pilot transfer (Pilot payer → Merchant).</w:t>
+      </w:r>
+    </w:p>
+    <w:tbl>
+      <w:tblPr>
+        <w:tblStyle w:val="TableGrid"/>
+        <w:tblW w:type="auto" w:w="0"/>
+        <w:tblLook w:firstColumn="1" w:firstRow="1" w:lastColumn="0" w:lastRow="0" w:noHBand="0" w:noVBand="1" w:val="04A0"/>
+      </w:tblPr>
+      <w:tblGrid>
+        <w:gridCol w:w="1560"/>
+        <w:gridCol w:w="1560"/>
+        <w:gridCol w:w="1560"/>
+        <w:gridCol w:w="1560"/>
+        <w:gridCol w:w="1560"/>
+        <w:gridCol w:w="1560"/>
+      </w:tblGrid>
+      <w:tr>
+        <w:tc>
+          <w:tcPr>
+            <w:tcW w:type="dxa" w:w="1560"/>
+          </w:tcPr>
+          <w:p>
+            <w:pPr>
+              <w:ind w:firstLine="0"/>
+              <w:jc w:val="center"/>
+            </w:pPr>
+            <w:r>
+              <w:rPr>
+                <w:sz w:val="18"/>
+              </w:rPr>
+            </w:r>
+            <w:r>
+              <w:rPr>
+                <w:b/>
+                <w:i w:val="0"/>
+                <w:sz w:val="18"/>
+                <w:u w:val="none"/>
+              </w:rPr>
+              <w:t>#</w:t>
+            </w:r>
+          </w:p>
+        </w:tc>
+        <w:tc>
+          <w:tcPr>
+            <w:tcW w:type="dxa" w:w="1560"/>
+          </w:tcPr>
+          <w:p>
+            <w:pPr>
+              <w:ind w:firstLine="0"/>
+              <w:jc w:val="center"/>
+            </w:pPr>
+            <w:r>
+              <w:rPr>
+                <w:sz w:val="18"/>
+              </w:rPr>
+            </w:r>
+            <w:r>
+              <w:rPr>
+                <w:b/>
+                <w:i w:val="0"/>
+                <w:sz w:val="18"/>
+                <w:u w:val="none"/>
+              </w:rPr>
+              <w:t>Kind</w:t>
+            </w:r>
+          </w:p>
+        </w:tc>
+        <w:tc>
+          <w:tcPr>
+            <w:tcW w:type="dxa" w:w="1560"/>
+          </w:tcPr>
+          <w:p>
+            <w:pPr>
+              <w:ind w:firstLine="0"/>
+              <w:jc w:val="center"/>
+            </w:pPr>
+            <w:r>
+              <w:rPr>
+                <w:sz w:val="18"/>
+              </w:rPr>
+            </w:r>
+            <w:r>
+              <w:rPr>
+                <w:b/>
+                <w:i w:val="0"/>
+                <w:sz w:val="18"/>
+                <w:u w:val="none"/>
+              </w:rPr>
+              <w:t>SPK</w:t>
+            </w:r>
+          </w:p>
+        </w:tc>
+        <w:tc>
+          <w:tcPr>
+            <w:tcW w:type="dxa" w:w="1560"/>
+          </w:tcPr>
+          <w:p>
+            <w:pPr>
+              <w:ind w:firstLine="0"/>
+              <w:jc w:val="center"/>
+            </w:pPr>
+            <w:r>
+              <w:rPr>
+                <w:sz w:val="18"/>
+              </w:rPr>
+            </w:r>
+            <w:r>
+              <w:rPr>
+                <w:b/>
+                <w:i w:val="0"/>
+                <w:sz w:val="18"/>
+                <w:u w:val="none"/>
+              </w:rPr>
+              <w:t>Payee</w:t>
+            </w:r>
+          </w:p>
+        </w:tc>
+        <w:tc>
+          <w:tcPr>
+            <w:tcW w:type="dxa" w:w="1560"/>
+          </w:tcPr>
+          <w:p>
+            <w:pPr>
+              <w:ind w:firstLine="0"/>
+              <w:jc w:val="center"/>
+            </w:pPr>
+            <w:r>
+              <w:rPr>
+                <w:sz w:val="18"/>
+              </w:rPr>
+            </w:r>
+            <w:r>
+              <w:rPr>
+                <w:b/>
+                <w:i w:val="0"/>
+                <w:sz w:val="18"/>
+                <w:u w:val="none"/>
+              </w:rPr>
+              <w:t>Payer</w:t>
+            </w:r>
+          </w:p>
+        </w:tc>
+        <w:tc>
+          <w:tcPr>
+            <w:tcW w:type="dxa" w:w="1560"/>
+          </w:tcPr>
+          <w:p>
+            <w:pPr>
+              <w:ind w:firstLine="0"/>
+              <w:jc w:val="center"/>
+            </w:pPr>
+            <w:r>
+              <w:rPr>
+                <w:sz w:val="18"/>
+              </w:rPr>
+            </w:r>
+            <w:r>
+              <w:rPr>
+                <w:b/>
+                <w:i w:val="0"/>
+                <w:sz w:val="18"/>
+                <w:u w:val="none"/>
+              </w:rPr>
+              <w:t>Tx</w:t>
+            </w:r>
+          </w:p>
+        </w:tc>
+      </w:tr>
+      <w:tr>
+        <w:tc>
+          <w:tcPr>
+            <w:tcW w:type="dxa" w:w="1560"/>
+          </w:tcPr>
+          <w:p>
+            <w:pPr>
+              <w:ind w:firstLine="0"/>
+            </w:pPr>
+            <w:r>
+              <w:rPr>
+                <w:sz w:val="18"/>
+              </w:rPr>
+            </w:r>
+            <w:r>
+              <w:rPr>
+                <w:b w:val="0"/>
+                <w:i w:val="0"/>
+                <w:sz w:val="18"/>
+                <w:u w:val="none"/>
+              </w:rPr>
+              <w:t>1</w:t>
+            </w:r>
+          </w:p>
+        </w:tc>
+        <w:tc>
+          <w:tcPr>
+            <w:tcW w:type="dxa" w:w="1560"/>
+          </w:tcPr>
+          <w:p>
+            <w:pPr>
+              <w:ind w:firstLine="0"/>
+            </w:pPr>
+            <w:r>
+              <w:rPr>
+                <w:sz w:val="18"/>
+              </w:rPr>
+            </w:r>
+            <w:r>
+              <w:rPr>
+                <w:b w:val="0"/>
+                <w:i w:val="0"/>
+                <w:sz w:val="18"/>
+                <w:u w:val="none"/>
+              </w:rPr>
+              <w:t>SERVICE</w:t>
+            </w:r>
+          </w:p>
+        </w:tc>
+        <w:tc>
+          <w:tcPr>
+            <w:tcW w:type="dxa" w:w="1560"/>
+          </w:tcPr>
+          <w:p>
+            <w:pPr>
+              <w:ind w:firstLine="0"/>
+            </w:pPr>
+            <w:r>
+              <w:rPr>
+                <w:sz w:val="18"/>
+              </w:rPr>
+            </w:r>
+            <w:r>
+              <w:rPr>
+                <w:b w:val="0"/>
+                <w:i w:val="0"/>
+                <w:sz w:val="18"/>
+                <w:u w:val="none"/>
+              </w:rPr>
+              <w:t>12.0</w:t>
+            </w:r>
+          </w:p>
+        </w:tc>
+        <w:tc>
+          <w:tcPr>
+            <w:tcW w:type="dxa" w:w="1560"/>
+          </w:tcPr>
+          <w:p>
+            <w:pPr>
+              <w:ind w:firstLine="0"/>
+            </w:pPr>
+            <w:r>
+              <w:rPr>
+                <w:sz w:val="18"/>
+              </w:rPr>
+            </w:r>
+            <w:r>
+              <w:rPr>
+                <w:b w:val="0"/>
+                <w:i w:val="0"/>
+                <w:sz w:val="18"/>
+                <w:u w:val="none"/>
+              </w:rPr>
+              <w:t>Gateway</w:t>
+            </w:r>
+          </w:p>
+        </w:tc>
+        <w:tc>
+          <w:tcPr>
+            <w:tcW w:type="dxa" w:w="1560"/>
+          </w:tcPr>
+          <w:p>
+            <w:pPr>
+              <w:ind w:firstLine="0"/>
+            </w:pPr>
+            <w:r>
+              <w:rPr>
+                <w:sz w:val="18"/>
+              </w:rPr>
+            </w:r>
+            <w:r>
+              <w:rPr>
+                <w:b w:val="0"/>
+                <w:i w:val="0"/>
+                <w:sz w:val="18"/>
+                <w:u w:val="none"/>
+              </w:rPr>
+              <w:t>Operator</w:t>
+            </w:r>
+          </w:p>
+        </w:tc>
+        <w:tc>
+          <w:tcPr>
+            <w:tcW w:type="dxa" w:w="1560"/>
+          </w:tcPr>
+          <w:p>
+            <w:pPr>
+              <w:ind w:firstLine="0"/>
+            </w:pPr>
+            <w:r>
+              <w:rPr>
+                <w:sz w:val="18"/>
+              </w:rPr>
+            </w:r>
+            <w:r>
+              <w:rPr>
+                <w:b w:val="0"/>
+                <w:i w:val="0"/>
+                <w:sz w:val="18"/>
+                <w:u w:val="none"/>
+              </w:rPr>
+              <w:t>0x6c65e0ae…</w:t>
+            </w:r>
+          </w:p>
+        </w:tc>
+      </w:tr>
+      <w:tr>
+        <w:tc>
+          <w:tcPr>
+            <w:tcW w:type="dxa" w:w="1560"/>
+          </w:tcPr>
+          <w:p>
+            <w:pPr>
+              <w:ind w:firstLine="0"/>
+            </w:pPr>
+            <w:r>
+              <w:rPr>
+                <w:sz w:val="18"/>
+              </w:rPr>
+            </w:r>
+            <w:r>
+              <w:rPr>
+                <w:b w:val="0"/>
+                <w:i w:val="0"/>
+                <w:sz w:val="18"/>
+                <w:u w:val="none"/>
+              </w:rPr>
+              <w:t>2</w:t>
+            </w:r>
+          </w:p>
+        </w:tc>
+        <w:tc>
+          <w:tcPr>
+            <w:tcW w:type="dxa" w:w="1560"/>
+          </w:tcPr>
+          <w:p>
+            <w:pPr>
+              <w:ind w:firstLine="0"/>
+            </w:pPr>
+            <w:r>
+              <w:rPr>
+                <w:sz w:val="18"/>
+              </w:rPr>
+            </w:r>
+            <w:r>
+              <w:rPr>
+                <w:b w:val="0"/>
+                <w:i w:val="0"/>
+                <w:sz w:val="18"/>
+                <w:u w:val="none"/>
+              </w:rPr>
+              <w:t>LABOR</w:t>
+            </w:r>
+          </w:p>
+        </w:tc>
+        <w:tc>
+          <w:tcPr>
+            <w:tcW w:type="dxa" w:w="1560"/>
+          </w:tcPr>
+          <w:p>
+            <w:pPr>
+              <w:ind w:firstLine="0"/>
+            </w:pPr>
+            <w:r>
+              <w:rPr>
+                <w:sz w:val="18"/>
+              </w:rPr>
+            </w:r>
+            <w:r>
+              <w:rPr>
+                <w:b w:val="0"/>
+                <w:i w:val="0"/>
+                <w:sz w:val="18"/>
+                <w:u w:val="none"/>
+              </w:rPr>
+              <w:t>40.0</w:t>
+            </w:r>
+          </w:p>
+        </w:tc>
+        <w:tc>
+          <w:tcPr>
+            <w:tcW w:type="dxa" w:w="1560"/>
+          </w:tcPr>
+          <w:p>
+            <w:pPr>
+              <w:ind w:firstLine="0"/>
+            </w:pPr>
+            <w:r>
+              <w:rPr>
+                <w:sz w:val="18"/>
+              </w:rPr>
+            </w:r>
+            <w:r>
+              <w:rPr>
+                <w:b w:val="0"/>
+                <w:i w:val="0"/>
+                <w:sz w:val="18"/>
+                <w:u w:val="none"/>
+              </w:rPr>
+              <w:t>Maintenance</w:t>
+            </w:r>
+          </w:p>
+        </w:tc>
+        <w:tc>
+          <w:tcPr>
+            <w:tcW w:type="dxa" w:w="1560"/>
+          </w:tcPr>
+          <w:p>
+            <w:pPr>
+              <w:ind w:firstLine="0"/>
+            </w:pPr>
+            <w:r>
+              <w:rPr>
+                <w:sz w:val="18"/>
+              </w:rPr>
+            </w:r>
+            <w:r>
+              <w:rPr>
+                <w:b w:val="0"/>
+                <w:i w:val="0"/>
+                <w:sz w:val="18"/>
+                <w:u w:val="none"/>
+              </w:rPr>
+              <w:t>Operator</w:t>
+            </w:r>
+          </w:p>
+        </w:tc>
+        <w:tc>
+          <w:tcPr>
+            <w:tcW w:type="dxa" w:w="1560"/>
+          </w:tcPr>
+          <w:p>
+            <w:pPr>
+              <w:ind w:firstLine="0"/>
+            </w:pPr>
+            <w:r>
+              <w:rPr>
+                <w:sz w:val="18"/>
+              </w:rPr>
+            </w:r>
+            <w:r>
+              <w:rPr>
+                <w:b w:val="0"/>
+                <w:i w:val="0"/>
+                <w:sz w:val="18"/>
+                <w:u w:val="none"/>
+              </w:rPr>
+              <w:t>0x8ad9f3ce…</w:t>
+            </w:r>
+          </w:p>
+        </w:tc>
+      </w:tr>
+      <w:tr>
+        <w:tc>
+          <w:tcPr>
+            <w:tcW w:type="dxa" w:w="1560"/>
+          </w:tcPr>
+          <w:p>
+            <w:pPr>
+              <w:ind w:firstLine="0"/>
+            </w:pPr>
+            <w:r>
+              <w:rPr>
+                <w:sz w:val="18"/>
+              </w:rPr>
+            </w:r>
+            <w:r>
+              <w:rPr>
+                <w:b w:val="0"/>
+                <w:i w:val="0"/>
+                <w:sz w:val="18"/>
+                <w:u w:val="none"/>
+              </w:rPr>
+              <w:t>3</w:t>
+            </w:r>
+          </w:p>
+        </w:tc>
+        <w:tc>
+          <w:tcPr>
+            <w:tcW w:type="dxa" w:w="1560"/>
+          </w:tcPr>
+          <w:p>
+            <w:pPr>
+              <w:ind w:firstLine="0"/>
+            </w:pPr>
+            <w:r>
+              <w:rPr>
+                <w:sz w:val="18"/>
+              </w:rPr>
+            </w:r>
+            <w:r>
+              <w:rPr>
+                <w:b w:val="0"/>
+                <w:i w:val="0"/>
+                <w:sz w:val="18"/>
+                <w:u w:val="none"/>
+              </w:rPr>
+              <w:t>NETWORK</w:t>
+            </w:r>
+          </w:p>
+        </w:tc>
+        <w:tc>
+          <w:tcPr>
+            <w:tcW w:type="dxa" w:w="1560"/>
+          </w:tcPr>
+          <w:p>
+            <w:pPr>
+              <w:ind w:firstLine="0"/>
+            </w:pPr>
+            <w:r>
+              <w:rPr>
+                <w:sz w:val="18"/>
+              </w:rPr>
+            </w:r>
+            <w:r>
+              <w:rPr>
+                <w:b w:val="0"/>
+                <w:i w:val="0"/>
+                <w:sz w:val="18"/>
+                <w:u w:val="none"/>
+              </w:rPr>
+              <w:t>180.0</w:t>
+            </w:r>
+          </w:p>
+        </w:tc>
+        <w:tc>
+          <w:tcPr>
+            <w:tcW w:type="dxa" w:w="1560"/>
+          </w:tcPr>
+          <w:p>
+            <w:pPr>
+              <w:ind w:firstLine="0"/>
+            </w:pPr>
+            <w:r>
+              <w:rPr>
+                <w:sz w:val="18"/>
+              </w:rPr>
+            </w:r>
+            <w:r>
+              <w:rPr>
+                <w:b w:val="0"/>
+                <w:i w:val="0"/>
+                <w:sz w:val="18"/>
+                <w:u w:val="none"/>
+              </w:rPr>
+              <w:t>Operator</w:t>
+            </w:r>
+          </w:p>
+        </w:tc>
+        <w:tc>
+          <w:tcPr>
+            <w:tcW w:type="dxa" w:w="1560"/>
+          </w:tcPr>
+          <w:p>
+            <w:pPr>
+              <w:ind w:firstLine="0"/>
+            </w:pPr>
+            <w:r>
+              <w:rPr>
+                <w:sz w:val="18"/>
+              </w:rPr>
+            </w:r>
+            <w:r>
+              <w:rPr>
+                <w:b w:val="0"/>
+                <w:i w:val="0"/>
+                <w:sz w:val="18"/>
+                <w:u w:val="none"/>
+              </w:rPr>
+              <w:t>Operator</w:t>
+            </w:r>
+          </w:p>
+        </w:tc>
+        <w:tc>
+          <w:tcPr>
+            <w:tcW w:type="dxa" w:w="1560"/>
+          </w:tcPr>
+          <w:p>
+            <w:pPr>
+              <w:ind w:firstLine="0"/>
+            </w:pPr>
+            <w:r>
+              <w:rPr>
+                <w:sz w:val="18"/>
+              </w:rPr>
+            </w:r>
+            <w:r>
+              <w:rPr>
+                <w:b w:val="0"/>
+                <w:i w:val="0"/>
+                <w:sz w:val="18"/>
+                <w:u w:val="none"/>
+              </w:rPr>
+              <w:t>0x6dbbf639…</w:t>
+            </w:r>
+          </w:p>
+        </w:tc>
+      </w:tr>
+      <w:tr>
+        <w:tc>
+          <w:tcPr>
+            <w:tcW w:type="dxa" w:w="1560"/>
+          </w:tcPr>
+          <w:p>
+            <w:pPr>
+              <w:ind w:firstLine="0"/>
+            </w:pPr>
+            <w:r>
+              <w:rPr>
+                <w:sz w:val="18"/>
+              </w:rPr>
+            </w:r>
+            <w:r>
+              <w:rPr>
+                <w:b w:val="0"/>
+                <w:i w:val="0"/>
+                <w:sz w:val="18"/>
+                <w:u w:val="none"/>
+              </w:rPr>
+              <w:t>4</w:t>
+            </w:r>
+          </w:p>
+        </w:tc>
+        <w:tc>
+          <w:tcPr>
+            <w:tcW w:type="dxa" w:w="1560"/>
+          </w:tcPr>
+          <w:p>
+            <w:pPr>
+              <w:ind w:firstLine="0"/>
+            </w:pPr>
+            <w:r>
+              <w:rPr>
+                <w:sz w:val="18"/>
+              </w:rPr>
+            </w:r>
+            <w:r>
+              <w:rPr>
+                <w:b w:val="0"/>
+                <w:i w:val="0"/>
+                <w:sz w:val="18"/>
+                <w:u w:val="none"/>
+              </w:rPr>
+              <w:t>GOODS</w:t>
+            </w:r>
+          </w:p>
+        </w:tc>
+        <w:tc>
+          <w:tcPr>
+            <w:tcW w:type="dxa" w:w="1560"/>
+          </w:tcPr>
+          <w:p>
+            <w:pPr>
+              <w:ind w:firstLine="0"/>
+            </w:pPr>
+            <w:r>
+              <w:rPr>
+                <w:sz w:val="18"/>
+              </w:rPr>
+            </w:r>
+            <w:r>
+              <w:rPr>
+                <w:b w:val="0"/>
+                <w:i w:val="0"/>
+                <w:sz w:val="18"/>
+                <w:u w:val="none"/>
+              </w:rPr>
+              <w:t>55.0</w:t>
+            </w:r>
+          </w:p>
+        </w:tc>
+        <w:tc>
+          <w:tcPr>
+            <w:tcW w:type="dxa" w:w="1560"/>
+          </w:tcPr>
+          <w:p>
+            <w:pPr>
+              <w:ind w:firstLine="0"/>
+            </w:pPr>
+            <w:r>
+              <w:rPr>
+                <w:sz w:val="18"/>
+              </w:rPr>
+            </w:r>
+            <w:r>
+              <w:rPr>
+                <w:b w:val="0"/>
+                <w:i w:val="0"/>
+                <w:sz w:val="18"/>
+                <w:u w:val="none"/>
+              </w:rPr>
+              <w:t>Merchant</w:t>
+            </w:r>
+          </w:p>
+        </w:tc>
+        <w:tc>
+          <w:tcPr>
+            <w:tcW w:type="dxa" w:w="1560"/>
+          </w:tcPr>
+          <w:p>
+            <w:pPr>
+              <w:ind w:firstLine="0"/>
+            </w:pPr>
+            <w:r>
+              <w:rPr>
+                <w:sz w:val="18"/>
+              </w:rPr>
+            </w:r>
+            <w:r>
+              <w:rPr>
+                <w:b w:val="0"/>
+                <w:i w:val="0"/>
+                <w:sz w:val="18"/>
+                <w:u w:val="none"/>
+              </w:rPr>
+              <w:t>Operator</w:t>
+            </w:r>
+          </w:p>
+        </w:tc>
+        <w:tc>
+          <w:tcPr>
+            <w:tcW w:type="dxa" w:w="1560"/>
+          </w:tcPr>
+          <w:p>
+            <w:pPr>
+              <w:ind w:firstLine="0"/>
+            </w:pPr>
+            <w:r>
+              <w:rPr>
+                <w:sz w:val="18"/>
+              </w:rPr>
+            </w:r>
+            <w:r>
+              <w:rPr>
+                <w:b w:val="0"/>
+                <w:i w:val="0"/>
+                <w:sz w:val="18"/>
+                <w:u w:val="none"/>
+              </w:rPr>
+              <w:t>0x0d7e506b…</w:t>
+            </w:r>
+          </w:p>
+        </w:tc>
+      </w:tr>
+      <w:tr>
+        <w:tc>
+          <w:tcPr>
+            <w:tcW w:type="dxa" w:w="1560"/>
+          </w:tcPr>
+          <w:p>
+            <w:pPr>
+              <w:ind w:firstLine="0"/>
+            </w:pPr>
+            <w:r>
+              <w:rPr>
+                <w:sz w:val="18"/>
+              </w:rPr>
+            </w:r>
+            <w:r>
+              <w:rPr>
+                <w:b w:val="0"/>
+                <w:i w:val="0"/>
+                <w:sz w:val="18"/>
+                <w:u w:val="none"/>
+              </w:rPr>
+              <w:t>5</w:t>
+            </w:r>
+          </w:p>
+        </w:tc>
+        <w:tc>
+          <w:tcPr>
+            <w:tcW w:type="dxa" w:w="1560"/>
+          </w:tcPr>
+          <w:p>
+            <w:pPr>
+              <w:ind w:firstLine="0"/>
+            </w:pPr>
+            <w:r>
+              <w:rPr>
+                <w:sz w:val="18"/>
+              </w:rPr>
+            </w:r>
+            <w:r>
+              <w:rPr>
+                <w:b w:val="0"/>
+                <w:i w:val="0"/>
+                <w:sz w:val="18"/>
+                <w:u w:val="none"/>
+              </w:rPr>
+              <w:t>SERVICE</w:t>
+            </w:r>
+          </w:p>
+        </w:tc>
+        <w:tc>
+          <w:tcPr>
+            <w:tcW w:type="dxa" w:w="1560"/>
+          </w:tcPr>
+          <w:p>
+            <w:pPr>
+              <w:ind w:firstLine="0"/>
+            </w:pPr>
+            <w:r>
+              <w:rPr>
+                <w:sz w:val="18"/>
+              </w:rPr>
+            </w:r>
+            <w:r>
+              <w:rPr>
+                <w:b w:val="0"/>
+                <w:i w:val="0"/>
+                <w:sz w:val="18"/>
+                <w:u w:val="none"/>
+              </w:rPr>
+              <w:t>8.0</w:t>
+            </w:r>
+          </w:p>
+        </w:tc>
+        <w:tc>
+          <w:tcPr>
+            <w:tcW w:type="dxa" w:w="1560"/>
+          </w:tcPr>
+          <w:p>
+            <w:pPr>
+              <w:ind w:firstLine="0"/>
+            </w:pPr>
+            <w:r>
+              <w:rPr>
+                <w:sz w:val="18"/>
+              </w:rPr>
+            </w:r>
+            <w:r>
+              <w:rPr>
+                <w:b w:val="0"/>
+                <w:i w:val="0"/>
+                <w:sz w:val="18"/>
+                <w:u w:val="none"/>
+              </w:rPr>
+              <w:t>Gateway</w:t>
+            </w:r>
+          </w:p>
+        </w:tc>
+        <w:tc>
+          <w:tcPr>
+            <w:tcW w:type="dxa" w:w="1560"/>
+          </w:tcPr>
+          <w:p>
+            <w:pPr>
+              <w:ind w:firstLine="0"/>
+            </w:pPr>
+            <w:r>
+              <w:rPr>
+                <w:sz w:val="18"/>
+              </w:rPr>
+            </w:r>
+            <w:r>
+              <w:rPr>
+                <w:b w:val="0"/>
+                <w:i w:val="0"/>
+                <w:sz w:val="18"/>
+                <w:u w:val="none"/>
+              </w:rPr>
+              <w:t>Operator</w:t>
+            </w:r>
+          </w:p>
+        </w:tc>
+        <w:tc>
+          <w:tcPr>
+            <w:tcW w:type="dxa" w:w="1560"/>
+          </w:tcPr>
+          <w:p>
+            <w:pPr>
+              <w:ind w:firstLine="0"/>
+            </w:pPr>
+            <w:r>
+              <w:rPr>
+                <w:sz w:val="18"/>
+              </w:rPr>
+            </w:r>
+            <w:r>
+              <w:rPr>
+                <w:b w:val="0"/>
+                <w:i w:val="0"/>
+                <w:sz w:val="18"/>
+                <w:u w:val="none"/>
+              </w:rPr>
+              <w:t>0xeacc17a4…</w:t>
+            </w:r>
+          </w:p>
+        </w:tc>
+      </w:tr>
+      <w:tr>
+        <w:tc>
+          <w:tcPr>
+            <w:tcW w:type="dxa" w:w="1560"/>
+          </w:tcPr>
+          <w:p>
+            <w:pPr>
+              <w:ind w:firstLine="0"/>
+            </w:pPr>
+            <w:r>
+              <w:rPr>
+                <w:sz w:val="18"/>
+              </w:rPr>
+            </w:r>
+            <w:r>
+              <w:rPr>
+                <w:b w:val="0"/>
+                <w:i w:val="0"/>
+                <w:sz w:val="18"/>
+                <w:u w:val="none"/>
+              </w:rPr>
+              <w:t>6</w:t>
+            </w:r>
+          </w:p>
+        </w:tc>
+        <w:tc>
+          <w:tcPr>
+            <w:tcW w:type="dxa" w:w="1560"/>
+          </w:tcPr>
+          <w:p>
+            <w:pPr>
+              <w:ind w:firstLine="0"/>
+            </w:pPr>
+            <w:r>
+              <w:rPr>
+                <w:sz w:val="18"/>
+              </w:rPr>
+            </w:r>
+            <w:r>
+              <w:rPr>
+                <w:b w:val="0"/>
+                <w:i w:val="0"/>
+                <w:sz w:val="18"/>
+                <w:u w:val="none"/>
+              </w:rPr>
+              <w:t>GOODS</w:t>
+            </w:r>
+          </w:p>
+        </w:tc>
+        <w:tc>
+          <w:tcPr>
+            <w:tcW w:type="dxa" w:w="1560"/>
+          </w:tcPr>
+          <w:p>
+            <w:pPr>
+              <w:ind w:firstLine="0"/>
+            </w:pPr>
+            <w:r>
+              <w:rPr>
+                <w:sz w:val="18"/>
+              </w:rPr>
+            </w:r>
+            <w:r>
+              <w:rPr>
+                <w:b w:val="0"/>
+                <w:i w:val="0"/>
+                <w:sz w:val="18"/>
+                <w:u w:val="none"/>
+              </w:rPr>
+              <w:t>12.0</w:t>
+            </w:r>
+          </w:p>
+        </w:tc>
+        <w:tc>
+          <w:tcPr>
+            <w:tcW w:type="dxa" w:w="1560"/>
+          </w:tcPr>
+          <w:p>
+            <w:pPr>
+              <w:ind w:firstLine="0"/>
+            </w:pPr>
+            <w:r>
+              <w:rPr>
+                <w:sz w:val="18"/>
+              </w:rPr>
+            </w:r>
+            <w:r>
+              <w:rPr>
+                <w:b w:val="0"/>
+                <w:i w:val="0"/>
+                <w:sz w:val="18"/>
+                <w:u w:val="none"/>
+              </w:rPr>
+              <w:t>Merchant</w:t>
+            </w:r>
+          </w:p>
+        </w:tc>
+        <w:tc>
+          <w:tcPr>
+            <w:tcW w:type="dxa" w:w="1560"/>
+          </w:tcPr>
+          <w:p>
+            <w:pPr>
+              <w:ind w:firstLine="0"/>
+            </w:pPr>
+            <w:r>
+              <w:rPr>
+                <w:sz w:val="18"/>
+              </w:rPr>
+            </w:r>
+            <w:r>
+              <w:rPr>
+                <w:b w:val="0"/>
+                <w:i w:val="0"/>
+                <w:sz w:val="18"/>
+                <w:u w:val="none"/>
+              </w:rPr>
+              <w:t>Operator</w:t>
+            </w:r>
+          </w:p>
+        </w:tc>
+        <w:tc>
+          <w:tcPr>
+            <w:tcW w:type="dxa" w:w="1560"/>
+          </w:tcPr>
+          <w:p>
+            <w:pPr>
+              <w:ind w:firstLine="0"/>
+            </w:pPr>
+            <w:r>
+              <w:rPr>
+                <w:sz w:val="18"/>
+              </w:rPr>
+            </w:r>
+            <w:r>
+              <w:rPr>
+                <w:b w:val="0"/>
+                <w:i w:val="0"/>
+                <w:sz w:val="18"/>
+                <w:u w:val="none"/>
+              </w:rPr>
+              <w:t>0xb4972856…</w:t>
+            </w:r>
+          </w:p>
+        </w:tc>
+      </w:tr>
+      <w:tr>
+        <w:tc>
+          <w:tcPr>
+            <w:tcW w:type="dxa" w:w="1560"/>
+          </w:tcPr>
+          <w:p>
+            <w:pPr>
+              <w:ind w:firstLine="0"/>
+            </w:pPr>
+            <w:r>
+              <w:rPr>
+                <w:sz w:val="18"/>
+              </w:rPr>
+            </w:r>
+            <w:r>
+              <w:rPr>
+                <w:b w:val="0"/>
+                <w:i w:val="0"/>
+                <w:sz w:val="18"/>
+                <w:u w:val="none"/>
+              </w:rPr>
+              <w:t>7</w:t>
+            </w:r>
+          </w:p>
+        </w:tc>
+        <w:tc>
+          <w:tcPr>
+            <w:tcW w:type="dxa" w:w="1560"/>
+          </w:tcPr>
+          <w:p>
+            <w:pPr>
+              <w:ind w:firstLine="0"/>
+            </w:pPr>
+            <w:r>
+              <w:rPr>
+                <w:sz w:val="18"/>
+              </w:rPr>
+            </w:r>
+            <w:r>
+              <w:rPr>
+                <w:b w:val="0"/>
+                <w:i w:val="0"/>
+                <w:sz w:val="18"/>
+                <w:u w:val="none"/>
+              </w:rPr>
+              <w:t>SERVICE</w:t>
+            </w:r>
+          </w:p>
+        </w:tc>
+        <w:tc>
+          <w:tcPr>
+            <w:tcW w:type="dxa" w:w="1560"/>
+          </w:tcPr>
+          <w:p>
+            <w:pPr>
+              <w:ind w:firstLine="0"/>
+            </w:pPr>
+            <w:r>
+              <w:rPr>
+                <w:sz w:val="18"/>
+              </w:rPr>
+            </w:r>
+            <w:r>
+              <w:rPr>
+                <w:b w:val="0"/>
+                <w:i w:val="0"/>
+                <w:sz w:val="18"/>
+                <w:u w:val="none"/>
+              </w:rPr>
+              <w:t>6.0</w:t>
+            </w:r>
+          </w:p>
+        </w:tc>
+        <w:tc>
+          <w:tcPr>
+            <w:tcW w:type="dxa" w:w="1560"/>
+          </w:tcPr>
+          <w:p>
+            <w:pPr>
+              <w:ind w:firstLine="0"/>
+            </w:pPr>
+            <w:r>
+              <w:rPr>
+                <w:sz w:val="18"/>
+              </w:rPr>
+            </w:r>
+            <w:r>
+              <w:rPr>
+                <w:b w:val="0"/>
+                <w:i w:val="0"/>
+                <w:sz w:val="18"/>
+                <w:u w:val="none"/>
+              </w:rPr>
+              <w:t>Gateway</w:t>
+            </w:r>
+          </w:p>
+        </w:tc>
+        <w:tc>
+          <w:tcPr>
+            <w:tcW w:type="dxa" w:w="1560"/>
+          </w:tcPr>
+          <w:p>
+            <w:pPr>
+              <w:ind w:firstLine="0"/>
+            </w:pPr>
+            <w:r>
+              <w:rPr>
+                <w:sz w:val="18"/>
+              </w:rPr>
+            </w:r>
+            <w:r>
+              <w:rPr>
+                <w:b w:val="0"/>
+                <w:i w:val="0"/>
+                <w:sz w:val="18"/>
+                <w:u w:val="none"/>
+              </w:rPr>
+              <w:t>Operator</w:t>
+            </w:r>
+          </w:p>
+        </w:tc>
+        <w:tc>
+          <w:tcPr>
+            <w:tcW w:type="dxa" w:w="1560"/>
+          </w:tcPr>
+          <w:p>
+            <w:pPr>
+              <w:ind w:firstLine="0"/>
+            </w:pPr>
+            <w:r>
+              <w:rPr>
+                <w:sz w:val="18"/>
+              </w:rPr>
+            </w:r>
+            <w:r>
+              <w:rPr>
+                <w:b w:val="0"/>
+                <w:i w:val="0"/>
+                <w:sz w:val="18"/>
+                <w:u w:val="none"/>
+              </w:rPr>
+              <w:t>0x7bf52655…</w:t>
+            </w:r>
+          </w:p>
+        </w:tc>
+      </w:tr>
+      <w:tr>
+        <w:tc>
+          <w:tcPr>
+            <w:tcW w:type="dxa" w:w="1560"/>
+          </w:tcPr>
+          <w:p>
+            <w:pPr>
+              <w:ind w:firstLine="0"/>
+            </w:pPr>
+            <w:r>
+              <w:rPr>
+                <w:sz w:val="18"/>
+              </w:rPr>
+            </w:r>
+            <w:r>
+              <w:rPr>
+                <w:b w:val="0"/>
+                <w:i w:val="0"/>
+                <w:sz w:val="18"/>
+                <w:u w:val="none"/>
+              </w:rPr>
+              <w:t>8</w:t>
+            </w:r>
+          </w:p>
+        </w:tc>
+        <w:tc>
+          <w:tcPr>
+            <w:tcW w:type="dxa" w:w="1560"/>
+          </w:tcPr>
+          <w:p>
+            <w:pPr>
+              <w:ind w:firstLine="0"/>
+            </w:pPr>
+            <w:r>
+              <w:rPr>
+                <w:sz w:val="18"/>
+              </w:rPr>
+            </w:r>
+            <w:r>
+              <w:rPr>
+                <w:b w:val="0"/>
+                <w:i w:val="0"/>
+                <w:sz w:val="18"/>
+                <w:u w:val="none"/>
+              </w:rPr>
+              <w:t>LABOR</w:t>
+            </w:r>
+          </w:p>
+        </w:tc>
+        <w:tc>
+          <w:tcPr>
+            <w:tcW w:type="dxa" w:w="1560"/>
+          </w:tcPr>
+          <w:p>
+            <w:pPr>
+              <w:ind w:firstLine="0"/>
+            </w:pPr>
+            <w:r>
+              <w:rPr>
+                <w:sz w:val="18"/>
+              </w:rPr>
+            </w:r>
+            <w:r>
+              <w:rPr>
+                <w:b w:val="0"/>
+                <w:i w:val="0"/>
+                <w:sz w:val="18"/>
+                <w:u w:val="none"/>
+              </w:rPr>
+              <w:t>10.0</w:t>
+            </w:r>
+          </w:p>
+        </w:tc>
+        <w:tc>
+          <w:tcPr>
+            <w:tcW w:type="dxa" w:w="1560"/>
+          </w:tcPr>
+          <w:p>
+            <w:pPr>
+              <w:ind w:firstLine="0"/>
+            </w:pPr>
+            <w:r>
+              <w:rPr>
+                <w:sz w:val="18"/>
+              </w:rPr>
+            </w:r>
+            <w:r>
+              <w:rPr>
+                <w:b w:val="0"/>
+                <w:i w:val="0"/>
+                <w:sz w:val="18"/>
+                <w:u w:val="none"/>
+              </w:rPr>
+              <w:t>Maintenance</w:t>
+            </w:r>
+          </w:p>
+        </w:tc>
+        <w:tc>
+          <w:tcPr>
+            <w:tcW w:type="dxa" w:w="1560"/>
+          </w:tcPr>
+          <w:p>
+            <w:pPr>
+              <w:ind w:firstLine="0"/>
+            </w:pPr>
+            <w:r>
+              <w:rPr>
+                <w:sz w:val="18"/>
+              </w:rPr>
+            </w:r>
+            <w:r>
+              <w:rPr>
+                <w:b w:val="0"/>
+                <w:i w:val="0"/>
+                <w:sz w:val="18"/>
+                <w:u w:val="none"/>
+              </w:rPr>
+              <w:t>Operator</w:t>
+            </w:r>
+          </w:p>
+        </w:tc>
+        <w:tc>
+          <w:tcPr>
+            <w:tcW w:type="dxa" w:w="1560"/>
+          </w:tcPr>
+          <w:p>
+            <w:pPr>
+              <w:ind w:firstLine="0"/>
+            </w:pPr>
+            <w:r>
+              <w:rPr>
+                <w:sz w:val="18"/>
+              </w:rPr>
+            </w:r>
+            <w:r>
+              <w:rPr>
+                <w:b w:val="0"/>
+                <w:i w:val="0"/>
+                <w:sz w:val="18"/>
+                <w:u w:val="none"/>
+              </w:rPr>
+              <w:t>0x1f7cd596…</w:t>
+            </w:r>
+          </w:p>
+        </w:tc>
+      </w:tr>
+      <w:tr>
+        <w:tc>
+          <w:tcPr>
+            <w:tcW w:type="dxa" w:w="1560"/>
+          </w:tcPr>
+          <w:p>
+            <w:pPr>
+              <w:ind w:firstLine="0"/>
+            </w:pPr>
+            <w:r>
+              <w:rPr>
+                <w:sz w:val="18"/>
+              </w:rPr>
+            </w:r>
+            <w:r>
+              <w:rPr>
+                <w:b w:val="0"/>
+                <w:i w:val="0"/>
+                <w:sz w:val="18"/>
+                <w:u w:val="none"/>
+              </w:rPr>
+              <w:t>9</w:t>
+            </w:r>
+          </w:p>
+        </w:tc>
+        <w:tc>
+          <w:tcPr>
+            <w:tcW w:type="dxa" w:w="1560"/>
+          </w:tcPr>
+          <w:p>
+            <w:pPr>
+              <w:ind w:firstLine="0"/>
+            </w:pPr>
+            <w:r>
+              <w:rPr>
+                <w:sz w:val="18"/>
+              </w:rPr>
+            </w:r>
+            <w:r>
+              <w:rPr>
+                <w:b w:val="0"/>
+                <w:i w:val="0"/>
+                <w:sz w:val="18"/>
+                <w:u w:val="none"/>
+              </w:rPr>
+              <w:t>GOODS</w:t>
+            </w:r>
+          </w:p>
+        </w:tc>
+        <w:tc>
+          <w:tcPr>
+            <w:tcW w:type="dxa" w:w="1560"/>
+          </w:tcPr>
+          <w:p>
+            <w:pPr>
+              <w:ind w:firstLine="0"/>
+            </w:pPr>
+            <w:r>
+              <w:rPr>
+                <w:sz w:val="18"/>
+              </w:rPr>
+            </w:r>
+            <w:r>
+              <w:rPr>
+                <w:b w:val="0"/>
+                <w:i w:val="0"/>
+                <w:sz w:val="18"/>
+                <w:u w:val="none"/>
+              </w:rPr>
+              <w:t>14.0</w:t>
+            </w:r>
+          </w:p>
+        </w:tc>
+        <w:tc>
+          <w:tcPr>
+            <w:tcW w:type="dxa" w:w="1560"/>
+          </w:tcPr>
+          <w:p>
+            <w:pPr>
+              <w:ind w:firstLine="0"/>
+            </w:pPr>
+            <w:r>
+              <w:rPr>
+                <w:sz w:val="18"/>
+              </w:rPr>
+            </w:r>
+            <w:r>
+              <w:rPr>
+                <w:b w:val="0"/>
+                <w:i w:val="0"/>
+                <w:sz w:val="18"/>
+                <w:u w:val="none"/>
+              </w:rPr>
+              <w:t>Merchant</w:t>
+            </w:r>
+          </w:p>
+        </w:tc>
+        <w:tc>
+          <w:tcPr>
+            <w:tcW w:type="dxa" w:w="1560"/>
+          </w:tcPr>
+          <w:p>
+            <w:pPr>
+              <w:ind w:firstLine="0"/>
+            </w:pPr>
+            <w:r>
+              <w:rPr>
+                <w:sz w:val="18"/>
+              </w:rPr>
+            </w:r>
+            <w:r>
+              <w:rPr>
+                <w:b w:val="0"/>
+                <w:i w:val="0"/>
+                <w:sz w:val="18"/>
+                <w:u w:val="none"/>
+              </w:rPr>
+              <w:t>Operator</w:t>
+            </w:r>
+          </w:p>
+        </w:tc>
+        <w:tc>
+          <w:tcPr>
+            <w:tcW w:type="dxa" w:w="1560"/>
+          </w:tcPr>
+          <w:p>
+            <w:pPr>
+              <w:ind w:firstLine="0"/>
+            </w:pPr>
+            <w:r>
+              <w:rPr>
+                <w:sz w:val="18"/>
+              </w:rPr>
+            </w:r>
+            <w:r>
+              <w:rPr>
+                <w:b w:val="0"/>
+                <w:i w:val="0"/>
+                <w:sz w:val="18"/>
+                <w:u w:val="none"/>
+              </w:rPr>
+              <w:t>0x3b912b39…</w:t>
+            </w:r>
+          </w:p>
+        </w:tc>
+      </w:tr>
+      <w:tr>
+        <w:tc>
+          <w:tcPr>
+            <w:tcW w:type="dxa" w:w="1560"/>
+          </w:tcPr>
+          <w:p>
+            <w:pPr>
+              <w:ind w:firstLine="0"/>
+            </w:pPr>
+            <w:r>
+              <w:rPr>
+                <w:sz w:val="18"/>
+              </w:rPr>
+            </w:r>
+            <w:r>
+              <w:rPr>
+                <w:b w:val="0"/>
+                <w:i w:val="0"/>
+                <w:sz w:val="18"/>
+                <w:u w:val="none"/>
+              </w:rPr>
+              <w:t>10</w:t>
+            </w:r>
+          </w:p>
+        </w:tc>
+        <w:tc>
+          <w:tcPr>
+            <w:tcW w:type="dxa" w:w="1560"/>
+          </w:tcPr>
+          <w:p>
+            <w:pPr>
+              <w:ind w:firstLine="0"/>
+            </w:pPr>
+            <w:r>
+              <w:rPr>
+                <w:sz w:val="18"/>
+              </w:rPr>
+            </w:r>
+            <w:r>
+              <w:rPr>
+                <w:b w:val="0"/>
+                <w:i w:val="0"/>
+                <w:sz w:val="18"/>
+                <w:u w:val="none"/>
+              </w:rPr>
+              <w:t>NETWORK</w:t>
+            </w:r>
+          </w:p>
+        </w:tc>
+        <w:tc>
+          <w:tcPr>
+            <w:tcW w:type="dxa" w:w="1560"/>
+          </w:tcPr>
+          <w:p>
+            <w:pPr>
+              <w:ind w:firstLine="0"/>
+            </w:pPr>
+            <w:r>
+              <w:rPr>
+                <w:sz w:val="18"/>
+              </w:rPr>
+            </w:r>
+            <w:r>
+              <w:rPr>
+                <w:b w:val="0"/>
+                <w:i w:val="0"/>
+                <w:sz w:val="18"/>
+                <w:u w:val="none"/>
+              </w:rPr>
+              <w:t>8.0</w:t>
+            </w:r>
+          </w:p>
+        </w:tc>
+        <w:tc>
+          <w:tcPr>
+            <w:tcW w:type="dxa" w:w="1560"/>
+          </w:tcPr>
+          <w:p>
+            <w:pPr>
+              <w:ind w:firstLine="0"/>
+            </w:pPr>
+            <w:r>
+              <w:rPr>
+                <w:sz w:val="18"/>
+              </w:rPr>
+            </w:r>
+            <w:r>
+              <w:rPr>
+                <w:b w:val="0"/>
+                <w:i w:val="0"/>
+                <w:sz w:val="18"/>
+                <w:u w:val="none"/>
+              </w:rPr>
+              <w:t>Network peer</w:t>
+            </w:r>
+          </w:p>
+        </w:tc>
+        <w:tc>
+          <w:tcPr>
+            <w:tcW w:type="dxa" w:w="1560"/>
+          </w:tcPr>
+          <w:p>
+            <w:pPr>
+              <w:ind w:firstLine="0"/>
+            </w:pPr>
+            <w:r>
+              <w:rPr>
+                <w:sz w:val="18"/>
+              </w:rPr>
+            </w:r>
+            <w:r>
+              <w:rPr>
+                <w:b w:val="0"/>
+                <w:i w:val="0"/>
+                <w:sz w:val="18"/>
+                <w:u w:val="none"/>
+              </w:rPr>
+              <w:t>Operator</w:t>
+            </w:r>
+          </w:p>
+        </w:tc>
+        <w:tc>
+          <w:tcPr>
+            <w:tcW w:type="dxa" w:w="1560"/>
+          </w:tcPr>
+          <w:p>
+            <w:pPr>
+              <w:ind w:firstLine="0"/>
+            </w:pPr>
+            <w:r>
+              <w:rPr>
+                <w:sz w:val="18"/>
+              </w:rPr>
+            </w:r>
+            <w:r>
+              <w:rPr>
+                <w:b w:val="0"/>
+                <w:i w:val="0"/>
+                <w:sz w:val="18"/>
+                <w:u w:val="none"/>
+              </w:rPr>
+              <w:t>0x100b4dec…</w:t>
+            </w:r>
+          </w:p>
+        </w:tc>
+      </w:tr>
+      <w:tr>
+        <w:tc>
+          <w:tcPr>
+            <w:tcW w:type="dxa" w:w="1560"/>
+          </w:tcPr>
+          <w:p>
+            <w:pPr>
+              <w:ind w:firstLine="0"/>
+            </w:pPr>
+            <w:r>
+              <w:rPr>
+                <w:sz w:val="18"/>
+              </w:rPr>
+            </w:r>
+            <w:r>
+              <w:rPr>
+                <w:b w:val="0"/>
+                <w:i w:val="0"/>
+                <w:sz w:val="18"/>
+                <w:u w:val="none"/>
+              </w:rPr>
+              <w:t>11</w:t>
+            </w:r>
+          </w:p>
+        </w:tc>
+        <w:tc>
+          <w:tcPr>
+            <w:tcW w:type="dxa" w:w="1560"/>
+          </w:tcPr>
+          <w:p>
+            <w:pPr>
+              <w:ind w:firstLine="0"/>
+            </w:pPr>
+            <w:r>
+              <w:rPr>
+                <w:sz w:val="18"/>
+              </w:rPr>
+            </w:r>
+            <w:r>
+              <w:rPr>
+                <w:b w:val="0"/>
+                <w:i w:val="0"/>
+                <w:sz w:val="18"/>
+                <w:u w:val="none"/>
+              </w:rPr>
+              <w:t>SERVICE</w:t>
+            </w:r>
+          </w:p>
+        </w:tc>
+        <w:tc>
+          <w:tcPr>
+            <w:tcW w:type="dxa" w:w="1560"/>
+          </w:tcPr>
+          <w:p>
+            <w:pPr>
+              <w:ind w:firstLine="0"/>
+            </w:pPr>
+            <w:r>
+              <w:rPr>
+                <w:sz w:val="18"/>
+              </w:rPr>
+            </w:r>
+            <w:r>
+              <w:rPr>
+                <w:b w:val="0"/>
+                <w:i w:val="0"/>
+                <w:sz w:val="18"/>
+                <w:u w:val="none"/>
+              </w:rPr>
+              <w:t>6.0</w:t>
+            </w:r>
+          </w:p>
+        </w:tc>
+        <w:tc>
+          <w:tcPr>
+            <w:tcW w:type="dxa" w:w="1560"/>
+          </w:tcPr>
+          <w:p>
+            <w:pPr>
+              <w:ind w:firstLine="0"/>
+            </w:pPr>
+            <w:r>
+              <w:rPr>
+                <w:sz w:val="18"/>
+              </w:rPr>
+            </w:r>
+            <w:r>
+              <w:rPr>
+                <w:b w:val="0"/>
+                <w:i w:val="0"/>
+                <w:sz w:val="18"/>
+                <w:u w:val="none"/>
+              </w:rPr>
+              <w:t>Gateway</w:t>
+            </w:r>
+          </w:p>
+        </w:tc>
+        <w:tc>
+          <w:tcPr>
+            <w:tcW w:type="dxa" w:w="1560"/>
+          </w:tcPr>
+          <w:p>
+            <w:pPr>
+              <w:ind w:firstLine="0"/>
+            </w:pPr>
+            <w:r>
+              <w:rPr>
+                <w:sz w:val="18"/>
+              </w:rPr>
+            </w:r>
+            <w:r>
+              <w:rPr>
+                <w:b w:val="0"/>
+                <w:i w:val="0"/>
+                <w:sz w:val="18"/>
+                <w:u w:val="none"/>
+              </w:rPr>
+              <w:t>Operator</w:t>
+            </w:r>
+          </w:p>
+        </w:tc>
+        <w:tc>
+          <w:tcPr>
+            <w:tcW w:type="dxa" w:w="1560"/>
+          </w:tcPr>
+          <w:p>
+            <w:pPr>
+              <w:ind w:firstLine="0"/>
+            </w:pPr>
+            <w:r>
+              <w:rPr>
+                <w:sz w:val="18"/>
+              </w:rPr>
+            </w:r>
+            <w:r>
+              <w:rPr>
+                <w:b w:val="0"/>
+                <w:i w:val="0"/>
+                <w:sz w:val="18"/>
+                <w:u w:val="none"/>
+              </w:rPr>
+              <w:t>0x7d68647a…</w:t>
+            </w:r>
+          </w:p>
+        </w:tc>
+      </w:tr>
+      <w:tr>
+        <w:tc>
+          <w:tcPr>
+            <w:tcW w:type="dxa" w:w="1560"/>
+          </w:tcPr>
+          <w:p>
+            <w:pPr>
+              <w:ind w:firstLine="0"/>
+            </w:pPr>
+            <w:r>
+              <w:rPr>
+                <w:sz w:val="18"/>
+              </w:rPr>
+            </w:r>
+            <w:r>
+              <w:rPr>
+                <w:b w:val="0"/>
+                <w:i w:val="0"/>
+                <w:sz w:val="18"/>
+                <w:u w:val="none"/>
+              </w:rPr>
+              <w:t>12</w:t>
+            </w:r>
+          </w:p>
+        </w:tc>
+        <w:tc>
+          <w:tcPr>
+            <w:tcW w:type="dxa" w:w="1560"/>
+          </w:tcPr>
+          <w:p>
+            <w:pPr>
+              <w:ind w:firstLine="0"/>
+            </w:pPr>
+            <w:r>
+              <w:rPr>
+                <w:sz w:val="18"/>
+              </w:rPr>
+            </w:r>
+            <w:r>
+              <w:rPr>
+                <w:b w:val="0"/>
+                <w:i w:val="0"/>
+                <w:sz w:val="18"/>
+                <w:u w:val="none"/>
+              </w:rPr>
+              <w:t>LABOR</w:t>
+            </w:r>
+          </w:p>
+        </w:tc>
+        <w:tc>
+          <w:tcPr>
+            <w:tcW w:type="dxa" w:w="1560"/>
+          </w:tcPr>
+          <w:p>
+            <w:pPr>
+              <w:ind w:firstLine="0"/>
+            </w:pPr>
+            <w:r>
+              <w:rPr>
+                <w:sz w:val="18"/>
+              </w:rPr>
+            </w:r>
+            <w:r>
+              <w:rPr>
+                <w:b w:val="0"/>
+                <w:i w:val="0"/>
+                <w:sz w:val="18"/>
+                <w:u w:val="none"/>
+              </w:rPr>
+              <w:t>10.0</w:t>
+            </w:r>
+          </w:p>
+        </w:tc>
+        <w:tc>
+          <w:tcPr>
+            <w:tcW w:type="dxa" w:w="1560"/>
+          </w:tcPr>
+          <w:p>
+            <w:pPr>
+              <w:ind w:firstLine="0"/>
+            </w:pPr>
+            <w:r>
+              <w:rPr>
+                <w:sz w:val="18"/>
+              </w:rPr>
+            </w:r>
+            <w:r>
+              <w:rPr>
+                <w:b w:val="0"/>
+                <w:i w:val="0"/>
+                <w:sz w:val="18"/>
+                <w:u w:val="none"/>
+              </w:rPr>
+              <w:t>Maintenance</w:t>
+            </w:r>
+          </w:p>
+        </w:tc>
+        <w:tc>
+          <w:tcPr>
+            <w:tcW w:type="dxa" w:w="1560"/>
+          </w:tcPr>
+          <w:p>
+            <w:pPr>
+              <w:ind w:firstLine="0"/>
+            </w:pPr>
+            <w:r>
+              <w:rPr>
+                <w:sz w:val="18"/>
+              </w:rPr>
+            </w:r>
+            <w:r>
+              <w:rPr>
+                <w:b w:val="0"/>
+                <w:i w:val="0"/>
+                <w:sz w:val="18"/>
+                <w:u w:val="none"/>
+              </w:rPr>
+              <w:t>Operator</w:t>
+            </w:r>
+          </w:p>
+        </w:tc>
+        <w:tc>
+          <w:tcPr>
+            <w:tcW w:type="dxa" w:w="1560"/>
+          </w:tcPr>
+          <w:p>
+            <w:pPr>
+              <w:ind w:firstLine="0"/>
+            </w:pPr>
+            <w:r>
+              <w:rPr>
+                <w:sz w:val="18"/>
+              </w:rPr>
+            </w:r>
+            <w:r>
+              <w:rPr>
+                <w:b w:val="0"/>
+                <w:i w:val="0"/>
+                <w:sz w:val="18"/>
+                <w:u w:val="none"/>
+              </w:rPr>
+              <w:t>0xc1eb24c0…</w:t>
+            </w:r>
+          </w:p>
+        </w:tc>
+      </w:tr>
+      <w:tr>
+        <w:tc>
+          <w:tcPr>
+            <w:tcW w:type="dxa" w:w="1560"/>
+          </w:tcPr>
+          <w:p>
+            <w:pPr>
+              <w:ind w:firstLine="0"/>
+            </w:pPr>
+            <w:r>
+              <w:rPr>
+                <w:sz w:val="18"/>
+              </w:rPr>
+            </w:r>
+            <w:r>
+              <w:rPr>
+                <w:b w:val="0"/>
+                <w:i w:val="0"/>
+                <w:sz w:val="18"/>
+                <w:u w:val="none"/>
+              </w:rPr>
+              <w:t>13</w:t>
+            </w:r>
+          </w:p>
+        </w:tc>
+        <w:tc>
+          <w:tcPr>
+            <w:tcW w:type="dxa" w:w="1560"/>
+          </w:tcPr>
+          <w:p>
+            <w:pPr>
+              <w:ind w:firstLine="0"/>
+            </w:pPr>
+            <w:r>
+              <w:rPr>
+                <w:sz w:val="18"/>
+              </w:rPr>
+            </w:r>
+            <w:r>
+              <w:rPr>
+                <w:b w:val="0"/>
+                <w:i w:val="0"/>
+                <w:sz w:val="18"/>
+                <w:u w:val="none"/>
+              </w:rPr>
+              <w:t>GOODS</w:t>
+            </w:r>
+          </w:p>
+        </w:tc>
+        <w:tc>
+          <w:tcPr>
+            <w:tcW w:type="dxa" w:w="1560"/>
+          </w:tcPr>
+          <w:p>
+            <w:pPr>
+              <w:ind w:firstLine="0"/>
+            </w:pPr>
+            <w:r>
+              <w:rPr>
+                <w:sz w:val="18"/>
+              </w:rPr>
+            </w:r>
+            <w:r>
+              <w:rPr>
+                <w:b w:val="0"/>
+                <w:i w:val="0"/>
+                <w:sz w:val="18"/>
+                <w:u w:val="none"/>
+              </w:rPr>
+              <w:t>14.0</w:t>
+            </w:r>
+          </w:p>
+        </w:tc>
+        <w:tc>
+          <w:tcPr>
+            <w:tcW w:type="dxa" w:w="1560"/>
+          </w:tcPr>
+          <w:p>
+            <w:pPr>
+              <w:ind w:firstLine="0"/>
+            </w:pPr>
+            <w:r>
+              <w:rPr>
+                <w:sz w:val="18"/>
+              </w:rPr>
+            </w:r>
+            <w:r>
+              <w:rPr>
+                <w:b w:val="0"/>
+                <w:i w:val="0"/>
+                <w:sz w:val="18"/>
+                <w:u w:val="none"/>
+              </w:rPr>
+              <w:t>Merchant</w:t>
+            </w:r>
+          </w:p>
+        </w:tc>
+        <w:tc>
+          <w:tcPr>
+            <w:tcW w:type="dxa" w:w="1560"/>
+          </w:tcPr>
+          <w:p>
+            <w:pPr>
+              <w:ind w:firstLine="0"/>
+            </w:pPr>
+            <w:r>
+              <w:rPr>
+                <w:sz w:val="18"/>
+              </w:rPr>
+            </w:r>
+            <w:r>
+              <w:rPr>
+                <w:b w:val="0"/>
+                <w:i w:val="0"/>
+                <w:sz w:val="18"/>
+                <w:u w:val="none"/>
+              </w:rPr>
+              <w:t>Operator</w:t>
+            </w:r>
+          </w:p>
+        </w:tc>
+        <w:tc>
+          <w:tcPr>
+            <w:tcW w:type="dxa" w:w="1560"/>
+          </w:tcPr>
+          <w:p>
+            <w:pPr>
+              <w:ind w:firstLine="0"/>
+            </w:pPr>
+            <w:r>
+              <w:rPr>
+                <w:sz w:val="18"/>
+              </w:rPr>
+            </w:r>
+            <w:r>
+              <w:rPr>
+                <w:b w:val="0"/>
+                <w:i w:val="0"/>
+                <w:sz w:val="18"/>
+                <w:u w:val="none"/>
+              </w:rPr>
+              <w:t>0xd01d4ab8…</w:t>
+            </w:r>
+          </w:p>
+        </w:tc>
+      </w:tr>
+      <w:tr>
+        <w:tc>
+          <w:tcPr>
+            <w:tcW w:type="dxa" w:w="1560"/>
+          </w:tcPr>
+          <w:p>
+            <w:pPr>
+              <w:ind w:firstLine="0"/>
+            </w:pPr>
+            <w:r>
+              <w:rPr>
+                <w:sz w:val="18"/>
+              </w:rPr>
+            </w:r>
+            <w:r>
+              <w:rPr>
+                <w:b w:val="0"/>
+                <w:i w:val="0"/>
+                <w:sz w:val="18"/>
+                <w:u w:val="none"/>
+              </w:rPr>
+              <w:t>14</w:t>
+            </w:r>
+          </w:p>
+        </w:tc>
+        <w:tc>
+          <w:tcPr>
+            <w:tcW w:type="dxa" w:w="1560"/>
+          </w:tcPr>
+          <w:p>
+            <w:pPr>
+              <w:ind w:firstLine="0"/>
+            </w:pPr>
+            <w:r>
+              <w:rPr>
+                <w:sz w:val="18"/>
+              </w:rPr>
+            </w:r>
+            <w:r>
+              <w:rPr>
+                <w:b w:val="0"/>
+                <w:i w:val="0"/>
+                <w:sz w:val="18"/>
+                <w:u w:val="none"/>
+              </w:rPr>
+              <w:t>NETWORK</w:t>
+            </w:r>
+          </w:p>
+        </w:tc>
+        <w:tc>
+          <w:tcPr>
+            <w:tcW w:type="dxa" w:w="1560"/>
+          </w:tcPr>
+          <w:p>
+            <w:pPr>
+              <w:ind w:firstLine="0"/>
+            </w:pPr>
+            <w:r>
+              <w:rPr>
+                <w:sz w:val="18"/>
+              </w:rPr>
+            </w:r>
+            <w:r>
+              <w:rPr>
+                <w:b w:val="0"/>
+                <w:i w:val="0"/>
+                <w:sz w:val="18"/>
+                <w:u w:val="none"/>
+              </w:rPr>
+              <w:t>8.0</w:t>
+            </w:r>
+          </w:p>
+        </w:tc>
+        <w:tc>
+          <w:tcPr>
+            <w:tcW w:type="dxa" w:w="1560"/>
+          </w:tcPr>
+          <w:p>
+            <w:pPr>
+              <w:ind w:firstLine="0"/>
+            </w:pPr>
+            <w:r>
+              <w:rPr>
+                <w:sz w:val="18"/>
+              </w:rPr>
+            </w:r>
+            <w:r>
+              <w:rPr>
+                <w:b w:val="0"/>
+                <w:i w:val="0"/>
+                <w:sz w:val="18"/>
+                <w:u w:val="none"/>
+              </w:rPr>
+              <w:t>Network peer</w:t>
+            </w:r>
+          </w:p>
+        </w:tc>
+        <w:tc>
+          <w:tcPr>
+            <w:tcW w:type="dxa" w:w="1560"/>
+          </w:tcPr>
+          <w:p>
+            <w:pPr>
+              <w:ind w:firstLine="0"/>
+            </w:pPr>
+            <w:r>
+              <w:rPr>
+                <w:sz w:val="18"/>
+              </w:rPr>
+            </w:r>
+            <w:r>
+              <w:rPr>
+                <w:b w:val="0"/>
+                <w:i w:val="0"/>
+                <w:sz w:val="18"/>
+                <w:u w:val="none"/>
+              </w:rPr>
+              <w:t>Operator</w:t>
+            </w:r>
+          </w:p>
+        </w:tc>
+        <w:tc>
+          <w:tcPr>
+            <w:tcW w:type="dxa" w:w="1560"/>
+          </w:tcPr>
+          <w:p>
+            <w:pPr>
+              <w:ind w:firstLine="0"/>
+            </w:pPr>
+            <w:r>
+              <w:rPr>
+                <w:sz w:val="18"/>
+              </w:rPr>
+            </w:r>
+            <w:r>
+              <w:rPr>
+                <w:b w:val="0"/>
+                <w:i w:val="0"/>
+                <w:sz w:val="18"/>
+                <w:u w:val="none"/>
+              </w:rPr>
+              <w:t>0x2b8e8efb…</w:t>
+            </w:r>
+          </w:p>
+        </w:tc>
+      </w:tr>
+      <w:tr>
+        <w:tc>
+          <w:tcPr>
+            <w:tcW w:type="dxa" w:w="1560"/>
+          </w:tcPr>
+          <w:p>
+            <w:pPr>
+              <w:ind w:firstLine="0"/>
+            </w:pPr>
+            <w:r>
+              <w:rPr>
+                <w:sz w:val="18"/>
+              </w:rPr>
+            </w:r>
+            <w:r>
+              <w:rPr>
+                <w:b w:val="0"/>
+                <w:i w:val="0"/>
+                <w:sz w:val="18"/>
+                <w:u w:val="none"/>
+              </w:rPr>
+              <w:t>15</w:t>
+            </w:r>
+          </w:p>
+        </w:tc>
+        <w:tc>
+          <w:tcPr>
+            <w:tcW w:type="dxa" w:w="1560"/>
+          </w:tcPr>
+          <w:p>
+            <w:pPr>
+              <w:ind w:firstLine="0"/>
+            </w:pPr>
+            <w:r>
+              <w:rPr>
+                <w:sz w:val="18"/>
+              </w:rPr>
+            </w:r>
+            <w:r>
+              <w:rPr>
+                <w:b w:val="0"/>
+                <w:i w:val="0"/>
+                <w:sz w:val="18"/>
+                <w:u w:val="none"/>
+              </w:rPr>
+              <w:t>GOODS</w:t>
+            </w:r>
+          </w:p>
+        </w:tc>
+        <w:tc>
+          <w:tcPr>
+            <w:tcW w:type="dxa" w:w="1560"/>
+          </w:tcPr>
+          <w:p>
+            <w:pPr>
+              <w:ind w:firstLine="0"/>
+            </w:pPr>
+            <w:r>
+              <w:rPr>
+                <w:sz w:val="18"/>
+              </w:rPr>
+            </w:r>
+            <w:r>
+              <w:rPr>
+                <w:b w:val="0"/>
+                <w:i w:val="0"/>
+                <w:sz w:val="18"/>
+                <w:u w:val="none"/>
+              </w:rPr>
+              <w:t>5.0</w:t>
+            </w:r>
+          </w:p>
+        </w:tc>
+        <w:tc>
+          <w:tcPr>
+            <w:tcW w:type="dxa" w:w="1560"/>
+          </w:tcPr>
+          <w:p>
+            <w:pPr>
+              <w:ind w:firstLine="0"/>
+            </w:pPr>
+            <w:r>
+              <w:rPr>
+                <w:sz w:val="18"/>
+              </w:rPr>
+            </w:r>
+            <w:r>
+              <w:rPr>
+                <w:b w:val="0"/>
+                <w:i w:val="0"/>
+                <w:sz w:val="18"/>
+                <w:u w:val="none"/>
+              </w:rPr>
+              <w:t>Merchant</w:t>
+            </w:r>
+          </w:p>
+        </w:tc>
+        <w:tc>
+          <w:tcPr>
+            <w:tcW w:type="dxa" w:w="1560"/>
+          </w:tcPr>
+          <w:p>
+            <w:pPr>
+              <w:ind w:firstLine="0"/>
+            </w:pPr>
+            <w:r>
+              <w:rPr>
+                <w:sz w:val="18"/>
+              </w:rPr>
+            </w:r>
+            <w:r>
+              <w:rPr>
+                <w:b w:val="0"/>
+                <w:i w:val="0"/>
+                <w:sz w:val="18"/>
+                <w:u w:val="none"/>
+              </w:rPr>
+              <w:t>Pilot payer</w:t>
+            </w:r>
+          </w:p>
+        </w:tc>
+        <w:tc>
+          <w:tcPr>
+            <w:tcW w:type="dxa" w:w="1560"/>
+          </w:tcPr>
+          <w:p>
+            <w:pPr>
+              <w:ind w:firstLine="0"/>
+            </w:pPr>
+            <w:r>
+              <w:rPr>
+                <w:sz w:val="18"/>
+              </w:rPr>
+            </w:r>
+            <w:r>
+              <w:rPr>
+                <w:b w:val="0"/>
+                <w:i w:val="0"/>
+                <w:sz w:val="18"/>
+                <w:u w:val="none"/>
+              </w:rPr>
+              <w:t>0xbd7bb0e5…</w:t>
+            </w:r>
+          </w:p>
+        </w:tc>
+      </w:tr>
+      <w:tr>
+        <w:tc>
+          <w:tcPr>
+            <w:tcW w:type="dxa" w:w="1560"/>
+          </w:tcPr>
+          <w:p>
+            <w:pPr>
+              <w:ind w:firstLine="0"/>
+            </w:pPr>
+            <w:r>
+              <w:rPr>
+                <w:sz w:val="18"/>
+              </w:rPr>
+            </w:r>
+            <w:r>
+              <w:rPr>
+                <w:b w:val="0"/>
+                <w:i w:val="0"/>
+                <w:sz w:val="18"/>
+                <w:u w:val="none"/>
+              </w:rPr>
+              <w:t>16</w:t>
+            </w:r>
+          </w:p>
+        </w:tc>
+        <w:tc>
+          <w:tcPr>
+            <w:tcW w:type="dxa" w:w="1560"/>
+          </w:tcPr>
+          <w:p>
+            <w:pPr>
+              <w:ind w:firstLine="0"/>
+            </w:pPr>
+            <w:r>
+              <w:rPr>
+                <w:sz w:val="18"/>
+              </w:rPr>
+            </w:r>
+            <w:r>
+              <w:rPr>
+                <w:b w:val="0"/>
+                <w:i w:val="0"/>
+                <w:sz w:val="18"/>
+                <w:u w:val="none"/>
+              </w:rPr>
+              <w:t>SERVICE</w:t>
+            </w:r>
+          </w:p>
+        </w:tc>
+        <w:tc>
+          <w:tcPr>
+            <w:tcW w:type="dxa" w:w="1560"/>
+          </w:tcPr>
+          <w:p>
+            <w:pPr>
+              <w:ind w:firstLine="0"/>
+            </w:pPr>
+            <w:r>
+              <w:rPr>
+                <w:sz w:val="18"/>
+              </w:rPr>
+            </w:r>
+            <w:r>
+              <w:rPr>
+                <w:b w:val="0"/>
+                <w:i w:val="0"/>
+                <w:sz w:val="18"/>
+                <w:u w:val="none"/>
+              </w:rPr>
+              <w:t>6.0</w:t>
+            </w:r>
+          </w:p>
+        </w:tc>
+        <w:tc>
+          <w:tcPr>
+            <w:tcW w:type="dxa" w:w="1560"/>
+          </w:tcPr>
+          <w:p>
+            <w:pPr>
+              <w:ind w:firstLine="0"/>
+            </w:pPr>
+            <w:r>
+              <w:rPr>
+                <w:sz w:val="18"/>
+              </w:rPr>
+            </w:r>
+            <w:r>
+              <w:rPr>
+                <w:b w:val="0"/>
+                <w:i w:val="0"/>
+                <w:sz w:val="18"/>
+                <w:u w:val="none"/>
+              </w:rPr>
+              <w:t>Gateway</w:t>
+            </w:r>
+          </w:p>
+        </w:tc>
+        <w:tc>
+          <w:tcPr>
+            <w:tcW w:type="dxa" w:w="1560"/>
+          </w:tcPr>
+          <w:p>
+            <w:pPr>
+              <w:ind w:firstLine="0"/>
+            </w:pPr>
+            <w:r>
+              <w:rPr>
+                <w:sz w:val="18"/>
+              </w:rPr>
+            </w:r>
+            <w:r>
+              <w:rPr>
+                <w:b w:val="0"/>
+                <w:i w:val="0"/>
+                <w:sz w:val="18"/>
+                <w:u w:val="none"/>
+              </w:rPr>
+              <w:t>Operator</w:t>
+            </w:r>
+          </w:p>
+        </w:tc>
+        <w:tc>
+          <w:tcPr>
+            <w:tcW w:type="dxa" w:w="1560"/>
+          </w:tcPr>
+          <w:p>
+            <w:pPr>
+              <w:ind w:firstLine="0"/>
+            </w:pPr>
+            <w:r>
+              <w:rPr>
+                <w:sz w:val="18"/>
+              </w:rPr>
+            </w:r>
+            <w:r>
+              <w:rPr>
+                <w:b w:val="0"/>
+                <w:i w:val="0"/>
+                <w:sz w:val="18"/>
+                <w:u w:val="none"/>
+              </w:rPr>
+              <w:t>0x7bd6389e…</w:t>
+            </w:r>
+          </w:p>
+        </w:tc>
+      </w:tr>
+      <w:tr>
+        <w:tc>
+          <w:tcPr>
+            <w:tcW w:type="dxa" w:w="1560"/>
+          </w:tcPr>
+          <w:p>
+            <w:pPr>
+              <w:ind w:firstLine="0"/>
+            </w:pPr>
+            <w:r>
+              <w:rPr>
+                <w:sz w:val="18"/>
+              </w:rPr>
+            </w:r>
+            <w:r>
+              <w:rPr>
+                <w:b w:val="0"/>
+                <w:i w:val="0"/>
+                <w:sz w:val="18"/>
+                <w:u w:val="none"/>
+              </w:rPr>
+              <w:t>17</w:t>
+            </w:r>
+          </w:p>
+        </w:tc>
+        <w:tc>
+          <w:tcPr>
+            <w:tcW w:type="dxa" w:w="1560"/>
+          </w:tcPr>
+          <w:p>
+            <w:pPr>
+              <w:ind w:firstLine="0"/>
+            </w:pPr>
+            <w:r>
+              <w:rPr>
+                <w:sz w:val="18"/>
+              </w:rPr>
+            </w:r>
+            <w:r>
+              <w:rPr>
+                <w:b w:val="0"/>
+                <w:i w:val="0"/>
+                <w:sz w:val="18"/>
+                <w:u w:val="none"/>
+              </w:rPr>
+              <w:t>LABOR</w:t>
+            </w:r>
+          </w:p>
+        </w:tc>
+        <w:tc>
+          <w:tcPr>
+            <w:tcW w:type="dxa" w:w="1560"/>
+          </w:tcPr>
+          <w:p>
+            <w:pPr>
+              <w:ind w:firstLine="0"/>
+            </w:pPr>
+            <w:r>
+              <w:rPr>
+                <w:sz w:val="18"/>
+              </w:rPr>
+            </w:r>
+            <w:r>
+              <w:rPr>
+                <w:b w:val="0"/>
+                <w:i w:val="0"/>
+                <w:sz w:val="18"/>
+                <w:u w:val="none"/>
+              </w:rPr>
+              <w:t>10.0</w:t>
+            </w:r>
+          </w:p>
+        </w:tc>
+        <w:tc>
+          <w:tcPr>
+            <w:tcW w:type="dxa" w:w="1560"/>
+          </w:tcPr>
+          <w:p>
+            <w:pPr>
+              <w:ind w:firstLine="0"/>
+            </w:pPr>
+            <w:r>
+              <w:rPr>
+                <w:sz w:val="18"/>
+              </w:rPr>
+            </w:r>
+            <w:r>
+              <w:rPr>
+                <w:b w:val="0"/>
+                <w:i w:val="0"/>
+                <w:sz w:val="18"/>
+                <w:u w:val="none"/>
+              </w:rPr>
+              <w:t>Maintenance</w:t>
+            </w:r>
+          </w:p>
+        </w:tc>
+        <w:tc>
+          <w:tcPr>
+            <w:tcW w:type="dxa" w:w="1560"/>
+          </w:tcPr>
+          <w:p>
+            <w:pPr>
+              <w:ind w:firstLine="0"/>
+            </w:pPr>
+            <w:r>
+              <w:rPr>
+                <w:sz w:val="18"/>
+              </w:rPr>
+            </w:r>
+            <w:r>
+              <w:rPr>
+                <w:b w:val="0"/>
+                <w:i w:val="0"/>
+                <w:sz w:val="18"/>
+                <w:u w:val="none"/>
+              </w:rPr>
+              <w:t>Operator</w:t>
+            </w:r>
+          </w:p>
+        </w:tc>
+        <w:tc>
+          <w:tcPr>
+            <w:tcW w:type="dxa" w:w="1560"/>
+          </w:tcPr>
+          <w:p>
+            <w:pPr>
+              <w:ind w:firstLine="0"/>
+            </w:pPr>
+            <w:r>
+              <w:rPr>
+                <w:sz w:val="18"/>
+              </w:rPr>
+            </w:r>
+            <w:r>
+              <w:rPr>
+                <w:b w:val="0"/>
+                <w:i w:val="0"/>
+                <w:sz w:val="18"/>
+                <w:u w:val="none"/>
+              </w:rPr>
+              <w:t>0x2fd62cdc…</w:t>
+            </w:r>
+          </w:p>
+        </w:tc>
+      </w:tr>
+      <w:tr>
+        <w:tc>
+          <w:tcPr>
+            <w:tcW w:type="dxa" w:w="1560"/>
+          </w:tcPr>
+          <w:p>
+            <w:pPr>
+              <w:ind w:firstLine="0"/>
+            </w:pPr>
+            <w:r>
+              <w:rPr>
+                <w:sz w:val="18"/>
+              </w:rPr>
+            </w:r>
+            <w:r>
+              <w:rPr>
+                <w:b w:val="0"/>
+                <w:i w:val="0"/>
+                <w:sz w:val="18"/>
+                <w:u w:val="none"/>
+              </w:rPr>
+              <w:t>18</w:t>
+            </w:r>
+          </w:p>
+        </w:tc>
+        <w:tc>
+          <w:tcPr>
+            <w:tcW w:type="dxa" w:w="1560"/>
+          </w:tcPr>
+          <w:p>
+            <w:pPr>
+              <w:ind w:firstLine="0"/>
+            </w:pPr>
+            <w:r>
+              <w:rPr>
+                <w:sz w:val="18"/>
+              </w:rPr>
+            </w:r>
+            <w:r>
+              <w:rPr>
+                <w:b w:val="0"/>
+                <w:i w:val="0"/>
+                <w:sz w:val="18"/>
+                <w:u w:val="none"/>
+              </w:rPr>
+              <w:t>SERVICE</w:t>
+            </w:r>
+          </w:p>
+        </w:tc>
+        <w:tc>
+          <w:tcPr>
+            <w:tcW w:type="dxa" w:w="1560"/>
+          </w:tcPr>
+          <w:p>
+            <w:pPr>
+              <w:ind w:firstLine="0"/>
+            </w:pPr>
+            <w:r>
+              <w:rPr>
+                <w:sz w:val="18"/>
+              </w:rPr>
+            </w:r>
+            <w:r>
+              <w:rPr>
+                <w:b w:val="0"/>
+                <w:i w:val="0"/>
+                <w:sz w:val="18"/>
+                <w:u w:val="none"/>
+              </w:rPr>
+              <w:t>6.0</w:t>
+            </w:r>
+          </w:p>
+        </w:tc>
+        <w:tc>
+          <w:tcPr>
+            <w:tcW w:type="dxa" w:w="1560"/>
+          </w:tcPr>
+          <w:p>
+            <w:pPr>
+              <w:ind w:firstLine="0"/>
+            </w:pPr>
+            <w:r>
+              <w:rPr>
+                <w:sz w:val="18"/>
+              </w:rPr>
+            </w:r>
+            <w:r>
+              <w:rPr>
+                <w:b w:val="0"/>
+                <w:i w:val="0"/>
+                <w:sz w:val="18"/>
+                <w:u w:val="none"/>
+              </w:rPr>
+              <w:t>Gateway</w:t>
+            </w:r>
+          </w:p>
+        </w:tc>
+        <w:tc>
+          <w:tcPr>
+            <w:tcW w:type="dxa" w:w="1560"/>
+          </w:tcPr>
+          <w:p>
+            <w:pPr>
+              <w:ind w:firstLine="0"/>
+            </w:pPr>
+            <w:r>
+              <w:rPr>
+                <w:sz w:val="18"/>
+              </w:rPr>
+            </w:r>
+            <w:r>
+              <w:rPr>
+                <w:b w:val="0"/>
+                <w:i w:val="0"/>
+                <w:sz w:val="18"/>
+                <w:u w:val="none"/>
+              </w:rPr>
+              <w:t>Operator</w:t>
+            </w:r>
+          </w:p>
+        </w:tc>
+        <w:tc>
+          <w:tcPr>
+            <w:tcW w:type="dxa" w:w="1560"/>
+          </w:tcPr>
+          <w:p>
+            <w:pPr>
+              <w:ind w:firstLine="0"/>
+            </w:pPr>
+            <w:r>
+              <w:rPr>
+                <w:sz w:val="18"/>
+              </w:rPr>
+            </w:r>
+            <w:r>
+              <w:rPr>
+                <w:b w:val="0"/>
+                <w:i w:val="0"/>
+                <w:sz w:val="18"/>
+                <w:u w:val="none"/>
+              </w:rPr>
+              <w:t>0xfc63cd22…</w:t>
+            </w:r>
+          </w:p>
+        </w:tc>
+      </w:tr>
+      <w:tr>
+        <w:tc>
+          <w:tcPr>
+            <w:tcW w:type="dxa" w:w="1560"/>
+          </w:tcPr>
+          <w:p>
+            <w:pPr>
+              <w:ind w:firstLine="0"/>
+            </w:pPr>
+            <w:r>
+              <w:rPr>
+                <w:sz w:val="18"/>
+              </w:rPr>
+            </w:r>
+            <w:r>
+              <w:rPr>
+                <w:b w:val="0"/>
+                <w:i w:val="0"/>
+                <w:sz w:val="18"/>
+                <w:u w:val="none"/>
+              </w:rPr>
+              <w:t>19</w:t>
+            </w:r>
+          </w:p>
+        </w:tc>
+        <w:tc>
+          <w:tcPr>
+            <w:tcW w:type="dxa" w:w="1560"/>
+          </w:tcPr>
+          <w:p>
+            <w:pPr>
+              <w:ind w:firstLine="0"/>
+            </w:pPr>
+            <w:r>
+              <w:rPr>
+                <w:sz w:val="18"/>
+              </w:rPr>
+            </w:r>
+            <w:r>
+              <w:rPr>
+                <w:b w:val="0"/>
+                <w:i w:val="0"/>
+                <w:sz w:val="18"/>
+                <w:u w:val="none"/>
+              </w:rPr>
+              <w:t>LABOR</w:t>
+            </w:r>
+          </w:p>
+        </w:tc>
+        <w:tc>
+          <w:tcPr>
+            <w:tcW w:type="dxa" w:w="1560"/>
+          </w:tcPr>
+          <w:p>
+            <w:pPr>
+              <w:ind w:firstLine="0"/>
+            </w:pPr>
+            <w:r>
+              <w:rPr>
+                <w:sz w:val="18"/>
+              </w:rPr>
+            </w:r>
+            <w:r>
+              <w:rPr>
+                <w:b w:val="0"/>
+                <w:i w:val="0"/>
+                <w:sz w:val="18"/>
+                <w:u w:val="none"/>
+              </w:rPr>
+              <w:t>10.0</w:t>
+            </w:r>
+          </w:p>
+        </w:tc>
+        <w:tc>
+          <w:tcPr>
+            <w:tcW w:type="dxa" w:w="1560"/>
+          </w:tcPr>
+          <w:p>
+            <w:pPr>
+              <w:ind w:firstLine="0"/>
+            </w:pPr>
+            <w:r>
+              <w:rPr>
+                <w:sz w:val="18"/>
+              </w:rPr>
+            </w:r>
+            <w:r>
+              <w:rPr>
+                <w:b w:val="0"/>
+                <w:i w:val="0"/>
+                <w:sz w:val="18"/>
+                <w:u w:val="none"/>
+              </w:rPr>
+              <w:t>Maintenance</w:t>
+            </w:r>
+          </w:p>
+        </w:tc>
+        <w:tc>
+          <w:tcPr>
+            <w:tcW w:type="dxa" w:w="1560"/>
+          </w:tcPr>
+          <w:p>
+            <w:pPr>
+              <w:ind w:firstLine="0"/>
+            </w:pPr>
+            <w:r>
+              <w:rPr>
+                <w:sz w:val="18"/>
+              </w:rPr>
+            </w:r>
+            <w:r>
+              <w:rPr>
+                <w:b w:val="0"/>
+                <w:i w:val="0"/>
+                <w:sz w:val="18"/>
+                <w:u w:val="none"/>
+              </w:rPr>
+              <w:t>Operator</w:t>
+            </w:r>
+          </w:p>
+        </w:tc>
+        <w:tc>
+          <w:tcPr>
+            <w:tcW w:type="dxa" w:w="1560"/>
+          </w:tcPr>
+          <w:p>
+            <w:pPr>
+              <w:ind w:firstLine="0"/>
+            </w:pPr>
+            <w:r>
+              <w:rPr>
+                <w:sz w:val="18"/>
+              </w:rPr>
+            </w:r>
+            <w:r>
+              <w:rPr>
+                <w:b w:val="0"/>
+                <w:i w:val="0"/>
+                <w:sz w:val="18"/>
+                <w:u w:val="none"/>
+              </w:rPr>
+              <w:t>0xb620ea8c…</w:t>
+            </w:r>
+          </w:p>
+        </w:tc>
+      </w:tr>
+      <w:tr>
+        <w:tc>
+          <w:tcPr>
+            <w:tcW w:type="dxa" w:w="1560"/>
+          </w:tcPr>
+          <w:p>
+            <w:pPr>
+              <w:ind w:firstLine="0"/>
+            </w:pPr>
+            <w:r>
+              <w:rPr>
+                <w:sz w:val="18"/>
+              </w:rPr>
+            </w:r>
+            <w:r>
+              <w:rPr>
+                <w:b w:val="0"/>
+                <w:i w:val="0"/>
+                <w:sz w:val="18"/>
+                <w:u w:val="none"/>
+              </w:rPr>
+              <w:t>20</w:t>
+            </w:r>
+          </w:p>
+        </w:tc>
+        <w:tc>
+          <w:tcPr>
+            <w:tcW w:type="dxa" w:w="1560"/>
+          </w:tcPr>
+          <w:p>
+            <w:pPr>
+              <w:ind w:firstLine="0"/>
+            </w:pPr>
+            <w:r>
+              <w:rPr>
+                <w:sz w:val="18"/>
+              </w:rPr>
+            </w:r>
+            <w:r>
+              <w:rPr>
+                <w:b w:val="0"/>
+                <w:i w:val="0"/>
+                <w:sz w:val="18"/>
+                <w:u w:val="none"/>
+              </w:rPr>
+              <w:t>GOODS</w:t>
+            </w:r>
+          </w:p>
+        </w:tc>
+        <w:tc>
+          <w:tcPr>
+            <w:tcW w:type="dxa" w:w="1560"/>
+          </w:tcPr>
+          <w:p>
+            <w:pPr>
+              <w:ind w:firstLine="0"/>
+            </w:pPr>
+            <w:r>
+              <w:rPr>
+                <w:sz w:val="18"/>
+              </w:rPr>
+            </w:r>
+            <w:r>
+              <w:rPr>
+                <w:b w:val="0"/>
+                <w:i w:val="0"/>
+                <w:sz w:val="18"/>
+                <w:u w:val="none"/>
+              </w:rPr>
+              <w:t>14.0</w:t>
+            </w:r>
+          </w:p>
+        </w:tc>
+        <w:tc>
+          <w:tcPr>
+            <w:tcW w:type="dxa" w:w="1560"/>
+          </w:tcPr>
+          <w:p>
+            <w:pPr>
+              <w:ind w:firstLine="0"/>
+            </w:pPr>
+            <w:r>
+              <w:rPr>
+                <w:sz w:val="18"/>
+              </w:rPr>
+            </w:r>
+            <w:r>
+              <w:rPr>
+                <w:b w:val="0"/>
+                <w:i w:val="0"/>
+                <w:sz w:val="18"/>
+                <w:u w:val="none"/>
+              </w:rPr>
+              <w:t>Merchant</w:t>
+            </w:r>
+          </w:p>
+        </w:tc>
+        <w:tc>
+          <w:tcPr>
+            <w:tcW w:type="dxa" w:w="1560"/>
+          </w:tcPr>
+          <w:p>
+            <w:pPr>
+              <w:ind w:firstLine="0"/>
+            </w:pPr>
+            <w:r>
+              <w:rPr>
+                <w:sz w:val="18"/>
+              </w:rPr>
+            </w:r>
+            <w:r>
+              <w:rPr>
+                <w:b w:val="0"/>
+                <w:i w:val="0"/>
+                <w:sz w:val="18"/>
+                <w:u w:val="none"/>
+              </w:rPr>
+              <w:t>Operator</w:t>
+            </w:r>
+          </w:p>
+        </w:tc>
+        <w:tc>
+          <w:tcPr>
+            <w:tcW w:type="dxa" w:w="1560"/>
+          </w:tcPr>
+          <w:p>
+            <w:pPr>
+              <w:ind w:firstLine="0"/>
+            </w:pPr>
+            <w:r>
+              <w:rPr>
+                <w:sz w:val="18"/>
+              </w:rPr>
+            </w:r>
+            <w:r>
+              <w:rPr>
+                <w:b w:val="0"/>
+                <w:i w:val="0"/>
+                <w:sz w:val="18"/>
+                <w:u w:val="none"/>
+              </w:rPr>
+              <w:t>0x6b1f3801…</w:t>
+            </w:r>
+          </w:p>
+        </w:tc>
+      </w:tr>
+      <w:tr>
+        <w:tc>
+          <w:tcPr>
+            <w:tcW w:type="dxa" w:w="1560"/>
+          </w:tcPr>
+          <w:p>
+            <w:pPr>
+              <w:ind w:firstLine="0"/>
+            </w:pPr>
+            <w:r>
+              <w:rPr>
+                <w:sz w:val="18"/>
+              </w:rPr>
+            </w:r>
+            <w:r>
+              <w:rPr>
+                <w:b w:val="0"/>
+                <w:i w:val="0"/>
+                <w:sz w:val="18"/>
+                <w:u w:val="none"/>
+              </w:rPr>
+              <w:t>21</w:t>
+            </w:r>
+          </w:p>
+        </w:tc>
+        <w:tc>
+          <w:tcPr>
+            <w:tcW w:type="dxa" w:w="1560"/>
+          </w:tcPr>
+          <w:p>
+            <w:pPr>
+              <w:ind w:firstLine="0"/>
+            </w:pPr>
+            <w:r>
+              <w:rPr>
+                <w:sz w:val="18"/>
+              </w:rPr>
+            </w:r>
+            <w:r>
+              <w:rPr>
+                <w:b w:val="0"/>
+                <w:i w:val="0"/>
+                <w:sz w:val="18"/>
+                <w:u w:val="none"/>
+              </w:rPr>
+              <w:t>NETWORK</w:t>
+            </w:r>
+          </w:p>
+        </w:tc>
+        <w:tc>
+          <w:tcPr>
+            <w:tcW w:type="dxa" w:w="1560"/>
+          </w:tcPr>
+          <w:p>
+            <w:pPr>
+              <w:ind w:firstLine="0"/>
+            </w:pPr>
+            <w:r>
+              <w:rPr>
+                <w:sz w:val="18"/>
+              </w:rPr>
+            </w:r>
+            <w:r>
+              <w:rPr>
+                <w:b w:val="0"/>
+                <w:i w:val="0"/>
+                <w:sz w:val="18"/>
+                <w:u w:val="none"/>
+              </w:rPr>
+              <w:t>8.0</w:t>
+            </w:r>
+          </w:p>
+        </w:tc>
+        <w:tc>
+          <w:tcPr>
+            <w:tcW w:type="dxa" w:w="1560"/>
+          </w:tcPr>
+          <w:p>
+            <w:pPr>
+              <w:ind w:firstLine="0"/>
+            </w:pPr>
+            <w:r>
+              <w:rPr>
+                <w:sz w:val="18"/>
+              </w:rPr>
+            </w:r>
+            <w:r>
+              <w:rPr>
+                <w:b w:val="0"/>
+                <w:i w:val="0"/>
+                <w:sz w:val="18"/>
+                <w:u w:val="none"/>
+              </w:rPr>
+              <w:t>Network peer</w:t>
+            </w:r>
+          </w:p>
+        </w:tc>
+        <w:tc>
+          <w:tcPr>
+            <w:tcW w:type="dxa" w:w="1560"/>
+          </w:tcPr>
+          <w:p>
+            <w:pPr>
+              <w:ind w:firstLine="0"/>
+            </w:pPr>
+            <w:r>
+              <w:rPr>
+                <w:sz w:val="18"/>
+              </w:rPr>
+            </w:r>
+            <w:r>
+              <w:rPr>
+                <w:b w:val="0"/>
+                <w:i w:val="0"/>
+                <w:sz w:val="18"/>
+                <w:u w:val="none"/>
+              </w:rPr>
+              <w:t>Operator</w:t>
+            </w:r>
+          </w:p>
+        </w:tc>
+        <w:tc>
+          <w:tcPr>
+            <w:tcW w:type="dxa" w:w="1560"/>
+          </w:tcPr>
+          <w:p>
+            <w:pPr>
+              <w:ind w:firstLine="0"/>
+            </w:pPr>
+            <w:r>
+              <w:rPr>
+                <w:sz w:val="18"/>
+              </w:rPr>
+            </w:r>
+            <w:r>
+              <w:rPr>
+                <w:b w:val="0"/>
+                <w:i w:val="0"/>
+                <w:sz w:val="18"/>
+                <w:u w:val="none"/>
+              </w:rPr>
+              <w:t>0x5a72cc73…</w:t>
+            </w:r>
+          </w:p>
+        </w:tc>
+      </w:tr>
+    </w:tbl>
+    <w:p/>
+    <w:p>
+      <w:pPr>
+        <w:pStyle w:val="Heading2"/>
+      </w:pPr>
+      <w:r>
+        <w:t>5.10.3 Operator cycle log</w:t>
+      </w:r>
+    </w:p>
+    <w:p>
+      <w:pPr>
+        <w:pStyle w:val="Heading3"/>
+      </w:pPr>
+      <w:r>
+        <w:t>2026-06-07T15-36-04-187Z</w:t>
+      </w:r>
+    </w:p>
+    <w:p>
+      <w:pPr>
+        <w:pStyle w:val="ListBullet"/>
+        <w:ind w:left="0" w:firstLine="0"/>
+      </w:pPr>
+      <w:r>
+        <w:rPr>
+          <w:b/>
+          <w:i w:val="0"/>
+          <w:u w:val="none"/>
+        </w:rPr>
+        <w:t>mint_from_surplus</w:t>
+      </w:r>
+      <w:r>
+        <w:rPr>
+          <w:b w:val="0"/>
+          <w:i w:val="0"/>
+          <w:u w:val="none"/>
+        </w:rPr>
+        <w:t xml:space="preserve"> (100 kWh): 0xcf922f3883f5…</w:t>
+      </w:r>
+    </w:p>
+    <w:p>
+      <w:pPr>
+        <w:pStyle w:val="ListBullet"/>
+        <w:ind w:left="0" w:firstLine="0"/>
+      </w:pPr>
+      <w:r>
+        <w:rPr>
+          <w:b/>
+          <w:i w:val="0"/>
+          <w:u w:val="none"/>
+        </w:rPr>
+        <w:t>network_payment</w:t>
+      </w:r>
+      <w:r>
+        <w:rPr>
+          <w:b w:val="0"/>
+          <w:i w:val="0"/>
+          <w:u w:val="none"/>
+        </w:rPr>
+        <w:t xml:space="preserve"> (8 SPK): 0xeacc17a44e8e…</w:t>
+      </w:r>
+    </w:p>
+    <w:p>
+      <w:pPr>
+        <w:pStyle w:val="ListBullet"/>
+        <w:ind w:left="0" w:firstLine="0"/>
+      </w:pPr>
+      <w:r>
+        <w:rPr>
+          <w:b/>
+          <w:i w:val="0"/>
+          <w:u w:val="none"/>
+        </w:rPr>
+        <w:t>network_payment</w:t>
+      </w:r>
+      <w:r>
+        <w:rPr>
+          <w:b w:val="0"/>
+          <w:i w:val="0"/>
+          <w:u w:val="none"/>
+        </w:rPr>
+        <w:t xml:space="preserve"> (12 SPK): 0xb49728568174…</w:t>
+      </w:r>
+    </w:p>
+    <w:p>
+      <w:pPr>
+        <w:pStyle w:val="ListBullet"/>
+        <w:ind w:left="0" w:firstLine="0"/>
+      </w:pPr>
+      <w:r>
+        <w:rPr>
+          <w:b/>
+          <w:i w:val="0"/>
+          <w:u w:val="none"/>
+        </w:rPr>
+        <w:t>optional_redemption</w:t>
+      </w:r>
+      <w:r>
+        <w:rPr>
+          <w:b w:val="0"/>
+          <w:i w:val="0"/>
+          <w:u w:val="none"/>
+        </w:rPr>
+        <w:t xml:space="preserve"> (5 SPK): 0xabfc4d3462ac…</w:t>
+      </w:r>
+    </w:p>
+    <w:p>
+      <w:pPr>
+        <w:pStyle w:val="Heading3"/>
+      </w:pPr>
+      <w:r>
+        <w:t>2026-06-07T16-02-48-981Z</w:t>
+      </w:r>
+    </w:p>
+    <w:p>
+      <w:pPr>
+        <w:pStyle w:val="ListBullet"/>
+        <w:ind w:left="0" w:firstLine="0"/>
+      </w:pPr>
+      <w:r>
+        <w:rPr>
+          <w:b/>
+          <w:i w:val="0"/>
+          <w:u w:val="none"/>
+        </w:rPr>
+        <w:t>mint_from_attestation</w:t>
+      </w:r>
+      <w:r>
+        <w:rPr>
+          <w:b w:val="0"/>
+          <w:i w:val="0"/>
+          <w:u w:val="none"/>
+        </w:rPr>
+        <w:t xml:space="preserve"> (50 kWh): 0x9fcf885ff5df…</w:t>
+      </w:r>
+    </w:p>
+    <w:p>
+      <w:pPr>
+        <w:pStyle w:val="ListBullet"/>
+        <w:ind w:left="0" w:firstLine="0"/>
+      </w:pPr>
+      <w:r>
+        <w:rPr>
+          <w:b/>
+          <w:i w:val="0"/>
+          <w:u w:val="none"/>
+        </w:rPr>
+        <w:t>network_payment</w:t>
+      </w:r>
+      <w:r>
+        <w:rPr>
+          <w:b w:val="0"/>
+          <w:i w:val="0"/>
+          <w:u w:val="none"/>
+        </w:rPr>
+        <w:t xml:space="preserve"> (6 SPK): 0x7bf526551f5a…</w:t>
+      </w:r>
+    </w:p>
+    <w:p>
+      <w:pPr>
+        <w:pStyle w:val="ListBullet"/>
+        <w:ind w:left="0" w:firstLine="0"/>
+      </w:pPr>
+      <w:r>
+        <w:rPr>
+          <w:b/>
+          <w:i w:val="0"/>
+          <w:u w:val="none"/>
+        </w:rPr>
+        <w:t>network_payment</w:t>
+      </w:r>
+      <w:r>
+        <w:rPr>
+          <w:b w:val="0"/>
+          <w:i w:val="0"/>
+          <w:u w:val="none"/>
+        </w:rPr>
+        <w:t xml:space="preserve"> (10 SPK): 0x1f7cd59612cf…</w:t>
+      </w:r>
+    </w:p>
+    <w:p>
+      <w:pPr>
+        <w:pStyle w:val="ListBullet"/>
+        <w:ind w:left="0" w:firstLine="0"/>
+      </w:pPr>
+      <w:r>
+        <w:rPr>
+          <w:b/>
+          <w:i w:val="0"/>
+          <w:u w:val="none"/>
+        </w:rPr>
+        <w:t>network_payment</w:t>
+      </w:r>
+      <w:r>
+        <w:rPr>
+          <w:b w:val="0"/>
+          <w:i w:val="0"/>
+          <w:u w:val="none"/>
+        </w:rPr>
+        <w:t xml:space="preserve"> (14 SPK): 0x3b912b39ed24…</w:t>
+      </w:r>
+    </w:p>
+    <w:p>
+      <w:pPr>
+        <w:pStyle w:val="ListBullet"/>
+        <w:ind w:left="0" w:firstLine="0"/>
+      </w:pPr>
+      <w:r>
+        <w:rPr>
+          <w:b/>
+          <w:i w:val="0"/>
+          <w:u w:val="none"/>
+        </w:rPr>
+        <w:t>network_payment</w:t>
+      </w:r>
+      <w:r>
+        <w:rPr>
+          <w:b w:val="0"/>
+          <w:i w:val="0"/>
+          <w:u w:val="none"/>
+        </w:rPr>
+        <w:t xml:space="preserve"> (8 SPK): 0x100b4decd5e1…</w:t>
+      </w:r>
+    </w:p>
+    <w:p>
+      <w:pPr>
+        <w:pStyle w:val="ListBullet"/>
+        <w:ind w:left="0" w:firstLine="0"/>
+      </w:pPr>
+      <w:r>
+        <w:rPr>
+          <w:b/>
+          <w:i w:val="0"/>
+          <w:u w:val="none"/>
+        </w:rPr>
+        <w:t>optional_redemption</w:t>
+      </w:r>
+      <w:r>
+        <w:rPr>
+          <w:b w:val="0"/>
+          <w:i w:val="0"/>
+          <w:u w:val="none"/>
+        </w:rPr>
+        <w:t xml:space="preserve"> (5 SPK): 0xd14b9c118ce7…</w:t>
+      </w:r>
+    </w:p>
+    <w:p>
+      <w:pPr>
+        <w:pStyle w:val="Heading3"/>
+      </w:pPr>
+      <w:r>
+        <w:t>2026-06-07T16-25-38-349Z</w:t>
+      </w:r>
+    </w:p>
+    <w:p>
+      <w:pPr>
+        <w:pStyle w:val="ListBullet"/>
+        <w:ind w:left="0" w:firstLine="0"/>
+      </w:pPr>
+      <w:r>
+        <w:rPr>
+          <w:b/>
+          <w:i w:val="0"/>
+          <w:u w:val="none"/>
+        </w:rPr>
+        <w:t>mint_from_attestation</w:t>
+      </w:r>
+      <w:r>
+        <w:rPr>
+          <w:b w:val="0"/>
+          <w:i w:val="0"/>
+          <w:u w:val="none"/>
+        </w:rPr>
+        <w:t xml:space="preserve"> (52 kWh): 0x3527585fd110…</w:t>
+      </w:r>
+    </w:p>
+    <w:p>
+      <w:pPr>
+        <w:pStyle w:val="ListBullet"/>
+        <w:ind w:left="0" w:firstLine="0"/>
+      </w:pPr>
+      <w:r>
+        <w:rPr>
+          <w:b/>
+          <w:i w:val="0"/>
+          <w:u w:val="none"/>
+        </w:rPr>
+        <w:t>network_payment</w:t>
+      </w:r>
+      <w:r>
+        <w:rPr>
+          <w:b w:val="0"/>
+          <w:i w:val="0"/>
+          <w:u w:val="none"/>
+        </w:rPr>
+        <w:t xml:space="preserve"> (6 SPK): 0x7d68647acac4…</w:t>
+      </w:r>
+    </w:p>
+    <w:p>
+      <w:pPr>
+        <w:pStyle w:val="ListBullet"/>
+        <w:ind w:left="0" w:firstLine="0"/>
+      </w:pPr>
+      <w:r>
+        <w:rPr>
+          <w:b/>
+          <w:i w:val="0"/>
+          <w:u w:val="none"/>
+        </w:rPr>
+        <w:t>network_payment</w:t>
+      </w:r>
+      <w:r>
+        <w:rPr>
+          <w:b w:val="0"/>
+          <w:i w:val="0"/>
+          <w:u w:val="none"/>
+        </w:rPr>
+        <w:t xml:space="preserve"> (10 SPK): 0xc1eb24c0dc7e…</w:t>
+      </w:r>
+    </w:p>
+    <w:p>
+      <w:pPr>
+        <w:pStyle w:val="ListBullet"/>
+        <w:ind w:left="0" w:firstLine="0"/>
+      </w:pPr>
+      <w:r>
+        <w:rPr>
+          <w:b/>
+          <w:i w:val="0"/>
+          <w:u w:val="none"/>
+        </w:rPr>
+        <w:t>network_payment</w:t>
+      </w:r>
+      <w:r>
+        <w:rPr>
+          <w:b w:val="0"/>
+          <w:i w:val="0"/>
+          <w:u w:val="none"/>
+        </w:rPr>
+        <w:t xml:space="preserve"> (14 SPK): 0xd01d4ab88396…</w:t>
+      </w:r>
+    </w:p>
+    <w:p>
+      <w:pPr>
+        <w:pStyle w:val="ListBullet"/>
+        <w:ind w:left="0" w:firstLine="0"/>
+      </w:pPr>
+      <w:r>
+        <w:rPr>
+          <w:b/>
+          <w:i w:val="0"/>
+          <w:u w:val="none"/>
+        </w:rPr>
+        <w:t>network_payment</w:t>
+      </w:r>
+      <w:r>
+        <w:rPr>
+          <w:b w:val="0"/>
+          <w:i w:val="0"/>
+          <w:u w:val="none"/>
+        </w:rPr>
+        <w:t xml:space="preserve"> (8 SPK): 0x2b8e8efb9ff2…</w:t>
+      </w:r>
+    </w:p>
+    <w:p>
+      <w:pPr>
+        <w:pStyle w:val="Heading3"/>
+      </w:pPr>
+      <w:r>
+        <w:t>2026-06-08T16-57-04-958Z</w:t>
+      </w:r>
+    </w:p>
+    <w:p>
+      <w:pPr>
+        <w:pStyle w:val="ListBullet"/>
+        <w:ind w:left="0" w:firstLine="0"/>
+      </w:pPr>
+      <w:r>
+        <w:rPr>
+          <w:b/>
+          <w:i w:val="0"/>
+          <w:u w:val="none"/>
+        </w:rPr>
+        <w:t>oracle_refresh</w:t>
+      </w:r>
+      <w:r>
+        <w:rPr>
+          <w:b w:val="0"/>
+          <w:i w:val="0"/>
+          <w:u w:val="none"/>
+        </w:rPr>
+        <w:t>: 0x2b2fff3df582…</w:t>
+      </w:r>
+    </w:p>
+    <w:p>
+      <w:pPr>
+        <w:pStyle w:val="ListBullet"/>
+        <w:ind w:left="0" w:firstLine="0"/>
+      </w:pPr>
+      <w:r>
+        <w:rPr>
+          <w:b/>
+          <w:i w:val="0"/>
+          <w:u w:val="none"/>
+        </w:rPr>
+        <w:t>mint_from_attestation</w:t>
+      </w:r>
+      <w:r>
+        <w:rPr>
+          <w:b w:val="0"/>
+          <w:i w:val="0"/>
+          <w:u w:val="none"/>
+        </w:rPr>
+        <w:t xml:space="preserve"> (50 kWh): 0x3dd63c06a294…</w:t>
+      </w:r>
+    </w:p>
+    <w:p>
+      <w:pPr>
+        <w:pStyle w:val="ListBullet"/>
+        <w:ind w:left="0" w:firstLine="0"/>
+      </w:pPr>
+      <w:r>
+        <w:rPr>
+          <w:b/>
+          <w:i w:val="0"/>
+          <w:u w:val="none"/>
+        </w:rPr>
+        <w:t>network_payment</w:t>
+      </w:r>
+      <w:r>
+        <w:rPr>
+          <w:b w:val="0"/>
+          <w:i w:val="0"/>
+          <w:u w:val="none"/>
+        </w:rPr>
+        <w:t xml:space="preserve"> (6 SPK): 0xfc63cd227940…</w:t>
+      </w:r>
+    </w:p>
+    <w:p>
+      <w:pPr>
+        <w:pStyle w:val="ListBullet"/>
+        <w:ind w:left="0" w:firstLine="0"/>
+      </w:pPr>
+      <w:r>
+        <w:rPr>
+          <w:b/>
+          <w:i w:val="0"/>
+          <w:u w:val="none"/>
+        </w:rPr>
+        <w:t>network_payment</w:t>
+      </w:r>
+      <w:r>
+        <w:rPr>
+          <w:b w:val="0"/>
+          <w:i w:val="0"/>
+          <w:u w:val="none"/>
+        </w:rPr>
+        <w:t xml:space="preserve"> (10 SPK): 0xb620ea8cdcf7…</w:t>
+      </w:r>
+    </w:p>
+    <w:p>
+      <w:pPr>
+        <w:pStyle w:val="ListBullet"/>
+        <w:ind w:left="0" w:firstLine="0"/>
+      </w:pPr>
+      <w:r>
+        <w:rPr>
+          <w:b/>
+          <w:i w:val="0"/>
+          <w:u w:val="none"/>
+        </w:rPr>
+        <w:t>network_payment</w:t>
+      </w:r>
+      <w:r>
+        <w:rPr>
+          <w:b w:val="0"/>
+          <w:i w:val="0"/>
+          <w:u w:val="none"/>
+        </w:rPr>
+        <w:t xml:space="preserve"> (14 SPK): 0x6b1f3801f468…</w:t>
+      </w:r>
+    </w:p>
+    <w:p>
+      <w:pPr>
+        <w:pStyle w:val="ListBullet"/>
+        <w:ind w:left="0" w:firstLine="0"/>
+      </w:pPr>
+      <w:r>
+        <w:rPr>
+          <w:b/>
+          <w:i w:val="0"/>
+          <w:u w:val="none"/>
+        </w:rPr>
+        <w:t>network_payment</w:t>
+      </w:r>
+      <w:r>
+        <w:rPr>
+          <w:b w:val="0"/>
+          <w:i w:val="0"/>
+          <w:u w:val="none"/>
+        </w:rPr>
+        <w:t xml:space="preserve"> (8 SPK): 0x5a72cc73cbc6…</w:t>
+      </w:r>
+    </w:p>
+    <w:p>
+      <w:pPr>
+        <w:pStyle w:val="ListBullet"/>
+        <w:ind w:left="0" w:firstLine="0"/>
+      </w:pPr>
+      <w:r>
+        <w:rPr>
+          <w:b/>
+          <w:i w:val="0"/>
+          <w:u w:val="none"/>
+        </w:rPr>
+        <w:t>optional_redemption</w:t>
+      </w:r>
+      <w:r>
+        <w:rPr>
+          <w:b w:val="0"/>
+          <w:i w:val="0"/>
+          <w:u w:val="none"/>
+        </w:rPr>
+        <w:t xml:space="preserve"> (5 SPK): 0xf3111ce6742e…</w:t>
       </w:r>
     </w:p>
     <w:p>

--- a/thesis_package/output/chapters/CHAPTER_5.docx
+++ b/thesis_package/output/chapters/CHAPTER_5.docx
@@ -2,297 +2,6 @@
 <file path=word/document.xml><?xml version="1.0" encoding="utf-8"?>
 <w:document xmlns:wpc="http://schemas.microsoft.com/office/word/2010/wordprocessingCanvas" xmlns:mo="http://schemas.microsoft.com/office/mac/office/2008/main" xmlns:mc="http://schemas.openxmlformats.org/markup-compatibility/2006" xmlns:mv="urn:schemas-microsoft-com:mac:vml" xmlns:o="urn:schemas-microsoft-com:office:office" xmlns:r="http://schemas.openxmlformats.org/officeDocument/2006/relationships" xmlns:m="http://schemas.openxmlformats.org/officeDocument/2006/math" xmlns:v="urn:schemas-microsoft-com:vml" xmlns:wp14="http://schemas.microsoft.com/office/word/2010/wordprocessingDrawing" xmlns:wp="http://schemas.openxmlformats.org/drawingml/2006/wordprocessingDrawing" xmlns:w10="urn:schemas-microsoft-com:office:word" xmlns:w="http://schemas.openxmlformats.org/wordprocessingml/2006/main" xmlns:w14="http://schemas.microsoft.com/office/word/2010/wordml" xmlns:wpg="http://schemas.microsoft.com/office/word/2010/wordprocessingGroup" xmlns:wpi="http://schemas.microsoft.com/office/word/2010/wordprocessingInk" xmlns:wne="http://schemas.microsoft.com/office/word/2006/wordml" xmlns:wps="http://schemas.microsoft.com/office/word/2010/wordprocessingShape" mc:Ignorable="w14 wp14">
   <w:body>
-    <w:p>
-      <w:pPr>
-        <w:spacing w:before="1440"/>
-        <w:jc w:val="center"/>
-      </w:pPr>
-      <w:r>
-        <w:rPr>
-          <w:rFonts w:ascii="Times New Roman" w:hAnsi="Times New Roman"/>
-          <w:b/>
-          <w:sz w:val="32"/>
-        </w:rPr>
-        <w:t>YUAN ZE UNIVERSITY</w:t>
-        <w:br/>
-      </w:r>
-      <w:r>
-        <w:rPr>
-          <w:rFonts w:ascii="Times New Roman" w:hAnsi="Times New Roman"/>
-          <w:b w:val="0"/>
-          <w:sz w:val="28"/>
-        </w:rPr>
-        <w:t>College of Management</w:t>
-        <w:br/>
-      </w:r>
-      <w:r>
-        <w:rPr>
-          <w:rFonts w:ascii="Times New Roman" w:hAnsi="Times New Roman"/>
-          <w:b w:val="0"/>
-          <w:sz w:val="28"/>
-        </w:rPr>
-        <w:t>Department of Finance</w:t>
-        <w:br/>
-      </w:r>
-      <w:r>
-        <w:rPr>
-          <w:rFonts w:ascii="Times New Roman" w:hAnsi="Times New Roman"/>
-          <w:b w:val="0"/>
-          <w:sz w:val="24"/>
-        </w:rPr>
-        <w:br/>
-      </w:r>
-      <w:r>
-        <w:rPr>
-          <w:rFonts w:ascii="Times New Roman" w:hAnsi="Times New Roman"/>
-          <w:b w:val="0"/>
-          <w:sz w:val="24"/>
-        </w:rPr>
-        <w:br/>
-      </w:r>
-      <w:r>
-        <w:rPr>
-          <w:rFonts w:ascii="Times New Roman" w:hAnsi="Times New Roman"/>
-          <w:b/>
-          <w:sz w:val="36"/>
-        </w:rPr>
-        <w:t>ENERGY AS A CONSTRAINT:</w:t>
-        <w:br/>
-      </w:r>
-      <w:r>
-        <w:rPr>
-          <w:rFonts w:ascii="Times New Roman" w:hAnsi="Times New Roman"/>
-          <w:b/>
-          <w:sz w:val="36"/>
-        </w:rPr>
-        <w:t>Credibility, Pricing, and Settlement</w:t>
-        <w:br/>
-      </w:r>
-      <w:r>
-        <w:rPr>
-          <w:rFonts w:ascii="Times New Roman" w:hAnsi="Times New Roman"/>
-          <w:b/>
-          <w:sz w:val="36"/>
-        </w:rPr>
-        <w:t>in Energy-Linked Digital Finance</w:t>
-        <w:br/>
-      </w:r>
-      <w:r>
-        <w:rPr>
-          <w:rFonts w:ascii="Times New Roman" w:hAnsi="Times New Roman"/>
-          <w:b w:val="0"/>
-          <w:sz w:val="24"/>
-        </w:rPr>
-        <w:br/>
-      </w:r>
-      <w:r>
-        <w:rPr>
-          <w:rFonts w:ascii="Times New Roman" w:hAnsi="Times New Roman"/>
-          <w:b w:val="0"/>
-          <w:sz w:val="24"/>
-        </w:rPr>
-        <w:br/>
-      </w:r>
-      <w:r>
-        <w:rPr>
-          <w:rFonts w:ascii="Times New Roman" w:hAnsi="Times New Roman"/>
-          <w:b/>
-          <w:sz w:val="28"/>
-        </w:rPr>
-        <w:t>Christopher Ongko</w:t>
-        <w:br/>
-      </w:r>
-      <w:r>
-        <w:rPr>
-          <w:rFonts w:ascii="Times New Roman" w:hAnsi="Times New Roman"/>
-          <w:b w:val="0"/>
-          <w:sz w:val="24"/>
-        </w:rPr>
-        <w:t>Student ID: 1133958</w:t>
-        <w:br/>
-      </w:r>
-      <w:r>
-        <w:rPr>
-          <w:rFonts w:ascii="Times New Roman" w:hAnsi="Times New Roman"/>
-          <w:b w:val="0"/>
-          <w:sz w:val="24"/>
-        </w:rPr>
-        <w:br/>
-      </w:r>
-      <w:r>
-        <w:rPr>
-          <w:rFonts w:ascii="Times New Roman" w:hAnsi="Times New Roman"/>
-          <w:b w:val="0"/>
-          <w:sz w:val="24"/>
-        </w:rPr>
-        <w:br/>
-      </w:r>
-      <w:r>
-        <w:rPr>
-          <w:rFonts w:ascii="Times New Roman" w:hAnsi="Times New Roman"/>
-          <w:b w:val="0"/>
-          <w:sz w:val="24"/>
-        </w:rPr>
-        <w:t>Advisor: Dr. De-Rong Kong (孔德蓉)</w:t>
-        <w:br/>
-      </w:r>
-      <w:r>
-        <w:rPr>
-          <w:rFonts w:ascii="Times New Roman" w:hAnsi="Times New Roman"/>
-          <w:b w:val="0"/>
-          <w:sz w:val="24"/>
-        </w:rPr>
-        <w:br/>
-      </w:r>
-      <w:r>
-        <w:rPr>
-          <w:rFonts w:ascii="Times New Roman" w:hAnsi="Times New Roman"/>
-          <w:b w:val="0"/>
-          <w:sz w:val="24"/>
-        </w:rPr>
-        <w:t>June 2026</w:t>
-        <w:br/>
-      </w:r>
-    </w:p>
-    <w:p>
-      <w:r>
-        <w:br w:type="page"/>
-      </w:r>
-    </w:p>
-    <w:p>
-      <w:pPr>
-        <w:pStyle w:val="Heading1"/>
-      </w:pPr>
-      <w:r>
-        <w:t>Abstract</w:t>
-      </w:r>
-    </w:p>
-    <w:p>
-      <w:r>
-        <w:rPr>
-          <w:b w:val="0"/>
-          <w:i w:val="0"/>
-          <w:u w:val="none"/>
-        </w:rPr>
-        <w:t>This thesis asks whether energy can act as a credible constraint for digital money through energy-linked financial contracts, and what conditions are needed for that constraint to work.</w:t>
-      </w:r>
-    </w:p>
-    <w:p>
-      <w:r>
-        <w:rPr>
-          <w:b w:val="0"/>
-          <w:i w:val="0"/>
-          <w:u w:val="none"/>
-        </w:rPr>
-        <w:t>The answer is conditional. Energy is not money by itself, but it combines production cost, economic usefulness, measurability, and compatibility with rule-based digital enforcement. The thesis argues that credibility requires five integrated constraints: reliable energy data, rule-bound issuance, explicit pricing and risk controls, protected settlement and redemption accounting, and limited governance.</w:t>
-      </w:r>
-    </w:p>
-    <w:p>
-      <w:r>
-        <w:rPr>
-          <w:b w:val="0"/>
-          <w:i w:val="0"/>
-          <w:u w:val="none"/>
-        </w:rPr>
-        <w:t>The empirical chapters study Bitcoin as evidence that energy cost can matter for digital valuation, but only conditionally and specification-sensitively. The pricing chapter develops a reproducible option-style framework for renewable-energy-linked claims using public data, numerical validation, and oracle-tolerance analysis. The implementation chapter maps the constraints to a proof-of-concept smart contract system on Ethereum Sepolia, including an energy-native SPK v1 circulation loop with indexed on-chain payments.</w:t>
-      </w:r>
-    </w:p>
-    <w:p>
-      <w:r>
-        <w:rPr>
-          <w:b w:val="0"/>
-          <w:i w:val="0"/>
-          <w:u w:val="none"/>
-        </w:rPr>
-        <w:t>The contribution is a bounded research framework—not a production-ready currency or stablecoin launch. The thesis shows how energy-linked digital finance can be studied, priced, and prototyped under explicit limits that users can inspect.</w:t>
-      </w:r>
-    </w:p>
-    <w:p>
-      <w:pPr>
-        <w:ind w:firstLine="0"/>
-      </w:pPr>
-      <w:r>
-        <w:rPr>
-          <w:b/>
-          <w:i w:val="0"/>
-          <w:u w:val="none"/>
-        </w:rPr>
-        <w:t>Keywords:</w:t>
-      </w:r>
-      <w:r>
-        <w:rPr>
-          <w:b w:val="0"/>
-          <w:i w:val="0"/>
-          <w:u w:val="none"/>
-        </w:rPr>
-        <w:t xml:space="preserve"> Energy-linked finance, digital money, monetary credibility, renewable energy risk, Bitcoin energy cost, smart contracts, proof-of-concept</w:t>
-      </w:r>
-    </w:p>
-    <w:p>
-      <w:pPr>
-        <w:ind w:firstLine="0"/>
-      </w:pPr>
-      <w:r>
-        <w:rPr>
-          <w:b/>
-          <w:i w:val="0"/>
-          <w:u w:val="none"/>
-        </w:rPr>
-        <w:t>JEL Codes:</w:t>
-      </w:r>
-      <w:r>
-        <w:rPr>
-          <w:b w:val="0"/>
-          <w:i w:val="0"/>
-          <w:u w:val="none"/>
-        </w:rPr>
-        <w:t xml:space="preserve"> E42, G13, Q42, Q47</w:t>
-      </w:r>
-    </w:p>
-    <w:p>
-      <w:r>
-        <w:br w:type="page"/>
-      </w:r>
-    </w:p>
-    <w:p>
-      <w:pPr>
-        <w:pStyle w:val="Heading1"/>
-      </w:pPr>
-      <w:r>
-        <w:t>Table of Contents</w:t>
-      </w:r>
-    </w:p>
-    <w:p>
-      <w:pPr>
-        <w:ind w:firstLine="0"/>
-      </w:pPr>
-      <w:r>
-        <w:fldChar w:fldCharType="begin"/>
-        <w:instrText xml:space="preserve">TOC \o "1-3" \h \z \u</w:instrText>
-        <w:fldChar w:fldCharType="separate"/>
-        <w:r>
-          <w:t>Update field in Word to populate the table of contents.</w:t>
-        </w:r>
-        <w:fldChar w:fldCharType="end"/>
-      </w:r>
-    </w:p>
-    <w:p>
-      <w:pPr>
-        <w:ind w:firstLine="0"/>
-      </w:pPr>
-      <w:r>
-        <w:rPr>
-          <w:i/>
-          <w:sz w:val="20"/>
-        </w:rPr>
-        <w:t>In Word: right-click the table of contents and choose 'Update Field'.</w:t>
-      </w:r>
-    </w:p>
-    <w:p>
-      <w:r>
-        <w:br w:type="page"/>
-      </w:r>
-    </w:p>
     <w:p>
       <w:pPr>
         <w:pStyle w:val="Heading1"/>
@@ -2888,84 +2597,6 @@
     <w:p>
       <w:r>
         <w:rPr>
-          <w:b w:val="0"/>
-          <w:i w:val="0"/>
-          <w:u w:val="none"/>
-        </w:rPr>
-        <w:t xml:space="preserve">Synced metrics (Jun 2026): ~5,499 SPK supply, 442 SPK settled, </w:t>
-      </w:r>
-      <w:r>
-        <w:rPr>
-          <w:b/>
-          <w:i w:val="0"/>
-          <w:u w:val="none"/>
-        </w:rPr>
-        <w:t>21</w:t>
-      </w:r>
-      <w:r>
-        <w:rPr>
-          <w:b w:val="0"/>
-          <w:i w:val="0"/>
-          <w:u w:val="none"/>
-        </w:rPr>
-        <w:t xml:space="preserve"> network payments, 96.7% circulation share. Payment </w:t>
-      </w:r>
-      <w:r>
-        <w:rPr>
-          <w:b/>
-          <w:i w:val="0"/>
-          <w:u w:val="none"/>
-        </w:rPr>
-        <w:t>#15</w:t>
-      </w:r>
-      <w:r>
-        <w:rPr>
-          <w:b w:val="0"/>
-          <w:i w:val="0"/>
-          <w:u w:val="none"/>
-        </w:rPr>
-        <w:t xml:space="preserve"> is a wallet-initiated pilot transfer (Pilot payer → Merchant, 5 SPK). Reproduce: </w:t>
-      </w:r>
-      <w:r>
-        <w:rPr>
-          <w:rFonts w:ascii="Courier New" w:hAnsi="Courier New"/>
-          <w:b w:val="0"/>
-          <w:i w:val="0"/>
-          <w:sz w:val="21"/>
-          <w:u w:val="none"/>
-        </w:rPr>
-        <w:t>npm run foundation:sync</w:t>
-      </w:r>
-      <w:r>
-        <w:rPr>
-          <w:b w:val="0"/>
-          <w:i w:val="0"/>
-          <w:u w:val="none"/>
-        </w:rPr>
-        <w:t xml:space="preserve"> or </w:t>
-      </w:r>
-      <w:r>
-        <w:rPr>
-          <w:rFonts w:ascii="Courier New" w:hAnsi="Courier New"/>
-          <w:b w:val="0"/>
-          <w:i w:val="0"/>
-          <w:sz w:val="21"/>
-          <w:u w:val="none"/>
-        </w:rPr>
-        <w:t>spk-v1 sync --repo-root .</w:t>
-      </w:r>
-      <w:r>
-        <w:rPr>
-          <w:b w:val="0"/>
-          <w:i w:val="0"/>
-          <w:u w:val="none"/>
-        </w:rPr>
-        <w:t>.</w:t>
-      </w:r>
-    </w:p>
-    <w:p>
-      <w:r>
-        <w:rPr>
           <w:b/>
           <w:i w:val="0"/>
           <w:u w:val="none"/>
@@ -3038,12 +2669,12 @@
           <w:i/>
           <w:u w:val="none"/>
         </w:rPr>
-        <w:t xml:space="preserve"> after Sepolia sync (Generated:** 2026-06-09T09:53:51.664666+00:00).</w:t>
+        <w:t xml:space="preserve"> after Sepolia sync (generated 2026-06-09T10:03:54.491830+00:00).</w:t>
       </w:r>
     </w:p>
     <w:p>
       <w:pPr>
-        <w:pStyle w:val="Heading2"/>
+        <w:pStyle w:val="Heading3"/>
       </w:pPr>
       <w:r>
         <w:t>5.10.1 Canonical contracts and live metrics</w:t>
@@ -3299,7 +2930,7 @@
     </w:p>
     <w:p>
       <w:pPr>
-        <w:pStyle w:val="Heading2"/>
+        <w:pStyle w:val="Heading3"/>
       </w:pPr>
       <w:r>
         <w:t>5.10.2 Indexed payment ledger (Table 5.4)</w:t>
@@ -6589,7 +6220,7 @@
     <w:p/>
     <w:p>
       <w:pPr>
-        <w:pStyle w:val="Heading2"/>
+        <w:pStyle w:val="Heading3"/>
       </w:pPr>
       <w:r>
         <w:t>5.10.3 Operator cycle log</w:t>
@@ -6597,7 +6228,7 @@
     </w:p>
     <w:p>
       <w:pPr>
-        <w:pStyle w:val="Heading3"/>
+        <w:pStyle w:val="Heading4"/>
       </w:pPr>
       <w:r>
         <w:t>2026-06-07T15-36-04-187Z</w:t>
@@ -6693,7 +6324,7 @@
     </w:p>
     <w:p>
       <w:pPr>
-        <w:pStyle w:val="Heading3"/>
+        <w:pStyle w:val="Heading4"/>
       </w:pPr>
       <w:r>
         <w:t>2026-06-07T16-02-48-981Z</w:t>
@@ -6833,7 +6464,7 @@
     </w:p>
     <w:p>
       <w:pPr>
-        <w:pStyle w:val="Heading3"/>
+        <w:pStyle w:val="Heading4"/>
       </w:pPr>
       <w:r>
         <w:t>2026-06-07T16-25-38-349Z</w:t>
@@ -6951,7 +6582,7 @@
     </w:p>
     <w:p>
       <w:pPr>
-        <w:pStyle w:val="Heading3"/>
+        <w:pStyle w:val="Heading4"/>
       </w:pPr>
       <w:r>
         <w:t>2026-06-08T16-57-04-958Z</w:t>
@@ -7657,32 +7288,6 @@
           <w:i w:val="0"/>
           <w:u w:val="none"/>
         </w:rPr>
-        <w:t xml:space="preserve">Cambridge Centre for Alternative Finance. (n.d.-a). </w:t>
-      </w:r>
-      <w:r>
-        <w:rPr>
-          <w:b w:val="0"/>
-          <w:i/>
-          <w:u w:val="none"/>
-        </w:rPr>
-        <w:t>Cambridge Bitcoin Electricity Consumption Index</w:t>
-      </w:r>
-      <w:r>
-        <w:rPr>
-          <w:b w:val="0"/>
-          <w:i w:val="0"/>
-          <w:u w:val="none"/>
-        </w:rPr>
-        <w:t>. Cambridge Judge Business School. https://ccaf.io/cbnsi/cbeci</w:t>
-      </w:r>
-    </w:p>
-    <w:p>
-      <w:r>
-        <w:rPr>
-          <w:b w:val="0"/>
-          <w:i w:val="0"/>
-          <w:u w:val="none"/>
-        </w:rPr>
         <w:t xml:space="preserve">Black, F., &amp; Scholes, M. (1973). The pricing of options and corporate liabilities. </w:t>
       </w:r>
       <w:r>

--- a/thesis_package/output/chapters/CHAPTER_5.docx
+++ b/thesis_package/output/chapters/CHAPTER_5.docx
@@ -148,6 +148,7 @@
     </w:p>
     <w:p>
       <w:pPr>
+        <w:pStyle w:val="Caption"/>
         <w:ind w:firstLine="0"/>
         <w:jc w:val="center"/>
       </w:pPr>
@@ -164,6 +165,7 @@
       <w:tblPr>
         <w:tblStyle w:val="TableGrid"/>
         <w:tblW w:type="auto" w:w="0"/>
+        <w:tblLayout w:type="autofit"/>
         <w:tblLook w:firstColumn="1" w:firstRow="1" w:lastColumn="0" w:lastRow="0" w:noHBand="0" w:noVBand="1" w:val="04A0"/>
       </w:tblPr>
       <w:tblGrid>
@@ -178,13 +180,20 @@
           </w:tcPr>
           <w:p>
             <w:pPr>
+              <w:spacing w:line="240" w:lineRule="auto" w:before="0" w:after="0"/>
+              <w:ind w:firstLine="0"/>
               <w:jc w:val="center"/>
             </w:pPr>
-            <w:r/>
+            <w:r>
+              <w:rPr>
+                <w:sz w:val="20"/>
+              </w:rPr>
+            </w:r>
             <w:r>
               <w:rPr>
                 <w:b/>
                 <w:i w:val="0"/>
+                <w:sz w:val="20"/>
                 <w:u w:val="none"/>
               </w:rPr>
               <w:t>Constraint</w:t>
@@ -197,13 +206,20 @@
           </w:tcPr>
           <w:p>
             <w:pPr>
+              <w:spacing w:line="240" w:lineRule="auto" w:before="0" w:after="0"/>
+              <w:ind w:firstLine="0"/>
               <w:jc w:val="center"/>
             </w:pPr>
-            <w:r/>
+            <w:r>
+              <w:rPr>
+                <w:sz w:val="20"/>
+              </w:rPr>
+            </w:r>
             <w:r>
               <w:rPr>
                 <w:b/>
                 <w:i w:val="0"/>
+                <w:sz w:val="20"/>
                 <w:u w:val="none"/>
               </w:rPr>
               <w:t>Purpose</w:t>
@@ -216,13 +232,20 @@
           </w:tcPr>
           <w:p>
             <w:pPr>
+              <w:spacing w:line="240" w:lineRule="auto" w:before="0" w:after="0"/>
+              <w:ind w:firstLine="0"/>
               <w:jc w:val="center"/>
             </w:pPr>
-            <w:r/>
+            <w:r>
+              <w:rPr>
+                <w:sz w:val="20"/>
+              </w:rPr>
+            </w:r>
             <w:r>
               <w:rPr>
                 <w:b/>
                 <w:i w:val="0"/>
+                <w:sz w:val="20"/>
                 <w:u w:val="none"/>
               </w:rPr>
               <w:t>Failure If Missing</w:t>
@@ -236,11 +259,21 @@
             <w:tcW w:type="dxa" w:w="3120"/>
           </w:tcPr>
           <w:p>
-            <w:r/>
+            <w:pPr>
+              <w:spacing w:line="240" w:lineRule="auto" w:before="0" w:after="0"/>
+              <w:ind w:firstLine="0"/>
+              <w:jc w:val="center"/>
+            </w:pPr>
+            <w:r>
+              <w:rPr>
+                <w:sz w:val="20"/>
+              </w:rPr>
+            </w:r>
             <w:r>
               <w:rPr>
                 <w:b w:val="0"/>
                 <w:i w:val="0"/>
+                <w:sz w:val="20"/>
                 <w:u w:val="none"/>
               </w:rPr>
               <w:t>Reliable energy data</w:t>
@@ -252,11 +285,20 @@
             <w:tcW w:type="dxa" w:w="3120"/>
           </w:tcPr>
           <w:p>
-            <w:r/>
+            <w:pPr>
+              <w:spacing w:line="240" w:lineRule="auto" w:before="0" w:after="0"/>
+              <w:ind w:firstLine="0"/>
+            </w:pPr>
+            <w:r>
+              <w:rPr>
+                <w:sz w:val="20"/>
+              </w:rPr>
+            </w:r>
             <w:r>
               <w:rPr>
                 <w:b w:val="0"/>
                 <w:i w:val="0"/>
+                <w:sz w:val="20"/>
                 <w:u w:val="none"/>
               </w:rPr>
               <w:t>Defines what energy evidence the system accepts</w:t>
@@ -268,11 +310,20 @@
             <w:tcW w:type="dxa" w:w="3120"/>
           </w:tcPr>
           <w:p>
-            <w:r/>
+            <w:pPr>
+              <w:spacing w:line="240" w:lineRule="auto" w:before="0" w:after="0"/>
+              <w:ind w:firstLine="0"/>
+            </w:pPr>
+            <w:r>
+              <w:rPr>
+                <w:sz w:val="20"/>
+              </w:rPr>
+            </w:r>
             <w:r>
               <w:rPr>
                 <w:b w:val="0"/>
                 <w:i w:val="0"/>
+                <w:sz w:val="20"/>
                 <w:u w:val="none"/>
               </w:rPr>
               <w:t>The system may price or mint against false or weak claims</w:t>
@@ -286,11 +337,21 @@
             <w:tcW w:type="dxa" w:w="3120"/>
           </w:tcPr>
           <w:p>
-            <w:r/>
+            <w:pPr>
+              <w:spacing w:line="240" w:lineRule="auto" w:before="0" w:after="0"/>
+              <w:ind w:firstLine="0"/>
+              <w:jc w:val="center"/>
+            </w:pPr>
+            <w:r>
+              <w:rPr>
+                <w:sz w:val="20"/>
+              </w:rPr>
+            </w:r>
             <w:r>
               <w:rPr>
                 <w:b w:val="0"/>
                 <w:i w:val="0"/>
+                <w:sz w:val="20"/>
                 <w:u w:val="none"/>
               </w:rPr>
               <w:t>Rule-bound issuance</w:t>
@@ -302,11 +363,20 @@
             <w:tcW w:type="dxa" w:w="3120"/>
           </w:tcPr>
           <w:p>
-            <w:r/>
+            <w:pPr>
+              <w:spacing w:line="240" w:lineRule="auto" w:before="0" w:after="0"/>
+              <w:ind w:firstLine="0"/>
+            </w:pPr>
+            <w:r>
+              <w:rPr>
+                <w:sz w:val="20"/>
+              </w:rPr>
+            </w:r>
             <w:r>
               <w:rPr>
                 <w:b w:val="0"/>
                 <w:i w:val="0"/>
+                <w:sz w:val="20"/>
                 <w:u w:val="none"/>
               </w:rPr>
               <w:t>Limits token or contract creation to accepted evidence</w:t>
@@ -318,11 +388,20 @@
             <w:tcW w:type="dxa" w:w="3120"/>
           </w:tcPr>
           <w:p>
-            <w:r/>
+            <w:pPr>
+              <w:spacing w:line="240" w:lineRule="auto" w:before="0" w:after="0"/>
+              <w:ind w:firstLine="0"/>
+            </w:pPr>
+            <w:r>
+              <w:rPr>
+                <w:sz w:val="20"/>
+              </w:rPr>
+            </w:r>
             <w:r>
               <w:rPr>
                 <w:b w:val="0"/>
                 <w:i w:val="0"/>
+                <w:sz w:val="20"/>
                 <w:u w:val="none"/>
               </w:rPr>
               <w:t>The issuer regains discretionary creation power</w:t>
@@ -336,11 +415,21 @@
             <w:tcW w:type="dxa" w:w="3120"/>
           </w:tcPr>
           <w:p>
-            <w:r/>
+            <w:pPr>
+              <w:spacing w:line="240" w:lineRule="auto" w:before="0" w:after="0"/>
+              <w:ind w:firstLine="0"/>
+              <w:jc w:val="center"/>
+            </w:pPr>
+            <w:r>
+              <w:rPr>
+                <w:sz w:val="20"/>
+              </w:rPr>
+            </w:r>
             <w:r>
               <w:rPr>
                 <w:b w:val="0"/>
                 <w:i w:val="0"/>
+                <w:sz w:val="20"/>
                 <w:u w:val="none"/>
               </w:rPr>
               <w:t>Explicit pricing and risk controls</w:t>
@@ -352,11 +441,20 @@
             <w:tcW w:type="dxa" w:w="3120"/>
           </w:tcPr>
           <w:p>
-            <w:r/>
+            <w:pPr>
+              <w:spacing w:line="240" w:lineRule="auto" w:before="0" w:after="0"/>
+              <w:ind w:firstLine="0"/>
+            </w:pPr>
+            <w:r>
+              <w:rPr>
+                <w:sz w:val="20"/>
+              </w:rPr>
+            </w:r>
             <w:r>
               <w:rPr>
                 <w:b w:val="0"/>
                 <w:i w:val="0"/>
+                <w:sz w:val="20"/>
                 <w:u w:val="none"/>
               </w:rPr>
               <w:t>Accounts for volatility, basis risk, oracle error, and shortfall risk</w:t>
@@ -368,11 +466,20 @@
             <w:tcW w:type="dxa" w:w="3120"/>
           </w:tcPr>
           <w:p>
-            <w:r/>
+            <w:pPr>
+              <w:spacing w:line="240" w:lineRule="auto" w:before="0" w:after="0"/>
+              <w:ind w:firstLine="0"/>
+            </w:pPr>
+            <w:r>
+              <w:rPr>
+                <w:sz w:val="20"/>
+              </w:rPr>
+            </w:r>
             <w:r>
               <w:rPr>
                 <w:b w:val="0"/>
                 <w:i w:val="0"/>
+                <w:sz w:val="20"/>
                 <w:u w:val="none"/>
               </w:rPr>
               <w:t>Claims become underpriced or under-collateralised</w:t>
@@ -386,11 +493,21 @@
             <w:tcW w:type="dxa" w:w="3120"/>
           </w:tcPr>
           <w:p>
-            <w:r/>
+            <w:pPr>
+              <w:spacing w:line="240" w:lineRule="auto" w:before="0" w:after="0"/>
+              <w:ind w:firstLine="0"/>
+              <w:jc w:val="center"/>
+            </w:pPr>
+            <w:r>
+              <w:rPr>
+                <w:sz w:val="20"/>
+              </w:rPr>
+            </w:r>
             <w:r>
               <w:rPr>
                 <w:b w:val="0"/>
                 <w:i w:val="0"/>
+                <w:sz w:val="20"/>
                 <w:u w:val="none"/>
               </w:rPr>
               <w:t>Protected settlement and redemption accounting</w:t>
@@ -402,11 +519,20 @@
             <w:tcW w:type="dxa" w:w="3120"/>
           </w:tcPr>
           <w:p>
-            <w:r/>
+            <w:pPr>
+              <w:spacing w:line="240" w:lineRule="auto" w:before="0" w:after="0"/>
+              <w:ind w:firstLine="0"/>
+            </w:pPr>
+            <w:r>
+              <w:rPr>
+                <w:sz w:val="20"/>
+              </w:rPr>
+            </w:r>
             <w:r>
               <w:rPr>
                 <w:b w:val="0"/>
                 <w:i w:val="0"/>
+                <w:sz w:val="20"/>
                 <w:u w:val="none"/>
               </w:rPr>
               <w:t>Defines what is owed and what happens during fulfillment, shortfall, or dispute</w:t>
@@ -418,11 +544,20 @@
             <w:tcW w:type="dxa" w:w="3120"/>
           </w:tcPr>
           <w:p>
-            <w:r/>
+            <w:pPr>
+              <w:spacing w:line="240" w:lineRule="auto" w:before="0" w:after="0"/>
+              <w:ind w:firstLine="0"/>
+            </w:pPr>
+            <w:r>
+              <w:rPr>
+                <w:sz w:val="20"/>
+              </w:rPr>
+            </w:r>
             <w:r>
               <w:rPr>
                 <w:b w:val="0"/>
                 <w:i w:val="0"/>
+                <w:sz w:val="20"/>
                 <w:u w:val="none"/>
               </w:rPr>
               <w:t>Users hold claims without credible resolution rules</w:t>
@@ -436,11 +571,21 @@
             <w:tcW w:type="dxa" w:w="3120"/>
           </w:tcPr>
           <w:p>
-            <w:r/>
+            <w:pPr>
+              <w:spacing w:line="240" w:lineRule="auto" w:before="0" w:after="0"/>
+              <w:ind w:firstLine="0"/>
+              <w:jc w:val="center"/>
+            </w:pPr>
+            <w:r>
+              <w:rPr>
+                <w:sz w:val="20"/>
+              </w:rPr>
+            </w:r>
             <w:r>
               <w:rPr>
                 <w:b w:val="0"/>
                 <w:i w:val="0"/>
+                <w:sz w:val="20"/>
                 <w:u w:val="none"/>
               </w:rPr>
               <w:t>Limited governance</w:t>
@@ -452,11 +597,20 @@
             <w:tcW w:type="dxa" w:w="3120"/>
           </w:tcPr>
           <w:p>
-            <w:r/>
+            <w:pPr>
+              <w:spacing w:line="240" w:lineRule="auto" w:before="0" w:after="0"/>
+              <w:ind w:firstLine="0"/>
+            </w:pPr>
+            <w:r>
+              <w:rPr>
+                <w:sz w:val="20"/>
+              </w:rPr>
+            </w:r>
             <w:r>
               <w:rPr>
                 <w:b w:val="0"/>
                 <w:i w:val="0"/>
+                <w:sz w:val="20"/>
                 <w:u w:val="none"/>
               </w:rPr>
               <w:t>Restricts discretionary parameter changes and role abuse</w:t>
@@ -468,11 +622,20 @@
             <w:tcW w:type="dxa" w:w="3120"/>
           </w:tcPr>
           <w:p>
-            <w:r/>
+            <w:pPr>
+              <w:spacing w:line="240" w:lineRule="auto" w:before="0" w:after="0"/>
+              <w:ind w:firstLine="0"/>
+            </w:pPr>
+            <w:r>
+              <w:rPr>
+                <w:sz w:val="20"/>
+              </w:rPr>
+            </w:r>
             <w:r>
               <w:rPr>
                 <w:b w:val="0"/>
                 <w:i w:val="0"/>
+                <w:sz w:val="20"/>
                 <w:u w:val="none"/>
               </w:rPr>
               <w:t>The system can override its own constraints</w:t>
@@ -481,7 +644,6 @@
         </w:tc>
       </w:tr>
     </w:tbl>
-    <w:p/>
     <w:p>
       <w:pPr>
         <w:pStyle w:val="Heading2"/>
@@ -1360,6 +1522,7 @@
     </w:p>
     <w:p>
       <w:pPr>
+        <w:pStyle w:val="Caption"/>
         <w:ind w:firstLine="0"/>
         <w:jc w:val="center"/>
       </w:pPr>
@@ -1376,6 +1539,7 @@
       <w:tblPr>
         <w:tblStyle w:val="TableGrid"/>
         <w:tblW w:type="auto" w:w="0"/>
+        <w:tblLayout w:type="autofit"/>
         <w:tblLook w:firstColumn="1" w:firstRow="1" w:lastColumn="0" w:lastRow="0" w:noHBand="0" w:noVBand="1" w:val="04A0"/>
       </w:tblPr>
       <w:tblGrid>
@@ -1390,13 +1554,20 @@
           </w:tcPr>
           <w:p>
             <w:pPr>
+              <w:spacing w:line="240" w:lineRule="auto" w:before="0" w:after="0"/>
+              <w:ind w:firstLine="0"/>
               <w:jc w:val="center"/>
             </w:pPr>
-            <w:r/>
+            <w:r>
+              <w:rPr>
+                <w:sz w:val="20"/>
+              </w:rPr>
+            </w:r>
             <w:r>
               <w:rPr>
                 <w:b/>
                 <w:i w:val="0"/>
+                <w:sz w:val="20"/>
                 <w:u w:val="none"/>
               </w:rPr>
               <w:t>Stage</w:t>
@@ -1409,13 +1580,20 @@
           </w:tcPr>
           <w:p>
             <w:pPr>
+              <w:spacing w:line="240" w:lineRule="auto" w:before="0" w:after="0"/>
+              <w:ind w:firstLine="0"/>
               <w:jc w:val="center"/>
             </w:pPr>
-            <w:r/>
+            <w:r>
+              <w:rPr>
+                <w:sz w:val="20"/>
+              </w:rPr>
+            </w:r>
             <w:r>
               <w:rPr>
                 <w:b/>
                 <w:i w:val="0"/>
+                <w:sz w:val="20"/>
                 <w:u w:val="none"/>
               </w:rPr>
               <w:t>Current Status</w:t>
@@ -1428,13 +1606,20 @@
           </w:tcPr>
           <w:p>
             <w:pPr>
+              <w:spacing w:line="240" w:lineRule="auto" w:before="0" w:after="0"/>
+              <w:ind w:firstLine="0"/>
               <w:jc w:val="center"/>
             </w:pPr>
-            <w:r/>
+            <w:r>
+              <w:rPr>
+                <w:sz w:val="20"/>
+              </w:rPr>
+            </w:r>
             <w:r>
               <w:rPr>
                 <w:b/>
                 <w:i w:val="0"/>
+                <w:sz w:val="20"/>
                 <w:u w:val="none"/>
               </w:rPr>
               <w:t>Interpretation</w:t>
@@ -1448,11 +1633,21 @@
             <w:tcW w:type="dxa" w:w="3120"/>
           </w:tcPr>
           <w:p>
-            <w:r/>
+            <w:pPr>
+              <w:spacing w:line="240" w:lineRule="auto" w:before="0" w:after="0"/>
+              <w:ind w:firstLine="0"/>
+              <w:jc w:val="center"/>
+            </w:pPr>
+            <w:r>
+              <w:rPr>
+                <w:sz w:val="20"/>
+              </w:rPr>
+            </w:r>
             <w:r>
               <w:rPr>
                 <w:b w:val="0"/>
                 <w:i w:val="0"/>
+                <w:sz w:val="20"/>
                 <w:u w:val="none"/>
               </w:rPr>
               <w:t>Public lab</w:t>
@@ -1464,11 +1659,20 @@
             <w:tcW w:type="dxa" w:w="3120"/>
           </w:tcPr>
           <w:p>
-            <w:r/>
+            <w:pPr>
+              <w:spacing w:line="240" w:lineRule="auto" w:before="0" w:after="0"/>
+              <w:ind w:firstLine="0"/>
+            </w:pPr>
+            <w:r>
+              <w:rPr>
+                <w:sz w:val="20"/>
+              </w:rPr>
+            </w:r>
             <w:r>
               <w:rPr>
                 <w:b w:val="0"/>
                 <w:i w:val="0"/>
+                <w:sz w:val="20"/>
                 <w:u w:val="none"/>
               </w:rPr>
               <w:t>Launchable as proof/demo/research evidence</w:t>
@@ -1480,11 +1684,20 @@
             <w:tcW w:type="dxa" w:w="3120"/>
           </w:tcPr>
           <w:p>
-            <w:r/>
+            <w:pPr>
+              <w:spacing w:line="240" w:lineRule="auto" w:before="0" w:after="0"/>
+              <w:ind w:firstLine="0"/>
+            </w:pPr>
+            <w:r>
+              <w:rPr>
+                <w:sz w:val="20"/>
+              </w:rPr>
+            </w:r>
             <w:r>
               <w:rPr>
                 <w:b w:val="0"/>
                 <w:i w:val="0"/>
+                <w:sz w:val="20"/>
                 <w:u w:val="none"/>
               </w:rPr>
               <w:t>Suitable for advisor, reviewer, and public-lab inspection</w:t>
@@ -1498,11 +1711,21 @@
             <w:tcW w:type="dxa" w:w="3120"/>
           </w:tcPr>
           <w:p>
-            <w:r/>
+            <w:pPr>
+              <w:spacing w:line="240" w:lineRule="auto" w:before="0" w:after="0"/>
+              <w:ind w:firstLine="0"/>
+              <w:jc w:val="center"/>
+            </w:pPr>
+            <w:r>
+              <w:rPr>
+                <w:sz w:val="20"/>
+              </w:rPr>
+            </w:r>
             <w:r>
               <w:rPr>
                 <w:b w:val="0"/>
                 <w:i w:val="0"/>
+                <w:sz w:val="20"/>
                 <w:u w:val="none"/>
               </w:rPr>
               <w:t>Closed testnet pilot</w:t>
@@ -1514,11 +1737,20 @@
             <w:tcW w:type="dxa" w:w="3120"/>
           </w:tcPr>
           <w:p>
-            <w:r/>
+            <w:pPr>
+              <w:spacing w:line="240" w:lineRule="auto" w:before="0" w:after="0"/>
+              <w:ind w:firstLine="0"/>
+            </w:pPr>
+            <w:r>
+              <w:rPr>
+                <w:sz w:val="20"/>
+              </w:rPr>
+            </w:r>
             <w:r>
               <w:rPr>
                 <w:b w:val="0"/>
                 <w:i w:val="0"/>
+                <w:sz w:val="20"/>
                 <w:u w:val="none"/>
               </w:rPr>
               <w:t>Blocked</w:t>
@@ -1530,11 +1762,20 @@
             <w:tcW w:type="dxa" w:w="3120"/>
           </w:tcPr>
           <w:p>
-            <w:r/>
+            <w:pPr>
+              <w:spacing w:line="240" w:lineRule="auto" w:before="0" w:after="0"/>
+              <w:ind w:firstLine="0"/>
+            </w:pPr>
+            <w:r>
+              <w:rPr>
+                <w:sz w:val="20"/>
+              </w:rPr>
+            </w:r>
             <w:r>
               <w:rPr>
                 <w:b w:val="0"/>
                 <w:i w:val="0"/>
+                <w:sz w:val="20"/>
                 <w:u w:val="none"/>
               </w:rPr>
               <w:t>Needs governed deployment, real operator data, stronger hardware provenance, and anchor economics/support terms</w:t>
@@ -1548,11 +1789,21 @@
             <w:tcW w:type="dxa" w:w="3120"/>
           </w:tcPr>
           <w:p>
-            <w:r/>
+            <w:pPr>
+              <w:spacing w:line="240" w:lineRule="auto" w:before="0" w:after="0"/>
+              <w:ind w:firstLine="0"/>
+              <w:jc w:val="center"/>
+            </w:pPr>
+            <w:r>
+              <w:rPr>
+                <w:sz w:val="20"/>
+              </w:rPr>
+            </w:r>
             <w:r>
               <w:rPr>
                 <w:b w:val="0"/>
                 <w:i w:val="0"/>
+                <w:sz w:val="20"/>
                 <w:u w:val="none"/>
               </w:rPr>
               <w:t>Paid/mainnet product</w:t>
@@ -1564,11 +1815,20 @@
             <w:tcW w:type="dxa" w:w="3120"/>
           </w:tcPr>
           <w:p>
-            <w:r/>
+            <w:pPr>
+              <w:spacing w:line="240" w:lineRule="auto" w:before="0" w:after="0"/>
+              <w:ind w:firstLine="0"/>
+            </w:pPr>
+            <w:r>
+              <w:rPr>
+                <w:sz w:val="20"/>
+              </w:rPr>
+            </w:r>
             <w:r>
               <w:rPr>
                 <w:b w:val="0"/>
                 <w:i w:val="0"/>
+                <w:sz w:val="20"/>
                 <w:u w:val="none"/>
               </w:rPr>
               <w:t>Blocked</w:t>
@@ -1580,11 +1840,20 @@
             <w:tcW w:type="dxa" w:w="3120"/>
           </w:tcPr>
           <w:p>
-            <w:r/>
+            <w:pPr>
+              <w:spacing w:line="240" w:lineRule="auto" w:before="0" w:after="0"/>
+              <w:ind w:firstLine="0"/>
+            </w:pPr>
+            <w:r>
+              <w:rPr>
+                <w:sz w:val="20"/>
+              </w:rPr>
+            </w:r>
             <w:r>
               <w:rPr>
                 <w:b w:val="0"/>
                 <w:i w:val="0"/>
+                <w:sz w:val="20"/>
                 <w:u w:val="none"/>
               </w:rPr>
               <w:t>Needs audit, legal/commercial scope, redemption policy, production deployment, reserves, real counterparties, and demand</w:t>
@@ -1593,7 +1862,6 @@
         </w:tc>
       </w:tr>
     </w:tbl>
-    <w:p/>
     <w:p>
       <w:pPr>
         <w:pStyle w:val="Heading2"/>
@@ -1826,6 +2094,7 @@
       <w:tblPr>
         <w:tblStyle w:val="TableGrid"/>
         <w:tblW w:type="auto" w:w="0"/>
+        <w:tblLayout w:type="autofit"/>
         <w:tblLook w:firstColumn="1" w:firstRow="1" w:lastColumn="0" w:lastRow="0" w:noHBand="0" w:noVBand="1" w:val="04A0"/>
       </w:tblPr>
       <w:tblGrid>
@@ -1840,13 +2109,20 @@
           </w:tcPr>
           <w:p>
             <w:pPr>
+              <w:spacing w:line="240" w:lineRule="auto" w:before="0" w:after="0"/>
+              <w:ind w:firstLine="0"/>
               <w:jc w:val="center"/>
             </w:pPr>
-            <w:r/>
+            <w:r>
+              <w:rPr>
+                <w:sz w:val="20"/>
+              </w:rPr>
+            </w:r>
             <w:r>
               <w:rPr>
                 <w:b/>
                 <w:i w:val="0"/>
+                <w:sz w:val="20"/>
                 <w:u w:val="none"/>
               </w:rPr>
               <w:t>Parameter</w:t>
@@ -1859,13 +2135,20 @@
           </w:tcPr>
           <w:p>
             <w:pPr>
+              <w:spacing w:line="240" w:lineRule="auto" w:before="0" w:after="0"/>
+              <w:ind w:firstLine="0"/>
               <w:jc w:val="center"/>
             </w:pPr>
-            <w:r/>
+            <w:r>
+              <w:rPr>
+                <w:sz w:val="20"/>
+              </w:rPr>
+            </w:r>
             <w:r>
               <w:rPr>
                 <w:b/>
                 <w:i w:val="0"/>
+                <w:sz w:val="20"/>
                 <w:u w:val="none"/>
               </w:rPr>
               <w:t>SPK v1 (Jun 2026)</w:t>
@@ -1878,13 +2161,20 @@
           </w:tcPr>
           <w:p>
             <w:pPr>
+              <w:spacing w:line="240" w:lineRule="auto" w:before="0" w:after="0"/>
+              <w:ind w:firstLine="0"/>
               <w:jc w:val="center"/>
             </w:pPr>
-            <w:r/>
+            <w:r>
+              <w:rPr>
+                <w:sz w:val="20"/>
+              </w:rPr>
+            </w:r>
             <w:r>
               <w:rPr>
                 <w:b/>
                 <w:i w:val="0"/>
+                <w:sz w:val="20"/>
                 <w:u w:val="none"/>
               </w:rPr>
               <w:t>Earlier attested proof</w:t>
@@ -1898,11 +2188,21 @@
             <w:tcW w:type="dxa" w:w="3120"/>
           </w:tcPr>
           <w:p>
-            <w:r/>
+            <w:pPr>
+              <w:spacing w:line="240" w:lineRule="auto" w:before="0" w:after="0"/>
+              <w:ind w:firstLine="0"/>
+              <w:jc w:val="center"/>
+            </w:pPr>
+            <w:r>
+              <w:rPr>
+                <w:sz w:val="20"/>
+              </w:rPr>
+            </w:r>
             <w:r>
               <w:rPr>
                 <w:b w:val="0"/>
                 <w:i w:val="0"/>
+                <w:sz w:val="20"/>
                 <w:u w:val="none"/>
               </w:rPr>
               <w:t>Issuance</w:t>
@@ -1914,11 +2214,20 @@
             <w:tcW w:type="dxa" w:w="3120"/>
           </w:tcPr>
           <w:p>
-            <w:r/>
+            <w:pPr>
+              <w:spacing w:line="240" w:lineRule="auto" w:before="0" w:after="0"/>
+              <w:ind w:firstLine="0"/>
+            </w:pPr>
+            <w:r>
+              <w:rPr>
+                <w:sz w:val="20"/>
+              </w:rPr>
+            </w:r>
             <w:r>
               <w:rPr>
                 <w:b w:val="0"/>
                 <w:i w:val="0"/>
+                <w:sz w:val="20"/>
                 <w:u w:val="none"/>
               </w:rPr>
               <w:t>Energy-native (</w:t>
@@ -1928,7 +2237,7 @@
                 <w:rFonts w:ascii="Courier New" w:hAnsi="Courier New"/>
                 <w:b w:val="0"/>
                 <w:i w:val="0"/>
-                <w:sz w:val="21"/>
+                <w:sz w:val="20"/>
                 <w:u w:val="none"/>
               </w:rPr>
               <w:t>1 kWh → 1 SPK</w:t>
@@ -1937,6 +2246,7 @@
               <w:rPr>
                 <w:b w:val="0"/>
                 <w:i w:val="0"/>
+                <w:sz w:val="20"/>
                 <w:u w:val="none"/>
               </w:rPr>
               <w:t xml:space="preserve"> default)</w:t>
@@ -1948,11 +2258,20 @@
             <w:tcW w:type="dxa" w:w="3120"/>
           </w:tcPr>
           <w:p>
-            <w:r/>
+            <w:pPr>
+              <w:spacing w:line="240" w:lineRule="auto" w:before="0" w:after="0"/>
+              <w:ind w:firstLine="0"/>
+            </w:pPr>
+            <w:r>
+              <w:rPr>
+                <w:sz w:val="20"/>
+              </w:rPr>
+            </w:r>
             <w:r>
               <w:rPr>
                 <w:b w:val="0"/>
                 <w:i w:val="0"/>
+                <w:sz w:val="20"/>
                 <w:u w:val="none"/>
               </w:rPr>
               <w:t xml:space="preserve">Dollar-translated via </w:t>
@@ -1962,7 +2281,7 @@
                 <w:rFonts w:ascii="Courier New" w:hAnsi="Courier New"/>
                 <w:b w:val="0"/>
                 <w:i w:val="0"/>
-                <w:sz w:val="21"/>
+                <w:sz w:val="20"/>
                 <w:u w:val="none"/>
               </w:rPr>
               <w:t>$0.05/kWh</w:t>
@@ -1971,6 +2290,7 @@
               <w:rPr>
                 <w:b w:val="0"/>
                 <w:i w:val="0"/>
+                <w:sz w:val="20"/>
                 <w:u w:val="none"/>
               </w:rPr>
               <w:t xml:space="preserve"> basis</w:t>
@@ -1984,11 +2304,21 @@
             <w:tcW w:type="dxa" w:w="3120"/>
           </w:tcPr>
           <w:p>
-            <w:r/>
+            <w:pPr>
+              <w:spacing w:line="240" w:lineRule="auto" w:before="0" w:after="0"/>
+              <w:ind w:firstLine="0"/>
+              <w:jc w:val="center"/>
+            </w:pPr>
+            <w:r>
+              <w:rPr>
+                <w:sz w:val="20"/>
+              </w:rPr>
+            </w:r>
             <w:r>
               <w:rPr>
                 <w:b w:val="0"/>
                 <w:i w:val="0"/>
+                <w:sz w:val="20"/>
                 <w:u w:val="none"/>
               </w:rPr>
               <w:t>Primary use</w:t>
@@ -2000,11 +2330,20 @@
             <w:tcW w:type="dxa" w:w="3120"/>
           </w:tcPr>
           <w:p>
-            <w:r/>
+            <w:pPr>
+              <w:spacing w:line="240" w:lineRule="auto" w:before="0" w:after="0"/>
+              <w:ind w:firstLine="0"/>
+            </w:pPr>
+            <w:r>
+              <w:rPr>
+                <w:sz w:val="20"/>
+              </w:rPr>
+            </w:r>
             <w:r>
               <w:rPr>
                 <w:b w:val="0"/>
                 <w:i w:val="0"/>
+                <w:sz w:val="20"/>
                 <w:u w:val="none"/>
               </w:rPr>
               <w:t>Network circulation (</w:t>
@@ -2014,7 +2353,7 @@
                 <w:rFonts w:ascii="Courier New" w:hAnsi="Courier New"/>
                 <w:b w:val="0"/>
                 <w:i w:val="0"/>
-                <w:sz w:val="21"/>
+                <w:sz w:val="20"/>
                 <w:u w:val="none"/>
               </w:rPr>
               <w:t>settleNetworkPayment</w:t>
@@ -2023,6 +2362,7 @@
               <w:rPr>
                 <w:b w:val="0"/>
                 <w:i w:val="0"/>
+                <w:sz w:val="20"/>
                 <w:u w:val="none"/>
               </w:rPr>
               <w:t>)</w:t>
@@ -2034,11 +2374,20 @@
             <w:tcW w:type="dxa" w:w="3120"/>
           </w:tcPr>
           <w:p>
-            <w:r/>
+            <w:pPr>
+              <w:spacing w:line="240" w:lineRule="auto" w:before="0" w:after="0"/>
+              <w:ind w:firstLine="0"/>
+            </w:pPr>
+            <w:r>
+              <w:rPr>
+                <w:sz w:val="20"/>
+              </w:rPr>
+            </w:r>
             <w:r>
               <w:rPr>
                 <w:b w:val="0"/>
                 <w:i w:val="0"/>
+                <w:sz w:val="20"/>
                 <w:u w:val="none"/>
               </w:rPr>
               <w:t>Mint proof + lab settlement</w:t>
@@ -2052,11 +2401,21 @@
             <w:tcW w:type="dxa" w:w="3120"/>
           </w:tcPr>
           <w:p>
-            <w:r/>
+            <w:pPr>
+              <w:spacing w:line="240" w:lineRule="auto" w:before="0" w:after="0"/>
+              <w:ind w:firstLine="0"/>
+              <w:jc w:val="center"/>
+            </w:pPr>
+            <w:r>
+              <w:rPr>
+                <w:sz w:val="20"/>
+              </w:rPr>
+            </w:r>
             <w:r>
               <w:rPr>
                 <w:b w:val="0"/>
                 <w:i w:val="0"/>
+                <w:sz w:val="20"/>
                 <w:u w:val="none"/>
               </w:rPr>
               <w:t>Peg</w:t>
@@ -2068,11 +2427,20 @@
             <w:tcW w:type="dxa" w:w="3120"/>
           </w:tcPr>
           <w:p>
-            <w:r/>
+            <w:pPr>
+              <w:spacing w:line="240" w:lineRule="auto" w:before="0" w:after="0"/>
+              <w:ind w:firstLine="0"/>
+            </w:pPr>
+            <w:r>
+              <w:rPr>
+                <w:sz w:val="20"/>
+              </w:rPr>
+            </w:r>
             <w:r>
               <w:rPr>
                 <w:b w:val="0"/>
                 <w:i w:val="0"/>
+                <w:sz w:val="20"/>
                 <w:u w:val="none"/>
               </w:rPr>
               <w:t>Off by default</w:t>
@@ -2084,11 +2452,20 @@
             <w:tcW w:type="dxa" w:w="3120"/>
           </w:tcPr>
           <w:p>
-            <w:r/>
+            <w:pPr>
+              <w:spacing w:line="240" w:lineRule="auto" w:before="0" w:after="0"/>
+              <w:ind w:firstLine="0"/>
+            </w:pPr>
+            <w:r>
+              <w:rPr>
+                <w:sz w:val="20"/>
+              </w:rPr>
+            </w:r>
             <w:r>
               <w:rPr>
                 <w:b w:val="0"/>
                 <w:i w:val="0"/>
+                <w:sz w:val="20"/>
                 <w:u w:val="none"/>
               </w:rPr>
               <w:t>Dollar basis implicit</w:t>
@@ -2102,11 +2479,21 @@
             <w:tcW w:type="dxa" w:w="3120"/>
           </w:tcPr>
           <w:p>
-            <w:r/>
+            <w:pPr>
+              <w:spacing w:line="240" w:lineRule="auto" w:before="0" w:after="0"/>
+              <w:ind w:firstLine="0"/>
+              <w:jc w:val="center"/>
+            </w:pPr>
+            <w:r>
+              <w:rPr>
+                <w:sz w:val="20"/>
+              </w:rPr>
+            </w:r>
             <w:r>
               <w:rPr>
                 <w:b w:val="0"/>
                 <w:i w:val="0"/>
+                <w:sz w:val="20"/>
                 <w:u w:val="none"/>
               </w:rPr>
               <w:t>Contracts</w:t>
@@ -2118,13 +2505,21 @@
             <w:tcW w:type="dxa" w:w="3120"/>
           </w:tcPr>
           <w:p>
-            <w:r/>
+            <w:pPr>
+              <w:spacing w:line="240" w:lineRule="auto" w:before="0" w:after="0"/>
+              <w:ind w:firstLine="0"/>
+            </w:pPr>
+            <w:r>
+              <w:rPr>
+                <w:sz w:val="20"/>
+              </w:rPr>
+            </w:r>
             <w:r>
               <w:rPr>
                 <w:rFonts w:ascii="Courier New" w:hAnsi="Courier New"/>
                 <w:b w:val="0"/>
                 <w:i w:val="0"/>
-                <w:sz w:val="21"/>
+                <w:sz w:val="20"/>
                 <w:u w:val="none"/>
               </w:rPr>
               <w:t>0x8e189…</w:t>
@@ -2133,6 +2528,7 @@
               <w:rPr>
                 <w:b w:val="0"/>
                 <w:i w:val="0"/>
+                <w:sz w:val="20"/>
                 <w:u w:val="none"/>
               </w:rPr>
               <w:t xml:space="preserve"> (SPK), </w:t>
@@ -2142,7 +2538,7 @@
                 <w:rFonts w:ascii="Courier New" w:hAnsi="Courier New"/>
                 <w:b w:val="0"/>
                 <w:i w:val="0"/>
-                <w:sz w:val="21"/>
+                <w:sz w:val="20"/>
                 <w:u w:val="none"/>
               </w:rPr>
               <w:t>0x52016…</w:t>
@@ -2151,6 +2547,7 @@
               <w:rPr>
                 <w:b w:val="0"/>
                 <w:i w:val="0"/>
+                <w:sz w:val="20"/>
                 <w:u w:val="none"/>
               </w:rPr>
               <w:t xml:space="preserve"> (CurrencySystem)</w:t>
@@ -2162,13 +2559,21 @@
             <w:tcW w:type="dxa" w:w="3120"/>
           </w:tcPr>
           <w:p>
-            <w:r/>
+            <w:pPr>
+              <w:spacing w:line="240" w:lineRule="auto" w:before="0" w:after="0"/>
+              <w:ind w:firstLine="0"/>
+            </w:pPr>
+            <w:r>
+              <w:rPr>
+                <w:sz w:val="20"/>
+              </w:rPr>
+            </w:r>
             <w:r>
               <w:rPr>
                 <w:rFonts w:ascii="Courier New" w:hAnsi="Courier New"/>
                 <w:b w:val="0"/>
                 <w:i w:val="0"/>
-                <w:sz w:val="21"/>
+                <w:sz w:val="20"/>
                 <w:u w:val="none"/>
               </w:rPr>
               <w:t>0x8ceDa…</w:t>
@@ -2177,7 +2582,6 @@
         </w:tc>
       </w:tr>
     </w:tbl>
-    <w:p/>
     <w:p>
       <w:r>
         <w:rPr>
@@ -2334,6 +2738,7 @@
     </w:p>
     <w:p>
       <w:pPr>
+        <w:pStyle w:val="Caption"/>
         <w:ind w:firstLine="0"/>
         <w:jc w:val="center"/>
       </w:pPr>
@@ -2350,6 +2755,7 @@
       <w:tblPr>
         <w:tblStyle w:val="TableGrid"/>
         <w:tblW w:type="auto" w:w="0"/>
+        <w:tblLayout w:type="autofit"/>
         <w:tblLook w:firstColumn="1" w:firstRow="1" w:lastColumn="0" w:lastRow="0" w:noHBand="0" w:noVBand="1" w:val="04A0"/>
       </w:tblPr>
       <w:tblGrid>
@@ -2363,13 +2769,20 @@
           </w:tcPr>
           <w:p>
             <w:pPr>
+              <w:spacing w:line="240" w:lineRule="auto" w:before="0" w:after="0"/>
+              <w:ind w:firstLine="0"/>
               <w:jc w:val="center"/>
             </w:pPr>
-            <w:r/>
+            <w:r>
+              <w:rPr>
+                <w:sz w:val="20"/>
+              </w:rPr>
+            </w:r>
             <w:r>
               <w:rPr>
                 <w:b/>
                 <w:i w:val="0"/>
+                <w:sz w:val="20"/>
                 <w:u w:val="none"/>
               </w:rPr>
               <w:t>Evidence item</w:t>
@@ -2382,13 +2795,20 @@
           </w:tcPr>
           <w:p>
             <w:pPr>
+              <w:spacing w:line="240" w:lineRule="auto" w:before="0" w:after="0"/>
+              <w:ind w:firstLine="0"/>
               <w:jc w:val="center"/>
             </w:pPr>
-            <w:r/>
+            <w:r>
+              <w:rPr>
+                <w:sz w:val="20"/>
+              </w:rPr>
+            </w:r>
             <w:r>
               <w:rPr>
                 <w:b/>
                 <w:i w:val="0"/>
+                <w:sz w:val="20"/>
                 <w:u w:val="none"/>
               </w:rPr>
               <w:t>Sepolia transaction / contract</w:t>
@@ -2402,11 +2822,21 @@
             <w:tcW w:type="dxa" w:w="4680"/>
           </w:tcPr>
           <w:p>
-            <w:r/>
+            <w:pPr>
+              <w:spacing w:line="240" w:lineRule="auto" w:before="0" w:after="0"/>
+              <w:ind w:firstLine="0"/>
+              <w:jc w:val="center"/>
+            </w:pPr>
+            <w:r>
+              <w:rPr>
+                <w:sz w:val="20"/>
+              </w:rPr>
+            </w:r>
             <w:r>
               <w:rPr>
                 <w:b w:val="0"/>
                 <w:i w:val="0"/>
+                <w:sz w:val="20"/>
                 <w:u w:val="none"/>
               </w:rPr>
               <w:t>SPK v1 deploy (energy-native)</w:t>
@@ -2418,11 +2848,20 @@
             <w:tcW w:type="dxa" w:w="4680"/>
           </w:tcPr>
           <w:p>
-            <w:r/>
+            <w:pPr>
+              <w:spacing w:line="240" w:lineRule="auto" w:before="0" w:after="0"/>
+              <w:ind w:firstLine="0"/>
+            </w:pPr>
+            <w:r>
+              <w:rPr>
+                <w:sz w:val="20"/>
+              </w:rPr>
+            </w:r>
             <w:r>
               <w:rPr>
                 <w:b w:val="0"/>
                 <w:i w:val="0"/>
+                <w:sz w:val="20"/>
                 <w:u w:val="none"/>
               </w:rPr>
               <w:t xml:space="preserve">Contract </w:t>
@@ -2432,7 +2871,7 @@
                 <w:rFonts w:ascii="Courier New" w:hAnsi="Courier New"/>
                 <w:b w:val="0"/>
                 <w:i w:val="0"/>
-                <w:sz w:val="21"/>
+                <w:sz w:val="20"/>
                 <w:u w:val="none"/>
               </w:rPr>
               <w:t>0x8e189002228Fd4C6fA7611bA49FBe1d9C3412128</w:t>
@@ -2446,11 +2885,21 @@
             <w:tcW w:type="dxa" w:w="4680"/>
           </w:tcPr>
           <w:p>
-            <w:r/>
+            <w:pPr>
+              <w:spacing w:line="240" w:lineRule="auto" w:before="0" w:after="0"/>
+              <w:ind w:firstLine="0"/>
+              <w:jc w:val="center"/>
+            </w:pPr>
+            <w:r>
+              <w:rPr>
+                <w:sz w:val="20"/>
+              </w:rPr>
+            </w:r>
             <w:r>
               <w:rPr>
                 <w:b w:val="0"/>
                 <w:i w:val="0"/>
+                <w:sz w:val="20"/>
                 <w:u w:val="none"/>
               </w:rPr>
               <w:t>CurrencySystem deploy</w:t>
@@ -2462,11 +2911,20 @@
             <w:tcW w:type="dxa" w:w="4680"/>
           </w:tcPr>
           <w:p>
-            <w:r/>
+            <w:pPr>
+              <w:spacing w:line="240" w:lineRule="auto" w:before="0" w:after="0"/>
+              <w:ind w:firstLine="0"/>
+            </w:pPr>
+            <w:r>
+              <w:rPr>
+                <w:sz w:val="20"/>
+              </w:rPr>
+            </w:r>
             <w:r>
               <w:rPr>
                 <w:b w:val="0"/>
                 <w:i w:val="0"/>
+                <w:sz w:val="20"/>
                 <w:u w:val="none"/>
               </w:rPr>
               <w:t xml:space="preserve">Contract </w:t>
@@ -2476,7 +2934,7 @@
                 <w:rFonts w:ascii="Courier New" w:hAnsi="Courier New"/>
                 <w:b w:val="0"/>
                 <w:i w:val="0"/>
-                <w:sz w:val="21"/>
+                <w:sz w:val="20"/>
                 <w:u w:val="none"/>
               </w:rPr>
               <w:t>0x520162252F9B94824417678525FFd69145014970</w:t>
@@ -2490,11 +2948,21 @@
             <w:tcW w:type="dxa" w:w="4680"/>
           </w:tcPr>
           <w:p>
-            <w:r/>
+            <w:pPr>
+              <w:spacing w:line="240" w:lineRule="auto" w:before="0" w:after="0"/>
+              <w:ind w:firstLine="0"/>
+              <w:jc w:val="center"/>
+            </w:pPr>
+            <w:r>
+              <w:rPr>
+                <w:sz w:val="20"/>
+              </w:rPr>
+            </w:r>
             <w:r>
               <w:rPr>
                 <w:b w:val="0"/>
                 <w:i w:val="0"/>
+                <w:sz w:val="20"/>
                 <w:u w:val="none"/>
               </w:rPr>
               <w:t>Attested mint (synthetic cycle bundle)</w:t>
@@ -2506,13 +2974,21 @@
             <w:tcW w:type="dxa" w:w="4680"/>
           </w:tcPr>
           <w:p>
-            <w:r/>
+            <w:pPr>
+              <w:spacing w:line="240" w:lineRule="auto" w:before="0" w:after="0"/>
+              <w:ind w:firstLine="0"/>
+            </w:pPr>
+            <w:r>
+              <w:rPr>
+                <w:sz w:val="20"/>
+              </w:rPr>
+            </w:r>
             <w:r>
               <w:rPr>
                 <w:rFonts w:ascii="Courier New" w:hAnsi="Courier New"/>
                 <w:b w:val="0"/>
                 <w:i w:val="0"/>
-                <w:sz w:val="21"/>
+                <w:sz w:val="20"/>
                 <w:u w:val="none"/>
               </w:rPr>
               <w:t>0x9fcf885ff5df7f580db77651c4149b4862e4c69b4779f9330295375057f53109</w:t>
@@ -2526,11 +3002,21 @@
             <w:tcW w:type="dxa" w:w="4680"/>
           </w:tcPr>
           <w:p>
-            <w:r/>
+            <w:pPr>
+              <w:spacing w:line="240" w:lineRule="auto" w:before="0" w:after="0"/>
+              <w:ind w:firstLine="0"/>
+              <w:jc w:val="center"/>
+            </w:pPr>
+            <w:r>
+              <w:rPr>
+                <w:sz w:val="20"/>
+              </w:rPr>
+            </w:r>
             <w:r>
               <w:rPr>
                 <w:b w:val="0"/>
                 <w:i w:val="0"/>
+                <w:sz w:val="20"/>
                 <w:u w:val="none"/>
               </w:rPr>
               <w:t>Attested mint (Taoyuan meter fixture, scaled)</w:t>
@@ -2542,13 +3028,21 @@
             <w:tcW w:type="dxa" w:w="4680"/>
           </w:tcPr>
           <w:p>
-            <w:r/>
+            <w:pPr>
+              <w:spacing w:line="240" w:lineRule="auto" w:before="0" w:after="0"/>
+              <w:ind w:firstLine="0"/>
+            </w:pPr>
+            <w:r>
+              <w:rPr>
+                <w:sz w:val="20"/>
+              </w:rPr>
+            </w:r>
             <w:r>
               <w:rPr>
                 <w:rFonts w:ascii="Courier New" w:hAnsi="Courier New"/>
                 <w:b w:val="0"/>
                 <w:i w:val="0"/>
-                <w:sz w:val="21"/>
+                <w:sz w:val="20"/>
                 <w:u w:val="none"/>
               </w:rPr>
               <w:t>0x3527585fd110ae3e135e76b870232d1b30411d76953c15c94a237743a0d1754d</w:t>
@@ -2562,11 +3056,21 @@
             <w:tcW w:type="dxa" w:w="4680"/>
           </w:tcPr>
           <w:p>
-            <w:r/>
+            <w:pPr>
+              <w:spacing w:line="240" w:lineRule="auto" w:before="0" w:after="0"/>
+              <w:ind w:firstLine="0"/>
+              <w:jc w:val="center"/>
+            </w:pPr>
+            <w:r>
+              <w:rPr>
+                <w:sz w:val="20"/>
+              </w:rPr>
+            </w:r>
             <w:r>
               <w:rPr>
                 <w:b w:val="0"/>
                 <w:i w:val="0"/>
+                <w:sz w:val="20"/>
                 <w:u w:val="none"/>
               </w:rPr>
               <w:t>Network payment (LABOR)</w:t>
@@ -2578,13 +3082,21 @@
             <w:tcW w:type="dxa" w:w="4680"/>
           </w:tcPr>
           <w:p>
-            <w:r/>
+            <w:pPr>
+              <w:spacing w:line="240" w:lineRule="auto" w:before="0" w:after="0"/>
+              <w:ind w:firstLine="0"/>
+            </w:pPr>
+            <w:r>
+              <w:rPr>
+                <w:sz w:val="20"/>
+              </w:rPr>
+            </w:r>
             <w:r>
               <w:rPr>
                 <w:rFonts w:ascii="Courier New" w:hAnsi="Courier New"/>
                 <w:b w:val="0"/>
                 <w:i w:val="0"/>
-                <w:sz w:val="21"/>
+                <w:sz w:val="20"/>
                 <w:u w:val="none"/>
               </w:rPr>
               <w:t>0x1f7cd59612cf81dd4a43f1cb1b4e5d6e03f4be570e4ad4fc2c21e28ee72d09be</w:t>
@@ -2593,7 +3105,6 @@
         </w:tc>
       </w:tr>
     </w:tbl>
-    <w:p/>
     <w:p>
       <w:r>
         <w:rPr>
@@ -2645,6 +3156,10 @@
       </w:r>
     </w:p>
     <w:p>
+      <w:pPr>
+        <w:pStyle w:val="TableNote"/>
+        <w:ind w:firstLine="0"/>
+      </w:pPr>
       <w:r>
         <w:rPr>
           <w:b w:val="0"/>
@@ -2669,7 +3184,7 @@
           <w:i/>
           <w:u w:val="none"/>
         </w:rPr>
-        <w:t xml:space="preserve"> after Sepolia sync (generated 2026-06-09T10:03:54.491830+00:00).</w:t>
+        <w:t xml:space="preserve"> after Sepolia sync (generated 2026-06-09T10:16:17.836331+00:00).</w:t>
       </w:r>
     </w:p>
     <w:p>
@@ -2684,6 +3199,7 @@
       <w:tblPr>
         <w:tblStyle w:val="TableGrid"/>
         <w:tblW w:type="auto" w:w="0"/>
+        <w:tblLayout w:type="autofit"/>
         <w:tblLook w:firstColumn="1" w:firstRow="1" w:lastColumn="0" w:lastRow="0" w:noHBand="0" w:noVBand="1" w:val="04A0"/>
       </w:tblPr>
       <w:tblGrid>
@@ -2697,13 +3213,20 @@
           </w:tcPr>
           <w:p>
             <w:pPr>
+              <w:spacing w:line="240" w:lineRule="auto" w:before="0" w:after="0"/>
+              <w:ind w:firstLine="0"/>
               <w:jc w:val="center"/>
             </w:pPr>
-            <w:r/>
+            <w:r>
+              <w:rPr>
+                <w:sz w:val="20"/>
+              </w:rPr>
+            </w:r>
             <w:r>
               <w:rPr>
                 <w:b/>
                 <w:i w:val="0"/>
+                <w:sz w:val="20"/>
                 <w:u w:val="none"/>
               </w:rPr>
               <w:t>Contract</w:t>
@@ -2716,13 +3239,20 @@
           </w:tcPr>
           <w:p>
             <w:pPr>
+              <w:spacing w:line="240" w:lineRule="auto" w:before="0" w:after="0"/>
+              <w:ind w:firstLine="0"/>
               <w:jc w:val="center"/>
             </w:pPr>
-            <w:r/>
+            <w:r>
+              <w:rPr>
+                <w:sz w:val="20"/>
+              </w:rPr>
+            </w:r>
             <w:r>
               <w:rPr>
                 <w:b/>
                 <w:i w:val="0"/>
+                <w:sz w:val="20"/>
                 <w:u w:val="none"/>
               </w:rPr>
               <w:t>Address</w:t>
@@ -2736,11 +3266,21 @@
             <w:tcW w:type="dxa" w:w="4680"/>
           </w:tcPr>
           <w:p>
-            <w:r/>
+            <w:pPr>
+              <w:spacing w:line="240" w:lineRule="auto" w:before="0" w:after="0"/>
+              <w:ind w:firstLine="0"/>
+              <w:jc w:val="center"/>
+            </w:pPr>
+            <w:r>
+              <w:rPr>
+                <w:sz w:val="20"/>
+              </w:rPr>
+            </w:r>
             <w:r>
               <w:rPr>
                 <w:b w:val="0"/>
                 <w:i w:val="0"/>
+                <w:sz w:val="20"/>
                 <w:u w:val="none"/>
               </w:rPr>
               <w:t>mock_usdc</w:t>
@@ -2752,13 +3292,21 @@
             <w:tcW w:type="dxa" w:w="4680"/>
           </w:tcPr>
           <w:p>
-            <w:r/>
+            <w:pPr>
+              <w:spacing w:line="240" w:lineRule="auto" w:before="0" w:after="0"/>
+              <w:ind w:firstLine="0"/>
+            </w:pPr>
+            <w:r>
+              <w:rPr>
+                <w:sz w:val="20"/>
+              </w:rPr>
+            </w:r>
             <w:r>
               <w:rPr>
                 <w:rFonts w:ascii="Courier New" w:hAnsi="Courier New"/>
                 <w:b w:val="0"/>
                 <w:i w:val="0"/>
-                <w:sz w:val="21"/>
+                <w:sz w:val="20"/>
                 <w:u w:val="none"/>
               </w:rPr>
               <w:t>0xaD2A7169CfFBA9Bef8C45515fc85178DbBfEc2C9</w:t>
@@ -2772,11 +3320,21 @@
             <w:tcW w:type="dxa" w:w="4680"/>
           </w:tcPr>
           <w:p>
-            <w:r/>
+            <w:pPr>
+              <w:spacing w:line="240" w:lineRule="auto" w:before="0" w:after="0"/>
+              <w:ind w:firstLine="0"/>
+              <w:jc w:val="center"/>
+            </w:pPr>
+            <w:r>
+              <w:rPr>
+                <w:sz w:val="20"/>
+              </w:rPr>
+            </w:r>
             <w:r>
               <w:rPr>
                 <w:b w:val="0"/>
                 <w:i w:val="0"/>
+                <w:sz w:val="20"/>
                 <w:u w:val="none"/>
               </w:rPr>
               <w:t>solar_punk_coin</w:t>
@@ -2788,13 +3346,21 @@
             <w:tcW w:type="dxa" w:w="4680"/>
           </w:tcPr>
           <w:p>
-            <w:r/>
+            <w:pPr>
+              <w:spacing w:line="240" w:lineRule="auto" w:before="0" w:after="0"/>
+              <w:ind w:firstLine="0"/>
+            </w:pPr>
+            <w:r>
+              <w:rPr>
+                <w:sz w:val="20"/>
+              </w:rPr>
+            </w:r>
             <w:r>
               <w:rPr>
                 <w:rFonts w:ascii="Courier New" w:hAnsi="Courier New"/>
                 <w:b w:val="0"/>
                 <w:i w:val="0"/>
-                <w:sz w:val="21"/>
+                <w:sz w:val="20"/>
                 <w:u w:val="none"/>
               </w:rPr>
               <w:t>0x8e189002228Fd4C6fA7611bA49FBe1d9C3412128</w:t>
@@ -2808,11 +3374,21 @@
             <w:tcW w:type="dxa" w:w="4680"/>
           </w:tcPr>
           <w:p>
-            <w:r/>
+            <w:pPr>
+              <w:spacing w:line="240" w:lineRule="auto" w:before="0" w:after="0"/>
+              <w:ind w:firstLine="0"/>
+              <w:jc w:val="center"/>
+            </w:pPr>
+            <w:r>
+              <w:rPr>
+                <w:sz w:val="20"/>
+              </w:rPr>
+            </w:r>
             <w:r>
               <w:rPr>
                 <w:b w:val="0"/>
                 <w:i w:val="0"/>
+                <w:sz w:val="20"/>
                 <w:u w:val="none"/>
               </w:rPr>
               <w:t>currency_system</w:t>
@@ -2824,13 +3400,21 @@
             <w:tcW w:type="dxa" w:w="4680"/>
           </w:tcPr>
           <w:p>
-            <w:r/>
+            <w:pPr>
+              <w:spacing w:line="240" w:lineRule="auto" w:before="0" w:after="0"/>
+              <w:ind w:firstLine="0"/>
+            </w:pPr>
+            <w:r>
+              <w:rPr>
+                <w:sz w:val="20"/>
+              </w:rPr>
+            </w:r>
             <w:r>
               <w:rPr>
                 <w:rFonts w:ascii="Courier New" w:hAnsi="Courier New"/>
                 <w:b w:val="0"/>
                 <w:i w:val="0"/>
-                <w:sz w:val="21"/>
+                <w:sz w:val="20"/>
                 <w:u w:val="none"/>
               </w:rPr>
               <w:t>0x520162252F9B94824417678525FFd69145014970</w:t>
@@ -2839,7 +3423,6 @@
         </w:tc>
       </w:tr>
     </w:tbl>
-    <w:p/>
     <w:p>
       <w:pPr>
         <w:pStyle w:val="ListBullet"/>
@@ -2938,3286 +3521,3426 @@
     </w:p>
     <w:p>
       <w:pPr>
+        <w:sectPr>
+          <w:pgSz w:w="12240" w:h="15840"/>
+          <w:pgMar w:top="1440" w:right="1440" w:bottom="1440" w:left="1440" w:header="720" w:footer="720" w:gutter="0"/>
+          <w:cols w:space="720"/>
+          <w:docGrid w:linePitch="360"/>
+        </w:sectPr>
+      </w:pPr>
+    </w:p>
+    <w:tbl>
+      <w:tblPr>
+        <w:tblStyle w:val="TableGrid"/>
+        <w:tblW w:type="auto" w:w="0"/>
+        <w:tblLayout w:type="autofit"/>
+        <w:tblLook w:firstColumn="1" w:firstRow="1" w:lastColumn="0" w:lastRow="0" w:noHBand="0" w:noVBand="1" w:val="04A0"/>
+      </w:tblPr>
+      <w:tblGrid>
+        <w:gridCol w:w="2280"/>
+        <w:gridCol w:w="2280"/>
+        <w:gridCol w:w="2280"/>
+        <w:gridCol w:w="2280"/>
+        <w:gridCol w:w="2280"/>
+        <w:gridCol w:w="2280"/>
+      </w:tblGrid>
+      <w:tr>
+        <w:tc>
+          <w:tcPr>
+            <w:tcW w:type="dxa" w:w="2280"/>
+          </w:tcPr>
+          <w:p>
+            <w:pPr>
+              <w:spacing w:line="240" w:lineRule="auto" w:before="0" w:after="0"/>
+              <w:ind w:firstLine="0"/>
+              <w:jc w:val="center"/>
+            </w:pPr>
+            <w:r>
+              <w:rPr>
+                <w:sz w:val="16"/>
+              </w:rPr>
+            </w:r>
+            <w:r>
+              <w:rPr>
+                <w:b/>
+                <w:i w:val="0"/>
+                <w:sz w:val="16"/>
+                <w:u w:val="none"/>
+              </w:rPr>
+              <w:t>#</w:t>
+            </w:r>
+          </w:p>
+        </w:tc>
+        <w:tc>
+          <w:tcPr>
+            <w:tcW w:type="dxa" w:w="2280"/>
+          </w:tcPr>
+          <w:p>
+            <w:pPr>
+              <w:spacing w:line="240" w:lineRule="auto" w:before="0" w:after="0"/>
+              <w:ind w:firstLine="0"/>
+              <w:jc w:val="center"/>
+            </w:pPr>
+            <w:r>
+              <w:rPr>
+                <w:sz w:val="16"/>
+              </w:rPr>
+            </w:r>
+            <w:r>
+              <w:rPr>
+                <w:b/>
+                <w:i w:val="0"/>
+                <w:sz w:val="16"/>
+                <w:u w:val="none"/>
+              </w:rPr>
+              <w:t>Kind</w:t>
+            </w:r>
+          </w:p>
+        </w:tc>
+        <w:tc>
+          <w:tcPr>
+            <w:tcW w:type="dxa" w:w="2280"/>
+          </w:tcPr>
+          <w:p>
+            <w:pPr>
+              <w:spacing w:line="240" w:lineRule="auto" w:before="0" w:after="0"/>
+              <w:ind w:firstLine="0"/>
+              <w:jc w:val="center"/>
+            </w:pPr>
+            <w:r>
+              <w:rPr>
+                <w:sz w:val="16"/>
+              </w:rPr>
+            </w:r>
+            <w:r>
+              <w:rPr>
+                <w:b/>
+                <w:i w:val="0"/>
+                <w:sz w:val="16"/>
+                <w:u w:val="none"/>
+              </w:rPr>
+              <w:t>SPK</w:t>
+            </w:r>
+          </w:p>
+        </w:tc>
+        <w:tc>
+          <w:tcPr>
+            <w:tcW w:type="dxa" w:w="2280"/>
+          </w:tcPr>
+          <w:p>
+            <w:pPr>
+              <w:spacing w:line="240" w:lineRule="auto" w:before="0" w:after="0"/>
+              <w:ind w:firstLine="0"/>
+              <w:jc w:val="center"/>
+            </w:pPr>
+            <w:r>
+              <w:rPr>
+                <w:sz w:val="16"/>
+              </w:rPr>
+            </w:r>
+            <w:r>
+              <w:rPr>
+                <w:b/>
+                <w:i w:val="0"/>
+                <w:sz w:val="16"/>
+                <w:u w:val="none"/>
+              </w:rPr>
+              <w:t>Payee</w:t>
+            </w:r>
+          </w:p>
+        </w:tc>
+        <w:tc>
+          <w:tcPr>
+            <w:tcW w:type="dxa" w:w="2280"/>
+          </w:tcPr>
+          <w:p>
+            <w:pPr>
+              <w:spacing w:line="240" w:lineRule="auto" w:before="0" w:after="0"/>
+              <w:ind w:firstLine="0"/>
+              <w:jc w:val="center"/>
+            </w:pPr>
+            <w:r>
+              <w:rPr>
+                <w:sz w:val="16"/>
+              </w:rPr>
+            </w:r>
+            <w:r>
+              <w:rPr>
+                <w:b/>
+                <w:i w:val="0"/>
+                <w:sz w:val="16"/>
+                <w:u w:val="none"/>
+              </w:rPr>
+              <w:t>Payer</w:t>
+            </w:r>
+          </w:p>
+        </w:tc>
+        <w:tc>
+          <w:tcPr>
+            <w:tcW w:type="dxa" w:w="2280"/>
+          </w:tcPr>
+          <w:p>
+            <w:pPr>
+              <w:spacing w:line="240" w:lineRule="auto" w:before="0" w:after="0"/>
+              <w:ind w:firstLine="0"/>
+              <w:jc w:val="center"/>
+            </w:pPr>
+            <w:r>
+              <w:rPr>
+                <w:sz w:val="16"/>
+              </w:rPr>
+            </w:r>
+            <w:r>
+              <w:rPr>
+                <w:b/>
+                <w:i w:val="0"/>
+                <w:sz w:val="16"/>
+                <w:u w:val="none"/>
+              </w:rPr>
+              <w:t>Tx</w:t>
+            </w:r>
+          </w:p>
+        </w:tc>
+      </w:tr>
+      <w:tr>
+        <w:tc>
+          <w:tcPr>
+            <w:tcW w:type="dxa" w:w="2280"/>
+          </w:tcPr>
+          <w:p>
+            <w:pPr>
+              <w:spacing w:line="240" w:lineRule="auto" w:before="0" w:after="0"/>
+              <w:ind w:firstLine="0"/>
+              <w:jc w:val="center"/>
+            </w:pPr>
+            <w:r>
+              <w:rPr>
+                <w:sz w:val="16"/>
+              </w:rPr>
+            </w:r>
+            <w:r>
+              <w:rPr>
+                <w:b w:val="0"/>
+                <w:i w:val="0"/>
+                <w:sz w:val="16"/>
+                <w:u w:val="none"/>
+              </w:rPr>
+              <w:t>1</w:t>
+            </w:r>
+          </w:p>
+        </w:tc>
+        <w:tc>
+          <w:tcPr>
+            <w:tcW w:type="dxa" w:w="2280"/>
+          </w:tcPr>
+          <w:p>
+            <w:pPr>
+              <w:spacing w:line="240" w:lineRule="auto" w:before="0" w:after="0"/>
+              <w:ind w:firstLine="0"/>
+            </w:pPr>
+            <w:r>
+              <w:rPr>
+                <w:sz w:val="16"/>
+              </w:rPr>
+            </w:r>
+            <w:r>
+              <w:rPr>
+                <w:b w:val="0"/>
+                <w:i w:val="0"/>
+                <w:sz w:val="16"/>
+                <w:u w:val="none"/>
+              </w:rPr>
+              <w:t>SERVICE</w:t>
+            </w:r>
+          </w:p>
+        </w:tc>
+        <w:tc>
+          <w:tcPr>
+            <w:tcW w:type="dxa" w:w="2280"/>
+          </w:tcPr>
+          <w:p>
+            <w:pPr>
+              <w:spacing w:line="240" w:lineRule="auto" w:before="0" w:after="0"/>
+              <w:ind w:firstLine="0"/>
+            </w:pPr>
+            <w:r>
+              <w:rPr>
+                <w:sz w:val="16"/>
+              </w:rPr>
+            </w:r>
+            <w:r>
+              <w:rPr>
+                <w:b w:val="0"/>
+                <w:i w:val="0"/>
+                <w:sz w:val="16"/>
+                <w:u w:val="none"/>
+              </w:rPr>
+              <w:t>12.0</w:t>
+            </w:r>
+          </w:p>
+        </w:tc>
+        <w:tc>
+          <w:tcPr>
+            <w:tcW w:type="dxa" w:w="2280"/>
+          </w:tcPr>
+          <w:p>
+            <w:pPr>
+              <w:spacing w:line="240" w:lineRule="auto" w:before="0" w:after="0"/>
+              <w:ind w:firstLine="0"/>
+            </w:pPr>
+            <w:r>
+              <w:rPr>
+                <w:sz w:val="16"/>
+              </w:rPr>
+            </w:r>
+            <w:r>
+              <w:rPr>
+                <w:b w:val="0"/>
+                <w:i w:val="0"/>
+                <w:sz w:val="16"/>
+                <w:u w:val="none"/>
+              </w:rPr>
+              <w:t>Gateway</w:t>
+            </w:r>
+          </w:p>
+        </w:tc>
+        <w:tc>
+          <w:tcPr>
+            <w:tcW w:type="dxa" w:w="2280"/>
+          </w:tcPr>
+          <w:p>
+            <w:pPr>
+              <w:spacing w:line="240" w:lineRule="auto" w:before="0" w:after="0"/>
+              <w:ind w:firstLine="0"/>
+            </w:pPr>
+            <w:r>
+              <w:rPr>
+                <w:sz w:val="16"/>
+              </w:rPr>
+            </w:r>
+            <w:r>
+              <w:rPr>
+                <w:b w:val="0"/>
+                <w:i w:val="0"/>
+                <w:sz w:val="16"/>
+                <w:u w:val="none"/>
+              </w:rPr>
+              <w:t>Operator</w:t>
+            </w:r>
+          </w:p>
+        </w:tc>
+        <w:tc>
+          <w:tcPr>
+            <w:tcW w:type="dxa" w:w="2280"/>
+          </w:tcPr>
+          <w:p>
+            <w:pPr>
+              <w:spacing w:line="240" w:lineRule="auto" w:before="0" w:after="0"/>
+              <w:ind w:firstLine="0"/>
+            </w:pPr>
+            <w:r>
+              <w:rPr>
+                <w:sz w:val="16"/>
+              </w:rPr>
+            </w:r>
+            <w:r>
+              <w:rPr>
+                <w:b w:val="0"/>
+                <w:i w:val="0"/>
+                <w:sz w:val="16"/>
+                <w:u w:val="none"/>
+              </w:rPr>
+              <w:t>0x6c65e0ae…</w:t>
+            </w:r>
+          </w:p>
+        </w:tc>
+      </w:tr>
+      <w:tr>
+        <w:tc>
+          <w:tcPr>
+            <w:tcW w:type="dxa" w:w="2280"/>
+          </w:tcPr>
+          <w:p>
+            <w:pPr>
+              <w:spacing w:line="240" w:lineRule="auto" w:before="0" w:after="0"/>
+              <w:ind w:firstLine="0"/>
+              <w:jc w:val="center"/>
+            </w:pPr>
+            <w:r>
+              <w:rPr>
+                <w:sz w:val="16"/>
+              </w:rPr>
+            </w:r>
+            <w:r>
+              <w:rPr>
+                <w:b w:val="0"/>
+                <w:i w:val="0"/>
+                <w:sz w:val="16"/>
+                <w:u w:val="none"/>
+              </w:rPr>
+              <w:t>2</w:t>
+            </w:r>
+          </w:p>
+        </w:tc>
+        <w:tc>
+          <w:tcPr>
+            <w:tcW w:type="dxa" w:w="2280"/>
+          </w:tcPr>
+          <w:p>
+            <w:pPr>
+              <w:spacing w:line="240" w:lineRule="auto" w:before="0" w:after="0"/>
+              <w:ind w:firstLine="0"/>
+            </w:pPr>
+            <w:r>
+              <w:rPr>
+                <w:sz w:val="16"/>
+              </w:rPr>
+            </w:r>
+            <w:r>
+              <w:rPr>
+                <w:b w:val="0"/>
+                <w:i w:val="0"/>
+                <w:sz w:val="16"/>
+                <w:u w:val="none"/>
+              </w:rPr>
+              <w:t>LABOR</w:t>
+            </w:r>
+          </w:p>
+        </w:tc>
+        <w:tc>
+          <w:tcPr>
+            <w:tcW w:type="dxa" w:w="2280"/>
+          </w:tcPr>
+          <w:p>
+            <w:pPr>
+              <w:spacing w:line="240" w:lineRule="auto" w:before="0" w:after="0"/>
+              <w:ind w:firstLine="0"/>
+            </w:pPr>
+            <w:r>
+              <w:rPr>
+                <w:sz w:val="16"/>
+              </w:rPr>
+            </w:r>
+            <w:r>
+              <w:rPr>
+                <w:b w:val="0"/>
+                <w:i w:val="0"/>
+                <w:sz w:val="16"/>
+                <w:u w:val="none"/>
+              </w:rPr>
+              <w:t>40.0</w:t>
+            </w:r>
+          </w:p>
+        </w:tc>
+        <w:tc>
+          <w:tcPr>
+            <w:tcW w:type="dxa" w:w="2280"/>
+          </w:tcPr>
+          <w:p>
+            <w:pPr>
+              <w:spacing w:line="240" w:lineRule="auto" w:before="0" w:after="0"/>
+              <w:ind w:firstLine="0"/>
+            </w:pPr>
+            <w:r>
+              <w:rPr>
+                <w:sz w:val="16"/>
+              </w:rPr>
+            </w:r>
+            <w:r>
+              <w:rPr>
+                <w:b w:val="0"/>
+                <w:i w:val="0"/>
+                <w:sz w:val="16"/>
+                <w:u w:val="none"/>
+              </w:rPr>
+              <w:t>Maintenance</w:t>
+            </w:r>
+          </w:p>
+        </w:tc>
+        <w:tc>
+          <w:tcPr>
+            <w:tcW w:type="dxa" w:w="2280"/>
+          </w:tcPr>
+          <w:p>
+            <w:pPr>
+              <w:spacing w:line="240" w:lineRule="auto" w:before="0" w:after="0"/>
+              <w:ind w:firstLine="0"/>
+            </w:pPr>
+            <w:r>
+              <w:rPr>
+                <w:sz w:val="16"/>
+              </w:rPr>
+            </w:r>
+            <w:r>
+              <w:rPr>
+                <w:b w:val="0"/>
+                <w:i w:val="0"/>
+                <w:sz w:val="16"/>
+                <w:u w:val="none"/>
+              </w:rPr>
+              <w:t>Operator</w:t>
+            </w:r>
+          </w:p>
+        </w:tc>
+        <w:tc>
+          <w:tcPr>
+            <w:tcW w:type="dxa" w:w="2280"/>
+          </w:tcPr>
+          <w:p>
+            <w:pPr>
+              <w:spacing w:line="240" w:lineRule="auto" w:before="0" w:after="0"/>
+              <w:ind w:firstLine="0"/>
+            </w:pPr>
+            <w:r>
+              <w:rPr>
+                <w:sz w:val="16"/>
+              </w:rPr>
+            </w:r>
+            <w:r>
+              <w:rPr>
+                <w:b w:val="0"/>
+                <w:i w:val="0"/>
+                <w:sz w:val="16"/>
+                <w:u w:val="none"/>
+              </w:rPr>
+              <w:t>0x8ad9f3ce…</w:t>
+            </w:r>
+          </w:p>
+        </w:tc>
+      </w:tr>
+      <w:tr>
+        <w:tc>
+          <w:tcPr>
+            <w:tcW w:type="dxa" w:w="2280"/>
+          </w:tcPr>
+          <w:p>
+            <w:pPr>
+              <w:spacing w:line="240" w:lineRule="auto" w:before="0" w:after="0"/>
+              <w:ind w:firstLine="0"/>
+              <w:jc w:val="center"/>
+            </w:pPr>
+            <w:r>
+              <w:rPr>
+                <w:sz w:val="16"/>
+              </w:rPr>
+            </w:r>
+            <w:r>
+              <w:rPr>
+                <w:b w:val="0"/>
+                <w:i w:val="0"/>
+                <w:sz w:val="16"/>
+                <w:u w:val="none"/>
+              </w:rPr>
+              <w:t>3</w:t>
+            </w:r>
+          </w:p>
+        </w:tc>
+        <w:tc>
+          <w:tcPr>
+            <w:tcW w:type="dxa" w:w="2280"/>
+          </w:tcPr>
+          <w:p>
+            <w:pPr>
+              <w:spacing w:line="240" w:lineRule="auto" w:before="0" w:after="0"/>
+              <w:ind w:firstLine="0"/>
+            </w:pPr>
+            <w:r>
+              <w:rPr>
+                <w:sz w:val="16"/>
+              </w:rPr>
+            </w:r>
+            <w:r>
+              <w:rPr>
+                <w:b w:val="0"/>
+                <w:i w:val="0"/>
+                <w:sz w:val="16"/>
+                <w:u w:val="none"/>
+              </w:rPr>
+              <w:t>NETWORK</w:t>
+            </w:r>
+          </w:p>
+        </w:tc>
+        <w:tc>
+          <w:tcPr>
+            <w:tcW w:type="dxa" w:w="2280"/>
+          </w:tcPr>
+          <w:p>
+            <w:pPr>
+              <w:spacing w:line="240" w:lineRule="auto" w:before="0" w:after="0"/>
+              <w:ind w:firstLine="0"/>
+            </w:pPr>
+            <w:r>
+              <w:rPr>
+                <w:sz w:val="16"/>
+              </w:rPr>
+            </w:r>
+            <w:r>
+              <w:rPr>
+                <w:b w:val="0"/>
+                <w:i w:val="0"/>
+                <w:sz w:val="16"/>
+                <w:u w:val="none"/>
+              </w:rPr>
+              <w:t>180.0</w:t>
+            </w:r>
+          </w:p>
+        </w:tc>
+        <w:tc>
+          <w:tcPr>
+            <w:tcW w:type="dxa" w:w="2280"/>
+          </w:tcPr>
+          <w:p>
+            <w:pPr>
+              <w:spacing w:line="240" w:lineRule="auto" w:before="0" w:after="0"/>
+              <w:ind w:firstLine="0"/>
+            </w:pPr>
+            <w:r>
+              <w:rPr>
+                <w:sz w:val="16"/>
+              </w:rPr>
+            </w:r>
+            <w:r>
+              <w:rPr>
+                <w:b w:val="0"/>
+                <w:i w:val="0"/>
+                <w:sz w:val="16"/>
+                <w:u w:val="none"/>
+              </w:rPr>
+              <w:t>Operator</w:t>
+            </w:r>
+          </w:p>
+        </w:tc>
+        <w:tc>
+          <w:tcPr>
+            <w:tcW w:type="dxa" w:w="2280"/>
+          </w:tcPr>
+          <w:p>
+            <w:pPr>
+              <w:spacing w:line="240" w:lineRule="auto" w:before="0" w:after="0"/>
+              <w:ind w:firstLine="0"/>
+            </w:pPr>
+            <w:r>
+              <w:rPr>
+                <w:sz w:val="16"/>
+              </w:rPr>
+            </w:r>
+            <w:r>
+              <w:rPr>
+                <w:b w:val="0"/>
+                <w:i w:val="0"/>
+                <w:sz w:val="16"/>
+                <w:u w:val="none"/>
+              </w:rPr>
+              <w:t>Operator</w:t>
+            </w:r>
+          </w:p>
+        </w:tc>
+        <w:tc>
+          <w:tcPr>
+            <w:tcW w:type="dxa" w:w="2280"/>
+          </w:tcPr>
+          <w:p>
+            <w:pPr>
+              <w:spacing w:line="240" w:lineRule="auto" w:before="0" w:after="0"/>
+              <w:ind w:firstLine="0"/>
+            </w:pPr>
+            <w:r>
+              <w:rPr>
+                <w:sz w:val="16"/>
+              </w:rPr>
+            </w:r>
+            <w:r>
+              <w:rPr>
+                <w:b w:val="0"/>
+                <w:i w:val="0"/>
+                <w:sz w:val="16"/>
+                <w:u w:val="none"/>
+              </w:rPr>
+              <w:t>0x6dbbf639…</w:t>
+            </w:r>
+          </w:p>
+        </w:tc>
+      </w:tr>
+      <w:tr>
+        <w:tc>
+          <w:tcPr>
+            <w:tcW w:type="dxa" w:w="2280"/>
+          </w:tcPr>
+          <w:p>
+            <w:pPr>
+              <w:spacing w:line="240" w:lineRule="auto" w:before="0" w:after="0"/>
+              <w:ind w:firstLine="0"/>
+              <w:jc w:val="center"/>
+            </w:pPr>
+            <w:r>
+              <w:rPr>
+                <w:sz w:val="16"/>
+              </w:rPr>
+            </w:r>
+            <w:r>
+              <w:rPr>
+                <w:b w:val="0"/>
+                <w:i w:val="0"/>
+                <w:sz w:val="16"/>
+                <w:u w:val="none"/>
+              </w:rPr>
+              <w:t>4</w:t>
+            </w:r>
+          </w:p>
+        </w:tc>
+        <w:tc>
+          <w:tcPr>
+            <w:tcW w:type="dxa" w:w="2280"/>
+          </w:tcPr>
+          <w:p>
+            <w:pPr>
+              <w:spacing w:line="240" w:lineRule="auto" w:before="0" w:after="0"/>
+              <w:ind w:firstLine="0"/>
+            </w:pPr>
+            <w:r>
+              <w:rPr>
+                <w:sz w:val="16"/>
+              </w:rPr>
+            </w:r>
+            <w:r>
+              <w:rPr>
+                <w:b w:val="0"/>
+                <w:i w:val="0"/>
+                <w:sz w:val="16"/>
+                <w:u w:val="none"/>
+              </w:rPr>
+              <w:t>GOODS</w:t>
+            </w:r>
+          </w:p>
+        </w:tc>
+        <w:tc>
+          <w:tcPr>
+            <w:tcW w:type="dxa" w:w="2280"/>
+          </w:tcPr>
+          <w:p>
+            <w:pPr>
+              <w:spacing w:line="240" w:lineRule="auto" w:before="0" w:after="0"/>
+              <w:ind w:firstLine="0"/>
+            </w:pPr>
+            <w:r>
+              <w:rPr>
+                <w:sz w:val="16"/>
+              </w:rPr>
+            </w:r>
+            <w:r>
+              <w:rPr>
+                <w:b w:val="0"/>
+                <w:i w:val="0"/>
+                <w:sz w:val="16"/>
+                <w:u w:val="none"/>
+              </w:rPr>
+              <w:t>55.0</w:t>
+            </w:r>
+          </w:p>
+        </w:tc>
+        <w:tc>
+          <w:tcPr>
+            <w:tcW w:type="dxa" w:w="2280"/>
+          </w:tcPr>
+          <w:p>
+            <w:pPr>
+              <w:spacing w:line="240" w:lineRule="auto" w:before="0" w:after="0"/>
+              <w:ind w:firstLine="0"/>
+            </w:pPr>
+            <w:r>
+              <w:rPr>
+                <w:sz w:val="16"/>
+              </w:rPr>
+            </w:r>
+            <w:r>
+              <w:rPr>
+                <w:b w:val="0"/>
+                <w:i w:val="0"/>
+                <w:sz w:val="16"/>
+                <w:u w:val="none"/>
+              </w:rPr>
+              <w:t>Merchant</w:t>
+            </w:r>
+          </w:p>
+        </w:tc>
+        <w:tc>
+          <w:tcPr>
+            <w:tcW w:type="dxa" w:w="2280"/>
+          </w:tcPr>
+          <w:p>
+            <w:pPr>
+              <w:spacing w:line="240" w:lineRule="auto" w:before="0" w:after="0"/>
+              <w:ind w:firstLine="0"/>
+            </w:pPr>
+            <w:r>
+              <w:rPr>
+                <w:sz w:val="16"/>
+              </w:rPr>
+            </w:r>
+            <w:r>
+              <w:rPr>
+                <w:b w:val="0"/>
+                <w:i w:val="0"/>
+                <w:sz w:val="16"/>
+                <w:u w:val="none"/>
+              </w:rPr>
+              <w:t>Operator</w:t>
+            </w:r>
+          </w:p>
+        </w:tc>
+        <w:tc>
+          <w:tcPr>
+            <w:tcW w:type="dxa" w:w="2280"/>
+          </w:tcPr>
+          <w:p>
+            <w:pPr>
+              <w:spacing w:line="240" w:lineRule="auto" w:before="0" w:after="0"/>
+              <w:ind w:firstLine="0"/>
+            </w:pPr>
+            <w:r>
+              <w:rPr>
+                <w:sz w:val="16"/>
+              </w:rPr>
+            </w:r>
+            <w:r>
+              <w:rPr>
+                <w:b w:val="0"/>
+                <w:i w:val="0"/>
+                <w:sz w:val="16"/>
+                <w:u w:val="none"/>
+              </w:rPr>
+              <w:t>0x0d7e506b…</w:t>
+            </w:r>
+          </w:p>
+        </w:tc>
+      </w:tr>
+      <w:tr>
+        <w:tc>
+          <w:tcPr>
+            <w:tcW w:type="dxa" w:w="2280"/>
+          </w:tcPr>
+          <w:p>
+            <w:pPr>
+              <w:spacing w:line="240" w:lineRule="auto" w:before="0" w:after="0"/>
+              <w:ind w:firstLine="0"/>
+              <w:jc w:val="center"/>
+            </w:pPr>
+            <w:r>
+              <w:rPr>
+                <w:sz w:val="16"/>
+              </w:rPr>
+            </w:r>
+            <w:r>
+              <w:rPr>
+                <w:b w:val="0"/>
+                <w:i w:val="0"/>
+                <w:sz w:val="16"/>
+                <w:u w:val="none"/>
+              </w:rPr>
+              <w:t>5</w:t>
+            </w:r>
+          </w:p>
+        </w:tc>
+        <w:tc>
+          <w:tcPr>
+            <w:tcW w:type="dxa" w:w="2280"/>
+          </w:tcPr>
+          <w:p>
+            <w:pPr>
+              <w:spacing w:line="240" w:lineRule="auto" w:before="0" w:after="0"/>
+              <w:ind w:firstLine="0"/>
+            </w:pPr>
+            <w:r>
+              <w:rPr>
+                <w:sz w:val="16"/>
+              </w:rPr>
+            </w:r>
+            <w:r>
+              <w:rPr>
+                <w:b w:val="0"/>
+                <w:i w:val="0"/>
+                <w:sz w:val="16"/>
+                <w:u w:val="none"/>
+              </w:rPr>
+              <w:t>SERVICE</w:t>
+            </w:r>
+          </w:p>
+        </w:tc>
+        <w:tc>
+          <w:tcPr>
+            <w:tcW w:type="dxa" w:w="2280"/>
+          </w:tcPr>
+          <w:p>
+            <w:pPr>
+              <w:spacing w:line="240" w:lineRule="auto" w:before="0" w:after="0"/>
+              <w:ind w:firstLine="0"/>
+            </w:pPr>
+            <w:r>
+              <w:rPr>
+                <w:sz w:val="16"/>
+              </w:rPr>
+            </w:r>
+            <w:r>
+              <w:rPr>
+                <w:b w:val="0"/>
+                <w:i w:val="0"/>
+                <w:sz w:val="16"/>
+                <w:u w:val="none"/>
+              </w:rPr>
+              <w:t>8.0</w:t>
+            </w:r>
+          </w:p>
+        </w:tc>
+        <w:tc>
+          <w:tcPr>
+            <w:tcW w:type="dxa" w:w="2280"/>
+          </w:tcPr>
+          <w:p>
+            <w:pPr>
+              <w:spacing w:line="240" w:lineRule="auto" w:before="0" w:after="0"/>
+              <w:ind w:firstLine="0"/>
+            </w:pPr>
+            <w:r>
+              <w:rPr>
+                <w:sz w:val="16"/>
+              </w:rPr>
+            </w:r>
+            <w:r>
+              <w:rPr>
+                <w:b w:val="0"/>
+                <w:i w:val="0"/>
+                <w:sz w:val="16"/>
+                <w:u w:val="none"/>
+              </w:rPr>
+              <w:t>Gateway</w:t>
+            </w:r>
+          </w:p>
+        </w:tc>
+        <w:tc>
+          <w:tcPr>
+            <w:tcW w:type="dxa" w:w="2280"/>
+          </w:tcPr>
+          <w:p>
+            <w:pPr>
+              <w:spacing w:line="240" w:lineRule="auto" w:before="0" w:after="0"/>
+              <w:ind w:firstLine="0"/>
+            </w:pPr>
+            <w:r>
+              <w:rPr>
+                <w:sz w:val="16"/>
+              </w:rPr>
+            </w:r>
+            <w:r>
+              <w:rPr>
+                <w:b w:val="0"/>
+                <w:i w:val="0"/>
+                <w:sz w:val="16"/>
+                <w:u w:val="none"/>
+              </w:rPr>
+              <w:t>Operator</w:t>
+            </w:r>
+          </w:p>
+        </w:tc>
+        <w:tc>
+          <w:tcPr>
+            <w:tcW w:type="dxa" w:w="2280"/>
+          </w:tcPr>
+          <w:p>
+            <w:pPr>
+              <w:spacing w:line="240" w:lineRule="auto" w:before="0" w:after="0"/>
+              <w:ind w:firstLine="0"/>
+            </w:pPr>
+            <w:r>
+              <w:rPr>
+                <w:sz w:val="16"/>
+              </w:rPr>
+            </w:r>
+            <w:r>
+              <w:rPr>
+                <w:b w:val="0"/>
+                <w:i w:val="0"/>
+                <w:sz w:val="16"/>
+                <w:u w:val="none"/>
+              </w:rPr>
+              <w:t>0xeacc17a4…</w:t>
+            </w:r>
+          </w:p>
+        </w:tc>
+      </w:tr>
+      <w:tr>
+        <w:tc>
+          <w:tcPr>
+            <w:tcW w:type="dxa" w:w="2280"/>
+          </w:tcPr>
+          <w:p>
+            <w:pPr>
+              <w:spacing w:line="240" w:lineRule="auto" w:before="0" w:after="0"/>
+              <w:ind w:firstLine="0"/>
+              <w:jc w:val="center"/>
+            </w:pPr>
+            <w:r>
+              <w:rPr>
+                <w:sz w:val="16"/>
+              </w:rPr>
+            </w:r>
+            <w:r>
+              <w:rPr>
+                <w:b w:val="0"/>
+                <w:i w:val="0"/>
+                <w:sz w:val="16"/>
+                <w:u w:val="none"/>
+              </w:rPr>
+              <w:t>6</w:t>
+            </w:r>
+          </w:p>
+        </w:tc>
+        <w:tc>
+          <w:tcPr>
+            <w:tcW w:type="dxa" w:w="2280"/>
+          </w:tcPr>
+          <w:p>
+            <w:pPr>
+              <w:spacing w:line="240" w:lineRule="auto" w:before="0" w:after="0"/>
+              <w:ind w:firstLine="0"/>
+            </w:pPr>
+            <w:r>
+              <w:rPr>
+                <w:sz w:val="16"/>
+              </w:rPr>
+            </w:r>
+            <w:r>
+              <w:rPr>
+                <w:b w:val="0"/>
+                <w:i w:val="0"/>
+                <w:sz w:val="16"/>
+                <w:u w:val="none"/>
+              </w:rPr>
+              <w:t>GOODS</w:t>
+            </w:r>
+          </w:p>
+        </w:tc>
+        <w:tc>
+          <w:tcPr>
+            <w:tcW w:type="dxa" w:w="2280"/>
+          </w:tcPr>
+          <w:p>
+            <w:pPr>
+              <w:spacing w:line="240" w:lineRule="auto" w:before="0" w:after="0"/>
+              <w:ind w:firstLine="0"/>
+            </w:pPr>
+            <w:r>
+              <w:rPr>
+                <w:sz w:val="16"/>
+              </w:rPr>
+            </w:r>
+            <w:r>
+              <w:rPr>
+                <w:b w:val="0"/>
+                <w:i w:val="0"/>
+                <w:sz w:val="16"/>
+                <w:u w:val="none"/>
+              </w:rPr>
+              <w:t>12.0</w:t>
+            </w:r>
+          </w:p>
+        </w:tc>
+        <w:tc>
+          <w:tcPr>
+            <w:tcW w:type="dxa" w:w="2280"/>
+          </w:tcPr>
+          <w:p>
+            <w:pPr>
+              <w:spacing w:line="240" w:lineRule="auto" w:before="0" w:after="0"/>
+              <w:ind w:firstLine="0"/>
+            </w:pPr>
+            <w:r>
+              <w:rPr>
+                <w:sz w:val="16"/>
+              </w:rPr>
+            </w:r>
+            <w:r>
+              <w:rPr>
+                <w:b w:val="0"/>
+                <w:i w:val="0"/>
+                <w:sz w:val="16"/>
+                <w:u w:val="none"/>
+              </w:rPr>
+              <w:t>Merchant</w:t>
+            </w:r>
+          </w:p>
+        </w:tc>
+        <w:tc>
+          <w:tcPr>
+            <w:tcW w:type="dxa" w:w="2280"/>
+          </w:tcPr>
+          <w:p>
+            <w:pPr>
+              <w:spacing w:line="240" w:lineRule="auto" w:before="0" w:after="0"/>
+              <w:ind w:firstLine="0"/>
+            </w:pPr>
+            <w:r>
+              <w:rPr>
+                <w:sz w:val="16"/>
+              </w:rPr>
+            </w:r>
+            <w:r>
+              <w:rPr>
+                <w:b w:val="0"/>
+                <w:i w:val="0"/>
+                <w:sz w:val="16"/>
+                <w:u w:val="none"/>
+              </w:rPr>
+              <w:t>Operator</w:t>
+            </w:r>
+          </w:p>
+        </w:tc>
+        <w:tc>
+          <w:tcPr>
+            <w:tcW w:type="dxa" w:w="2280"/>
+          </w:tcPr>
+          <w:p>
+            <w:pPr>
+              <w:spacing w:line="240" w:lineRule="auto" w:before="0" w:after="0"/>
+              <w:ind w:firstLine="0"/>
+            </w:pPr>
+            <w:r>
+              <w:rPr>
+                <w:sz w:val="16"/>
+              </w:rPr>
+            </w:r>
+            <w:r>
+              <w:rPr>
+                <w:b w:val="0"/>
+                <w:i w:val="0"/>
+                <w:sz w:val="16"/>
+                <w:u w:val="none"/>
+              </w:rPr>
+              <w:t>0xb4972856…</w:t>
+            </w:r>
+          </w:p>
+        </w:tc>
+      </w:tr>
+      <w:tr>
+        <w:tc>
+          <w:tcPr>
+            <w:tcW w:type="dxa" w:w="2280"/>
+          </w:tcPr>
+          <w:p>
+            <w:pPr>
+              <w:spacing w:line="240" w:lineRule="auto" w:before="0" w:after="0"/>
+              <w:ind w:firstLine="0"/>
+              <w:jc w:val="center"/>
+            </w:pPr>
+            <w:r>
+              <w:rPr>
+                <w:sz w:val="16"/>
+              </w:rPr>
+            </w:r>
+            <w:r>
+              <w:rPr>
+                <w:b w:val="0"/>
+                <w:i w:val="0"/>
+                <w:sz w:val="16"/>
+                <w:u w:val="none"/>
+              </w:rPr>
+              <w:t>7</w:t>
+            </w:r>
+          </w:p>
+        </w:tc>
+        <w:tc>
+          <w:tcPr>
+            <w:tcW w:type="dxa" w:w="2280"/>
+          </w:tcPr>
+          <w:p>
+            <w:pPr>
+              <w:spacing w:line="240" w:lineRule="auto" w:before="0" w:after="0"/>
+              <w:ind w:firstLine="0"/>
+            </w:pPr>
+            <w:r>
+              <w:rPr>
+                <w:sz w:val="16"/>
+              </w:rPr>
+            </w:r>
+            <w:r>
+              <w:rPr>
+                <w:b w:val="0"/>
+                <w:i w:val="0"/>
+                <w:sz w:val="16"/>
+                <w:u w:val="none"/>
+              </w:rPr>
+              <w:t>SERVICE</w:t>
+            </w:r>
+          </w:p>
+        </w:tc>
+        <w:tc>
+          <w:tcPr>
+            <w:tcW w:type="dxa" w:w="2280"/>
+          </w:tcPr>
+          <w:p>
+            <w:pPr>
+              <w:spacing w:line="240" w:lineRule="auto" w:before="0" w:after="0"/>
+              <w:ind w:firstLine="0"/>
+            </w:pPr>
+            <w:r>
+              <w:rPr>
+                <w:sz w:val="16"/>
+              </w:rPr>
+            </w:r>
+            <w:r>
+              <w:rPr>
+                <w:b w:val="0"/>
+                <w:i w:val="0"/>
+                <w:sz w:val="16"/>
+                <w:u w:val="none"/>
+              </w:rPr>
+              <w:t>6.0</w:t>
+            </w:r>
+          </w:p>
+        </w:tc>
+        <w:tc>
+          <w:tcPr>
+            <w:tcW w:type="dxa" w:w="2280"/>
+          </w:tcPr>
+          <w:p>
+            <w:pPr>
+              <w:spacing w:line="240" w:lineRule="auto" w:before="0" w:after="0"/>
+              <w:ind w:firstLine="0"/>
+            </w:pPr>
+            <w:r>
+              <w:rPr>
+                <w:sz w:val="16"/>
+              </w:rPr>
+            </w:r>
+            <w:r>
+              <w:rPr>
+                <w:b w:val="0"/>
+                <w:i w:val="0"/>
+                <w:sz w:val="16"/>
+                <w:u w:val="none"/>
+              </w:rPr>
+              <w:t>Gateway</w:t>
+            </w:r>
+          </w:p>
+        </w:tc>
+        <w:tc>
+          <w:tcPr>
+            <w:tcW w:type="dxa" w:w="2280"/>
+          </w:tcPr>
+          <w:p>
+            <w:pPr>
+              <w:spacing w:line="240" w:lineRule="auto" w:before="0" w:after="0"/>
+              <w:ind w:firstLine="0"/>
+            </w:pPr>
+            <w:r>
+              <w:rPr>
+                <w:sz w:val="16"/>
+              </w:rPr>
+            </w:r>
+            <w:r>
+              <w:rPr>
+                <w:b w:val="0"/>
+                <w:i w:val="0"/>
+                <w:sz w:val="16"/>
+                <w:u w:val="none"/>
+              </w:rPr>
+              <w:t>Operator</w:t>
+            </w:r>
+          </w:p>
+        </w:tc>
+        <w:tc>
+          <w:tcPr>
+            <w:tcW w:type="dxa" w:w="2280"/>
+          </w:tcPr>
+          <w:p>
+            <w:pPr>
+              <w:spacing w:line="240" w:lineRule="auto" w:before="0" w:after="0"/>
+              <w:ind w:firstLine="0"/>
+            </w:pPr>
+            <w:r>
+              <w:rPr>
+                <w:sz w:val="16"/>
+              </w:rPr>
+            </w:r>
+            <w:r>
+              <w:rPr>
+                <w:b w:val="0"/>
+                <w:i w:val="0"/>
+                <w:sz w:val="16"/>
+                <w:u w:val="none"/>
+              </w:rPr>
+              <w:t>0x7bf52655…</w:t>
+            </w:r>
+          </w:p>
+        </w:tc>
+      </w:tr>
+      <w:tr>
+        <w:tc>
+          <w:tcPr>
+            <w:tcW w:type="dxa" w:w="2280"/>
+          </w:tcPr>
+          <w:p>
+            <w:pPr>
+              <w:spacing w:line="240" w:lineRule="auto" w:before="0" w:after="0"/>
+              <w:ind w:firstLine="0"/>
+              <w:jc w:val="center"/>
+            </w:pPr>
+            <w:r>
+              <w:rPr>
+                <w:sz w:val="16"/>
+              </w:rPr>
+            </w:r>
+            <w:r>
+              <w:rPr>
+                <w:b w:val="0"/>
+                <w:i w:val="0"/>
+                <w:sz w:val="16"/>
+                <w:u w:val="none"/>
+              </w:rPr>
+              <w:t>8</w:t>
+            </w:r>
+          </w:p>
+        </w:tc>
+        <w:tc>
+          <w:tcPr>
+            <w:tcW w:type="dxa" w:w="2280"/>
+          </w:tcPr>
+          <w:p>
+            <w:pPr>
+              <w:spacing w:line="240" w:lineRule="auto" w:before="0" w:after="0"/>
+              <w:ind w:firstLine="0"/>
+            </w:pPr>
+            <w:r>
+              <w:rPr>
+                <w:sz w:val="16"/>
+              </w:rPr>
+            </w:r>
+            <w:r>
+              <w:rPr>
+                <w:b w:val="0"/>
+                <w:i w:val="0"/>
+                <w:sz w:val="16"/>
+                <w:u w:val="none"/>
+              </w:rPr>
+              <w:t>LABOR</w:t>
+            </w:r>
+          </w:p>
+        </w:tc>
+        <w:tc>
+          <w:tcPr>
+            <w:tcW w:type="dxa" w:w="2280"/>
+          </w:tcPr>
+          <w:p>
+            <w:pPr>
+              <w:spacing w:line="240" w:lineRule="auto" w:before="0" w:after="0"/>
+              <w:ind w:firstLine="0"/>
+            </w:pPr>
+            <w:r>
+              <w:rPr>
+                <w:sz w:val="16"/>
+              </w:rPr>
+            </w:r>
+            <w:r>
+              <w:rPr>
+                <w:b w:val="0"/>
+                <w:i w:val="0"/>
+                <w:sz w:val="16"/>
+                <w:u w:val="none"/>
+              </w:rPr>
+              <w:t>10.0</w:t>
+            </w:r>
+          </w:p>
+        </w:tc>
+        <w:tc>
+          <w:tcPr>
+            <w:tcW w:type="dxa" w:w="2280"/>
+          </w:tcPr>
+          <w:p>
+            <w:pPr>
+              <w:spacing w:line="240" w:lineRule="auto" w:before="0" w:after="0"/>
+              <w:ind w:firstLine="0"/>
+            </w:pPr>
+            <w:r>
+              <w:rPr>
+                <w:sz w:val="16"/>
+              </w:rPr>
+            </w:r>
+            <w:r>
+              <w:rPr>
+                <w:b w:val="0"/>
+                <w:i w:val="0"/>
+                <w:sz w:val="16"/>
+                <w:u w:val="none"/>
+              </w:rPr>
+              <w:t>Maintenance</w:t>
+            </w:r>
+          </w:p>
+        </w:tc>
+        <w:tc>
+          <w:tcPr>
+            <w:tcW w:type="dxa" w:w="2280"/>
+          </w:tcPr>
+          <w:p>
+            <w:pPr>
+              <w:spacing w:line="240" w:lineRule="auto" w:before="0" w:after="0"/>
+              <w:ind w:firstLine="0"/>
+            </w:pPr>
+            <w:r>
+              <w:rPr>
+                <w:sz w:val="16"/>
+              </w:rPr>
+            </w:r>
+            <w:r>
+              <w:rPr>
+                <w:b w:val="0"/>
+                <w:i w:val="0"/>
+                <w:sz w:val="16"/>
+                <w:u w:val="none"/>
+              </w:rPr>
+              <w:t>Operator</w:t>
+            </w:r>
+          </w:p>
+        </w:tc>
+        <w:tc>
+          <w:tcPr>
+            <w:tcW w:type="dxa" w:w="2280"/>
+          </w:tcPr>
+          <w:p>
+            <w:pPr>
+              <w:spacing w:line="240" w:lineRule="auto" w:before="0" w:after="0"/>
+              <w:ind w:firstLine="0"/>
+            </w:pPr>
+            <w:r>
+              <w:rPr>
+                <w:sz w:val="16"/>
+              </w:rPr>
+            </w:r>
+            <w:r>
+              <w:rPr>
+                <w:b w:val="0"/>
+                <w:i w:val="0"/>
+                <w:sz w:val="16"/>
+                <w:u w:val="none"/>
+              </w:rPr>
+              <w:t>0x1f7cd596…</w:t>
+            </w:r>
+          </w:p>
+        </w:tc>
+      </w:tr>
+      <w:tr>
+        <w:tc>
+          <w:tcPr>
+            <w:tcW w:type="dxa" w:w="2280"/>
+          </w:tcPr>
+          <w:p>
+            <w:pPr>
+              <w:spacing w:line="240" w:lineRule="auto" w:before="0" w:after="0"/>
+              <w:ind w:firstLine="0"/>
+              <w:jc w:val="center"/>
+            </w:pPr>
+            <w:r>
+              <w:rPr>
+                <w:sz w:val="16"/>
+              </w:rPr>
+            </w:r>
+            <w:r>
+              <w:rPr>
+                <w:b w:val="0"/>
+                <w:i w:val="0"/>
+                <w:sz w:val="16"/>
+                <w:u w:val="none"/>
+              </w:rPr>
+              <w:t>9</w:t>
+            </w:r>
+          </w:p>
+        </w:tc>
+        <w:tc>
+          <w:tcPr>
+            <w:tcW w:type="dxa" w:w="2280"/>
+          </w:tcPr>
+          <w:p>
+            <w:pPr>
+              <w:spacing w:line="240" w:lineRule="auto" w:before="0" w:after="0"/>
+              <w:ind w:firstLine="0"/>
+            </w:pPr>
+            <w:r>
+              <w:rPr>
+                <w:sz w:val="16"/>
+              </w:rPr>
+            </w:r>
+            <w:r>
+              <w:rPr>
+                <w:b w:val="0"/>
+                <w:i w:val="0"/>
+                <w:sz w:val="16"/>
+                <w:u w:val="none"/>
+              </w:rPr>
+              <w:t>GOODS</w:t>
+            </w:r>
+          </w:p>
+        </w:tc>
+        <w:tc>
+          <w:tcPr>
+            <w:tcW w:type="dxa" w:w="2280"/>
+          </w:tcPr>
+          <w:p>
+            <w:pPr>
+              <w:spacing w:line="240" w:lineRule="auto" w:before="0" w:after="0"/>
+              <w:ind w:firstLine="0"/>
+            </w:pPr>
+            <w:r>
+              <w:rPr>
+                <w:sz w:val="16"/>
+              </w:rPr>
+            </w:r>
+            <w:r>
+              <w:rPr>
+                <w:b w:val="0"/>
+                <w:i w:val="0"/>
+                <w:sz w:val="16"/>
+                <w:u w:val="none"/>
+              </w:rPr>
+              <w:t>14.0</w:t>
+            </w:r>
+          </w:p>
+        </w:tc>
+        <w:tc>
+          <w:tcPr>
+            <w:tcW w:type="dxa" w:w="2280"/>
+          </w:tcPr>
+          <w:p>
+            <w:pPr>
+              <w:spacing w:line="240" w:lineRule="auto" w:before="0" w:after="0"/>
+              <w:ind w:firstLine="0"/>
+            </w:pPr>
+            <w:r>
+              <w:rPr>
+                <w:sz w:val="16"/>
+              </w:rPr>
+            </w:r>
+            <w:r>
+              <w:rPr>
+                <w:b w:val="0"/>
+                <w:i w:val="0"/>
+                <w:sz w:val="16"/>
+                <w:u w:val="none"/>
+              </w:rPr>
+              <w:t>Merchant</w:t>
+            </w:r>
+          </w:p>
+        </w:tc>
+        <w:tc>
+          <w:tcPr>
+            <w:tcW w:type="dxa" w:w="2280"/>
+          </w:tcPr>
+          <w:p>
+            <w:pPr>
+              <w:spacing w:line="240" w:lineRule="auto" w:before="0" w:after="0"/>
+              <w:ind w:firstLine="0"/>
+            </w:pPr>
+            <w:r>
+              <w:rPr>
+                <w:sz w:val="16"/>
+              </w:rPr>
+            </w:r>
+            <w:r>
+              <w:rPr>
+                <w:b w:val="0"/>
+                <w:i w:val="0"/>
+                <w:sz w:val="16"/>
+                <w:u w:val="none"/>
+              </w:rPr>
+              <w:t>Operator</w:t>
+            </w:r>
+          </w:p>
+        </w:tc>
+        <w:tc>
+          <w:tcPr>
+            <w:tcW w:type="dxa" w:w="2280"/>
+          </w:tcPr>
+          <w:p>
+            <w:pPr>
+              <w:spacing w:line="240" w:lineRule="auto" w:before="0" w:after="0"/>
+              <w:ind w:firstLine="0"/>
+            </w:pPr>
+            <w:r>
+              <w:rPr>
+                <w:sz w:val="16"/>
+              </w:rPr>
+            </w:r>
+            <w:r>
+              <w:rPr>
+                <w:b w:val="0"/>
+                <w:i w:val="0"/>
+                <w:sz w:val="16"/>
+                <w:u w:val="none"/>
+              </w:rPr>
+              <w:t>0x3b912b39…</w:t>
+            </w:r>
+          </w:p>
+        </w:tc>
+      </w:tr>
+      <w:tr>
+        <w:tc>
+          <w:tcPr>
+            <w:tcW w:type="dxa" w:w="2280"/>
+          </w:tcPr>
+          <w:p>
+            <w:pPr>
+              <w:spacing w:line="240" w:lineRule="auto" w:before="0" w:after="0"/>
+              <w:ind w:firstLine="0"/>
+              <w:jc w:val="center"/>
+            </w:pPr>
+            <w:r>
+              <w:rPr>
+                <w:sz w:val="16"/>
+              </w:rPr>
+            </w:r>
+            <w:r>
+              <w:rPr>
+                <w:b w:val="0"/>
+                <w:i w:val="0"/>
+                <w:sz w:val="16"/>
+                <w:u w:val="none"/>
+              </w:rPr>
+              <w:t>10</w:t>
+            </w:r>
+          </w:p>
+        </w:tc>
+        <w:tc>
+          <w:tcPr>
+            <w:tcW w:type="dxa" w:w="2280"/>
+          </w:tcPr>
+          <w:p>
+            <w:pPr>
+              <w:spacing w:line="240" w:lineRule="auto" w:before="0" w:after="0"/>
+              <w:ind w:firstLine="0"/>
+            </w:pPr>
+            <w:r>
+              <w:rPr>
+                <w:sz w:val="16"/>
+              </w:rPr>
+            </w:r>
+            <w:r>
+              <w:rPr>
+                <w:b w:val="0"/>
+                <w:i w:val="0"/>
+                <w:sz w:val="16"/>
+                <w:u w:val="none"/>
+              </w:rPr>
+              <w:t>NETWORK</w:t>
+            </w:r>
+          </w:p>
+        </w:tc>
+        <w:tc>
+          <w:tcPr>
+            <w:tcW w:type="dxa" w:w="2280"/>
+          </w:tcPr>
+          <w:p>
+            <w:pPr>
+              <w:spacing w:line="240" w:lineRule="auto" w:before="0" w:after="0"/>
+              <w:ind w:firstLine="0"/>
+            </w:pPr>
+            <w:r>
+              <w:rPr>
+                <w:sz w:val="16"/>
+              </w:rPr>
+            </w:r>
+            <w:r>
+              <w:rPr>
+                <w:b w:val="0"/>
+                <w:i w:val="0"/>
+                <w:sz w:val="16"/>
+                <w:u w:val="none"/>
+              </w:rPr>
+              <w:t>8.0</w:t>
+            </w:r>
+          </w:p>
+        </w:tc>
+        <w:tc>
+          <w:tcPr>
+            <w:tcW w:type="dxa" w:w="2280"/>
+          </w:tcPr>
+          <w:p>
+            <w:pPr>
+              <w:spacing w:line="240" w:lineRule="auto" w:before="0" w:after="0"/>
+              <w:ind w:firstLine="0"/>
+            </w:pPr>
+            <w:r>
+              <w:rPr>
+                <w:sz w:val="16"/>
+              </w:rPr>
+            </w:r>
+            <w:r>
+              <w:rPr>
+                <w:b w:val="0"/>
+                <w:i w:val="0"/>
+                <w:sz w:val="16"/>
+                <w:u w:val="none"/>
+              </w:rPr>
+              <w:t>Network peer</w:t>
+            </w:r>
+          </w:p>
+        </w:tc>
+        <w:tc>
+          <w:tcPr>
+            <w:tcW w:type="dxa" w:w="2280"/>
+          </w:tcPr>
+          <w:p>
+            <w:pPr>
+              <w:spacing w:line="240" w:lineRule="auto" w:before="0" w:after="0"/>
+              <w:ind w:firstLine="0"/>
+            </w:pPr>
+            <w:r>
+              <w:rPr>
+                <w:sz w:val="16"/>
+              </w:rPr>
+            </w:r>
+            <w:r>
+              <w:rPr>
+                <w:b w:val="0"/>
+                <w:i w:val="0"/>
+                <w:sz w:val="16"/>
+                <w:u w:val="none"/>
+              </w:rPr>
+              <w:t>Operator</w:t>
+            </w:r>
+          </w:p>
+        </w:tc>
+        <w:tc>
+          <w:tcPr>
+            <w:tcW w:type="dxa" w:w="2280"/>
+          </w:tcPr>
+          <w:p>
+            <w:pPr>
+              <w:spacing w:line="240" w:lineRule="auto" w:before="0" w:after="0"/>
+              <w:ind w:firstLine="0"/>
+            </w:pPr>
+            <w:r>
+              <w:rPr>
+                <w:sz w:val="16"/>
+              </w:rPr>
+            </w:r>
+            <w:r>
+              <w:rPr>
+                <w:b w:val="0"/>
+                <w:i w:val="0"/>
+                <w:sz w:val="16"/>
+                <w:u w:val="none"/>
+              </w:rPr>
+              <w:t>0x100b4dec…</w:t>
+            </w:r>
+          </w:p>
+        </w:tc>
+      </w:tr>
+      <w:tr>
+        <w:tc>
+          <w:tcPr>
+            <w:tcW w:type="dxa" w:w="2280"/>
+          </w:tcPr>
+          <w:p>
+            <w:pPr>
+              <w:spacing w:line="240" w:lineRule="auto" w:before="0" w:after="0"/>
+              <w:ind w:firstLine="0"/>
+              <w:jc w:val="center"/>
+            </w:pPr>
+            <w:r>
+              <w:rPr>
+                <w:sz w:val="16"/>
+              </w:rPr>
+            </w:r>
+            <w:r>
+              <w:rPr>
+                <w:b w:val="0"/>
+                <w:i w:val="0"/>
+                <w:sz w:val="16"/>
+                <w:u w:val="none"/>
+              </w:rPr>
+              <w:t>11</w:t>
+            </w:r>
+          </w:p>
+        </w:tc>
+        <w:tc>
+          <w:tcPr>
+            <w:tcW w:type="dxa" w:w="2280"/>
+          </w:tcPr>
+          <w:p>
+            <w:pPr>
+              <w:spacing w:line="240" w:lineRule="auto" w:before="0" w:after="0"/>
+              <w:ind w:firstLine="0"/>
+            </w:pPr>
+            <w:r>
+              <w:rPr>
+                <w:sz w:val="16"/>
+              </w:rPr>
+            </w:r>
+            <w:r>
+              <w:rPr>
+                <w:b w:val="0"/>
+                <w:i w:val="0"/>
+                <w:sz w:val="16"/>
+                <w:u w:val="none"/>
+              </w:rPr>
+              <w:t>SERVICE</w:t>
+            </w:r>
+          </w:p>
+        </w:tc>
+        <w:tc>
+          <w:tcPr>
+            <w:tcW w:type="dxa" w:w="2280"/>
+          </w:tcPr>
+          <w:p>
+            <w:pPr>
+              <w:spacing w:line="240" w:lineRule="auto" w:before="0" w:after="0"/>
+              <w:ind w:firstLine="0"/>
+            </w:pPr>
+            <w:r>
+              <w:rPr>
+                <w:sz w:val="16"/>
+              </w:rPr>
+            </w:r>
+            <w:r>
+              <w:rPr>
+                <w:b w:val="0"/>
+                <w:i w:val="0"/>
+                <w:sz w:val="16"/>
+                <w:u w:val="none"/>
+              </w:rPr>
+              <w:t>6.0</w:t>
+            </w:r>
+          </w:p>
+        </w:tc>
+        <w:tc>
+          <w:tcPr>
+            <w:tcW w:type="dxa" w:w="2280"/>
+          </w:tcPr>
+          <w:p>
+            <w:pPr>
+              <w:spacing w:line="240" w:lineRule="auto" w:before="0" w:after="0"/>
+              <w:ind w:firstLine="0"/>
+            </w:pPr>
+            <w:r>
+              <w:rPr>
+                <w:sz w:val="16"/>
+              </w:rPr>
+            </w:r>
+            <w:r>
+              <w:rPr>
+                <w:b w:val="0"/>
+                <w:i w:val="0"/>
+                <w:sz w:val="16"/>
+                <w:u w:val="none"/>
+              </w:rPr>
+              <w:t>Gateway</w:t>
+            </w:r>
+          </w:p>
+        </w:tc>
+        <w:tc>
+          <w:tcPr>
+            <w:tcW w:type="dxa" w:w="2280"/>
+          </w:tcPr>
+          <w:p>
+            <w:pPr>
+              <w:spacing w:line="240" w:lineRule="auto" w:before="0" w:after="0"/>
+              <w:ind w:firstLine="0"/>
+            </w:pPr>
+            <w:r>
+              <w:rPr>
+                <w:sz w:val="16"/>
+              </w:rPr>
+            </w:r>
+            <w:r>
+              <w:rPr>
+                <w:b w:val="0"/>
+                <w:i w:val="0"/>
+                <w:sz w:val="16"/>
+                <w:u w:val="none"/>
+              </w:rPr>
+              <w:t>Operator</w:t>
+            </w:r>
+          </w:p>
+        </w:tc>
+        <w:tc>
+          <w:tcPr>
+            <w:tcW w:type="dxa" w:w="2280"/>
+          </w:tcPr>
+          <w:p>
+            <w:pPr>
+              <w:spacing w:line="240" w:lineRule="auto" w:before="0" w:after="0"/>
+              <w:ind w:firstLine="0"/>
+            </w:pPr>
+            <w:r>
+              <w:rPr>
+                <w:sz w:val="16"/>
+              </w:rPr>
+            </w:r>
+            <w:r>
+              <w:rPr>
+                <w:b w:val="0"/>
+                <w:i w:val="0"/>
+                <w:sz w:val="16"/>
+                <w:u w:val="none"/>
+              </w:rPr>
+              <w:t>0x7d68647a…</w:t>
+            </w:r>
+          </w:p>
+        </w:tc>
+      </w:tr>
+      <w:tr>
+        <w:tc>
+          <w:tcPr>
+            <w:tcW w:type="dxa" w:w="2280"/>
+          </w:tcPr>
+          <w:p>
+            <w:pPr>
+              <w:spacing w:line="240" w:lineRule="auto" w:before="0" w:after="0"/>
+              <w:ind w:firstLine="0"/>
+              <w:jc w:val="center"/>
+            </w:pPr>
+            <w:r>
+              <w:rPr>
+                <w:sz w:val="16"/>
+              </w:rPr>
+            </w:r>
+            <w:r>
+              <w:rPr>
+                <w:b w:val="0"/>
+                <w:i w:val="0"/>
+                <w:sz w:val="16"/>
+                <w:u w:val="none"/>
+              </w:rPr>
+              <w:t>12</w:t>
+            </w:r>
+          </w:p>
+        </w:tc>
+        <w:tc>
+          <w:tcPr>
+            <w:tcW w:type="dxa" w:w="2280"/>
+          </w:tcPr>
+          <w:p>
+            <w:pPr>
+              <w:spacing w:line="240" w:lineRule="auto" w:before="0" w:after="0"/>
+              <w:ind w:firstLine="0"/>
+            </w:pPr>
+            <w:r>
+              <w:rPr>
+                <w:sz w:val="16"/>
+              </w:rPr>
+            </w:r>
+            <w:r>
+              <w:rPr>
+                <w:b w:val="0"/>
+                <w:i w:val="0"/>
+                <w:sz w:val="16"/>
+                <w:u w:val="none"/>
+              </w:rPr>
+              <w:t>LABOR</w:t>
+            </w:r>
+          </w:p>
+        </w:tc>
+        <w:tc>
+          <w:tcPr>
+            <w:tcW w:type="dxa" w:w="2280"/>
+          </w:tcPr>
+          <w:p>
+            <w:pPr>
+              <w:spacing w:line="240" w:lineRule="auto" w:before="0" w:after="0"/>
+              <w:ind w:firstLine="0"/>
+            </w:pPr>
+            <w:r>
+              <w:rPr>
+                <w:sz w:val="16"/>
+              </w:rPr>
+            </w:r>
+            <w:r>
+              <w:rPr>
+                <w:b w:val="0"/>
+                <w:i w:val="0"/>
+                <w:sz w:val="16"/>
+                <w:u w:val="none"/>
+              </w:rPr>
+              <w:t>10.0</w:t>
+            </w:r>
+          </w:p>
+        </w:tc>
+        <w:tc>
+          <w:tcPr>
+            <w:tcW w:type="dxa" w:w="2280"/>
+          </w:tcPr>
+          <w:p>
+            <w:pPr>
+              <w:spacing w:line="240" w:lineRule="auto" w:before="0" w:after="0"/>
+              <w:ind w:firstLine="0"/>
+            </w:pPr>
+            <w:r>
+              <w:rPr>
+                <w:sz w:val="16"/>
+              </w:rPr>
+            </w:r>
+            <w:r>
+              <w:rPr>
+                <w:b w:val="0"/>
+                <w:i w:val="0"/>
+                <w:sz w:val="16"/>
+                <w:u w:val="none"/>
+              </w:rPr>
+              <w:t>Maintenance</w:t>
+            </w:r>
+          </w:p>
+        </w:tc>
+        <w:tc>
+          <w:tcPr>
+            <w:tcW w:type="dxa" w:w="2280"/>
+          </w:tcPr>
+          <w:p>
+            <w:pPr>
+              <w:spacing w:line="240" w:lineRule="auto" w:before="0" w:after="0"/>
+              <w:ind w:firstLine="0"/>
+            </w:pPr>
+            <w:r>
+              <w:rPr>
+                <w:sz w:val="16"/>
+              </w:rPr>
+            </w:r>
+            <w:r>
+              <w:rPr>
+                <w:b w:val="0"/>
+                <w:i w:val="0"/>
+                <w:sz w:val="16"/>
+                <w:u w:val="none"/>
+              </w:rPr>
+              <w:t>Operator</w:t>
+            </w:r>
+          </w:p>
+        </w:tc>
+        <w:tc>
+          <w:tcPr>
+            <w:tcW w:type="dxa" w:w="2280"/>
+          </w:tcPr>
+          <w:p>
+            <w:pPr>
+              <w:spacing w:line="240" w:lineRule="auto" w:before="0" w:after="0"/>
+              <w:ind w:firstLine="0"/>
+            </w:pPr>
+            <w:r>
+              <w:rPr>
+                <w:sz w:val="16"/>
+              </w:rPr>
+            </w:r>
+            <w:r>
+              <w:rPr>
+                <w:b w:val="0"/>
+                <w:i w:val="0"/>
+                <w:sz w:val="16"/>
+                <w:u w:val="none"/>
+              </w:rPr>
+              <w:t>0xc1eb24c0…</w:t>
+            </w:r>
+          </w:p>
+        </w:tc>
+      </w:tr>
+      <w:tr>
+        <w:tc>
+          <w:tcPr>
+            <w:tcW w:type="dxa" w:w="2280"/>
+          </w:tcPr>
+          <w:p>
+            <w:pPr>
+              <w:spacing w:line="240" w:lineRule="auto" w:before="0" w:after="0"/>
+              <w:ind w:firstLine="0"/>
+              <w:jc w:val="center"/>
+            </w:pPr>
+            <w:r>
+              <w:rPr>
+                <w:sz w:val="16"/>
+              </w:rPr>
+            </w:r>
+            <w:r>
+              <w:rPr>
+                <w:b w:val="0"/>
+                <w:i w:val="0"/>
+                <w:sz w:val="16"/>
+                <w:u w:val="none"/>
+              </w:rPr>
+              <w:t>13</w:t>
+            </w:r>
+          </w:p>
+        </w:tc>
+        <w:tc>
+          <w:tcPr>
+            <w:tcW w:type="dxa" w:w="2280"/>
+          </w:tcPr>
+          <w:p>
+            <w:pPr>
+              <w:spacing w:line="240" w:lineRule="auto" w:before="0" w:after="0"/>
+              <w:ind w:firstLine="0"/>
+            </w:pPr>
+            <w:r>
+              <w:rPr>
+                <w:sz w:val="16"/>
+              </w:rPr>
+            </w:r>
+            <w:r>
+              <w:rPr>
+                <w:b w:val="0"/>
+                <w:i w:val="0"/>
+                <w:sz w:val="16"/>
+                <w:u w:val="none"/>
+              </w:rPr>
+              <w:t>GOODS</w:t>
+            </w:r>
+          </w:p>
+        </w:tc>
+        <w:tc>
+          <w:tcPr>
+            <w:tcW w:type="dxa" w:w="2280"/>
+          </w:tcPr>
+          <w:p>
+            <w:pPr>
+              <w:spacing w:line="240" w:lineRule="auto" w:before="0" w:after="0"/>
+              <w:ind w:firstLine="0"/>
+            </w:pPr>
+            <w:r>
+              <w:rPr>
+                <w:sz w:val="16"/>
+              </w:rPr>
+            </w:r>
+            <w:r>
+              <w:rPr>
+                <w:b w:val="0"/>
+                <w:i w:val="0"/>
+                <w:sz w:val="16"/>
+                <w:u w:val="none"/>
+              </w:rPr>
+              <w:t>14.0</w:t>
+            </w:r>
+          </w:p>
+        </w:tc>
+        <w:tc>
+          <w:tcPr>
+            <w:tcW w:type="dxa" w:w="2280"/>
+          </w:tcPr>
+          <w:p>
+            <w:pPr>
+              <w:spacing w:line="240" w:lineRule="auto" w:before="0" w:after="0"/>
+              <w:ind w:firstLine="0"/>
+            </w:pPr>
+            <w:r>
+              <w:rPr>
+                <w:sz w:val="16"/>
+              </w:rPr>
+            </w:r>
+            <w:r>
+              <w:rPr>
+                <w:b w:val="0"/>
+                <w:i w:val="0"/>
+                <w:sz w:val="16"/>
+                <w:u w:val="none"/>
+              </w:rPr>
+              <w:t>Merchant</w:t>
+            </w:r>
+          </w:p>
+        </w:tc>
+        <w:tc>
+          <w:tcPr>
+            <w:tcW w:type="dxa" w:w="2280"/>
+          </w:tcPr>
+          <w:p>
+            <w:pPr>
+              <w:spacing w:line="240" w:lineRule="auto" w:before="0" w:after="0"/>
+              <w:ind w:firstLine="0"/>
+            </w:pPr>
+            <w:r>
+              <w:rPr>
+                <w:sz w:val="16"/>
+              </w:rPr>
+            </w:r>
+            <w:r>
+              <w:rPr>
+                <w:b w:val="0"/>
+                <w:i w:val="0"/>
+                <w:sz w:val="16"/>
+                <w:u w:val="none"/>
+              </w:rPr>
+              <w:t>Operator</w:t>
+            </w:r>
+          </w:p>
+        </w:tc>
+        <w:tc>
+          <w:tcPr>
+            <w:tcW w:type="dxa" w:w="2280"/>
+          </w:tcPr>
+          <w:p>
+            <w:pPr>
+              <w:spacing w:line="240" w:lineRule="auto" w:before="0" w:after="0"/>
+              <w:ind w:firstLine="0"/>
+            </w:pPr>
+            <w:r>
+              <w:rPr>
+                <w:sz w:val="16"/>
+              </w:rPr>
+            </w:r>
+            <w:r>
+              <w:rPr>
+                <w:b w:val="0"/>
+                <w:i w:val="0"/>
+                <w:sz w:val="16"/>
+                <w:u w:val="none"/>
+              </w:rPr>
+              <w:t>0xd01d4ab8…</w:t>
+            </w:r>
+          </w:p>
+        </w:tc>
+      </w:tr>
+      <w:tr>
+        <w:tc>
+          <w:tcPr>
+            <w:tcW w:type="dxa" w:w="2280"/>
+          </w:tcPr>
+          <w:p>
+            <w:pPr>
+              <w:spacing w:line="240" w:lineRule="auto" w:before="0" w:after="0"/>
+              <w:ind w:firstLine="0"/>
+              <w:jc w:val="center"/>
+            </w:pPr>
+            <w:r>
+              <w:rPr>
+                <w:sz w:val="16"/>
+              </w:rPr>
+            </w:r>
+            <w:r>
+              <w:rPr>
+                <w:b w:val="0"/>
+                <w:i w:val="0"/>
+                <w:sz w:val="16"/>
+                <w:u w:val="none"/>
+              </w:rPr>
+              <w:t>14</w:t>
+            </w:r>
+          </w:p>
+        </w:tc>
+        <w:tc>
+          <w:tcPr>
+            <w:tcW w:type="dxa" w:w="2280"/>
+          </w:tcPr>
+          <w:p>
+            <w:pPr>
+              <w:spacing w:line="240" w:lineRule="auto" w:before="0" w:after="0"/>
+              <w:ind w:firstLine="0"/>
+            </w:pPr>
+            <w:r>
+              <w:rPr>
+                <w:sz w:val="16"/>
+              </w:rPr>
+            </w:r>
+            <w:r>
+              <w:rPr>
+                <w:b w:val="0"/>
+                <w:i w:val="0"/>
+                <w:sz w:val="16"/>
+                <w:u w:val="none"/>
+              </w:rPr>
+              <w:t>NETWORK</w:t>
+            </w:r>
+          </w:p>
+        </w:tc>
+        <w:tc>
+          <w:tcPr>
+            <w:tcW w:type="dxa" w:w="2280"/>
+          </w:tcPr>
+          <w:p>
+            <w:pPr>
+              <w:spacing w:line="240" w:lineRule="auto" w:before="0" w:after="0"/>
+              <w:ind w:firstLine="0"/>
+            </w:pPr>
+            <w:r>
+              <w:rPr>
+                <w:sz w:val="16"/>
+              </w:rPr>
+            </w:r>
+            <w:r>
+              <w:rPr>
+                <w:b w:val="0"/>
+                <w:i w:val="0"/>
+                <w:sz w:val="16"/>
+                <w:u w:val="none"/>
+              </w:rPr>
+              <w:t>8.0</w:t>
+            </w:r>
+          </w:p>
+        </w:tc>
+        <w:tc>
+          <w:tcPr>
+            <w:tcW w:type="dxa" w:w="2280"/>
+          </w:tcPr>
+          <w:p>
+            <w:pPr>
+              <w:spacing w:line="240" w:lineRule="auto" w:before="0" w:after="0"/>
+              <w:ind w:firstLine="0"/>
+            </w:pPr>
+            <w:r>
+              <w:rPr>
+                <w:sz w:val="16"/>
+              </w:rPr>
+            </w:r>
+            <w:r>
+              <w:rPr>
+                <w:b w:val="0"/>
+                <w:i w:val="0"/>
+                <w:sz w:val="16"/>
+                <w:u w:val="none"/>
+              </w:rPr>
+              <w:t>Network peer</w:t>
+            </w:r>
+          </w:p>
+        </w:tc>
+        <w:tc>
+          <w:tcPr>
+            <w:tcW w:type="dxa" w:w="2280"/>
+          </w:tcPr>
+          <w:p>
+            <w:pPr>
+              <w:spacing w:line="240" w:lineRule="auto" w:before="0" w:after="0"/>
+              <w:ind w:firstLine="0"/>
+            </w:pPr>
+            <w:r>
+              <w:rPr>
+                <w:sz w:val="16"/>
+              </w:rPr>
+            </w:r>
+            <w:r>
+              <w:rPr>
+                <w:b w:val="0"/>
+                <w:i w:val="0"/>
+                <w:sz w:val="16"/>
+                <w:u w:val="none"/>
+              </w:rPr>
+              <w:t>Operator</w:t>
+            </w:r>
+          </w:p>
+        </w:tc>
+        <w:tc>
+          <w:tcPr>
+            <w:tcW w:type="dxa" w:w="2280"/>
+          </w:tcPr>
+          <w:p>
+            <w:pPr>
+              <w:spacing w:line="240" w:lineRule="auto" w:before="0" w:after="0"/>
+              <w:ind w:firstLine="0"/>
+            </w:pPr>
+            <w:r>
+              <w:rPr>
+                <w:sz w:val="16"/>
+              </w:rPr>
+            </w:r>
+            <w:r>
+              <w:rPr>
+                <w:b w:val="0"/>
+                <w:i w:val="0"/>
+                <w:sz w:val="16"/>
+                <w:u w:val="none"/>
+              </w:rPr>
+              <w:t>0x2b8e8efb…</w:t>
+            </w:r>
+          </w:p>
+        </w:tc>
+      </w:tr>
+      <w:tr>
+        <w:tc>
+          <w:tcPr>
+            <w:tcW w:type="dxa" w:w="2280"/>
+          </w:tcPr>
+          <w:p>
+            <w:pPr>
+              <w:spacing w:line="240" w:lineRule="auto" w:before="0" w:after="0"/>
+              <w:ind w:firstLine="0"/>
+              <w:jc w:val="center"/>
+            </w:pPr>
+            <w:r>
+              <w:rPr>
+                <w:sz w:val="16"/>
+              </w:rPr>
+            </w:r>
+            <w:r>
+              <w:rPr>
+                <w:b w:val="0"/>
+                <w:i w:val="0"/>
+                <w:sz w:val="16"/>
+                <w:u w:val="none"/>
+              </w:rPr>
+              <w:t>15</w:t>
+            </w:r>
+          </w:p>
+        </w:tc>
+        <w:tc>
+          <w:tcPr>
+            <w:tcW w:type="dxa" w:w="2280"/>
+          </w:tcPr>
+          <w:p>
+            <w:pPr>
+              <w:spacing w:line="240" w:lineRule="auto" w:before="0" w:after="0"/>
+              <w:ind w:firstLine="0"/>
+            </w:pPr>
+            <w:r>
+              <w:rPr>
+                <w:sz w:val="16"/>
+              </w:rPr>
+            </w:r>
+            <w:r>
+              <w:rPr>
+                <w:b w:val="0"/>
+                <w:i w:val="0"/>
+                <w:sz w:val="16"/>
+                <w:u w:val="none"/>
+              </w:rPr>
+              <w:t>GOODS</w:t>
+            </w:r>
+          </w:p>
+        </w:tc>
+        <w:tc>
+          <w:tcPr>
+            <w:tcW w:type="dxa" w:w="2280"/>
+          </w:tcPr>
+          <w:p>
+            <w:pPr>
+              <w:spacing w:line="240" w:lineRule="auto" w:before="0" w:after="0"/>
+              <w:ind w:firstLine="0"/>
+            </w:pPr>
+            <w:r>
+              <w:rPr>
+                <w:sz w:val="16"/>
+              </w:rPr>
+            </w:r>
+            <w:r>
+              <w:rPr>
+                <w:b w:val="0"/>
+                <w:i w:val="0"/>
+                <w:sz w:val="16"/>
+                <w:u w:val="none"/>
+              </w:rPr>
+              <w:t>5.0</w:t>
+            </w:r>
+          </w:p>
+        </w:tc>
+        <w:tc>
+          <w:tcPr>
+            <w:tcW w:type="dxa" w:w="2280"/>
+          </w:tcPr>
+          <w:p>
+            <w:pPr>
+              <w:spacing w:line="240" w:lineRule="auto" w:before="0" w:after="0"/>
+              <w:ind w:firstLine="0"/>
+            </w:pPr>
+            <w:r>
+              <w:rPr>
+                <w:sz w:val="16"/>
+              </w:rPr>
+            </w:r>
+            <w:r>
+              <w:rPr>
+                <w:b w:val="0"/>
+                <w:i w:val="0"/>
+                <w:sz w:val="16"/>
+                <w:u w:val="none"/>
+              </w:rPr>
+              <w:t>Merchant</w:t>
+            </w:r>
+          </w:p>
+        </w:tc>
+        <w:tc>
+          <w:tcPr>
+            <w:tcW w:type="dxa" w:w="2280"/>
+          </w:tcPr>
+          <w:p>
+            <w:pPr>
+              <w:spacing w:line="240" w:lineRule="auto" w:before="0" w:after="0"/>
+              <w:ind w:firstLine="0"/>
+            </w:pPr>
+            <w:r>
+              <w:rPr>
+                <w:sz w:val="16"/>
+              </w:rPr>
+            </w:r>
+            <w:r>
+              <w:rPr>
+                <w:b w:val="0"/>
+                <w:i w:val="0"/>
+                <w:sz w:val="16"/>
+                <w:u w:val="none"/>
+              </w:rPr>
+              <w:t>Pilot payer</w:t>
+            </w:r>
+          </w:p>
+        </w:tc>
+        <w:tc>
+          <w:tcPr>
+            <w:tcW w:type="dxa" w:w="2280"/>
+          </w:tcPr>
+          <w:p>
+            <w:pPr>
+              <w:spacing w:line="240" w:lineRule="auto" w:before="0" w:after="0"/>
+              <w:ind w:firstLine="0"/>
+            </w:pPr>
+            <w:r>
+              <w:rPr>
+                <w:sz w:val="16"/>
+              </w:rPr>
+            </w:r>
+            <w:r>
+              <w:rPr>
+                <w:b w:val="0"/>
+                <w:i w:val="0"/>
+                <w:sz w:val="16"/>
+                <w:u w:val="none"/>
+              </w:rPr>
+              <w:t>0xbd7bb0e5…</w:t>
+            </w:r>
+          </w:p>
+        </w:tc>
+      </w:tr>
+      <w:tr>
+        <w:tc>
+          <w:tcPr>
+            <w:tcW w:type="dxa" w:w="2280"/>
+          </w:tcPr>
+          <w:p>
+            <w:pPr>
+              <w:spacing w:line="240" w:lineRule="auto" w:before="0" w:after="0"/>
+              <w:ind w:firstLine="0"/>
+              <w:jc w:val="center"/>
+            </w:pPr>
+            <w:r>
+              <w:rPr>
+                <w:sz w:val="16"/>
+              </w:rPr>
+            </w:r>
+            <w:r>
+              <w:rPr>
+                <w:b w:val="0"/>
+                <w:i w:val="0"/>
+                <w:sz w:val="16"/>
+                <w:u w:val="none"/>
+              </w:rPr>
+              <w:t>16</w:t>
+            </w:r>
+          </w:p>
+        </w:tc>
+        <w:tc>
+          <w:tcPr>
+            <w:tcW w:type="dxa" w:w="2280"/>
+          </w:tcPr>
+          <w:p>
+            <w:pPr>
+              <w:spacing w:line="240" w:lineRule="auto" w:before="0" w:after="0"/>
+              <w:ind w:firstLine="0"/>
+            </w:pPr>
+            <w:r>
+              <w:rPr>
+                <w:sz w:val="16"/>
+              </w:rPr>
+            </w:r>
+            <w:r>
+              <w:rPr>
+                <w:b w:val="0"/>
+                <w:i w:val="0"/>
+                <w:sz w:val="16"/>
+                <w:u w:val="none"/>
+              </w:rPr>
+              <w:t>SERVICE</w:t>
+            </w:r>
+          </w:p>
+        </w:tc>
+        <w:tc>
+          <w:tcPr>
+            <w:tcW w:type="dxa" w:w="2280"/>
+          </w:tcPr>
+          <w:p>
+            <w:pPr>
+              <w:spacing w:line="240" w:lineRule="auto" w:before="0" w:after="0"/>
+              <w:ind w:firstLine="0"/>
+            </w:pPr>
+            <w:r>
+              <w:rPr>
+                <w:sz w:val="16"/>
+              </w:rPr>
+            </w:r>
+            <w:r>
+              <w:rPr>
+                <w:b w:val="0"/>
+                <w:i w:val="0"/>
+                <w:sz w:val="16"/>
+                <w:u w:val="none"/>
+              </w:rPr>
+              <w:t>6.0</w:t>
+            </w:r>
+          </w:p>
+        </w:tc>
+        <w:tc>
+          <w:tcPr>
+            <w:tcW w:type="dxa" w:w="2280"/>
+          </w:tcPr>
+          <w:p>
+            <w:pPr>
+              <w:spacing w:line="240" w:lineRule="auto" w:before="0" w:after="0"/>
+              <w:ind w:firstLine="0"/>
+            </w:pPr>
+            <w:r>
+              <w:rPr>
+                <w:sz w:val="16"/>
+              </w:rPr>
+            </w:r>
+            <w:r>
+              <w:rPr>
+                <w:b w:val="0"/>
+                <w:i w:val="0"/>
+                <w:sz w:val="16"/>
+                <w:u w:val="none"/>
+              </w:rPr>
+              <w:t>Gateway</w:t>
+            </w:r>
+          </w:p>
+        </w:tc>
+        <w:tc>
+          <w:tcPr>
+            <w:tcW w:type="dxa" w:w="2280"/>
+          </w:tcPr>
+          <w:p>
+            <w:pPr>
+              <w:spacing w:line="240" w:lineRule="auto" w:before="0" w:after="0"/>
+              <w:ind w:firstLine="0"/>
+            </w:pPr>
+            <w:r>
+              <w:rPr>
+                <w:sz w:val="16"/>
+              </w:rPr>
+            </w:r>
+            <w:r>
+              <w:rPr>
+                <w:b w:val="0"/>
+                <w:i w:val="0"/>
+                <w:sz w:val="16"/>
+                <w:u w:val="none"/>
+              </w:rPr>
+              <w:t>Operator</w:t>
+            </w:r>
+          </w:p>
+        </w:tc>
+        <w:tc>
+          <w:tcPr>
+            <w:tcW w:type="dxa" w:w="2280"/>
+          </w:tcPr>
+          <w:p>
+            <w:pPr>
+              <w:spacing w:line="240" w:lineRule="auto" w:before="0" w:after="0"/>
+              <w:ind w:firstLine="0"/>
+            </w:pPr>
+            <w:r>
+              <w:rPr>
+                <w:sz w:val="16"/>
+              </w:rPr>
+            </w:r>
+            <w:r>
+              <w:rPr>
+                <w:b w:val="0"/>
+                <w:i w:val="0"/>
+                <w:sz w:val="16"/>
+                <w:u w:val="none"/>
+              </w:rPr>
+              <w:t>0x7bd6389e…</w:t>
+            </w:r>
+          </w:p>
+        </w:tc>
+      </w:tr>
+      <w:tr>
+        <w:tc>
+          <w:tcPr>
+            <w:tcW w:type="dxa" w:w="2280"/>
+          </w:tcPr>
+          <w:p>
+            <w:pPr>
+              <w:spacing w:line="240" w:lineRule="auto" w:before="0" w:after="0"/>
+              <w:ind w:firstLine="0"/>
+              <w:jc w:val="center"/>
+            </w:pPr>
+            <w:r>
+              <w:rPr>
+                <w:sz w:val="16"/>
+              </w:rPr>
+            </w:r>
+            <w:r>
+              <w:rPr>
+                <w:b w:val="0"/>
+                <w:i w:val="0"/>
+                <w:sz w:val="16"/>
+                <w:u w:val="none"/>
+              </w:rPr>
+              <w:t>17</w:t>
+            </w:r>
+          </w:p>
+        </w:tc>
+        <w:tc>
+          <w:tcPr>
+            <w:tcW w:type="dxa" w:w="2280"/>
+          </w:tcPr>
+          <w:p>
+            <w:pPr>
+              <w:spacing w:line="240" w:lineRule="auto" w:before="0" w:after="0"/>
+              <w:ind w:firstLine="0"/>
+            </w:pPr>
+            <w:r>
+              <w:rPr>
+                <w:sz w:val="16"/>
+              </w:rPr>
+            </w:r>
+            <w:r>
+              <w:rPr>
+                <w:b w:val="0"/>
+                <w:i w:val="0"/>
+                <w:sz w:val="16"/>
+                <w:u w:val="none"/>
+              </w:rPr>
+              <w:t>LABOR</w:t>
+            </w:r>
+          </w:p>
+        </w:tc>
+        <w:tc>
+          <w:tcPr>
+            <w:tcW w:type="dxa" w:w="2280"/>
+          </w:tcPr>
+          <w:p>
+            <w:pPr>
+              <w:spacing w:line="240" w:lineRule="auto" w:before="0" w:after="0"/>
+              <w:ind w:firstLine="0"/>
+            </w:pPr>
+            <w:r>
+              <w:rPr>
+                <w:sz w:val="16"/>
+              </w:rPr>
+            </w:r>
+            <w:r>
+              <w:rPr>
+                <w:b w:val="0"/>
+                <w:i w:val="0"/>
+                <w:sz w:val="16"/>
+                <w:u w:val="none"/>
+              </w:rPr>
+              <w:t>10.0</w:t>
+            </w:r>
+          </w:p>
+        </w:tc>
+        <w:tc>
+          <w:tcPr>
+            <w:tcW w:type="dxa" w:w="2280"/>
+          </w:tcPr>
+          <w:p>
+            <w:pPr>
+              <w:spacing w:line="240" w:lineRule="auto" w:before="0" w:after="0"/>
+              <w:ind w:firstLine="0"/>
+            </w:pPr>
+            <w:r>
+              <w:rPr>
+                <w:sz w:val="16"/>
+              </w:rPr>
+            </w:r>
+            <w:r>
+              <w:rPr>
+                <w:b w:val="0"/>
+                <w:i w:val="0"/>
+                <w:sz w:val="16"/>
+                <w:u w:val="none"/>
+              </w:rPr>
+              <w:t>Maintenance</w:t>
+            </w:r>
+          </w:p>
+        </w:tc>
+        <w:tc>
+          <w:tcPr>
+            <w:tcW w:type="dxa" w:w="2280"/>
+          </w:tcPr>
+          <w:p>
+            <w:pPr>
+              <w:spacing w:line="240" w:lineRule="auto" w:before="0" w:after="0"/>
+              <w:ind w:firstLine="0"/>
+            </w:pPr>
+            <w:r>
+              <w:rPr>
+                <w:sz w:val="16"/>
+              </w:rPr>
+            </w:r>
+            <w:r>
+              <w:rPr>
+                <w:b w:val="0"/>
+                <w:i w:val="0"/>
+                <w:sz w:val="16"/>
+                <w:u w:val="none"/>
+              </w:rPr>
+              <w:t>Operator</w:t>
+            </w:r>
+          </w:p>
+        </w:tc>
+        <w:tc>
+          <w:tcPr>
+            <w:tcW w:type="dxa" w:w="2280"/>
+          </w:tcPr>
+          <w:p>
+            <w:pPr>
+              <w:spacing w:line="240" w:lineRule="auto" w:before="0" w:after="0"/>
+              <w:ind w:firstLine="0"/>
+            </w:pPr>
+            <w:r>
+              <w:rPr>
+                <w:sz w:val="16"/>
+              </w:rPr>
+            </w:r>
+            <w:r>
+              <w:rPr>
+                <w:b w:val="0"/>
+                <w:i w:val="0"/>
+                <w:sz w:val="16"/>
+                <w:u w:val="none"/>
+              </w:rPr>
+              <w:t>0x2fd62cdc…</w:t>
+            </w:r>
+          </w:p>
+        </w:tc>
+      </w:tr>
+      <w:tr>
+        <w:tc>
+          <w:tcPr>
+            <w:tcW w:type="dxa" w:w="2280"/>
+          </w:tcPr>
+          <w:p>
+            <w:pPr>
+              <w:spacing w:line="240" w:lineRule="auto" w:before="0" w:after="0"/>
+              <w:ind w:firstLine="0"/>
+              <w:jc w:val="center"/>
+            </w:pPr>
+            <w:r>
+              <w:rPr>
+                <w:sz w:val="16"/>
+              </w:rPr>
+            </w:r>
+            <w:r>
+              <w:rPr>
+                <w:b w:val="0"/>
+                <w:i w:val="0"/>
+                <w:sz w:val="16"/>
+                <w:u w:val="none"/>
+              </w:rPr>
+              <w:t>18</w:t>
+            </w:r>
+          </w:p>
+        </w:tc>
+        <w:tc>
+          <w:tcPr>
+            <w:tcW w:type="dxa" w:w="2280"/>
+          </w:tcPr>
+          <w:p>
+            <w:pPr>
+              <w:spacing w:line="240" w:lineRule="auto" w:before="0" w:after="0"/>
+              <w:ind w:firstLine="0"/>
+            </w:pPr>
+            <w:r>
+              <w:rPr>
+                <w:sz w:val="16"/>
+              </w:rPr>
+            </w:r>
+            <w:r>
+              <w:rPr>
+                <w:b w:val="0"/>
+                <w:i w:val="0"/>
+                <w:sz w:val="16"/>
+                <w:u w:val="none"/>
+              </w:rPr>
+              <w:t>SERVICE</w:t>
+            </w:r>
+          </w:p>
+        </w:tc>
+        <w:tc>
+          <w:tcPr>
+            <w:tcW w:type="dxa" w:w="2280"/>
+          </w:tcPr>
+          <w:p>
+            <w:pPr>
+              <w:spacing w:line="240" w:lineRule="auto" w:before="0" w:after="0"/>
+              <w:ind w:firstLine="0"/>
+            </w:pPr>
+            <w:r>
+              <w:rPr>
+                <w:sz w:val="16"/>
+              </w:rPr>
+            </w:r>
+            <w:r>
+              <w:rPr>
+                <w:b w:val="0"/>
+                <w:i w:val="0"/>
+                <w:sz w:val="16"/>
+                <w:u w:val="none"/>
+              </w:rPr>
+              <w:t>6.0</w:t>
+            </w:r>
+          </w:p>
+        </w:tc>
+        <w:tc>
+          <w:tcPr>
+            <w:tcW w:type="dxa" w:w="2280"/>
+          </w:tcPr>
+          <w:p>
+            <w:pPr>
+              <w:spacing w:line="240" w:lineRule="auto" w:before="0" w:after="0"/>
+              <w:ind w:firstLine="0"/>
+            </w:pPr>
+            <w:r>
+              <w:rPr>
+                <w:sz w:val="16"/>
+              </w:rPr>
+            </w:r>
+            <w:r>
+              <w:rPr>
+                <w:b w:val="0"/>
+                <w:i w:val="0"/>
+                <w:sz w:val="16"/>
+                <w:u w:val="none"/>
+              </w:rPr>
+              <w:t>Gateway</w:t>
+            </w:r>
+          </w:p>
+        </w:tc>
+        <w:tc>
+          <w:tcPr>
+            <w:tcW w:type="dxa" w:w="2280"/>
+          </w:tcPr>
+          <w:p>
+            <w:pPr>
+              <w:spacing w:line="240" w:lineRule="auto" w:before="0" w:after="0"/>
+              <w:ind w:firstLine="0"/>
+            </w:pPr>
+            <w:r>
+              <w:rPr>
+                <w:sz w:val="16"/>
+              </w:rPr>
+            </w:r>
+            <w:r>
+              <w:rPr>
+                <w:b w:val="0"/>
+                <w:i w:val="0"/>
+                <w:sz w:val="16"/>
+                <w:u w:val="none"/>
+              </w:rPr>
+              <w:t>Operator</w:t>
+            </w:r>
+          </w:p>
+        </w:tc>
+        <w:tc>
+          <w:tcPr>
+            <w:tcW w:type="dxa" w:w="2280"/>
+          </w:tcPr>
+          <w:p>
+            <w:pPr>
+              <w:spacing w:line="240" w:lineRule="auto" w:before="0" w:after="0"/>
+              <w:ind w:firstLine="0"/>
+            </w:pPr>
+            <w:r>
+              <w:rPr>
+                <w:sz w:val="16"/>
+              </w:rPr>
+            </w:r>
+            <w:r>
+              <w:rPr>
+                <w:b w:val="0"/>
+                <w:i w:val="0"/>
+                <w:sz w:val="16"/>
+                <w:u w:val="none"/>
+              </w:rPr>
+              <w:t>0xfc63cd22…</w:t>
+            </w:r>
+          </w:p>
+        </w:tc>
+      </w:tr>
+      <w:tr>
+        <w:tc>
+          <w:tcPr>
+            <w:tcW w:type="dxa" w:w="2280"/>
+          </w:tcPr>
+          <w:p>
+            <w:pPr>
+              <w:spacing w:line="240" w:lineRule="auto" w:before="0" w:after="0"/>
+              <w:ind w:firstLine="0"/>
+              <w:jc w:val="center"/>
+            </w:pPr>
+            <w:r>
+              <w:rPr>
+                <w:sz w:val="16"/>
+              </w:rPr>
+            </w:r>
+            <w:r>
+              <w:rPr>
+                <w:b w:val="0"/>
+                <w:i w:val="0"/>
+                <w:sz w:val="16"/>
+                <w:u w:val="none"/>
+              </w:rPr>
+              <w:t>19</w:t>
+            </w:r>
+          </w:p>
+        </w:tc>
+        <w:tc>
+          <w:tcPr>
+            <w:tcW w:type="dxa" w:w="2280"/>
+          </w:tcPr>
+          <w:p>
+            <w:pPr>
+              <w:spacing w:line="240" w:lineRule="auto" w:before="0" w:after="0"/>
+              <w:ind w:firstLine="0"/>
+            </w:pPr>
+            <w:r>
+              <w:rPr>
+                <w:sz w:val="16"/>
+              </w:rPr>
+            </w:r>
+            <w:r>
+              <w:rPr>
+                <w:b w:val="0"/>
+                <w:i w:val="0"/>
+                <w:sz w:val="16"/>
+                <w:u w:val="none"/>
+              </w:rPr>
+              <w:t>LABOR</w:t>
+            </w:r>
+          </w:p>
+        </w:tc>
+        <w:tc>
+          <w:tcPr>
+            <w:tcW w:type="dxa" w:w="2280"/>
+          </w:tcPr>
+          <w:p>
+            <w:pPr>
+              <w:spacing w:line="240" w:lineRule="auto" w:before="0" w:after="0"/>
+              <w:ind w:firstLine="0"/>
+            </w:pPr>
+            <w:r>
+              <w:rPr>
+                <w:sz w:val="16"/>
+              </w:rPr>
+            </w:r>
+            <w:r>
+              <w:rPr>
+                <w:b w:val="0"/>
+                <w:i w:val="0"/>
+                <w:sz w:val="16"/>
+                <w:u w:val="none"/>
+              </w:rPr>
+              <w:t>10.0</w:t>
+            </w:r>
+          </w:p>
+        </w:tc>
+        <w:tc>
+          <w:tcPr>
+            <w:tcW w:type="dxa" w:w="2280"/>
+          </w:tcPr>
+          <w:p>
+            <w:pPr>
+              <w:spacing w:line="240" w:lineRule="auto" w:before="0" w:after="0"/>
+              <w:ind w:firstLine="0"/>
+            </w:pPr>
+            <w:r>
+              <w:rPr>
+                <w:sz w:val="16"/>
+              </w:rPr>
+            </w:r>
+            <w:r>
+              <w:rPr>
+                <w:b w:val="0"/>
+                <w:i w:val="0"/>
+                <w:sz w:val="16"/>
+                <w:u w:val="none"/>
+              </w:rPr>
+              <w:t>Maintenance</w:t>
+            </w:r>
+          </w:p>
+        </w:tc>
+        <w:tc>
+          <w:tcPr>
+            <w:tcW w:type="dxa" w:w="2280"/>
+          </w:tcPr>
+          <w:p>
+            <w:pPr>
+              <w:spacing w:line="240" w:lineRule="auto" w:before="0" w:after="0"/>
+              <w:ind w:firstLine="0"/>
+            </w:pPr>
+            <w:r>
+              <w:rPr>
+                <w:sz w:val="16"/>
+              </w:rPr>
+            </w:r>
+            <w:r>
+              <w:rPr>
+                <w:b w:val="0"/>
+                <w:i w:val="0"/>
+                <w:sz w:val="16"/>
+                <w:u w:val="none"/>
+              </w:rPr>
+              <w:t>Operator</w:t>
+            </w:r>
+          </w:p>
+        </w:tc>
+        <w:tc>
+          <w:tcPr>
+            <w:tcW w:type="dxa" w:w="2280"/>
+          </w:tcPr>
+          <w:p>
+            <w:pPr>
+              <w:spacing w:line="240" w:lineRule="auto" w:before="0" w:after="0"/>
+              <w:ind w:firstLine="0"/>
+            </w:pPr>
+            <w:r>
+              <w:rPr>
+                <w:sz w:val="16"/>
+              </w:rPr>
+            </w:r>
+            <w:r>
+              <w:rPr>
+                <w:b w:val="0"/>
+                <w:i w:val="0"/>
+                <w:sz w:val="16"/>
+                <w:u w:val="none"/>
+              </w:rPr>
+              <w:t>0xb620ea8c…</w:t>
+            </w:r>
+          </w:p>
+        </w:tc>
+      </w:tr>
+      <w:tr>
+        <w:tc>
+          <w:tcPr>
+            <w:tcW w:type="dxa" w:w="2280"/>
+          </w:tcPr>
+          <w:p>
+            <w:pPr>
+              <w:spacing w:line="240" w:lineRule="auto" w:before="0" w:after="0"/>
+              <w:ind w:firstLine="0"/>
+              <w:jc w:val="center"/>
+            </w:pPr>
+            <w:r>
+              <w:rPr>
+                <w:sz w:val="16"/>
+              </w:rPr>
+            </w:r>
+            <w:r>
+              <w:rPr>
+                <w:b w:val="0"/>
+                <w:i w:val="0"/>
+                <w:sz w:val="16"/>
+                <w:u w:val="none"/>
+              </w:rPr>
+              <w:t>20</w:t>
+            </w:r>
+          </w:p>
+        </w:tc>
+        <w:tc>
+          <w:tcPr>
+            <w:tcW w:type="dxa" w:w="2280"/>
+          </w:tcPr>
+          <w:p>
+            <w:pPr>
+              <w:spacing w:line="240" w:lineRule="auto" w:before="0" w:after="0"/>
+              <w:ind w:firstLine="0"/>
+            </w:pPr>
+            <w:r>
+              <w:rPr>
+                <w:sz w:val="16"/>
+              </w:rPr>
+            </w:r>
+            <w:r>
+              <w:rPr>
+                <w:b w:val="0"/>
+                <w:i w:val="0"/>
+                <w:sz w:val="16"/>
+                <w:u w:val="none"/>
+              </w:rPr>
+              <w:t>GOODS</w:t>
+            </w:r>
+          </w:p>
+        </w:tc>
+        <w:tc>
+          <w:tcPr>
+            <w:tcW w:type="dxa" w:w="2280"/>
+          </w:tcPr>
+          <w:p>
+            <w:pPr>
+              <w:spacing w:line="240" w:lineRule="auto" w:before="0" w:after="0"/>
+              <w:ind w:firstLine="0"/>
+            </w:pPr>
+            <w:r>
+              <w:rPr>
+                <w:sz w:val="16"/>
+              </w:rPr>
+            </w:r>
+            <w:r>
+              <w:rPr>
+                <w:b w:val="0"/>
+                <w:i w:val="0"/>
+                <w:sz w:val="16"/>
+                <w:u w:val="none"/>
+              </w:rPr>
+              <w:t>14.0</w:t>
+            </w:r>
+          </w:p>
+        </w:tc>
+        <w:tc>
+          <w:tcPr>
+            <w:tcW w:type="dxa" w:w="2280"/>
+          </w:tcPr>
+          <w:p>
+            <w:pPr>
+              <w:spacing w:line="240" w:lineRule="auto" w:before="0" w:after="0"/>
+              <w:ind w:firstLine="0"/>
+            </w:pPr>
+            <w:r>
+              <w:rPr>
+                <w:sz w:val="16"/>
+              </w:rPr>
+            </w:r>
+            <w:r>
+              <w:rPr>
+                <w:b w:val="0"/>
+                <w:i w:val="0"/>
+                <w:sz w:val="16"/>
+                <w:u w:val="none"/>
+              </w:rPr>
+              <w:t>Merchant</w:t>
+            </w:r>
+          </w:p>
+        </w:tc>
+        <w:tc>
+          <w:tcPr>
+            <w:tcW w:type="dxa" w:w="2280"/>
+          </w:tcPr>
+          <w:p>
+            <w:pPr>
+              <w:spacing w:line="240" w:lineRule="auto" w:before="0" w:after="0"/>
+              <w:ind w:firstLine="0"/>
+            </w:pPr>
+            <w:r>
+              <w:rPr>
+                <w:sz w:val="16"/>
+              </w:rPr>
+            </w:r>
+            <w:r>
+              <w:rPr>
+                <w:b w:val="0"/>
+                <w:i w:val="0"/>
+                <w:sz w:val="16"/>
+                <w:u w:val="none"/>
+              </w:rPr>
+              <w:t>Operator</w:t>
+            </w:r>
+          </w:p>
+        </w:tc>
+        <w:tc>
+          <w:tcPr>
+            <w:tcW w:type="dxa" w:w="2280"/>
+          </w:tcPr>
+          <w:p>
+            <w:pPr>
+              <w:spacing w:line="240" w:lineRule="auto" w:before="0" w:after="0"/>
+              <w:ind w:firstLine="0"/>
+            </w:pPr>
+            <w:r>
+              <w:rPr>
+                <w:sz w:val="16"/>
+              </w:rPr>
+            </w:r>
+            <w:r>
+              <w:rPr>
+                <w:b w:val="0"/>
+                <w:i w:val="0"/>
+                <w:sz w:val="16"/>
+                <w:u w:val="none"/>
+              </w:rPr>
+              <w:t>0x6b1f3801…</w:t>
+            </w:r>
+          </w:p>
+        </w:tc>
+      </w:tr>
+      <w:tr>
+        <w:tc>
+          <w:tcPr>
+            <w:tcW w:type="dxa" w:w="2280"/>
+          </w:tcPr>
+          <w:p>
+            <w:pPr>
+              <w:spacing w:line="240" w:lineRule="auto" w:before="0" w:after="0"/>
+              <w:ind w:firstLine="0"/>
+              <w:jc w:val="center"/>
+            </w:pPr>
+            <w:r>
+              <w:rPr>
+                <w:sz w:val="16"/>
+              </w:rPr>
+            </w:r>
+            <w:r>
+              <w:rPr>
+                <w:b w:val="0"/>
+                <w:i w:val="0"/>
+                <w:sz w:val="16"/>
+                <w:u w:val="none"/>
+              </w:rPr>
+              <w:t>21</w:t>
+            </w:r>
+          </w:p>
+        </w:tc>
+        <w:tc>
+          <w:tcPr>
+            <w:tcW w:type="dxa" w:w="2280"/>
+          </w:tcPr>
+          <w:p>
+            <w:pPr>
+              <w:spacing w:line="240" w:lineRule="auto" w:before="0" w:after="0"/>
+              <w:ind w:firstLine="0"/>
+            </w:pPr>
+            <w:r>
+              <w:rPr>
+                <w:sz w:val="16"/>
+              </w:rPr>
+            </w:r>
+            <w:r>
+              <w:rPr>
+                <w:b w:val="0"/>
+                <w:i w:val="0"/>
+                <w:sz w:val="16"/>
+                <w:u w:val="none"/>
+              </w:rPr>
+              <w:t>NETWORK</w:t>
+            </w:r>
+          </w:p>
+        </w:tc>
+        <w:tc>
+          <w:tcPr>
+            <w:tcW w:type="dxa" w:w="2280"/>
+          </w:tcPr>
+          <w:p>
+            <w:pPr>
+              <w:spacing w:line="240" w:lineRule="auto" w:before="0" w:after="0"/>
+              <w:ind w:firstLine="0"/>
+            </w:pPr>
+            <w:r>
+              <w:rPr>
+                <w:sz w:val="16"/>
+              </w:rPr>
+            </w:r>
+            <w:r>
+              <w:rPr>
+                <w:b w:val="0"/>
+                <w:i w:val="0"/>
+                <w:sz w:val="16"/>
+                <w:u w:val="none"/>
+              </w:rPr>
+              <w:t>8.0</w:t>
+            </w:r>
+          </w:p>
+        </w:tc>
+        <w:tc>
+          <w:tcPr>
+            <w:tcW w:type="dxa" w:w="2280"/>
+          </w:tcPr>
+          <w:p>
+            <w:pPr>
+              <w:spacing w:line="240" w:lineRule="auto" w:before="0" w:after="0"/>
+              <w:ind w:firstLine="0"/>
+            </w:pPr>
+            <w:r>
+              <w:rPr>
+                <w:sz w:val="16"/>
+              </w:rPr>
+            </w:r>
+            <w:r>
+              <w:rPr>
+                <w:b w:val="0"/>
+                <w:i w:val="0"/>
+                <w:sz w:val="16"/>
+                <w:u w:val="none"/>
+              </w:rPr>
+              <w:t>Network peer</w:t>
+            </w:r>
+          </w:p>
+        </w:tc>
+        <w:tc>
+          <w:tcPr>
+            <w:tcW w:type="dxa" w:w="2280"/>
+          </w:tcPr>
+          <w:p>
+            <w:pPr>
+              <w:spacing w:line="240" w:lineRule="auto" w:before="0" w:after="0"/>
+              <w:ind w:firstLine="0"/>
+            </w:pPr>
+            <w:r>
+              <w:rPr>
+                <w:sz w:val="16"/>
+              </w:rPr>
+            </w:r>
+            <w:r>
+              <w:rPr>
+                <w:b w:val="0"/>
+                <w:i w:val="0"/>
+                <w:sz w:val="16"/>
+                <w:u w:val="none"/>
+              </w:rPr>
+              <w:t>Operator</w:t>
+            </w:r>
+          </w:p>
+        </w:tc>
+        <w:tc>
+          <w:tcPr>
+            <w:tcW w:type="dxa" w:w="2280"/>
+          </w:tcPr>
+          <w:p>
+            <w:pPr>
+              <w:spacing w:line="240" w:lineRule="auto" w:before="0" w:after="0"/>
+              <w:ind w:firstLine="0"/>
+            </w:pPr>
+            <w:r>
+              <w:rPr>
+                <w:sz w:val="16"/>
+              </w:rPr>
+            </w:r>
+            <w:r>
+              <w:rPr>
+                <w:b w:val="0"/>
+                <w:i w:val="0"/>
+                <w:sz w:val="16"/>
+                <w:u w:val="none"/>
+              </w:rPr>
+              <w:t>0x5a72cc73…</w:t>
+            </w:r>
+          </w:p>
+        </w:tc>
+      </w:tr>
+    </w:tbl>
+    <w:p>
+      <w:pPr>
+        <w:sectPr>
+          <w:pgSz w:w="15840" w:h="12240" w:orient="landscape"/>
+          <w:pgMar w:top="1080" w:right="1080" w:bottom="1080" w:left="1080" w:header="720" w:footer="720" w:gutter="0"/>
+          <w:cols w:space="720"/>
+          <w:docGrid w:linePitch="360"/>
+        </w:sectPr>
+      </w:pPr>
+    </w:p>
+    <w:p>
+      <w:pPr>
+        <w:pStyle w:val="Caption"/>
         <w:ind w:firstLine="0"/>
         <w:jc w:val="center"/>
       </w:pPr>
       <w:r>
         <w:rPr>
           <w:b w:val="0"/>
-          <w:i w:val="0"/>
+          <w:i/>
           <w:u w:val="none"/>
         </w:rPr>
-        <w:t xml:space="preserve">Table 5.4 lists all indexed </w:t>
-      </w:r>
-      <w:r>
-        <w:rPr>
-          <w:rFonts w:ascii="Courier New" w:hAnsi="Courier New"/>
-          <w:b w:val="0"/>
-          <w:i w:val="0"/>
-          <w:sz w:val="21"/>
-          <w:u w:val="none"/>
-        </w:rPr>
-        <w:t>settleNetworkPayment</w:t>
-      </w:r>
-      <w:r>
-        <w:rPr>
-          <w:b w:val="0"/>
-          <w:i w:val="0"/>
-          <w:u w:val="none"/>
-        </w:rPr>
-        <w:t xml:space="preserve"> events. Payment </w:t>
-      </w:r>
-      <w:r>
-        <w:rPr>
-          <w:b/>
-          <w:i w:val="0"/>
-          <w:u w:val="none"/>
-        </w:rPr>
-        <w:t>#15</w:t>
-      </w:r>
-      <w:r>
-        <w:rPr>
-          <w:b w:val="0"/>
-          <w:i w:val="0"/>
-          <w:u w:val="none"/>
-        </w:rPr>
-        <w:t xml:space="preserve"> is the wallet-initiated pilot transfer (Pilot payer → Merchant).</w:t>
+        <w:t>Table 5.4. Indexed network payments on Sepolia (SPK v1). Payment #15 is the wallet-initiated pilot transfer (Pilot payer → Merchant).</w:t>
       </w:r>
     </w:p>
-    <w:tbl>
-      <w:tblPr>
-        <w:tblStyle w:val="TableGrid"/>
-        <w:tblW w:type="auto" w:w="0"/>
-        <w:tblLook w:firstColumn="1" w:firstRow="1" w:lastColumn="0" w:lastRow="0" w:noHBand="0" w:noVBand="1" w:val="04A0"/>
-      </w:tblPr>
-      <w:tblGrid>
-        <w:gridCol w:w="1560"/>
-        <w:gridCol w:w="1560"/>
-        <w:gridCol w:w="1560"/>
-        <w:gridCol w:w="1560"/>
-        <w:gridCol w:w="1560"/>
-        <w:gridCol w:w="1560"/>
-      </w:tblGrid>
-      <w:tr>
-        <w:tc>
-          <w:tcPr>
-            <w:tcW w:type="dxa" w:w="1560"/>
-          </w:tcPr>
-          <w:p>
-            <w:pPr>
-              <w:ind w:firstLine="0"/>
-              <w:jc w:val="center"/>
-            </w:pPr>
-            <w:r>
-              <w:rPr>
-                <w:sz w:val="18"/>
-              </w:rPr>
-            </w:r>
-            <w:r>
-              <w:rPr>
-                <w:b/>
-                <w:i w:val="0"/>
-                <w:sz w:val="18"/>
-                <w:u w:val="none"/>
-              </w:rPr>
-              <w:t>#</w:t>
-            </w:r>
-          </w:p>
-        </w:tc>
-        <w:tc>
-          <w:tcPr>
-            <w:tcW w:type="dxa" w:w="1560"/>
-          </w:tcPr>
-          <w:p>
-            <w:pPr>
-              <w:ind w:firstLine="0"/>
-              <w:jc w:val="center"/>
-            </w:pPr>
-            <w:r>
-              <w:rPr>
-                <w:sz w:val="18"/>
-              </w:rPr>
-            </w:r>
-            <w:r>
-              <w:rPr>
-                <w:b/>
-                <w:i w:val="0"/>
-                <w:sz w:val="18"/>
-                <w:u w:val="none"/>
-              </w:rPr>
-              <w:t>Kind</w:t>
-            </w:r>
-          </w:p>
-        </w:tc>
-        <w:tc>
-          <w:tcPr>
-            <w:tcW w:type="dxa" w:w="1560"/>
-          </w:tcPr>
-          <w:p>
-            <w:pPr>
-              <w:ind w:firstLine="0"/>
-              <w:jc w:val="center"/>
-            </w:pPr>
-            <w:r>
-              <w:rPr>
-                <w:sz w:val="18"/>
-              </w:rPr>
-            </w:r>
-            <w:r>
-              <w:rPr>
-                <w:b/>
-                <w:i w:val="0"/>
-                <w:sz w:val="18"/>
-                <w:u w:val="none"/>
-              </w:rPr>
-              <w:t>SPK</w:t>
-            </w:r>
-          </w:p>
-        </w:tc>
-        <w:tc>
-          <w:tcPr>
-            <w:tcW w:type="dxa" w:w="1560"/>
-          </w:tcPr>
-          <w:p>
-            <w:pPr>
-              <w:ind w:firstLine="0"/>
-              <w:jc w:val="center"/>
-            </w:pPr>
-            <w:r>
-              <w:rPr>
-                <w:sz w:val="18"/>
-              </w:rPr>
-            </w:r>
-            <w:r>
-              <w:rPr>
-                <w:b/>
-                <w:i w:val="0"/>
-                <w:sz w:val="18"/>
-                <w:u w:val="none"/>
-              </w:rPr>
-              <w:t>Payee</w:t>
-            </w:r>
-          </w:p>
-        </w:tc>
-        <w:tc>
-          <w:tcPr>
-            <w:tcW w:type="dxa" w:w="1560"/>
-          </w:tcPr>
-          <w:p>
-            <w:pPr>
-              <w:ind w:firstLine="0"/>
-              <w:jc w:val="center"/>
-            </w:pPr>
-            <w:r>
-              <w:rPr>
-                <w:sz w:val="18"/>
-              </w:rPr>
-            </w:r>
-            <w:r>
-              <w:rPr>
-                <w:b/>
-                <w:i w:val="0"/>
-                <w:sz w:val="18"/>
-                <w:u w:val="none"/>
-              </w:rPr>
-              <w:t>Payer</w:t>
-            </w:r>
-          </w:p>
-        </w:tc>
-        <w:tc>
-          <w:tcPr>
-            <w:tcW w:type="dxa" w:w="1560"/>
-          </w:tcPr>
-          <w:p>
-            <w:pPr>
-              <w:ind w:firstLine="0"/>
-              <w:jc w:val="center"/>
-            </w:pPr>
-            <w:r>
-              <w:rPr>
-                <w:sz w:val="18"/>
-              </w:rPr>
-            </w:r>
-            <w:r>
-              <w:rPr>
-                <w:b/>
-                <w:i w:val="0"/>
-                <w:sz w:val="18"/>
-                <w:u w:val="none"/>
-              </w:rPr>
-              <w:t>Tx</w:t>
-            </w:r>
-          </w:p>
-        </w:tc>
-      </w:tr>
-      <w:tr>
-        <w:tc>
-          <w:tcPr>
-            <w:tcW w:type="dxa" w:w="1560"/>
-          </w:tcPr>
-          <w:p>
-            <w:pPr>
-              <w:ind w:firstLine="0"/>
-            </w:pPr>
-            <w:r>
-              <w:rPr>
-                <w:sz w:val="18"/>
-              </w:rPr>
-            </w:r>
-            <w:r>
-              <w:rPr>
-                <w:b w:val="0"/>
-                <w:i w:val="0"/>
-                <w:sz w:val="18"/>
-                <w:u w:val="none"/>
-              </w:rPr>
-              <w:t>1</w:t>
-            </w:r>
-          </w:p>
-        </w:tc>
-        <w:tc>
-          <w:tcPr>
-            <w:tcW w:type="dxa" w:w="1560"/>
-          </w:tcPr>
-          <w:p>
-            <w:pPr>
-              <w:ind w:firstLine="0"/>
-            </w:pPr>
-            <w:r>
-              <w:rPr>
-                <w:sz w:val="18"/>
-              </w:rPr>
-            </w:r>
-            <w:r>
-              <w:rPr>
-                <w:b w:val="0"/>
-                <w:i w:val="0"/>
-                <w:sz w:val="18"/>
-                <w:u w:val="none"/>
-              </w:rPr>
-              <w:t>SERVICE</w:t>
-            </w:r>
-          </w:p>
-        </w:tc>
-        <w:tc>
-          <w:tcPr>
-            <w:tcW w:type="dxa" w:w="1560"/>
-          </w:tcPr>
-          <w:p>
-            <w:pPr>
-              <w:ind w:firstLine="0"/>
-            </w:pPr>
-            <w:r>
-              <w:rPr>
-                <w:sz w:val="18"/>
-              </w:rPr>
-            </w:r>
-            <w:r>
-              <w:rPr>
-                <w:b w:val="0"/>
-                <w:i w:val="0"/>
-                <w:sz w:val="18"/>
-                <w:u w:val="none"/>
-              </w:rPr>
-              <w:t>12.0</w:t>
-            </w:r>
-          </w:p>
-        </w:tc>
-        <w:tc>
-          <w:tcPr>
-            <w:tcW w:type="dxa" w:w="1560"/>
-          </w:tcPr>
-          <w:p>
-            <w:pPr>
-              <w:ind w:firstLine="0"/>
-            </w:pPr>
-            <w:r>
-              <w:rPr>
-                <w:sz w:val="18"/>
-              </w:rPr>
-            </w:r>
-            <w:r>
-              <w:rPr>
-                <w:b w:val="0"/>
-                <w:i w:val="0"/>
-                <w:sz w:val="18"/>
-                <w:u w:val="none"/>
-              </w:rPr>
-              <w:t>Gateway</w:t>
-            </w:r>
-          </w:p>
-        </w:tc>
-        <w:tc>
-          <w:tcPr>
-            <w:tcW w:type="dxa" w:w="1560"/>
-          </w:tcPr>
-          <w:p>
-            <w:pPr>
-              <w:ind w:firstLine="0"/>
-            </w:pPr>
-            <w:r>
-              <w:rPr>
-                <w:sz w:val="18"/>
-              </w:rPr>
-            </w:r>
-            <w:r>
-              <w:rPr>
-                <w:b w:val="0"/>
-                <w:i w:val="0"/>
-                <w:sz w:val="18"/>
-                <w:u w:val="none"/>
-              </w:rPr>
-              <w:t>Operator</w:t>
-            </w:r>
-          </w:p>
-        </w:tc>
-        <w:tc>
-          <w:tcPr>
-            <w:tcW w:type="dxa" w:w="1560"/>
-          </w:tcPr>
-          <w:p>
-            <w:pPr>
-              <w:ind w:firstLine="0"/>
-            </w:pPr>
-            <w:r>
-              <w:rPr>
-                <w:sz w:val="18"/>
-              </w:rPr>
-            </w:r>
-            <w:r>
-              <w:rPr>
-                <w:b w:val="0"/>
-                <w:i w:val="0"/>
-                <w:sz w:val="18"/>
-                <w:u w:val="none"/>
-              </w:rPr>
-              <w:t>0x6c65e0ae…</w:t>
-            </w:r>
-          </w:p>
-        </w:tc>
-      </w:tr>
-      <w:tr>
-        <w:tc>
-          <w:tcPr>
-            <w:tcW w:type="dxa" w:w="1560"/>
-          </w:tcPr>
-          <w:p>
-            <w:pPr>
-              <w:ind w:firstLine="0"/>
-            </w:pPr>
-            <w:r>
-              <w:rPr>
-                <w:sz w:val="18"/>
-              </w:rPr>
-            </w:r>
-            <w:r>
-              <w:rPr>
-                <w:b w:val="0"/>
-                <w:i w:val="0"/>
-                <w:sz w:val="18"/>
-                <w:u w:val="none"/>
-              </w:rPr>
-              <w:t>2</w:t>
-            </w:r>
-          </w:p>
-        </w:tc>
-        <w:tc>
-          <w:tcPr>
-            <w:tcW w:type="dxa" w:w="1560"/>
-          </w:tcPr>
-          <w:p>
-            <w:pPr>
-              <w:ind w:firstLine="0"/>
-            </w:pPr>
-            <w:r>
-              <w:rPr>
-                <w:sz w:val="18"/>
-              </w:rPr>
-            </w:r>
-            <w:r>
-              <w:rPr>
-                <w:b w:val="0"/>
-                <w:i w:val="0"/>
-                <w:sz w:val="18"/>
-                <w:u w:val="none"/>
-              </w:rPr>
-              <w:t>LABOR</w:t>
-            </w:r>
-          </w:p>
-        </w:tc>
-        <w:tc>
-          <w:tcPr>
-            <w:tcW w:type="dxa" w:w="1560"/>
-          </w:tcPr>
-          <w:p>
-            <w:pPr>
-              <w:ind w:firstLine="0"/>
-            </w:pPr>
-            <w:r>
-              <w:rPr>
-                <w:sz w:val="18"/>
-              </w:rPr>
-            </w:r>
-            <w:r>
-              <w:rPr>
-                <w:b w:val="0"/>
-                <w:i w:val="0"/>
-                <w:sz w:val="18"/>
-                <w:u w:val="none"/>
-              </w:rPr>
-              <w:t>40.0</w:t>
-            </w:r>
-          </w:p>
-        </w:tc>
-        <w:tc>
-          <w:tcPr>
-            <w:tcW w:type="dxa" w:w="1560"/>
-          </w:tcPr>
-          <w:p>
-            <w:pPr>
-              <w:ind w:firstLine="0"/>
-            </w:pPr>
-            <w:r>
-              <w:rPr>
-                <w:sz w:val="18"/>
-              </w:rPr>
-            </w:r>
-            <w:r>
-              <w:rPr>
-                <w:b w:val="0"/>
-                <w:i w:val="0"/>
-                <w:sz w:val="18"/>
-                <w:u w:val="none"/>
-              </w:rPr>
-              <w:t>Maintenance</w:t>
-            </w:r>
-          </w:p>
-        </w:tc>
-        <w:tc>
-          <w:tcPr>
-            <w:tcW w:type="dxa" w:w="1560"/>
-          </w:tcPr>
-          <w:p>
-            <w:pPr>
-              <w:ind w:firstLine="0"/>
-            </w:pPr>
-            <w:r>
-              <w:rPr>
-                <w:sz w:val="18"/>
-              </w:rPr>
-            </w:r>
-            <w:r>
-              <w:rPr>
-                <w:b w:val="0"/>
-                <w:i w:val="0"/>
-                <w:sz w:val="18"/>
-                <w:u w:val="none"/>
-              </w:rPr>
-              <w:t>Operator</w:t>
-            </w:r>
-          </w:p>
-        </w:tc>
-        <w:tc>
-          <w:tcPr>
-            <w:tcW w:type="dxa" w:w="1560"/>
-          </w:tcPr>
-          <w:p>
-            <w:pPr>
-              <w:ind w:firstLine="0"/>
-            </w:pPr>
-            <w:r>
-              <w:rPr>
-                <w:sz w:val="18"/>
-              </w:rPr>
-            </w:r>
-            <w:r>
-              <w:rPr>
-                <w:b w:val="0"/>
-                <w:i w:val="0"/>
-                <w:sz w:val="18"/>
-                <w:u w:val="none"/>
-              </w:rPr>
-              <w:t>0x8ad9f3ce…</w:t>
-            </w:r>
-          </w:p>
-        </w:tc>
-      </w:tr>
-      <w:tr>
-        <w:tc>
-          <w:tcPr>
-            <w:tcW w:type="dxa" w:w="1560"/>
-          </w:tcPr>
-          <w:p>
-            <w:pPr>
-              <w:ind w:firstLine="0"/>
-            </w:pPr>
-            <w:r>
-              <w:rPr>
-                <w:sz w:val="18"/>
-              </w:rPr>
-            </w:r>
-            <w:r>
-              <w:rPr>
-                <w:b w:val="0"/>
-                <w:i w:val="0"/>
-                <w:sz w:val="18"/>
-                <w:u w:val="none"/>
-              </w:rPr>
-              <w:t>3</w:t>
-            </w:r>
-          </w:p>
-        </w:tc>
-        <w:tc>
-          <w:tcPr>
-            <w:tcW w:type="dxa" w:w="1560"/>
-          </w:tcPr>
-          <w:p>
-            <w:pPr>
-              <w:ind w:firstLine="0"/>
-            </w:pPr>
-            <w:r>
-              <w:rPr>
-                <w:sz w:val="18"/>
-              </w:rPr>
-            </w:r>
-            <w:r>
-              <w:rPr>
-                <w:b w:val="0"/>
-                <w:i w:val="0"/>
-                <w:sz w:val="18"/>
-                <w:u w:val="none"/>
-              </w:rPr>
-              <w:t>NETWORK</w:t>
-            </w:r>
-          </w:p>
-        </w:tc>
-        <w:tc>
-          <w:tcPr>
-            <w:tcW w:type="dxa" w:w="1560"/>
-          </w:tcPr>
-          <w:p>
-            <w:pPr>
-              <w:ind w:firstLine="0"/>
-            </w:pPr>
-            <w:r>
-              <w:rPr>
-                <w:sz w:val="18"/>
-              </w:rPr>
-            </w:r>
-            <w:r>
-              <w:rPr>
-                <w:b w:val="0"/>
-                <w:i w:val="0"/>
-                <w:sz w:val="18"/>
-                <w:u w:val="none"/>
-              </w:rPr>
-              <w:t>180.0</w:t>
-            </w:r>
-          </w:p>
-        </w:tc>
-        <w:tc>
-          <w:tcPr>
-            <w:tcW w:type="dxa" w:w="1560"/>
-          </w:tcPr>
-          <w:p>
-            <w:pPr>
-              <w:ind w:firstLine="0"/>
-            </w:pPr>
-            <w:r>
-              <w:rPr>
-                <w:sz w:val="18"/>
-              </w:rPr>
-            </w:r>
-            <w:r>
-              <w:rPr>
-                <w:b w:val="0"/>
-                <w:i w:val="0"/>
-                <w:sz w:val="18"/>
-                <w:u w:val="none"/>
-              </w:rPr>
-              <w:t>Operator</w:t>
-            </w:r>
-          </w:p>
-        </w:tc>
-        <w:tc>
-          <w:tcPr>
-            <w:tcW w:type="dxa" w:w="1560"/>
-          </w:tcPr>
-          <w:p>
-            <w:pPr>
-              <w:ind w:firstLine="0"/>
-            </w:pPr>
-            <w:r>
-              <w:rPr>
-                <w:sz w:val="18"/>
-              </w:rPr>
-            </w:r>
-            <w:r>
-              <w:rPr>
-                <w:b w:val="0"/>
-                <w:i w:val="0"/>
-                <w:sz w:val="18"/>
-                <w:u w:val="none"/>
-              </w:rPr>
-              <w:t>Operator</w:t>
-            </w:r>
-          </w:p>
-        </w:tc>
-        <w:tc>
-          <w:tcPr>
-            <w:tcW w:type="dxa" w:w="1560"/>
-          </w:tcPr>
-          <w:p>
-            <w:pPr>
-              <w:ind w:firstLine="0"/>
-            </w:pPr>
-            <w:r>
-              <w:rPr>
-                <w:sz w:val="18"/>
-              </w:rPr>
-            </w:r>
-            <w:r>
-              <w:rPr>
-                <w:b w:val="0"/>
-                <w:i w:val="0"/>
-                <w:sz w:val="18"/>
-                <w:u w:val="none"/>
-              </w:rPr>
-              <w:t>0x6dbbf639…</w:t>
-            </w:r>
-          </w:p>
-        </w:tc>
-      </w:tr>
-      <w:tr>
-        <w:tc>
-          <w:tcPr>
-            <w:tcW w:type="dxa" w:w="1560"/>
-          </w:tcPr>
-          <w:p>
-            <w:pPr>
-              <w:ind w:firstLine="0"/>
-            </w:pPr>
-            <w:r>
-              <w:rPr>
-                <w:sz w:val="18"/>
-              </w:rPr>
-            </w:r>
-            <w:r>
-              <w:rPr>
-                <w:b w:val="0"/>
-                <w:i w:val="0"/>
-                <w:sz w:val="18"/>
-                <w:u w:val="none"/>
-              </w:rPr>
-              <w:t>4</w:t>
-            </w:r>
-          </w:p>
-        </w:tc>
-        <w:tc>
-          <w:tcPr>
-            <w:tcW w:type="dxa" w:w="1560"/>
-          </w:tcPr>
-          <w:p>
-            <w:pPr>
-              <w:ind w:firstLine="0"/>
-            </w:pPr>
-            <w:r>
-              <w:rPr>
-                <w:sz w:val="18"/>
-              </w:rPr>
-            </w:r>
-            <w:r>
-              <w:rPr>
-                <w:b w:val="0"/>
-                <w:i w:val="0"/>
-                <w:sz w:val="18"/>
-                <w:u w:val="none"/>
-              </w:rPr>
-              <w:t>GOODS</w:t>
-            </w:r>
-          </w:p>
-        </w:tc>
-        <w:tc>
-          <w:tcPr>
-            <w:tcW w:type="dxa" w:w="1560"/>
-          </w:tcPr>
-          <w:p>
-            <w:pPr>
-              <w:ind w:firstLine="0"/>
-            </w:pPr>
-            <w:r>
-              <w:rPr>
-                <w:sz w:val="18"/>
-              </w:rPr>
-            </w:r>
-            <w:r>
-              <w:rPr>
-                <w:b w:val="0"/>
-                <w:i w:val="0"/>
-                <w:sz w:val="18"/>
-                <w:u w:val="none"/>
-              </w:rPr>
-              <w:t>55.0</w:t>
-            </w:r>
-          </w:p>
-        </w:tc>
-        <w:tc>
-          <w:tcPr>
-            <w:tcW w:type="dxa" w:w="1560"/>
-          </w:tcPr>
-          <w:p>
-            <w:pPr>
-              <w:ind w:firstLine="0"/>
-            </w:pPr>
-            <w:r>
-              <w:rPr>
-                <w:sz w:val="18"/>
-              </w:rPr>
-            </w:r>
-            <w:r>
-              <w:rPr>
-                <w:b w:val="0"/>
-                <w:i w:val="0"/>
-                <w:sz w:val="18"/>
-                <w:u w:val="none"/>
-              </w:rPr>
-              <w:t>Merchant</w:t>
-            </w:r>
-          </w:p>
-        </w:tc>
-        <w:tc>
-          <w:tcPr>
-            <w:tcW w:type="dxa" w:w="1560"/>
-          </w:tcPr>
-          <w:p>
-            <w:pPr>
-              <w:ind w:firstLine="0"/>
-            </w:pPr>
-            <w:r>
-              <w:rPr>
-                <w:sz w:val="18"/>
-              </w:rPr>
-            </w:r>
-            <w:r>
-              <w:rPr>
-                <w:b w:val="0"/>
-                <w:i w:val="0"/>
-                <w:sz w:val="18"/>
-                <w:u w:val="none"/>
-              </w:rPr>
-              <w:t>Operator</w:t>
-            </w:r>
-          </w:p>
-        </w:tc>
-        <w:tc>
-          <w:tcPr>
-            <w:tcW w:type="dxa" w:w="1560"/>
-          </w:tcPr>
-          <w:p>
-            <w:pPr>
-              <w:ind w:firstLine="0"/>
-            </w:pPr>
-            <w:r>
-              <w:rPr>
-                <w:sz w:val="18"/>
-              </w:rPr>
-            </w:r>
-            <w:r>
-              <w:rPr>
-                <w:b w:val="0"/>
-                <w:i w:val="0"/>
-                <w:sz w:val="18"/>
-                <w:u w:val="none"/>
-              </w:rPr>
-              <w:t>0x0d7e506b…</w:t>
-            </w:r>
-          </w:p>
-        </w:tc>
-      </w:tr>
-      <w:tr>
-        <w:tc>
-          <w:tcPr>
-            <w:tcW w:type="dxa" w:w="1560"/>
-          </w:tcPr>
-          <w:p>
-            <w:pPr>
-              <w:ind w:firstLine="0"/>
-            </w:pPr>
-            <w:r>
-              <w:rPr>
-                <w:sz w:val="18"/>
-              </w:rPr>
-            </w:r>
-            <w:r>
-              <w:rPr>
-                <w:b w:val="0"/>
-                <w:i w:val="0"/>
-                <w:sz w:val="18"/>
-                <w:u w:val="none"/>
-              </w:rPr>
-              <w:t>5</w:t>
-            </w:r>
-          </w:p>
-        </w:tc>
-        <w:tc>
-          <w:tcPr>
-            <w:tcW w:type="dxa" w:w="1560"/>
-          </w:tcPr>
-          <w:p>
-            <w:pPr>
-              <w:ind w:firstLine="0"/>
-            </w:pPr>
-            <w:r>
-              <w:rPr>
-                <w:sz w:val="18"/>
-              </w:rPr>
-            </w:r>
-            <w:r>
-              <w:rPr>
-                <w:b w:val="0"/>
-                <w:i w:val="0"/>
-                <w:sz w:val="18"/>
-                <w:u w:val="none"/>
-              </w:rPr>
-              <w:t>SERVICE</w:t>
-            </w:r>
-          </w:p>
-        </w:tc>
-        <w:tc>
-          <w:tcPr>
-            <w:tcW w:type="dxa" w:w="1560"/>
-          </w:tcPr>
-          <w:p>
-            <w:pPr>
-              <w:ind w:firstLine="0"/>
-            </w:pPr>
-            <w:r>
-              <w:rPr>
-                <w:sz w:val="18"/>
-              </w:rPr>
-            </w:r>
-            <w:r>
-              <w:rPr>
-                <w:b w:val="0"/>
-                <w:i w:val="0"/>
-                <w:sz w:val="18"/>
-                <w:u w:val="none"/>
-              </w:rPr>
-              <w:t>8.0</w:t>
-            </w:r>
-          </w:p>
-        </w:tc>
-        <w:tc>
-          <w:tcPr>
-            <w:tcW w:type="dxa" w:w="1560"/>
-          </w:tcPr>
-          <w:p>
-            <w:pPr>
-              <w:ind w:firstLine="0"/>
-            </w:pPr>
-            <w:r>
-              <w:rPr>
-                <w:sz w:val="18"/>
-              </w:rPr>
-            </w:r>
-            <w:r>
-              <w:rPr>
-                <w:b w:val="0"/>
-                <w:i w:val="0"/>
-                <w:sz w:val="18"/>
-                <w:u w:val="none"/>
-              </w:rPr>
-              <w:t>Gateway</w:t>
-            </w:r>
-          </w:p>
-        </w:tc>
-        <w:tc>
-          <w:tcPr>
-            <w:tcW w:type="dxa" w:w="1560"/>
-          </w:tcPr>
-          <w:p>
-            <w:pPr>
-              <w:ind w:firstLine="0"/>
-            </w:pPr>
-            <w:r>
-              <w:rPr>
-                <w:sz w:val="18"/>
-              </w:rPr>
-            </w:r>
-            <w:r>
-              <w:rPr>
-                <w:b w:val="0"/>
-                <w:i w:val="0"/>
-                <w:sz w:val="18"/>
-                <w:u w:val="none"/>
-              </w:rPr>
-              <w:t>Operator</w:t>
-            </w:r>
-          </w:p>
-        </w:tc>
-        <w:tc>
-          <w:tcPr>
-            <w:tcW w:type="dxa" w:w="1560"/>
-          </w:tcPr>
-          <w:p>
-            <w:pPr>
-              <w:ind w:firstLine="0"/>
-            </w:pPr>
-            <w:r>
-              <w:rPr>
-                <w:sz w:val="18"/>
-              </w:rPr>
-            </w:r>
-            <w:r>
-              <w:rPr>
-                <w:b w:val="0"/>
-                <w:i w:val="0"/>
-                <w:sz w:val="18"/>
-                <w:u w:val="none"/>
-              </w:rPr>
-              <w:t>0xeacc17a4…</w:t>
-            </w:r>
-          </w:p>
-        </w:tc>
-      </w:tr>
-      <w:tr>
-        <w:tc>
-          <w:tcPr>
-            <w:tcW w:type="dxa" w:w="1560"/>
-          </w:tcPr>
-          <w:p>
-            <w:pPr>
-              <w:ind w:firstLine="0"/>
-            </w:pPr>
-            <w:r>
-              <w:rPr>
-                <w:sz w:val="18"/>
-              </w:rPr>
-            </w:r>
-            <w:r>
-              <w:rPr>
-                <w:b w:val="0"/>
-                <w:i w:val="0"/>
-                <w:sz w:val="18"/>
-                <w:u w:val="none"/>
-              </w:rPr>
-              <w:t>6</w:t>
-            </w:r>
-          </w:p>
-        </w:tc>
-        <w:tc>
-          <w:tcPr>
-            <w:tcW w:type="dxa" w:w="1560"/>
-          </w:tcPr>
-          <w:p>
-            <w:pPr>
-              <w:ind w:firstLine="0"/>
-            </w:pPr>
-            <w:r>
-              <w:rPr>
-                <w:sz w:val="18"/>
-              </w:rPr>
-            </w:r>
-            <w:r>
-              <w:rPr>
-                <w:b w:val="0"/>
-                <w:i w:val="0"/>
-                <w:sz w:val="18"/>
-                <w:u w:val="none"/>
-              </w:rPr>
-              <w:t>GOODS</w:t>
-            </w:r>
-          </w:p>
-        </w:tc>
-        <w:tc>
-          <w:tcPr>
-            <w:tcW w:type="dxa" w:w="1560"/>
-          </w:tcPr>
-          <w:p>
-            <w:pPr>
-              <w:ind w:firstLine="0"/>
-            </w:pPr>
-            <w:r>
-              <w:rPr>
-                <w:sz w:val="18"/>
-              </w:rPr>
-            </w:r>
-            <w:r>
-              <w:rPr>
-                <w:b w:val="0"/>
-                <w:i w:val="0"/>
-                <w:sz w:val="18"/>
-                <w:u w:val="none"/>
-              </w:rPr>
-              <w:t>12.0</w:t>
-            </w:r>
-          </w:p>
-        </w:tc>
-        <w:tc>
-          <w:tcPr>
-            <w:tcW w:type="dxa" w:w="1560"/>
-          </w:tcPr>
-          <w:p>
-            <w:pPr>
-              <w:ind w:firstLine="0"/>
-            </w:pPr>
-            <w:r>
-              <w:rPr>
-                <w:sz w:val="18"/>
-              </w:rPr>
-            </w:r>
-            <w:r>
-              <w:rPr>
-                <w:b w:val="0"/>
-                <w:i w:val="0"/>
-                <w:sz w:val="18"/>
-                <w:u w:val="none"/>
-              </w:rPr>
-              <w:t>Merchant</w:t>
-            </w:r>
-          </w:p>
-        </w:tc>
-        <w:tc>
-          <w:tcPr>
-            <w:tcW w:type="dxa" w:w="1560"/>
-          </w:tcPr>
-          <w:p>
-            <w:pPr>
-              <w:ind w:firstLine="0"/>
-            </w:pPr>
-            <w:r>
-              <w:rPr>
-                <w:sz w:val="18"/>
-              </w:rPr>
-            </w:r>
-            <w:r>
-              <w:rPr>
-                <w:b w:val="0"/>
-                <w:i w:val="0"/>
-                <w:sz w:val="18"/>
-                <w:u w:val="none"/>
-              </w:rPr>
-              <w:t>Operator</w:t>
-            </w:r>
-          </w:p>
-        </w:tc>
-        <w:tc>
-          <w:tcPr>
-            <w:tcW w:type="dxa" w:w="1560"/>
-          </w:tcPr>
-          <w:p>
-            <w:pPr>
-              <w:ind w:firstLine="0"/>
-            </w:pPr>
-            <w:r>
-              <w:rPr>
-                <w:sz w:val="18"/>
-              </w:rPr>
-            </w:r>
-            <w:r>
-              <w:rPr>
-                <w:b w:val="0"/>
-                <w:i w:val="0"/>
-                <w:sz w:val="18"/>
-                <w:u w:val="none"/>
-              </w:rPr>
-              <w:t>0xb4972856…</w:t>
-            </w:r>
-          </w:p>
-        </w:tc>
-      </w:tr>
-      <w:tr>
-        <w:tc>
-          <w:tcPr>
-            <w:tcW w:type="dxa" w:w="1560"/>
-          </w:tcPr>
-          <w:p>
-            <w:pPr>
-              <w:ind w:firstLine="0"/>
-            </w:pPr>
-            <w:r>
-              <w:rPr>
-                <w:sz w:val="18"/>
-              </w:rPr>
-            </w:r>
-            <w:r>
-              <w:rPr>
-                <w:b w:val="0"/>
-                <w:i w:val="0"/>
-                <w:sz w:val="18"/>
-                <w:u w:val="none"/>
-              </w:rPr>
-              <w:t>7</w:t>
-            </w:r>
-          </w:p>
-        </w:tc>
-        <w:tc>
-          <w:tcPr>
-            <w:tcW w:type="dxa" w:w="1560"/>
-          </w:tcPr>
-          <w:p>
-            <w:pPr>
-              <w:ind w:firstLine="0"/>
-            </w:pPr>
-            <w:r>
-              <w:rPr>
-                <w:sz w:val="18"/>
-              </w:rPr>
-            </w:r>
-            <w:r>
-              <w:rPr>
-                <w:b w:val="0"/>
-                <w:i w:val="0"/>
-                <w:sz w:val="18"/>
-                <w:u w:val="none"/>
-              </w:rPr>
-              <w:t>SERVICE</w:t>
-            </w:r>
-          </w:p>
-        </w:tc>
-        <w:tc>
-          <w:tcPr>
-            <w:tcW w:type="dxa" w:w="1560"/>
-          </w:tcPr>
-          <w:p>
-            <w:pPr>
-              <w:ind w:firstLine="0"/>
-            </w:pPr>
-            <w:r>
-              <w:rPr>
-                <w:sz w:val="18"/>
-              </w:rPr>
-            </w:r>
-            <w:r>
-              <w:rPr>
-                <w:b w:val="0"/>
-                <w:i w:val="0"/>
-                <w:sz w:val="18"/>
-                <w:u w:val="none"/>
-              </w:rPr>
-              <w:t>6.0</w:t>
-            </w:r>
-          </w:p>
-        </w:tc>
-        <w:tc>
-          <w:tcPr>
-            <w:tcW w:type="dxa" w:w="1560"/>
-          </w:tcPr>
-          <w:p>
-            <w:pPr>
-              <w:ind w:firstLine="0"/>
-            </w:pPr>
-            <w:r>
-              <w:rPr>
-                <w:sz w:val="18"/>
-              </w:rPr>
-            </w:r>
-            <w:r>
-              <w:rPr>
-                <w:b w:val="0"/>
-                <w:i w:val="0"/>
-                <w:sz w:val="18"/>
-                <w:u w:val="none"/>
-              </w:rPr>
-              <w:t>Gateway</w:t>
-            </w:r>
-          </w:p>
-        </w:tc>
-        <w:tc>
-          <w:tcPr>
-            <w:tcW w:type="dxa" w:w="1560"/>
-          </w:tcPr>
-          <w:p>
-            <w:pPr>
-              <w:ind w:firstLine="0"/>
-            </w:pPr>
-            <w:r>
-              <w:rPr>
-                <w:sz w:val="18"/>
-              </w:rPr>
-            </w:r>
-            <w:r>
-              <w:rPr>
-                <w:b w:val="0"/>
-                <w:i w:val="0"/>
-                <w:sz w:val="18"/>
-                <w:u w:val="none"/>
-              </w:rPr>
-              <w:t>Operator</w:t>
-            </w:r>
-          </w:p>
-        </w:tc>
-        <w:tc>
-          <w:tcPr>
-            <w:tcW w:type="dxa" w:w="1560"/>
-          </w:tcPr>
-          <w:p>
-            <w:pPr>
-              <w:ind w:firstLine="0"/>
-            </w:pPr>
-            <w:r>
-              <w:rPr>
-                <w:sz w:val="18"/>
-              </w:rPr>
-            </w:r>
-            <w:r>
-              <w:rPr>
-                <w:b w:val="0"/>
-                <w:i w:val="0"/>
-                <w:sz w:val="18"/>
-                <w:u w:val="none"/>
-              </w:rPr>
-              <w:t>0x7bf52655…</w:t>
-            </w:r>
-          </w:p>
-        </w:tc>
-      </w:tr>
-      <w:tr>
-        <w:tc>
-          <w:tcPr>
-            <w:tcW w:type="dxa" w:w="1560"/>
-          </w:tcPr>
-          <w:p>
-            <w:pPr>
-              <w:ind w:firstLine="0"/>
-            </w:pPr>
-            <w:r>
-              <w:rPr>
-                <w:sz w:val="18"/>
-              </w:rPr>
-            </w:r>
-            <w:r>
-              <w:rPr>
-                <w:b w:val="0"/>
-                <w:i w:val="0"/>
-                <w:sz w:val="18"/>
-                <w:u w:val="none"/>
-              </w:rPr>
-              <w:t>8</w:t>
-            </w:r>
-          </w:p>
-        </w:tc>
-        <w:tc>
-          <w:tcPr>
-            <w:tcW w:type="dxa" w:w="1560"/>
-          </w:tcPr>
-          <w:p>
-            <w:pPr>
-              <w:ind w:firstLine="0"/>
-            </w:pPr>
-            <w:r>
-              <w:rPr>
-                <w:sz w:val="18"/>
-              </w:rPr>
-            </w:r>
-            <w:r>
-              <w:rPr>
-                <w:b w:val="0"/>
-                <w:i w:val="0"/>
-                <w:sz w:val="18"/>
-                <w:u w:val="none"/>
-              </w:rPr>
-              <w:t>LABOR</w:t>
-            </w:r>
-          </w:p>
-        </w:tc>
-        <w:tc>
-          <w:tcPr>
-            <w:tcW w:type="dxa" w:w="1560"/>
-          </w:tcPr>
-          <w:p>
-            <w:pPr>
-              <w:ind w:firstLine="0"/>
-            </w:pPr>
-            <w:r>
-              <w:rPr>
-                <w:sz w:val="18"/>
-              </w:rPr>
-            </w:r>
-            <w:r>
-              <w:rPr>
-                <w:b w:val="0"/>
-                <w:i w:val="0"/>
-                <w:sz w:val="18"/>
-                <w:u w:val="none"/>
-              </w:rPr>
-              <w:t>10.0</w:t>
-            </w:r>
-          </w:p>
-        </w:tc>
-        <w:tc>
-          <w:tcPr>
-            <w:tcW w:type="dxa" w:w="1560"/>
-          </w:tcPr>
-          <w:p>
-            <w:pPr>
-              <w:ind w:firstLine="0"/>
-            </w:pPr>
-            <w:r>
-              <w:rPr>
-                <w:sz w:val="18"/>
-              </w:rPr>
-            </w:r>
-            <w:r>
-              <w:rPr>
-                <w:b w:val="0"/>
-                <w:i w:val="0"/>
-                <w:sz w:val="18"/>
-                <w:u w:val="none"/>
-              </w:rPr>
-              <w:t>Maintenance</w:t>
-            </w:r>
-          </w:p>
-        </w:tc>
-        <w:tc>
-          <w:tcPr>
-            <w:tcW w:type="dxa" w:w="1560"/>
-          </w:tcPr>
-          <w:p>
-            <w:pPr>
-              <w:ind w:firstLine="0"/>
-            </w:pPr>
-            <w:r>
-              <w:rPr>
-                <w:sz w:val="18"/>
-              </w:rPr>
-            </w:r>
-            <w:r>
-              <w:rPr>
-                <w:b w:val="0"/>
-                <w:i w:val="0"/>
-                <w:sz w:val="18"/>
-                <w:u w:val="none"/>
-              </w:rPr>
-              <w:t>Operator</w:t>
-            </w:r>
-          </w:p>
-        </w:tc>
-        <w:tc>
-          <w:tcPr>
-            <w:tcW w:type="dxa" w:w="1560"/>
-          </w:tcPr>
-          <w:p>
-            <w:pPr>
-              <w:ind w:firstLine="0"/>
-            </w:pPr>
-            <w:r>
-              <w:rPr>
-                <w:sz w:val="18"/>
-              </w:rPr>
-            </w:r>
-            <w:r>
-              <w:rPr>
-                <w:b w:val="0"/>
-                <w:i w:val="0"/>
-                <w:sz w:val="18"/>
-                <w:u w:val="none"/>
-              </w:rPr>
-              <w:t>0x1f7cd596…</w:t>
-            </w:r>
-          </w:p>
-        </w:tc>
-      </w:tr>
-      <w:tr>
-        <w:tc>
-          <w:tcPr>
-            <w:tcW w:type="dxa" w:w="1560"/>
-          </w:tcPr>
-          <w:p>
-            <w:pPr>
-              <w:ind w:firstLine="0"/>
-            </w:pPr>
-            <w:r>
-              <w:rPr>
-                <w:sz w:val="18"/>
-              </w:rPr>
-            </w:r>
-            <w:r>
-              <w:rPr>
-                <w:b w:val="0"/>
-                <w:i w:val="0"/>
-                <w:sz w:val="18"/>
-                <w:u w:val="none"/>
-              </w:rPr>
-              <w:t>9</w:t>
-            </w:r>
-          </w:p>
-        </w:tc>
-        <w:tc>
-          <w:tcPr>
-            <w:tcW w:type="dxa" w:w="1560"/>
-          </w:tcPr>
-          <w:p>
-            <w:pPr>
-              <w:ind w:firstLine="0"/>
-            </w:pPr>
-            <w:r>
-              <w:rPr>
-                <w:sz w:val="18"/>
-              </w:rPr>
-            </w:r>
-            <w:r>
-              <w:rPr>
-                <w:b w:val="0"/>
-                <w:i w:val="0"/>
-                <w:sz w:val="18"/>
-                <w:u w:val="none"/>
-              </w:rPr>
-              <w:t>GOODS</w:t>
-            </w:r>
-          </w:p>
-        </w:tc>
-        <w:tc>
-          <w:tcPr>
-            <w:tcW w:type="dxa" w:w="1560"/>
-          </w:tcPr>
-          <w:p>
-            <w:pPr>
-              <w:ind w:firstLine="0"/>
-            </w:pPr>
-            <w:r>
-              <w:rPr>
-                <w:sz w:val="18"/>
-              </w:rPr>
-            </w:r>
-            <w:r>
-              <w:rPr>
-                <w:b w:val="0"/>
-                <w:i w:val="0"/>
-                <w:sz w:val="18"/>
-                <w:u w:val="none"/>
-              </w:rPr>
-              <w:t>14.0</w:t>
-            </w:r>
-          </w:p>
-        </w:tc>
-        <w:tc>
-          <w:tcPr>
-            <w:tcW w:type="dxa" w:w="1560"/>
-          </w:tcPr>
-          <w:p>
-            <w:pPr>
-              <w:ind w:firstLine="0"/>
-            </w:pPr>
-            <w:r>
-              <w:rPr>
-                <w:sz w:val="18"/>
-              </w:rPr>
-            </w:r>
-            <w:r>
-              <w:rPr>
-                <w:b w:val="0"/>
-                <w:i w:val="0"/>
-                <w:sz w:val="18"/>
-                <w:u w:val="none"/>
-              </w:rPr>
-              <w:t>Merchant</w:t>
-            </w:r>
-          </w:p>
-        </w:tc>
-        <w:tc>
-          <w:tcPr>
-            <w:tcW w:type="dxa" w:w="1560"/>
-          </w:tcPr>
-          <w:p>
-            <w:pPr>
-              <w:ind w:firstLine="0"/>
-            </w:pPr>
-            <w:r>
-              <w:rPr>
-                <w:sz w:val="18"/>
-              </w:rPr>
-            </w:r>
-            <w:r>
-              <w:rPr>
-                <w:b w:val="0"/>
-                <w:i w:val="0"/>
-                <w:sz w:val="18"/>
-                <w:u w:val="none"/>
-              </w:rPr>
-              <w:t>Operator</w:t>
-            </w:r>
-          </w:p>
-        </w:tc>
-        <w:tc>
-          <w:tcPr>
-            <w:tcW w:type="dxa" w:w="1560"/>
-          </w:tcPr>
-          <w:p>
-            <w:pPr>
-              <w:ind w:firstLine="0"/>
-            </w:pPr>
-            <w:r>
-              <w:rPr>
-                <w:sz w:val="18"/>
-              </w:rPr>
-            </w:r>
-            <w:r>
-              <w:rPr>
-                <w:b w:val="0"/>
-                <w:i w:val="0"/>
-                <w:sz w:val="18"/>
-                <w:u w:val="none"/>
-              </w:rPr>
-              <w:t>0x3b912b39…</w:t>
-            </w:r>
-          </w:p>
-        </w:tc>
-      </w:tr>
-      <w:tr>
-        <w:tc>
-          <w:tcPr>
-            <w:tcW w:type="dxa" w:w="1560"/>
-          </w:tcPr>
-          <w:p>
-            <w:pPr>
-              <w:ind w:firstLine="0"/>
-            </w:pPr>
-            <w:r>
-              <w:rPr>
-                <w:sz w:val="18"/>
-              </w:rPr>
-            </w:r>
-            <w:r>
-              <w:rPr>
-                <w:b w:val="0"/>
-                <w:i w:val="0"/>
-                <w:sz w:val="18"/>
-                <w:u w:val="none"/>
-              </w:rPr>
-              <w:t>10</w:t>
-            </w:r>
-          </w:p>
-        </w:tc>
-        <w:tc>
-          <w:tcPr>
-            <w:tcW w:type="dxa" w:w="1560"/>
-          </w:tcPr>
-          <w:p>
-            <w:pPr>
-              <w:ind w:firstLine="0"/>
-            </w:pPr>
-            <w:r>
-              <w:rPr>
-                <w:sz w:val="18"/>
-              </w:rPr>
-            </w:r>
-            <w:r>
-              <w:rPr>
-                <w:b w:val="0"/>
-                <w:i w:val="0"/>
-                <w:sz w:val="18"/>
-                <w:u w:val="none"/>
-              </w:rPr>
-              <w:t>NETWORK</w:t>
-            </w:r>
-          </w:p>
-        </w:tc>
-        <w:tc>
-          <w:tcPr>
-            <w:tcW w:type="dxa" w:w="1560"/>
-          </w:tcPr>
-          <w:p>
-            <w:pPr>
-              <w:ind w:firstLine="0"/>
-            </w:pPr>
-            <w:r>
-              <w:rPr>
-                <w:sz w:val="18"/>
-              </w:rPr>
-            </w:r>
-            <w:r>
-              <w:rPr>
-                <w:b w:val="0"/>
-                <w:i w:val="0"/>
-                <w:sz w:val="18"/>
-                <w:u w:val="none"/>
-              </w:rPr>
-              <w:t>8.0</w:t>
-            </w:r>
-          </w:p>
-        </w:tc>
-        <w:tc>
-          <w:tcPr>
-            <w:tcW w:type="dxa" w:w="1560"/>
-          </w:tcPr>
-          <w:p>
-            <w:pPr>
-              <w:ind w:firstLine="0"/>
-            </w:pPr>
-            <w:r>
-              <w:rPr>
-                <w:sz w:val="18"/>
-              </w:rPr>
-            </w:r>
-            <w:r>
-              <w:rPr>
-                <w:b w:val="0"/>
-                <w:i w:val="0"/>
-                <w:sz w:val="18"/>
-                <w:u w:val="none"/>
-              </w:rPr>
-              <w:t>Network peer</w:t>
-            </w:r>
-          </w:p>
-        </w:tc>
-        <w:tc>
-          <w:tcPr>
-            <w:tcW w:type="dxa" w:w="1560"/>
-          </w:tcPr>
-          <w:p>
-            <w:pPr>
-              <w:ind w:firstLine="0"/>
-            </w:pPr>
-            <w:r>
-              <w:rPr>
-                <w:sz w:val="18"/>
-              </w:rPr>
-            </w:r>
-            <w:r>
-              <w:rPr>
-                <w:b w:val="0"/>
-                <w:i w:val="0"/>
-                <w:sz w:val="18"/>
-                <w:u w:val="none"/>
-              </w:rPr>
-              <w:t>Operator</w:t>
-            </w:r>
-          </w:p>
-        </w:tc>
-        <w:tc>
-          <w:tcPr>
-            <w:tcW w:type="dxa" w:w="1560"/>
-          </w:tcPr>
-          <w:p>
-            <w:pPr>
-              <w:ind w:firstLine="0"/>
-            </w:pPr>
-            <w:r>
-              <w:rPr>
-                <w:sz w:val="18"/>
-              </w:rPr>
-            </w:r>
-            <w:r>
-              <w:rPr>
-                <w:b w:val="0"/>
-                <w:i w:val="0"/>
-                <w:sz w:val="18"/>
-                <w:u w:val="none"/>
-              </w:rPr>
-              <w:t>0x100b4dec…</w:t>
-            </w:r>
-          </w:p>
-        </w:tc>
-      </w:tr>
-      <w:tr>
-        <w:tc>
-          <w:tcPr>
-            <w:tcW w:type="dxa" w:w="1560"/>
-          </w:tcPr>
-          <w:p>
-            <w:pPr>
-              <w:ind w:firstLine="0"/>
-            </w:pPr>
-            <w:r>
-              <w:rPr>
-                <w:sz w:val="18"/>
-              </w:rPr>
-            </w:r>
-            <w:r>
-              <w:rPr>
-                <w:b w:val="0"/>
-                <w:i w:val="0"/>
-                <w:sz w:val="18"/>
-                <w:u w:val="none"/>
-              </w:rPr>
-              <w:t>11</w:t>
-            </w:r>
-          </w:p>
-        </w:tc>
-        <w:tc>
-          <w:tcPr>
-            <w:tcW w:type="dxa" w:w="1560"/>
-          </w:tcPr>
-          <w:p>
-            <w:pPr>
-              <w:ind w:firstLine="0"/>
-            </w:pPr>
-            <w:r>
-              <w:rPr>
-                <w:sz w:val="18"/>
-              </w:rPr>
-            </w:r>
-            <w:r>
-              <w:rPr>
-                <w:b w:val="0"/>
-                <w:i w:val="0"/>
-                <w:sz w:val="18"/>
-                <w:u w:val="none"/>
-              </w:rPr>
-              <w:t>SERVICE</w:t>
-            </w:r>
-          </w:p>
-        </w:tc>
-        <w:tc>
-          <w:tcPr>
-            <w:tcW w:type="dxa" w:w="1560"/>
-          </w:tcPr>
-          <w:p>
-            <w:pPr>
-              <w:ind w:firstLine="0"/>
-            </w:pPr>
-            <w:r>
-              <w:rPr>
-                <w:sz w:val="18"/>
-              </w:rPr>
-            </w:r>
-            <w:r>
-              <w:rPr>
-                <w:b w:val="0"/>
-                <w:i w:val="0"/>
-                <w:sz w:val="18"/>
-                <w:u w:val="none"/>
-              </w:rPr>
-              <w:t>6.0</w:t>
-            </w:r>
-          </w:p>
-        </w:tc>
-        <w:tc>
-          <w:tcPr>
-            <w:tcW w:type="dxa" w:w="1560"/>
-          </w:tcPr>
-          <w:p>
-            <w:pPr>
-              <w:ind w:firstLine="0"/>
-            </w:pPr>
-            <w:r>
-              <w:rPr>
-                <w:sz w:val="18"/>
-              </w:rPr>
-            </w:r>
-            <w:r>
-              <w:rPr>
-                <w:b w:val="0"/>
-                <w:i w:val="0"/>
-                <w:sz w:val="18"/>
-                <w:u w:val="none"/>
-              </w:rPr>
-              <w:t>Gateway</w:t>
-            </w:r>
-          </w:p>
-        </w:tc>
-        <w:tc>
-          <w:tcPr>
-            <w:tcW w:type="dxa" w:w="1560"/>
-          </w:tcPr>
-          <w:p>
-            <w:pPr>
-              <w:ind w:firstLine="0"/>
-            </w:pPr>
-            <w:r>
-              <w:rPr>
-                <w:sz w:val="18"/>
-              </w:rPr>
-            </w:r>
-            <w:r>
-              <w:rPr>
-                <w:b w:val="0"/>
-                <w:i w:val="0"/>
-                <w:sz w:val="18"/>
-                <w:u w:val="none"/>
-              </w:rPr>
-              <w:t>Operator</w:t>
-            </w:r>
-          </w:p>
-        </w:tc>
-        <w:tc>
-          <w:tcPr>
-            <w:tcW w:type="dxa" w:w="1560"/>
-          </w:tcPr>
-          <w:p>
-            <w:pPr>
-              <w:ind w:firstLine="0"/>
-            </w:pPr>
-            <w:r>
-              <w:rPr>
-                <w:sz w:val="18"/>
-              </w:rPr>
-            </w:r>
-            <w:r>
-              <w:rPr>
-                <w:b w:val="0"/>
-                <w:i w:val="0"/>
-                <w:sz w:val="18"/>
-                <w:u w:val="none"/>
-              </w:rPr>
-              <w:t>0x7d68647a…</w:t>
-            </w:r>
-          </w:p>
-        </w:tc>
-      </w:tr>
-      <w:tr>
-        <w:tc>
-          <w:tcPr>
-            <w:tcW w:type="dxa" w:w="1560"/>
-          </w:tcPr>
-          <w:p>
-            <w:pPr>
-              <w:ind w:firstLine="0"/>
-            </w:pPr>
-            <w:r>
-              <w:rPr>
-                <w:sz w:val="18"/>
-              </w:rPr>
-            </w:r>
-            <w:r>
-              <w:rPr>
-                <w:b w:val="0"/>
-                <w:i w:val="0"/>
-                <w:sz w:val="18"/>
-                <w:u w:val="none"/>
-              </w:rPr>
-              <w:t>12</w:t>
-            </w:r>
-          </w:p>
-        </w:tc>
-        <w:tc>
-          <w:tcPr>
-            <w:tcW w:type="dxa" w:w="1560"/>
-          </w:tcPr>
-          <w:p>
-            <w:pPr>
-              <w:ind w:firstLine="0"/>
-            </w:pPr>
-            <w:r>
-              <w:rPr>
-                <w:sz w:val="18"/>
-              </w:rPr>
-            </w:r>
-            <w:r>
-              <w:rPr>
-                <w:b w:val="0"/>
-                <w:i w:val="0"/>
-                <w:sz w:val="18"/>
-                <w:u w:val="none"/>
-              </w:rPr>
-              <w:t>LABOR</w:t>
-            </w:r>
-          </w:p>
-        </w:tc>
-        <w:tc>
-          <w:tcPr>
-            <w:tcW w:type="dxa" w:w="1560"/>
-          </w:tcPr>
-          <w:p>
-            <w:pPr>
-              <w:ind w:firstLine="0"/>
-            </w:pPr>
-            <w:r>
-              <w:rPr>
-                <w:sz w:val="18"/>
-              </w:rPr>
-            </w:r>
-            <w:r>
-              <w:rPr>
-                <w:b w:val="0"/>
-                <w:i w:val="0"/>
-                <w:sz w:val="18"/>
-                <w:u w:val="none"/>
-              </w:rPr>
-              <w:t>10.0</w:t>
-            </w:r>
-          </w:p>
-        </w:tc>
-        <w:tc>
-          <w:tcPr>
-            <w:tcW w:type="dxa" w:w="1560"/>
-          </w:tcPr>
-          <w:p>
-            <w:pPr>
-              <w:ind w:firstLine="0"/>
-            </w:pPr>
-            <w:r>
-              <w:rPr>
-                <w:sz w:val="18"/>
-              </w:rPr>
-            </w:r>
-            <w:r>
-              <w:rPr>
-                <w:b w:val="0"/>
-                <w:i w:val="0"/>
-                <w:sz w:val="18"/>
-                <w:u w:val="none"/>
-              </w:rPr>
-              <w:t>Maintenance</w:t>
-            </w:r>
-          </w:p>
-        </w:tc>
-        <w:tc>
-          <w:tcPr>
-            <w:tcW w:type="dxa" w:w="1560"/>
-          </w:tcPr>
-          <w:p>
-            <w:pPr>
-              <w:ind w:firstLine="0"/>
-            </w:pPr>
-            <w:r>
-              <w:rPr>
-                <w:sz w:val="18"/>
-              </w:rPr>
-            </w:r>
-            <w:r>
-              <w:rPr>
-                <w:b w:val="0"/>
-                <w:i w:val="0"/>
-                <w:sz w:val="18"/>
-                <w:u w:val="none"/>
-              </w:rPr>
-              <w:t>Operator</w:t>
-            </w:r>
-          </w:p>
-        </w:tc>
-        <w:tc>
-          <w:tcPr>
-            <w:tcW w:type="dxa" w:w="1560"/>
-          </w:tcPr>
-          <w:p>
-            <w:pPr>
-              <w:ind w:firstLine="0"/>
-            </w:pPr>
-            <w:r>
-              <w:rPr>
-                <w:sz w:val="18"/>
-              </w:rPr>
-            </w:r>
-            <w:r>
-              <w:rPr>
-                <w:b w:val="0"/>
-                <w:i w:val="0"/>
-                <w:sz w:val="18"/>
-                <w:u w:val="none"/>
-              </w:rPr>
-              <w:t>0xc1eb24c0…</w:t>
-            </w:r>
-          </w:p>
-        </w:tc>
-      </w:tr>
-      <w:tr>
-        <w:tc>
-          <w:tcPr>
-            <w:tcW w:type="dxa" w:w="1560"/>
-          </w:tcPr>
-          <w:p>
-            <w:pPr>
-              <w:ind w:firstLine="0"/>
-            </w:pPr>
-            <w:r>
-              <w:rPr>
-                <w:sz w:val="18"/>
-              </w:rPr>
-            </w:r>
-            <w:r>
-              <w:rPr>
-                <w:b w:val="0"/>
-                <w:i w:val="0"/>
-                <w:sz w:val="18"/>
-                <w:u w:val="none"/>
-              </w:rPr>
-              <w:t>13</w:t>
-            </w:r>
-          </w:p>
-        </w:tc>
-        <w:tc>
-          <w:tcPr>
-            <w:tcW w:type="dxa" w:w="1560"/>
-          </w:tcPr>
-          <w:p>
-            <w:pPr>
-              <w:ind w:firstLine="0"/>
-            </w:pPr>
-            <w:r>
-              <w:rPr>
-                <w:sz w:val="18"/>
-              </w:rPr>
-            </w:r>
-            <w:r>
-              <w:rPr>
-                <w:b w:val="0"/>
-                <w:i w:val="0"/>
-                <w:sz w:val="18"/>
-                <w:u w:val="none"/>
-              </w:rPr>
-              <w:t>GOODS</w:t>
-            </w:r>
-          </w:p>
-        </w:tc>
-        <w:tc>
-          <w:tcPr>
-            <w:tcW w:type="dxa" w:w="1560"/>
-          </w:tcPr>
-          <w:p>
-            <w:pPr>
-              <w:ind w:firstLine="0"/>
-            </w:pPr>
-            <w:r>
-              <w:rPr>
-                <w:sz w:val="18"/>
-              </w:rPr>
-            </w:r>
-            <w:r>
-              <w:rPr>
-                <w:b w:val="0"/>
-                <w:i w:val="0"/>
-                <w:sz w:val="18"/>
-                <w:u w:val="none"/>
-              </w:rPr>
-              <w:t>14.0</w:t>
-            </w:r>
-          </w:p>
-        </w:tc>
-        <w:tc>
-          <w:tcPr>
-            <w:tcW w:type="dxa" w:w="1560"/>
-          </w:tcPr>
-          <w:p>
-            <w:pPr>
-              <w:ind w:firstLine="0"/>
-            </w:pPr>
-            <w:r>
-              <w:rPr>
-                <w:sz w:val="18"/>
-              </w:rPr>
-            </w:r>
-            <w:r>
-              <w:rPr>
-                <w:b w:val="0"/>
-                <w:i w:val="0"/>
-                <w:sz w:val="18"/>
-                <w:u w:val="none"/>
-              </w:rPr>
-              <w:t>Merchant</w:t>
-            </w:r>
-          </w:p>
-        </w:tc>
-        <w:tc>
-          <w:tcPr>
-            <w:tcW w:type="dxa" w:w="1560"/>
-          </w:tcPr>
-          <w:p>
-            <w:pPr>
-              <w:ind w:firstLine="0"/>
-            </w:pPr>
-            <w:r>
-              <w:rPr>
-                <w:sz w:val="18"/>
-              </w:rPr>
-            </w:r>
-            <w:r>
-              <w:rPr>
-                <w:b w:val="0"/>
-                <w:i w:val="0"/>
-                <w:sz w:val="18"/>
-                <w:u w:val="none"/>
-              </w:rPr>
-              <w:t>Operator</w:t>
-            </w:r>
-          </w:p>
-        </w:tc>
-        <w:tc>
-          <w:tcPr>
-            <w:tcW w:type="dxa" w:w="1560"/>
-          </w:tcPr>
-          <w:p>
-            <w:pPr>
-              <w:ind w:firstLine="0"/>
-            </w:pPr>
-            <w:r>
-              <w:rPr>
-                <w:sz w:val="18"/>
-              </w:rPr>
-            </w:r>
-            <w:r>
-              <w:rPr>
-                <w:b w:val="0"/>
-                <w:i w:val="0"/>
-                <w:sz w:val="18"/>
-                <w:u w:val="none"/>
-              </w:rPr>
-              <w:t>0xd01d4ab8…</w:t>
-            </w:r>
-          </w:p>
-        </w:tc>
-      </w:tr>
-      <w:tr>
-        <w:tc>
-          <w:tcPr>
-            <w:tcW w:type="dxa" w:w="1560"/>
-          </w:tcPr>
-          <w:p>
-            <w:pPr>
-              <w:ind w:firstLine="0"/>
-            </w:pPr>
-            <w:r>
-              <w:rPr>
-                <w:sz w:val="18"/>
-              </w:rPr>
-            </w:r>
-            <w:r>
-              <w:rPr>
-                <w:b w:val="0"/>
-                <w:i w:val="0"/>
-                <w:sz w:val="18"/>
-                <w:u w:val="none"/>
-              </w:rPr>
-              <w:t>14</w:t>
-            </w:r>
-          </w:p>
-        </w:tc>
-        <w:tc>
-          <w:tcPr>
-            <w:tcW w:type="dxa" w:w="1560"/>
-          </w:tcPr>
-          <w:p>
-            <w:pPr>
-              <w:ind w:firstLine="0"/>
-            </w:pPr>
-            <w:r>
-              <w:rPr>
-                <w:sz w:val="18"/>
-              </w:rPr>
-            </w:r>
-            <w:r>
-              <w:rPr>
-                <w:b w:val="0"/>
-                <w:i w:val="0"/>
-                <w:sz w:val="18"/>
-                <w:u w:val="none"/>
-              </w:rPr>
-              <w:t>NETWORK</w:t>
-            </w:r>
-          </w:p>
-        </w:tc>
-        <w:tc>
-          <w:tcPr>
-            <w:tcW w:type="dxa" w:w="1560"/>
-          </w:tcPr>
-          <w:p>
-            <w:pPr>
-              <w:ind w:firstLine="0"/>
-            </w:pPr>
-            <w:r>
-              <w:rPr>
-                <w:sz w:val="18"/>
-              </w:rPr>
-            </w:r>
-            <w:r>
-              <w:rPr>
-                <w:b w:val="0"/>
-                <w:i w:val="0"/>
-                <w:sz w:val="18"/>
-                <w:u w:val="none"/>
-              </w:rPr>
-              <w:t>8.0</w:t>
-            </w:r>
-          </w:p>
-        </w:tc>
-        <w:tc>
-          <w:tcPr>
-            <w:tcW w:type="dxa" w:w="1560"/>
-          </w:tcPr>
-          <w:p>
-            <w:pPr>
-              <w:ind w:firstLine="0"/>
-            </w:pPr>
-            <w:r>
-              <w:rPr>
-                <w:sz w:val="18"/>
-              </w:rPr>
-            </w:r>
-            <w:r>
-              <w:rPr>
-                <w:b w:val="0"/>
-                <w:i w:val="0"/>
-                <w:sz w:val="18"/>
-                <w:u w:val="none"/>
-              </w:rPr>
-              <w:t>Network peer</w:t>
-            </w:r>
-          </w:p>
-        </w:tc>
-        <w:tc>
-          <w:tcPr>
-            <w:tcW w:type="dxa" w:w="1560"/>
-          </w:tcPr>
-          <w:p>
-            <w:pPr>
-              <w:ind w:firstLine="0"/>
-            </w:pPr>
-            <w:r>
-              <w:rPr>
-                <w:sz w:val="18"/>
-              </w:rPr>
-            </w:r>
-            <w:r>
-              <w:rPr>
-                <w:b w:val="0"/>
-                <w:i w:val="0"/>
-                <w:sz w:val="18"/>
-                <w:u w:val="none"/>
-              </w:rPr>
-              <w:t>Operator</w:t>
-            </w:r>
-          </w:p>
-        </w:tc>
-        <w:tc>
-          <w:tcPr>
-            <w:tcW w:type="dxa" w:w="1560"/>
-          </w:tcPr>
-          <w:p>
-            <w:pPr>
-              <w:ind w:firstLine="0"/>
-            </w:pPr>
-            <w:r>
-              <w:rPr>
-                <w:sz w:val="18"/>
-              </w:rPr>
-            </w:r>
-            <w:r>
-              <w:rPr>
-                <w:b w:val="0"/>
-                <w:i w:val="0"/>
-                <w:sz w:val="18"/>
-                <w:u w:val="none"/>
-              </w:rPr>
-              <w:t>0x2b8e8efb…</w:t>
-            </w:r>
-          </w:p>
-        </w:tc>
-      </w:tr>
-      <w:tr>
-        <w:tc>
-          <w:tcPr>
-            <w:tcW w:type="dxa" w:w="1560"/>
-          </w:tcPr>
-          <w:p>
-            <w:pPr>
-              <w:ind w:firstLine="0"/>
-            </w:pPr>
-            <w:r>
-              <w:rPr>
-                <w:sz w:val="18"/>
-              </w:rPr>
-            </w:r>
-            <w:r>
-              <w:rPr>
-                <w:b w:val="0"/>
-                <w:i w:val="0"/>
-                <w:sz w:val="18"/>
-                <w:u w:val="none"/>
-              </w:rPr>
-              <w:t>15</w:t>
-            </w:r>
-          </w:p>
-        </w:tc>
-        <w:tc>
-          <w:tcPr>
-            <w:tcW w:type="dxa" w:w="1560"/>
-          </w:tcPr>
-          <w:p>
-            <w:pPr>
-              <w:ind w:firstLine="0"/>
-            </w:pPr>
-            <w:r>
-              <w:rPr>
-                <w:sz w:val="18"/>
-              </w:rPr>
-            </w:r>
-            <w:r>
-              <w:rPr>
-                <w:b w:val="0"/>
-                <w:i w:val="0"/>
-                <w:sz w:val="18"/>
-                <w:u w:val="none"/>
-              </w:rPr>
-              <w:t>GOODS</w:t>
-            </w:r>
-          </w:p>
-        </w:tc>
-        <w:tc>
-          <w:tcPr>
-            <w:tcW w:type="dxa" w:w="1560"/>
-          </w:tcPr>
-          <w:p>
-            <w:pPr>
-              <w:ind w:firstLine="0"/>
-            </w:pPr>
-            <w:r>
-              <w:rPr>
-                <w:sz w:val="18"/>
-              </w:rPr>
-            </w:r>
-            <w:r>
-              <w:rPr>
-                <w:b w:val="0"/>
-                <w:i w:val="0"/>
-                <w:sz w:val="18"/>
-                <w:u w:val="none"/>
-              </w:rPr>
-              <w:t>5.0</w:t>
-            </w:r>
-          </w:p>
-        </w:tc>
-        <w:tc>
-          <w:tcPr>
-            <w:tcW w:type="dxa" w:w="1560"/>
-          </w:tcPr>
-          <w:p>
-            <w:pPr>
-              <w:ind w:firstLine="0"/>
-            </w:pPr>
-            <w:r>
-              <w:rPr>
-                <w:sz w:val="18"/>
-              </w:rPr>
-            </w:r>
-            <w:r>
-              <w:rPr>
-                <w:b w:val="0"/>
-                <w:i w:val="0"/>
-                <w:sz w:val="18"/>
-                <w:u w:val="none"/>
-              </w:rPr>
-              <w:t>Merchant</w:t>
-            </w:r>
-          </w:p>
-        </w:tc>
-        <w:tc>
-          <w:tcPr>
-            <w:tcW w:type="dxa" w:w="1560"/>
-          </w:tcPr>
-          <w:p>
-            <w:pPr>
-              <w:ind w:firstLine="0"/>
-            </w:pPr>
-            <w:r>
-              <w:rPr>
-                <w:sz w:val="18"/>
-              </w:rPr>
-            </w:r>
-            <w:r>
-              <w:rPr>
-                <w:b w:val="0"/>
-                <w:i w:val="0"/>
-                <w:sz w:val="18"/>
-                <w:u w:val="none"/>
-              </w:rPr>
-              <w:t>Pilot payer</w:t>
-            </w:r>
-          </w:p>
-        </w:tc>
-        <w:tc>
-          <w:tcPr>
-            <w:tcW w:type="dxa" w:w="1560"/>
-          </w:tcPr>
-          <w:p>
-            <w:pPr>
-              <w:ind w:firstLine="0"/>
-            </w:pPr>
-            <w:r>
-              <w:rPr>
-                <w:sz w:val="18"/>
-              </w:rPr>
-            </w:r>
-            <w:r>
-              <w:rPr>
-                <w:b w:val="0"/>
-                <w:i w:val="0"/>
-                <w:sz w:val="18"/>
-                <w:u w:val="none"/>
-              </w:rPr>
-              <w:t>0xbd7bb0e5…</w:t>
-            </w:r>
-          </w:p>
-        </w:tc>
-      </w:tr>
-      <w:tr>
-        <w:tc>
-          <w:tcPr>
-            <w:tcW w:type="dxa" w:w="1560"/>
-          </w:tcPr>
-          <w:p>
-            <w:pPr>
-              <w:ind w:firstLine="0"/>
-            </w:pPr>
-            <w:r>
-              <w:rPr>
-                <w:sz w:val="18"/>
-              </w:rPr>
-            </w:r>
-            <w:r>
-              <w:rPr>
-                <w:b w:val="0"/>
-                <w:i w:val="0"/>
-                <w:sz w:val="18"/>
-                <w:u w:val="none"/>
-              </w:rPr>
-              <w:t>16</w:t>
-            </w:r>
-          </w:p>
-        </w:tc>
-        <w:tc>
-          <w:tcPr>
-            <w:tcW w:type="dxa" w:w="1560"/>
-          </w:tcPr>
-          <w:p>
-            <w:pPr>
-              <w:ind w:firstLine="0"/>
-            </w:pPr>
-            <w:r>
-              <w:rPr>
-                <w:sz w:val="18"/>
-              </w:rPr>
-            </w:r>
-            <w:r>
-              <w:rPr>
-                <w:b w:val="0"/>
-                <w:i w:val="0"/>
-                <w:sz w:val="18"/>
-                <w:u w:val="none"/>
-              </w:rPr>
-              <w:t>SERVICE</w:t>
-            </w:r>
-          </w:p>
-        </w:tc>
-        <w:tc>
-          <w:tcPr>
-            <w:tcW w:type="dxa" w:w="1560"/>
-          </w:tcPr>
-          <w:p>
-            <w:pPr>
-              <w:ind w:firstLine="0"/>
-            </w:pPr>
-            <w:r>
-              <w:rPr>
-                <w:sz w:val="18"/>
-              </w:rPr>
-            </w:r>
-            <w:r>
-              <w:rPr>
-                <w:b w:val="0"/>
-                <w:i w:val="0"/>
-                <w:sz w:val="18"/>
-                <w:u w:val="none"/>
-              </w:rPr>
-              <w:t>6.0</w:t>
-            </w:r>
-          </w:p>
-        </w:tc>
-        <w:tc>
-          <w:tcPr>
-            <w:tcW w:type="dxa" w:w="1560"/>
-          </w:tcPr>
-          <w:p>
-            <w:pPr>
-              <w:ind w:firstLine="0"/>
-            </w:pPr>
-            <w:r>
-              <w:rPr>
-                <w:sz w:val="18"/>
-              </w:rPr>
-            </w:r>
-            <w:r>
-              <w:rPr>
-                <w:b w:val="0"/>
-                <w:i w:val="0"/>
-                <w:sz w:val="18"/>
-                <w:u w:val="none"/>
-              </w:rPr>
-              <w:t>Gateway</w:t>
-            </w:r>
-          </w:p>
-        </w:tc>
-        <w:tc>
-          <w:tcPr>
-            <w:tcW w:type="dxa" w:w="1560"/>
-          </w:tcPr>
-          <w:p>
-            <w:pPr>
-              <w:ind w:firstLine="0"/>
-            </w:pPr>
-            <w:r>
-              <w:rPr>
-                <w:sz w:val="18"/>
-              </w:rPr>
-            </w:r>
-            <w:r>
-              <w:rPr>
-                <w:b w:val="0"/>
-                <w:i w:val="0"/>
-                <w:sz w:val="18"/>
-                <w:u w:val="none"/>
-              </w:rPr>
-              <w:t>Operator</w:t>
-            </w:r>
-          </w:p>
-        </w:tc>
-        <w:tc>
-          <w:tcPr>
-            <w:tcW w:type="dxa" w:w="1560"/>
-          </w:tcPr>
-          <w:p>
-            <w:pPr>
-              <w:ind w:firstLine="0"/>
-            </w:pPr>
-            <w:r>
-              <w:rPr>
-                <w:sz w:val="18"/>
-              </w:rPr>
-            </w:r>
-            <w:r>
-              <w:rPr>
-                <w:b w:val="0"/>
-                <w:i w:val="0"/>
-                <w:sz w:val="18"/>
-                <w:u w:val="none"/>
-              </w:rPr>
-              <w:t>0x7bd6389e…</w:t>
-            </w:r>
-          </w:p>
-        </w:tc>
-      </w:tr>
-      <w:tr>
-        <w:tc>
-          <w:tcPr>
-            <w:tcW w:type="dxa" w:w="1560"/>
-          </w:tcPr>
-          <w:p>
-            <w:pPr>
-              <w:ind w:firstLine="0"/>
-            </w:pPr>
-            <w:r>
-              <w:rPr>
-                <w:sz w:val="18"/>
-              </w:rPr>
-            </w:r>
-            <w:r>
-              <w:rPr>
-                <w:b w:val="0"/>
-                <w:i w:val="0"/>
-                <w:sz w:val="18"/>
-                <w:u w:val="none"/>
-              </w:rPr>
-              <w:t>17</w:t>
-            </w:r>
-          </w:p>
-        </w:tc>
-        <w:tc>
-          <w:tcPr>
-            <w:tcW w:type="dxa" w:w="1560"/>
-          </w:tcPr>
-          <w:p>
-            <w:pPr>
-              <w:ind w:firstLine="0"/>
-            </w:pPr>
-            <w:r>
-              <w:rPr>
-                <w:sz w:val="18"/>
-              </w:rPr>
-            </w:r>
-            <w:r>
-              <w:rPr>
-                <w:b w:val="0"/>
-                <w:i w:val="0"/>
-                <w:sz w:val="18"/>
-                <w:u w:val="none"/>
-              </w:rPr>
-              <w:t>LABOR</w:t>
-            </w:r>
-          </w:p>
-        </w:tc>
-        <w:tc>
-          <w:tcPr>
-            <w:tcW w:type="dxa" w:w="1560"/>
-          </w:tcPr>
-          <w:p>
-            <w:pPr>
-              <w:ind w:firstLine="0"/>
-            </w:pPr>
-            <w:r>
-              <w:rPr>
-                <w:sz w:val="18"/>
-              </w:rPr>
-            </w:r>
-            <w:r>
-              <w:rPr>
-                <w:b w:val="0"/>
-                <w:i w:val="0"/>
-                <w:sz w:val="18"/>
-                <w:u w:val="none"/>
-              </w:rPr>
-              <w:t>10.0</w:t>
-            </w:r>
-          </w:p>
-        </w:tc>
-        <w:tc>
-          <w:tcPr>
-            <w:tcW w:type="dxa" w:w="1560"/>
-          </w:tcPr>
-          <w:p>
-            <w:pPr>
-              <w:ind w:firstLine="0"/>
-            </w:pPr>
-            <w:r>
-              <w:rPr>
-                <w:sz w:val="18"/>
-              </w:rPr>
-            </w:r>
-            <w:r>
-              <w:rPr>
-                <w:b w:val="0"/>
-                <w:i w:val="0"/>
-                <w:sz w:val="18"/>
-                <w:u w:val="none"/>
-              </w:rPr>
-              <w:t>Maintenance</w:t>
-            </w:r>
-          </w:p>
-        </w:tc>
-        <w:tc>
-          <w:tcPr>
-            <w:tcW w:type="dxa" w:w="1560"/>
-          </w:tcPr>
-          <w:p>
-            <w:pPr>
-              <w:ind w:firstLine="0"/>
-            </w:pPr>
-            <w:r>
-              <w:rPr>
-                <w:sz w:val="18"/>
-              </w:rPr>
-            </w:r>
-            <w:r>
-              <w:rPr>
-                <w:b w:val="0"/>
-                <w:i w:val="0"/>
-                <w:sz w:val="18"/>
-                <w:u w:val="none"/>
-              </w:rPr>
-              <w:t>Operator</w:t>
-            </w:r>
-          </w:p>
-        </w:tc>
-        <w:tc>
-          <w:tcPr>
-            <w:tcW w:type="dxa" w:w="1560"/>
-          </w:tcPr>
-          <w:p>
-            <w:pPr>
-              <w:ind w:firstLine="0"/>
-            </w:pPr>
-            <w:r>
-              <w:rPr>
-                <w:sz w:val="18"/>
-              </w:rPr>
-            </w:r>
-            <w:r>
-              <w:rPr>
-                <w:b w:val="0"/>
-                <w:i w:val="0"/>
-                <w:sz w:val="18"/>
-                <w:u w:val="none"/>
-              </w:rPr>
-              <w:t>0x2fd62cdc…</w:t>
-            </w:r>
-          </w:p>
-        </w:tc>
-      </w:tr>
-      <w:tr>
-        <w:tc>
-          <w:tcPr>
-            <w:tcW w:type="dxa" w:w="1560"/>
-          </w:tcPr>
-          <w:p>
-            <w:pPr>
-              <w:ind w:firstLine="0"/>
-            </w:pPr>
-            <w:r>
-              <w:rPr>
-                <w:sz w:val="18"/>
-              </w:rPr>
-            </w:r>
-            <w:r>
-              <w:rPr>
-                <w:b w:val="0"/>
-                <w:i w:val="0"/>
-                <w:sz w:val="18"/>
-                <w:u w:val="none"/>
-              </w:rPr>
-              <w:t>18</w:t>
-            </w:r>
-          </w:p>
-        </w:tc>
-        <w:tc>
-          <w:tcPr>
-            <w:tcW w:type="dxa" w:w="1560"/>
-          </w:tcPr>
-          <w:p>
-            <w:pPr>
-              <w:ind w:firstLine="0"/>
-            </w:pPr>
-            <w:r>
-              <w:rPr>
-                <w:sz w:val="18"/>
-              </w:rPr>
-            </w:r>
-            <w:r>
-              <w:rPr>
-                <w:b w:val="0"/>
-                <w:i w:val="0"/>
-                <w:sz w:val="18"/>
-                <w:u w:val="none"/>
-              </w:rPr>
-              <w:t>SERVICE</w:t>
-            </w:r>
-          </w:p>
-        </w:tc>
-        <w:tc>
-          <w:tcPr>
-            <w:tcW w:type="dxa" w:w="1560"/>
-          </w:tcPr>
-          <w:p>
-            <w:pPr>
-              <w:ind w:firstLine="0"/>
-            </w:pPr>
-            <w:r>
-              <w:rPr>
-                <w:sz w:val="18"/>
-              </w:rPr>
-            </w:r>
-            <w:r>
-              <w:rPr>
-                <w:b w:val="0"/>
-                <w:i w:val="0"/>
-                <w:sz w:val="18"/>
-                <w:u w:val="none"/>
-              </w:rPr>
-              <w:t>6.0</w:t>
-            </w:r>
-          </w:p>
-        </w:tc>
-        <w:tc>
-          <w:tcPr>
-            <w:tcW w:type="dxa" w:w="1560"/>
-          </w:tcPr>
-          <w:p>
-            <w:pPr>
-              <w:ind w:firstLine="0"/>
-            </w:pPr>
-            <w:r>
-              <w:rPr>
-                <w:sz w:val="18"/>
-              </w:rPr>
-            </w:r>
-            <w:r>
-              <w:rPr>
-                <w:b w:val="0"/>
-                <w:i w:val="0"/>
-                <w:sz w:val="18"/>
-                <w:u w:val="none"/>
-              </w:rPr>
-              <w:t>Gateway</w:t>
-            </w:r>
-          </w:p>
-        </w:tc>
-        <w:tc>
-          <w:tcPr>
-            <w:tcW w:type="dxa" w:w="1560"/>
-          </w:tcPr>
-          <w:p>
-            <w:pPr>
-              <w:ind w:firstLine="0"/>
-            </w:pPr>
-            <w:r>
-              <w:rPr>
-                <w:sz w:val="18"/>
-              </w:rPr>
-            </w:r>
-            <w:r>
-              <w:rPr>
-                <w:b w:val="0"/>
-                <w:i w:val="0"/>
-                <w:sz w:val="18"/>
-                <w:u w:val="none"/>
-              </w:rPr>
-              <w:t>Operator</w:t>
-            </w:r>
-          </w:p>
-        </w:tc>
-        <w:tc>
-          <w:tcPr>
-            <w:tcW w:type="dxa" w:w="1560"/>
-          </w:tcPr>
-          <w:p>
-            <w:pPr>
-              <w:ind w:firstLine="0"/>
-            </w:pPr>
-            <w:r>
-              <w:rPr>
-                <w:sz w:val="18"/>
-              </w:rPr>
-            </w:r>
-            <w:r>
-              <w:rPr>
-                <w:b w:val="0"/>
-                <w:i w:val="0"/>
-                <w:sz w:val="18"/>
-                <w:u w:val="none"/>
-              </w:rPr>
-              <w:t>0xfc63cd22…</w:t>
-            </w:r>
-          </w:p>
-        </w:tc>
-      </w:tr>
-      <w:tr>
-        <w:tc>
-          <w:tcPr>
-            <w:tcW w:type="dxa" w:w="1560"/>
-          </w:tcPr>
-          <w:p>
-            <w:pPr>
-              <w:ind w:firstLine="0"/>
-            </w:pPr>
-            <w:r>
-              <w:rPr>
-                <w:sz w:val="18"/>
-              </w:rPr>
-            </w:r>
-            <w:r>
-              <w:rPr>
-                <w:b w:val="0"/>
-                <w:i w:val="0"/>
-                <w:sz w:val="18"/>
-                <w:u w:val="none"/>
-              </w:rPr>
-              <w:t>19</w:t>
-            </w:r>
-          </w:p>
-        </w:tc>
-        <w:tc>
-          <w:tcPr>
-            <w:tcW w:type="dxa" w:w="1560"/>
-          </w:tcPr>
-          <w:p>
-            <w:pPr>
-              <w:ind w:firstLine="0"/>
-            </w:pPr>
-            <w:r>
-              <w:rPr>
-                <w:sz w:val="18"/>
-              </w:rPr>
-            </w:r>
-            <w:r>
-              <w:rPr>
-                <w:b w:val="0"/>
-                <w:i w:val="0"/>
-                <w:sz w:val="18"/>
-                <w:u w:val="none"/>
-              </w:rPr>
-              <w:t>LABOR</w:t>
-            </w:r>
-          </w:p>
-        </w:tc>
-        <w:tc>
-          <w:tcPr>
-            <w:tcW w:type="dxa" w:w="1560"/>
-          </w:tcPr>
-          <w:p>
-            <w:pPr>
-              <w:ind w:firstLine="0"/>
-            </w:pPr>
-            <w:r>
-              <w:rPr>
-                <w:sz w:val="18"/>
-              </w:rPr>
-            </w:r>
-            <w:r>
-              <w:rPr>
-                <w:b w:val="0"/>
-                <w:i w:val="0"/>
-                <w:sz w:val="18"/>
-                <w:u w:val="none"/>
-              </w:rPr>
-              <w:t>10.0</w:t>
-            </w:r>
-          </w:p>
-        </w:tc>
-        <w:tc>
-          <w:tcPr>
-            <w:tcW w:type="dxa" w:w="1560"/>
-          </w:tcPr>
-          <w:p>
-            <w:pPr>
-              <w:ind w:firstLine="0"/>
-            </w:pPr>
-            <w:r>
-              <w:rPr>
-                <w:sz w:val="18"/>
-              </w:rPr>
-            </w:r>
-            <w:r>
-              <w:rPr>
-                <w:b w:val="0"/>
-                <w:i w:val="0"/>
-                <w:sz w:val="18"/>
-                <w:u w:val="none"/>
-              </w:rPr>
-              <w:t>Maintenance</w:t>
-            </w:r>
-          </w:p>
-        </w:tc>
-        <w:tc>
-          <w:tcPr>
-            <w:tcW w:type="dxa" w:w="1560"/>
-          </w:tcPr>
-          <w:p>
-            <w:pPr>
-              <w:ind w:firstLine="0"/>
-            </w:pPr>
-            <w:r>
-              <w:rPr>
-                <w:sz w:val="18"/>
-              </w:rPr>
-            </w:r>
-            <w:r>
-              <w:rPr>
-                <w:b w:val="0"/>
-                <w:i w:val="0"/>
-                <w:sz w:val="18"/>
-                <w:u w:val="none"/>
-              </w:rPr>
-              <w:t>Operator</w:t>
-            </w:r>
-          </w:p>
-        </w:tc>
-        <w:tc>
-          <w:tcPr>
-            <w:tcW w:type="dxa" w:w="1560"/>
-          </w:tcPr>
-          <w:p>
-            <w:pPr>
-              <w:ind w:firstLine="0"/>
-            </w:pPr>
-            <w:r>
-              <w:rPr>
-                <w:sz w:val="18"/>
-              </w:rPr>
-            </w:r>
-            <w:r>
-              <w:rPr>
-                <w:b w:val="0"/>
-                <w:i w:val="0"/>
-                <w:sz w:val="18"/>
-                <w:u w:val="none"/>
-              </w:rPr>
-              <w:t>0xb620ea8c…</w:t>
-            </w:r>
-          </w:p>
-        </w:tc>
-      </w:tr>
-      <w:tr>
-        <w:tc>
-          <w:tcPr>
-            <w:tcW w:type="dxa" w:w="1560"/>
-          </w:tcPr>
-          <w:p>
-            <w:pPr>
-              <w:ind w:firstLine="0"/>
-            </w:pPr>
-            <w:r>
-              <w:rPr>
-                <w:sz w:val="18"/>
-              </w:rPr>
-            </w:r>
-            <w:r>
-              <w:rPr>
-                <w:b w:val="0"/>
-                <w:i w:val="0"/>
-                <w:sz w:val="18"/>
-                <w:u w:val="none"/>
-              </w:rPr>
-              <w:t>20</w:t>
-            </w:r>
-          </w:p>
-        </w:tc>
-        <w:tc>
-          <w:tcPr>
-            <w:tcW w:type="dxa" w:w="1560"/>
-          </w:tcPr>
-          <w:p>
-            <w:pPr>
-              <w:ind w:firstLine="0"/>
-            </w:pPr>
-            <w:r>
-              <w:rPr>
-                <w:sz w:val="18"/>
-              </w:rPr>
-            </w:r>
-            <w:r>
-              <w:rPr>
-                <w:b w:val="0"/>
-                <w:i w:val="0"/>
-                <w:sz w:val="18"/>
-                <w:u w:val="none"/>
-              </w:rPr>
-              <w:t>GOODS</w:t>
-            </w:r>
-          </w:p>
-        </w:tc>
-        <w:tc>
-          <w:tcPr>
-            <w:tcW w:type="dxa" w:w="1560"/>
-          </w:tcPr>
-          <w:p>
-            <w:pPr>
-              <w:ind w:firstLine="0"/>
-            </w:pPr>
-            <w:r>
-              <w:rPr>
-                <w:sz w:val="18"/>
-              </w:rPr>
-            </w:r>
-            <w:r>
-              <w:rPr>
-                <w:b w:val="0"/>
-                <w:i w:val="0"/>
-                <w:sz w:val="18"/>
-                <w:u w:val="none"/>
-              </w:rPr>
-              <w:t>14.0</w:t>
-            </w:r>
-          </w:p>
-        </w:tc>
-        <w:tc>
-          <w:tcPr>
-            <w:tcW w:type="dxa" w:w="1560"/>
-          </w:tcPr>
-          <w:p>
-            <w:pPr>
-              <w:ind w:firstLine="0"/>
-            </w:pPr>
-            <w:r>
-              <w:rPr>
-                <w:sz w:val="18"/>
-              </w:rPr>
-            </w:r>
-            <w:r>
-              <w:rPr>
-                <w:b w:val="0"/>
-                <w:i w:val="0"/>
-                <w:sz w:val="18"/>
-                <w:u w:val="none"/>
-              </w:rPr>
-              <w:t>Merchant</w:t>
-            </w:r>
-          </w:p>
-        </w:tc>
-        <w:tc>
-          <w:tcPr>
-            <w:tcW w:type="dxa" w:w="1560"/>
-          </w:tcPr>
-          <w:p>
-            <w:pPr>
-              <w:ind w:firstLine="0"/>
-            </w:pPr>
-            <w:r>
-              <w:rPr>
-                <w:sz w:val="18"/>
-              </w:rPr>
-            </w:r>
-            <w:r>
-              <w:rPr>
-                <w:b w:val="0"/>
-                <w:i w:val="0"/>
-                <w:sz w:val="18"/>
-                <w:u w:val="none"/>
-              </w:rPr>
-              <w:t>Operator</w:t>
-            </w:r>
-          </w:p>
-        </w:tc>
-        <w:tc>
-          <w:tcPr>
-            <w:tcW w:type="dxa" w:w="1560"/>
-          </w:tcPr>
-          <w:p>
-            <w:pPr>
-              <w:ind w:firstLine="0"/>
-            </w:pPr>
-            <w:r>
-              <w:rPr>
-                <w:sz w:val="18"/>
-              </w:rPr>
-            </w:r>
-            <w:r>
-              <w:rPr>
-                <w:b w:val="0"/>
-                <w:i w:val="0"/>
-                <w:sz w:val="18"/>
-                <w:u w:val="none"/>
-              </w:rPr>
-              <w:t>0x6b1f3801…</w:t>
-            </w:r>
-          </w:p>
-        </w:tc>
-      </w:tr>
-      <w:tr>
-        <w:tc>
-          <w:tcPr>
-            <w:tcW w:type="dxa" w:w="1560"/>
-          </w:tcPr>
-          <w:p>
-            <w:pPr>
-              <w:ind w:firstLine="0"/>
-            </w:pPr>
-            <w:r>
-              <w:rPr>
-                <w:sz w:val="18"/>
-              </w:rPr>
-            </w:r>
-            <w:r>
-              <w:rPr>
-                <w:b w:val="0"/>
-                <w:i w:val="0"/>
-                <w:sz w:val="18"/>
-                <w:u w:val="none"/>
-              </w:rPr>
-              <w:t>21</w:t>
-            </w:r>
-          </w:p>
-        </w:tc>
-        <w:tc>
-          <w:tcPr>
-            <w:tcW w:type="dxa" w:w="1560"/>
-          </w:tcPr>
-          <w:p>
-            <w:pPr>
-              <w:ind w:firstLine="0"/>
-            </w:pPr>
-            <w:r>
-              <w:rPr>
-                <w:sz w:val="18"/>
-              </w:rPr>
-            </w:r>
-            <w:r>
-              <w:rPr>
-                <w:b w:val="0"/>
-                <w:i w:val="0"/>
-                <w:sz w:val="18"/>
-                <w:u w:val="none"/>
-              </w:rPr>
-              <w:t>NETWORK</w:t>
-            </w:r>
-          </w:p>
-        </w:tc>
-        <w:tc>
-          <w:tcPr>
-            <w:tcW w:type="dxa" w:w="1560"/>
-          </w:tcPr>
-          <w:p>
-            <w:pPr>
-              <w:ind w:firstLine="0"/>
-            </w:pPr>
-            <w:r>
-              <w:rPr>
-                <w:sz w:val="18"/>
-              </w:rPr>
-            </w:r>
-            <w:r>
-              <w:rPr>
-                <w:b w:val="0"/>
-                <w:i w:val="0"/>
-                <w:sz w:val="18"/>
-                <w:u w:val="none"/>
-              </w:rPr>
-              <w:t>8.0</w:t>
-            </w:r>
-          </w:p>
-        </w:tc>
-        <w:tc>
-          <w:tcPr>
-            <w:tcW w:type="dxa" w:w="1560"/>
-          </w:tcPr>
-          <w:p>
-            <w:pPr>
-              <w:ind w:firstLine="0"/>
-            </w:pPr>
-            <w:r>
-              <w:rPr>
-                <w:sz w:val="18"/>
-              </w:rPr>
-            </w:r>
-            <w:r>
-              <w:rPr>
-                <w:b w:val="0"/>
-                <w:i w:val="0"/>
-                <w:sz w:val="18"/>
-                <w:u w:val="none"/>
-              </w:rPr>
-              <w:t>Network peer</w:t>
-            </w:r>
-          </w:p>
-        </w:tc>
-        <w:tc>
-          <w:tcPr>
-            <w:tcW w:type="dxa" w:w="1560"/>
-          </w:tcPr>
-          <w:p>
-            <w:pPr>
-              <w:ind w:firstLine="0"/>
-            </w:pPr>
-            <w:r>
-              <w:rPr>
-                <w:sz w:val="18"/>
-              </w:rPr>
-            </w:r>
-            <w:r>
-              <w:rPr>
-                <w:b w:val="0"/>
-                <w:i w:val="0"/>
-                <w:sz w:val="18"/>
-                <w:u w:val="none"/>
-              </w:rPr>
-              <w:t>Operator</w:t>
-            </w:r>
-          </w:p>
-        </w:tc>
-        <w:tc>
-          <w:tcPr>
-            <w:tcW w:type="dxa" w:w="1560"/>
-          </w:tcPr>
-          <w:p>
-            <w:pPr>
-              <w:ind w:firstLine="0"/>
-            </w:pPr>
-            <w:r>
-              <w:rPr>
-                <w:sz w:val="18"/>
-              </w:rPr>
-            </w:r>
-            <w:r>
-              <w:rPr>
-                <w:b w:val="0"/>
-                <w:i w:val="0"/>
-                <w:sz w:val="18"/>
-                <w:u w:val="none"/>
-              </w:rPr>
-              <w:t>0x5a72cc73…</w:t>
-            </w:r>
-          </w:p>
-        </w:tc>
-      </w:tr>
-    </w:tbl>
-    <w:p/>
     <w:p>
       <w:pPr>
         <w:pStyle w:val="Heading3"/>
@@ -6814,6 +7537,10 @@
       </w:r>
     </w:p>
     <w:p>
+      <w:pPr>
+        <w:pStyle w:val="Bibliography"/>
+        <w:ind w:left="720" w:hanging="720"/>
+      </w:pPr>
       <w:r>
         <w:rPr>
           <w:b w:val="0"/>
@@ -6840,6 +7567,10 @@
       </w:r>
     </w:p>
     <w:p>
+      <w:pPr>
+        <w:pStyle w:val="Bibliography"/>
+        <w:ind w:left="720" w:hanging="720"/>
+      </w:pPr>
       <w:r>
         <w:rPr>
           <w:b w:val="0"/>
@@ -6866,6 +7597,10 @@
       </w:r>
     </w:p>
     <w:p>
+      <w:pPr>
+        <w:pStyle w:val="Bibliography"/>
+        <w:ind w:left="720" w:hanging="720"/>
+      </w:pPr>
       <w:r>
         <w:rPr>
           <w:b w:val="0"/>
@@ -6892,6 +7627,10 @@
       </w:r>
     </w:p>
     <w:p>
+      <w:pPr>
+        <w:pStyle w:val="Bibliography"/>
+        <w:ind w:left="720" w:hanging="720"/>
+      </w:pPr>
       <w:r>
         <w:rPr>
           <w:b w:val="0"/>
@@ -6918,6 +7657,10 @@
       </w:r>
     </w:p>
     <w:p>
+      <w:pPr>
+        <w:pStyle w:val="Bibliography"/>
+        <w:ind w:left="720" w:hanging="720"/>
+      </w:pPr>
       <w:r>
         <w:rPr>
           <w:b w:val="0"/>
@@ -6944,6 +7687,10 @@
       </w:r>
     </w:p>
     <w:p>
+      <w:pPr>
+        <w:pStyle w:val="Bibliography"/>
+        <w:ind w:left="720" w:hanging="720"/>
+      </w:pPr>
       <w:r>
         <w:rPr>
           <w:b w:val="0"/>
@@ -6970,6 +7717,10 @@
       </w:r>
     </w:p>
     <w:p>
+      <w:pPr>
+        <w:pStyle w:val="Bibliography"/>
+        <w:ind w:left="720" w:hanging="720"/>
+      </w:pPr>
       <w:r>
         <w:rPr>
           <w:b w:val="0"/>
@@ -6996,6 +7747,10 @@
       </w:r>
     </w:p>
     <w:p>
+      <w:pPr>
+        <w:pStyle w:val="Bibliography"/>
+        <w:ind w:left="720" w:hanging="720"/>
+      </w:pPr>
       <w:r>
         <w:rPr>
           <w:b w:val="0"/>
@@ -7022,6 +7777,10 @@
       </w:r>
     </w:p>
     <w:p>
+      <w:pPr>
+        <w:pStyle w:val="Bibliography"/>
+        <w:ind w:left="720" w:hanging="720"/>
+      </w:pPr>
       <w:r>
         <w:rPr>
           <w:b w:val="0"/>
@@ -7048,6 +7807,10 @@
       </w:r>
     </w:p>
     <w:p>
+      <w:pPr>
+        <w:pStyle w:val="Bibliography"/>
+        <w:ind w:left="720" w:hanging="720"/>
+      </w:pPr>
       <w:r>
         <w:rPr>
           <w:b w:val="0"/>
@@ -7074,6 +7837,10 @@
       </w:r>
     </w:p>
     <w:p>
+      <w:pPr>
+        <w:pStyle w:val="Bibliography"/>
+        <w:ind w:left="720" w:hanging="720"/>
+      </w:pPr>
       <w:r>
         <w:rPr>
           <w:b w:val="0"/>
@@ -7100,6 +7867,10 @@
       </w:r>
     </w:p>
     <w:p>
+      <w:pPr>
+        <w:pStyle w:val="Bibliography"/>
+        <w:ind w:left="720" w:hanging="720"/>
+      </w:pPr>
       <w:r>
         <w:rPr>
           <w:b w:val="0"/>
@@ -7126,6 +7897,10 @@
       </w:r>
     </w:p>
     <w:p>
+      <w:pPr>
+        <w:pStyle w:val="Bibliography"/>
+        <w:ind w:left="720" w:hanging="720"/>
+      </w:pPr>
       <w:r>
         <w:rPr>
           <w:b w:val="0"/>
@@ -7152,6 +7927,10 @@
       </w:r>
     </w:p>
     <w:p>
+      <w:pPr>
+        <w:pStyle w:val="Bibliography"/>
+        <w:ind w:left="720" w:hanging="720"/>
+      </w:pPr>
       <w:r>
         <w:rPr>
           <w:b w:val="0"/>
@@ -7178,6 +7957,10 @@
       </w:r>
     </w:p>
     <w:p>
+      <w:pPr>
+        <w:pStyle w:val="Bibliography"/>
+        <w:ind w:left="720" w:hanging="720"/>
+      </w:pPr>
       <w:r>
         <w:rPr>
           <w:b w:val="0"/>
@@ -7204,6 +7987,10 @@
       </w:r>
     </w:p>
     <w:p>
+      <w:pPr>
+        <w:pStyle w:val="Bibliography"/>
+        <w:ind w:left="720" w:hanging="720"/>
+      </w:pPr>
       <w:r>
         <w:rPr>
           <w:b w:val="0"/>
@@ -7230,6 +8017,10 @@
       </w:r>
     </w:p>
     <w:p>
+      <w:pPr>
+        <w:pStyle w:val="Bibliography"/>
+        <w:ind w:left="720" w:hanging="720"/>
+      </w:pPr>
       <w:r>
         <w:rPr>
           <w:b w:val="0"/>
@@ -7256,6 +8047,10 @@
       </w:r>
     </w:p>
     <w:p>
+      <w:pPr>
+        <w:pStyle w:val="Bibliography"/>
+        <w:ind w:left="720" w:hanging="720"/>
+      </w:pPr>
       <w:r>
         <w:rPr>
           <w:b w:val="0"/>
@@ -7282,6 +8077,10 @@
       </w:r>
     </w:p>
     <w:p>
+      <w:pPr>
+        <w:pStyle w:val="Bibliography"/>
+        <w:ind w:left="720" w:hanging="720"/>
+      </w:pPr>
       <w:r>
         <w:rPr>
           <w:b w:val="0"/>
@@ -7308,6 +8107,10 @@
       </w:r>
     </w:p>
     <w:p>
+      <w:pPr>
+        <w:pStyle w:val="Bibliography"/>
+        <w:ind w:left="720" w:hanging="720"/>
+      </w:pPr>
       <w:r>
         <w:rPr>
           <w:b w:val="0"/>
@@ -7334,6 +8137,10 @@
       </w:r>
     </w:p>
     <w:p>
+      <w:pPr>
+        <w:pStyle w:val="Bibliography"/>
+        <w:ind w:left="720" w:hanging="720"/>
+      </w:pPr>
       <w:r>
         <w:rPr>
           <w:b w:val="0"/>
@@ -7360,6 +8167,10 @@
       </w:r>
     </w:p>
     <w:p>
+      <w:pPr>
+        <w:pStyle w:val="Bibliography"/>
+        <w:ind w:left="720" w:hanging="720"/>
+      </w:pPr>
       <w:r>
         <w:rPr>
           <w:b w:val="0"/>
@@ -7386,6 +8197,10 @@
       </w:r>
     </w:p>
     <w:p>
+      <w:pPr>
+        <w:pStyle w:val="Bibliography"/>
+        <w:ind w:left="720" w:hanging="720"/>
+      </w:pPr>
       <w:r>
         <w:rPr>
           <w:b w:val="0"/>
@@ -7412,6 +8227,10 @@
       </w:r>
     </w:p>
     <w:p>
+      <w:pPr>
+        <w:pStyle w:val="Bibliography"/>
+        <w:ind w:left="720" w:hanging="720"/>
+      </w:pPr>
       <w:r>
         <w:rPr>
           <w:b w:val="0"/>
@@ -7438,6 +8257,10 @@
       </w:r>
     </w:p>
     <w:p>
+      <w:pPr>
+        <w:pStyle w:val="Bibliography"/>
+        <w:ind w:left="720" w:hanging="720"/>
+      </w:pPr>
       <w:r>
         <w:rPr>
           <w:b w:val="0"/>
@@ -7521,7 +8344,7 @@
     </w:p>
     <w:sectPr>
       <w:pgSz w:w="12240" w:h="15840"/>
-      <w:pgMar w:top="1440" w:right="1440" w:bottom="1440" w:left="1440" w:header="720" w:footer="720" w:gutter="0"/>
+      <w:pgMar w:top="1080" w:right="1080" w:bottom="1080" w:left="1080" w:header="720" w:footer="720" w:gutter="0"/>
       <w:cols w:space="720"/>
       <w:docGrid w:linePitch="360"/>
     </w:sectPr>
@@ -8014,7 +8837,7 @@
       <w:rFonts w:asciiTheme="majorHAnsi" w:eastAsiaTheme="majorEastAsia" w:hAnsiTheme="majorHAnsi" w:cstheme="majorBidi" w:ascii="Times New Roman" w:hAnsi="Times New Roman"/>
       <w:b/>
       <w:bCs/>
-      <w:i/>
+      <w:i w:val="0"/>
       <w:color w:val="4F81BD" w:themeColor="accent1"/>
       <w:sz w:val="24"/>
     </w:rPr>
@@ -8032,16 +8855,18 @@
     <w:pPr>
       <w:keepNext/>
       <w:keepLines/>
-      <w:spacing w:before="200" w:after="0"/>
+      <w:spacing w:before="120" w:after="60" w:line="480" w:lineRule="auto"/>
+      <w:ind w:firstLine="0"/>
       <w:outlineLvl w:val="3"/>
     </w:pPr>
     <w:rPr>
-      <w:rFonts w:asciiTheme="majorHAnsi" w:eastAsiaTheme="majorEastAsia" w:hAnsiTheme="majorHAnsi" w:cstheme="majorBidi"/>
+      <w:rFonts w:asciiTheme="majorHAnsi" w:eastAsiaTheme="majorEastAsia" w:hAnsiTheme="majorHAnsi" w:cstheme="majorBidi" w:ascii="Times New Roman" w:hAnsi="Times New Roman"/>
       <w:b/>
       <w:bCs/>
-      <w:i/>
+      <w:i w:val="0"/>
       <w:iCs/>
       <w:color w:val="4F81BD" w:themeColor="accent1"/>
+      <w:sz w:val="24"/>
     </w:rPr>
   </w:style>
   <w:style w:type="paragraph" w:styleId="Heading5">
@@ -8432,8 +9257,14 @@
       <w:numPr>
         <w:numId w:val="1"/>
       </w:numPr>
+      <w:spacing w:line="480" w:lineRule="auto" w:after="0"/>
+      <w:ind w:left="720" w:firstLine="0"/>
       <w:contextualSpacing/>
     </w:pPr>
+    <w:rPr>
+      <w:rFonts w:ascii="Times New Roman" w:hAnsi="Times New Roman"/>
+      <w:sz w:val="24"/>
+    </w:rPr>
   </w:style>
   <w:style w:type="paragraph" w:styleId="ListBullet2">
     <w:name w:val="List Bullet 2"/>
@@ -8471,8 +9302,14 @@
       <w:numPr>
         <w:numId w:val="5"/>
       </w:numPr>
+      <w:spacing w:line="480" w:lineRule="auto" w:after="0"/>
+      <w:ind w:left="720" w:firstLine="0"/>
       <w:contextualSpacing/>
     </w:pPr>
+    <w:rPr>
+      <w:rFonts w:ascii="Times New Roman" w:hAnsi="Times New Roman"/>
+      <w:sz w:val="24"/>
+    </w:rPr>
   </w:style>
   <w:style w:type="paragraph" w:styleId="ListNumber2">
     <w:name w:val="List Number 2"/>
@@ -19608,6 +20445,31 @@
     </w:pPr>
     <w:rPr>
       <w:i/>
+    </w:rPr>
+  </w:style>
+  <w:style w:type="paragraph" w:customStyle="1" w:styleId="Bibliography">
+    <w:name w:val="Bibliography"/>
+    <w:basedOn w:val="Normal"/>
+    <w:pPr>
+      <w:spacing w:line="480" w:lineRule="auto" w:after="0"/>
+      <w:ind w:left="720" w:hanging="720"/>
+    </w:pPr>
+    <w:rPr>
+      <w:rFonts w:ascii="Times New Roman" w:hAnsi="Times New Roman"/>
+      <w:sz w:val="24"/>
+    </w:rPr>
+  </w:style>
+  <w:style w:type="paragraph" w:customStyle="1" w:styleId="TableNote">
+    <w:name w:val="Table Note"/>
+    <w:basedOn w:val="Normal"/>
+    <w:pPr>
+      <w:spacing w:before="60" w:after="180" w:line="240" w:lineRule="auto"/>
+      <w:ind w:firstLine="0"/>
+    </w:pPr>
+    <w:rPr>
+      <w:rFonts w:ascii="Times New Roman" w:hAnsi="Times New Roman"/>
+      <w:i/>
+      <w:sz w:val="20"/>
     </w:rPr>
   </w:style>
 </w:styles>
